--- a/毕设/4_柳子淇毕设论文_引用跳转.docx
+++ b/毕设/4_柳子淇毕设论文_引用跳转.docx
@@ -210,6 +210,7 @@
                 <w:dataBinding w:prefixMappings="xmlns:ns0='http://purl.org/dc/elements/1.1/' xmlns:ns1='http://schemas.openxmlformats.org/package/2006/metadata/core-properties' " w:xpath="/ns1:coreProperties[1]/ns0:title[1]" w:storeItemID="{6C3C8BC8-F283-45AE-878A-BAB7291924A1}"/>
                 <w:text/>
               </w:sdtPr>
+              <w:sdtEndPr/>
               <w:sdtContent>
                 <w:r>
                   <w:rPr>
@@ -355,6 +356,7 @@
                 <w:dataBinding w:prefixMappings="xmlns:ns0='http://purl.org/dc/elements/1.1/' xmlns:ns1='http://schemas.openxmlformats.org/package/2006/metadata/core-properties' " w:xpath="/ns1:coreProperties[1]/ns1:category[1]" w:storeItemID="{6C3C8BC8-F283-45AE-878A-BAB7291924A1}"/>
                 <w:text/>
               </w:sdtPr>
+              <w:sdtEndPr/>
               <w:sdtContent>
                 <w:r>
                   <w:rPr>
@@ -443,6 +445,7 @@
                 <w:dataBinding w:prefixMappings="xmlns:ns0='http://schemas.openxmlformats.org/officeDocument/2006/extended-properties' " w:xpath="/ns0:Properties[1]/ns0:Company[1]" w:storeItemID="{6668398D-A668-4E3E-A5EB-62B293D839F1}"/>
                 <w:text/>
               </w:sdtPr>
+              <w:sdtEndPr/>
               <w:sdtContent>
                 <w:proofErr w:type="gramStart"/>
                 <w:r>
@@ -542,6 +545,7 @@
                 <w:dataBinding w:prefixMappings="xmlns:ns0='http://purl.org/dc/elements/1.1/' xmlns:ns1='http://schemas.openxmlformats.org/package/2006/metadata/core-properties' " w:xpath="/ns1:coreProperties[1]/ns0:creator[1]" w:storeItemID="{6C3C8BC8-F283-45AE-878A-BAB7291924A1}"/>
                 <w:text/>
               </w:sdtPr>
+              <w:sdtEndPr/>
               <w:sdtContent>
                 <w:r>
                   <w:rPr>
@@ -628,6 +632,7 @@
               <w:dataBinding w:prefixMappings="xmlns:ns0='http://purl.org/dc/elements/1.1/' xmlns:ns1='http://schemas.openxmlformats.org/package/2006/metadata/core-properties' " w:xpath="/ns1:coreProperties[1]/ns1:keywords[1]" w:storeItemID="{6C3C8BC8-F283-45AE-878A-BAB7291924A1}"/>
               <w:text/>
             </w:sdtPr>
+            <w:sdtEndPr/>
             <w:sdtContent>
               <w:p>
                 <w:pPr>
@@ -729,7 +734,9 @@
                 <w:dataBinding w:prefixMappings="xmlns:ns0='http://schemas.openxmlformats.org/officeDocument/2006/extended-properties' " w:xpath="/ns0:Properties[1]/ns0:Manager[1]" w:storeItemID="{6668398D-A668-4E3E-A5EB-62B293D839F1}"/>
                 <w:text/>
               </w:sdtPr>
+              <w:sdtEndPr/>
               <w:sdtContent>
+                <w:proofErr w:type="gramStart"/>
                 <w:r>
                   <w:rPr>
                     <w:rFonts w:ascii="华文中宋" w:eastAsia="华文中宋" w:hAnsi="华文中宋" w:cstheme="minorBidi" w:hint="eastAsia"/>
@@ -739,6 +746,7 @@
                   </w:rPr>
                   <w:t>刘渝</w:t>
                 </w:r>
+                <w:proofErr w:type="gramEnd"/>
               </w:sdtContent>
             </w:sdt>
           </w:p>
@@ -785,6 +793,7 @@
           <w:dataBinding w:prefixMappings="xmlns:ns0='http://purl.org/dc/elements/1.1/' xmlns:ns1='http://schemas.openxmlformats.org/package/2006/metadata/core-properties' " w:xpath="/ns1:coreProperties[1]/ns1:contentStatus[1]" w:storeItemID="{6C3C8BC8-F283-45AE-878A-BAB7291924A1}"/>
           <w:text/>
         </w:sdtPr>
+        <w:sdtEndPr/>
         <w:sdtContent>
           <w:r>
             <w:rPr>
@@ -953,6 +962,7 @@
           <w:dataBinding w:prefixMappings="xmlns:ns0='http://purl.org/dc/elements/1.1/' xmlns:ns1='http://schemas.openxmlformats.org/package/2006/metadata/core-properties' " w:xpath="/ns1:coreProperties[1]/ns1:contentStatus[1]" w:storeItemID="{6C3C8BC8-F283-45AE-878A-BAB7291924A1}"/>
           <w:text/>
         </w:sdtPr>
+        <w:sdtEndPr/>
         <w:sdtContent>
           <w:r>
             <w:rPr>
@@ -1153,6 +1163,7 @@
           <w:dataBinding w:prefixMappings="xmlns:ns0='http://purl.org/dc/elements/1.1/' xmlns:ns1='http://schemas.openxmlformats.org/package/2006/metadata/core-properties' " w:xpath="/ns1:coreProperties[1]/ns1:contentStatus[1]" w:storeItemID="{6C3C8BC8-F283-45AE-878A-BAB7291924A1}"/>
           <w:text/>
         </w:sdtPr>
+        <w:sdtEndPr/>
         <w:sdtContent>
           <w:r>
             <w:rPr>
@@ -1204,6 +1215,7 @@
           <w:dataBinding w:prefixMappings="xmlns:ns0='http://purl.org/dc/elements/1.1/' xmlns:ns1='http://schemas.openxmlformats.org/package/2006/metadata/core-properties' " w:xpath="/ns1:coreProperties[1]/ns1:contentStatus[1]" w:storeItemID="{6C3C8BC8-F283-45AE-878A-BAB7291924A1}"/>
           <w:text/>
         </w:sdtPr>
+        <w:sdtEndPr/>
         <w:sdtContent>
           <w:r>
             <w:rPr>
@@ -1284,6 +1296,14 @@
         <w:t>要</w:t>
       </w:r>
       <w:bookmarkEnd w:id="2"/>
+      <w:ins w:id="3" w:author="子淇" w:date="2024-05-20T22:43:00Z">
+        <w:r>
+          <w:rPr>
+            <w:rFonts w:hint="eastAsia"/>
+          </w:rPr>
+          <w:t>#</w:t>
+        </w:r>
+      </w:ins>
     </w:p>
     <w:p>
       <w:r>
@@ -1407,13 +1427,22 @@
         <w:t>ZNS SSD</w:t>
       </w:r>
       <w:r>
-        <w:t>在应用中仍存在技术适应性、兼容性和管理复杂性等不足</w:t>
-      </w:r>
-      <w:r>
-        <w:t>，并且，</w:t>
-      </w:r>
-      <w:r>
-        <w:t>现有</w:t>
+        <w:t>在应用中仍存在技术适应性、兼容性和管理复杂性不足</w:t>
+      </w:r>
+      <w:r>
+        <w:rPr>
+          <w:rFonts w:hint="eastAsia"/>
+        </w:rPr>
+        <w:t>等问题</w:t>
+      </w:r>
+      <w:r>
+        <w:t>，</w:t>
+      </w:r>
+      <w:r>
+        <w:rPr>
+          <w:rFonts w:hint="eastAsia"/>
+        </w:rPr>
+        <w:t>导致</w:t>
       </w:r>
       <w:r>
         <w:t>传统文件系统和存储引擎未能充分利用</w:t>
@@ -1422,21 +1451,91 @@
         <w:t>ZNS</w:t>
       </w:r>
       <w:r>
-        <w:t>设备的特性</w:t>
+        <w:t>设备的</w:t>
+      </w:r>
+      <w:commentRangeStart w:id="4"/>
+      <w:r>
+        <w:t>特性</w:t>
+      </w:r>
+      <w:commentRangeEnd w:id="4"/>
+      <w:r>
+        <w:rPr>
+          <w:rStyle w:val="aff0"/>
+        </w:rPr>
+        <w:commentReference w:id="4"/>
       </w:r>
       <w:r>
         <w:t>。</w:t>
       </w:r>
     </w:p>
     <w:p>
-      <w:r>
-        <w:t>本文基于对真实</w:t>
+      <w:commentRangeStart w:id="5"/>
+      <w:r>
+        <w:t>本文</w:t>
+      </w:r>
+      <w:commentRangeEnd w:id="5"/>
+      <w:r>
+        <w:rPr>
+          <w:rStyle w:val="aff0"/>
+        </w:rPr>
+        <w:commentReference w:id="5"/>
+      </w:r>
+      <w:r>
+        <w:t>基于对</w:t>
+      </w:r>
+      <w:ins w:id="6" w:author="子淇" w:date="2024-05-20T15:07:00Z">
+        <w:r>
+          <w:rPr>
+            <w:rFonts w:hint="eastAsia"/>
+          </w:rPr>
+          <w:t>Z</w:t>
+        </w:r>
+        <w:r>
+          <w:t>NS</w:t>
+        </w:r>
+        <w:r>
+          <w:rPr>
+            <w:rFonts w:hint="eastAsia"/>
+          </w:rPr>
+          <w:t>模拟器</w:t>
+        </w:r>
+      </w:ins>
+      <w:ins w:id="7" w:author="子淇" w:date="2024-05-20T15:14:00Z">
+        <w:r>
+          <w:rPr>
+            <w:rFonts w:hint="eastAsia"/>
+          </w:rPr>
+          <w:t>和</w:t>
+        </w:r>
+      </w:ins>
+      <w:r>
+        <w:t>真实</w:t>
       </w:r>
       <w:r>
         <w:t>ZNS</w:t>
       </w:r>
       <w:r>
-        <w:t>设备的测试评估，</w:t>
+        <w:t>设备的</w:t>
+      </w:r>
+      <w:ins w:id="8" w:author="子淇" w:date="2024-05-20T15:08:00Z">
+        <w:r>
+          <w:rPr>
+            <w:rFonts w:hint="eastAsia"/>
+          </w:rPr>
+          <w:t>对比</w:t>
+        </w:r>
+      </w:ins>
+      <w:r>
+        <w:t>测试</w:t>
+      </w:r>
+      <w:r>
+        <w:rPr>
+          <w:rFonts w:hint="eastAsia"/>
+        </w:rPr>
+        <w:t>与</w:t>
+      </w:r>
+      <w:r>
+        <w:t>评估，</w:t>
       </w:r>
       <w:r>
         <w:t>结合</w:t>
@@ -1527,26 +1626,46 @@
         <w:t>SPDK</w:t>
       </w:r>
       <w:r>
-        <w:t>的专为</w:t>
-      </w:r>
+        <w:t>的</w:t>
+      </w:r>
+      <w:del w:id="9" w:author="刘 yu" w:date="2024-05-20T10:57:00Z">
+        <w:r>
+          <w:delText>专为</w:delText>
+        </w:r>
+      </w:del>
       <w:r>
         <w:t>ZNS</w:t>
       </w:r>
-      <w:r>
-        <w:t>设计</w:t>
-      </w:r>
-      <w:r>
-        <w:t>的文件系统</w:t>
+      <w:ins w:id="10" w:author="刘 yu" w:date="2024-05-20T10:57:00Z">
+        <w:r>
+          <w:rPr>
+            <w:rFonts w:hint="eastAsia"/>
+          </w:rPr>
+          <w:t>专用</w:t>
+        </w:r>
+      </w:ins>
+      <w:del w:id="11" w:author="刘 yu" w:date="2024-05-20T10:57:00Z">
+        <w:r>
+          <w:delText>设计</w:delText>
+        </w:r>
+        <w:r>
+          <w:delText>的</w:delText>
+        </w:r>
+      </w:del>
+      <w:r>
+        <w:t>文件系统</w:t>
       </w:r>
       <w:r>
         <w:t>。</w:t>
       </w:r>
-      <w:r>
-        <w:t>Z</w:t>
-      </w:r>
-      <w:r>
-        <w:t>AFS</w:t>
-      </w:r>
+      <w:del w:id="12" w:author="刘 yu" w:date="2024-05-20T12:23:00Z">
+        <w:r>
+          <w:delText>Z</w:delText>
+        </w:r>
+        <w:r>
+          <w:delText>AFS</w:delText>
+        </w:r>
+      </w:del>
       <w:r>
         <w:t>通过引入</w:t>
       </w:r>
@@ -1556,11 +1675,30 @@
       <w:r>
         <w:t>技术，</w:t>
       </w:r>
+      <w:ins w:id="13" w:author="子淇" w:date="2024-05-20T15:08:00Z">
+        <w:r>
+          <w:rPr>
+            <w:rFonts w:hint="eastAsia"/>
+          </w:rPr>
+          <w:t>并</w:t>
+        </w:r>
+      </w:ins>
       <w:r>
         <w:t>利用</w:t>
       </w:r>
       <w:r>
-        <w:t>区追加命令和</w:t>
+        <w:t>区</w:t>
+      </w:r>
+      <w:ins w:id="14" w:author="刘 yu" w:date="2024-05-20T14:40:00Z">
+        <w:r>
+          <w:rPr>
+            <w:rFonts w:hint="eastAsia"/>
+          </w:rPr>
+          <w:t>域</w:t>
+        </w:r>
+      </w:ins>
+      <w:r>
+        <w:t>追加命令和</w:t>
       </w:r>
       <w:r>
         <w:t>A2-WAL</w:t>
@@ -1571,97 +1709,377 @@
       <w:r>
         <w:t>，</w:t>
       </w:r>
-      <w:r>
-        <w:t>有效解决了</w:t>
-      </w:r>
-      <w:r>
-        <w:t>基于</w:t>
-      </w:r>
-      <w:r>
-        <w:t>ZNS</w:t>
+      <w:ins w:id="15" w:author="刘 yu" w:date="2024-05-20T12:22:00Z">
+        <w:r>
+          <w:rPr>
+            <w:rFonts w:hint="eastAsia"/>
+          </w:rPr>
+          <w:t>能够</w:t>
+        </w:r>
+      </w:ins>
+      <w:r>
+        <w:t>有效解决</w:t>
+      </w:r>
+      <w:del w:id="16" w:author="刘 yu" w:date="2024-05-20T12:23:00Z">
+        <w:r>
+          <w:delText>了</w:delText>
+        </w:r>
+      </w:del>
+      <w:del w:id="17" w:author="刘 yu" w:date="2024-05-20T12:21:00Z">
+        <w:r>
+          <w:delText>基于</w:delText>
+        </w:r>
+        <w:r>
+          <w:delText>ZNS</w:delText>
+        </w:r>
+        <w:r>
+          <w:delText>的</w:delText>
+        </w:r>
+      </w:del>
+      <w:proofErr w:type="spellStart"/>
+      <w:r>
+        <w:t>RocksDB</w:t>
+      </w:r>
+      <w:proofErr w:type="spellEnd"/>
+      <w:r>
+        <w:t>在</w:t>
+      </w:r>
+      <w:r>
+        <w:t>高</w:t>
+      </w:r>
+      <w:r>
+        <w:t>写入</w:t>
+      </w:r>
+      <w:r>
+        <w:t>场景</w:t>
+      </w:r>
+      <w:r>
+        <w:t>下</w:t>
+      </w:r>
+      <w:r>
+        <w:t>由于</w:t>
+      </w:r>
+      <w:r>
+        <w:t>WAL</w:t>
+      </w:r>
+      <w:del w:id="18" w:author="刘 yu" w:date="2024-05-20T12:21:00Z">
+        <w:r>
+          <w:delText>的</w:delText>
+        </w:r>
+      </w:del>
+      <w:r>
+        <w:t>串行写</w:t>
+      </w:r>
+      <w:r>
+        <w:t>入</w:t>
+      </w:r>
+      <w:r>
+        <w:t>导致</w:t>
       </w:r>
       <w:r>
         <w:t>的</w:t>
       </w:r>
-      <w:proofErr w:type="spellStart"/>
-      <w:r>
-        <w:t>RocksDB</w:t>
-      </w:r>
-      <w:proofErr w:type="spellEnd"/>
-      <w:r>
-        <w:t>在</w:t>
-      </w:r>
-      <w:r>
-        <w:t>高</w:t>
-      </w:r>
-      <w:r>
-        <w:t>写入</w:t>
-      </w:r>
-      <w:r>
-        <w:t>场景</w:t>
-      </w:r>
-      <w:r>
-        <w:t>下</w:t>
-      </w:r>
-      <w:r>
-        <w:t>由于</w:t>
-      </w:r>
-      <w:r>
-        <w:t>WAL</w:t>
-      </w:r>
-      <w:r>
-        <w:t>的串行写</w:t>
-      </w:r>
-      <w:r>
-        <w:t>入</w:t>
-      </w:r>
-      <w:r>
-        <w:t>导致</w:t>
-      </w:r>
-      <w:r>
-        <w:t>的</w:t>
-      </w:r>
       <w:r>
         <w:t>性能瓶颈</w:t>
       </w:r>
+      <w:ins w:id="19" w:author="刘 yu" w:date="2024-05-20T12:23:00Z">
+        <w:r>
+          <w:rPr>
+            <w:rFonts w:hint="eastAsia"/>
+          </w:rPr>
+          <w:t>问题</w:t>
+        </w:r>
+      </w:ins>
       <w:r>
         <w:t>。</w:t>
       </w:r>
     </w:p>
     <w:p>
-      <w:r>
-        <w:t>在实验中，通过对</w:t>
-      </w:r>
+      <w:ins w:id="20" w:author="刘 yu" w:date="2024-05-20T12:24:00Z">
+        <w:r>
+          <w:rPr>
+            <w:rFonts w:hint="eastAsia"/>
+          </w:rPr>
+          <w:t>通过</w:t>
+        </w:r>
+      </w:ins>
+      <w:del w:id="21" w:author="刘 yu" w:date="2024-05-20T12:24:00Z">
+        <w:r>
+          <w:delText>在</w:delText>
+        </w:r>
+      </w:del>
+      <w:r>
+        <w:t>实验</w:t>
+      </w:r>
+      <w:del w:id="22" w:author="刘 yu" w:date="2024-05-20T12:24:00Z">
+        <w:r>
+          <w:delText>中</w:delText>
+        </w:r>
+      </w:del>
+      <w:r>
+        <w:t>，</w:t>
+      </w:r>
+      <w:del w:id="23" w:author="刘 yu" w:date="2024-05-20T12:24:00Z">
+        <w:r>
+          <w:rPr>
+            <w:rFonts w:hint="eastAsia"/>
+          </w:rPr>
+          <w:delText>通过对</w:delText>
+        </w:r>
+      </w:del>
+      <w:ins w:id="24" w:author="刘 yu" w:date="2024-05-20T12:24:00Z">
+        <w:r>
+          <w:rPr>
+            <w:rFonts w:hint="eastAsia"/>
+          </w:rPr>
+          <w:t>获得了</w:t>
+        </w:r>
+      </w:ins>
       <w:r>
         <w:t>ZNS SSD</w:t>
       </w:r>
-      <w:r>
-        <w:t>进行硬件测试，进一步探讨了</w:t>
+      <w:del w:id="25" w:author="刘 yu" w:date="2024-05-20T12:24:00Z">
+        <w:r>
+          <w:delText>进行</w:delText>
+        </w:r>
+      </w:del>
+      <w:r>
+        <w:t>硬件测试</w:t>
+      </w:r>
+      <w:ins w:id="26" w:author="刘 yu" w:date="2024-05-20T12:24:00Z">
+        <w:r>
+          <w:rPr>
+            <w:rFonts w:hint="eastAsia"/>
+          </w:rPr>
+          <w:t>数据</w:t>
+        </w:r>
+      </w:ins>
+      <w:r>
+        <w:t>，</w:t>
+      </w:r>
+      <w:ins w:id="27" w:author="刘 yu" w:date="2024-05-20T12:24:00Z">
+        <w:r>
+          <w:rPr>
+            <w:rFonts w:hint="eastAsia"/>
+          </w:rPr>
+          <w:t>并基于此</w:t>
+        </w:r>
+      </w:ins>
+      <w:del w:id="28" w:author="刘 yu" w:date="2024-05-20T12:24:00Z">
+        <w:r>
+          <w:delText>进一步</w:delText>
+        </w:r>
+      </w:del>
+      <w:r>
+        <w:t>探讨了</w:t>
       </w:r>
       <w:r>
         <w:t>ZNS SSD</w:t>
       </w:r>
       <w:r>
-        <w:t>的设计理念和参数选择；并对</w:t>
+        <w:t>的设计理念和参数选择</w:t>
+      </w:r>
+      <w:ins w:id="29" w:author="刘 yu" w:date="2024-05-20T12:25:00Z">
+        <w:r>
+          <w:rPr>
+            <w:rFonts w:hint="eastAsia"/>
+          </w:rPr>
+          <w:t>，</w:t>
+        </w:r>
+      </w:ins>
+      <w:del w:id="30" w:author="刘 yu" w:date="2024-05-20T12:25:00Z">
+        <w:r>
+          <w:delText>；并</w:delText>
+        </w:r>
+      </w:del>
+      <w:r>
+        <w:t>对</w:t>
       </w:r>
       <w:r>
         <w:t>ZAFS</w:t>
       </w:r>
-      <w:r>
-        <w:t>进行评估并验证了其有效性。实验结果表明，</w:t>
-      </w:r>
+      <w:ins w:id="31" w:author="刘 yu" w:date="2024-05-20T12:25:00Z">
+        <w:r>
+          <w:rPr>
+            <w:rFonts w:hint="eastAsia"/>
+          </w:rPr>
+          <w:t>的有效性</w:t>
+        </w:r>
+      </w:ins>
+      <w:r>
+        <w:t>进行</w:t>
+      </w:r>
+      <w:ins w:id="32" w:author="刘 yu" w:date="2024-05-20T12:25:00Z">
+        <w:r>
+          <w:rPr>
+            <w:rFonts w:hint="eastAsia"/>
+          </w:rPr>
+          <w:t>了</w:t>
+        </w:r>
+      </w:ins>
+      <w:r>
+        <w:t>评估</w:t>
+      </w:r>
+      <w:del w:id="33" w:author="刘 yu" w:date="2024-05-20T12:25:00Z">
+        <w:r>
+          <w:rPr>
+            <w:rFonts w:hint="eastAsia"/>
+          </w:rPr>
+          <w:delText>并</w:delText>
+        </w:r>
+      </w:del>
+      <w:ins w:id="34" w:author="刘 yu" w:date="2024-05-20T12:25:00Z">
+        <w:r>
+          <w:rPr>
+            <w:rFonts w:hint="eastAsia"/>
+          </w:rPr>
+          <w:t>和</w:t>
+        </w:r>
+      </w:ins>
+      <w:r>
+        <w:t>验证</w:t>
+      </w:r>
+      <w:del w:id="35" w:author="刘 yu" w:date="2024-05-20T12:25:00Z">
+        <w:r>
+          <w:delText>了其有效性</w:delText>
+        </w:r>
+      </w:del>
+      <w:r>
+        <w:t>。</w:t>
+      </w:r>
+      <w:del w:id="36" w:author="刘 yu" w:date="2024-05-20T12:25:00Z">
+        <w:r>
+          <w:delText>实验</w:delText>
+        </w:r>
+      </w:del>
+      <w:r>
+        <w:t>结果表明，</w:t>
+      </w:r>
+      <w:ins w:id="37" w:author="刘 yu" w:date="2024-05-20T12:27:00Z">
+        <w:r>
+          <w:rPr>
+            <w:rFonts w:hint="eastAsia"/>
+          </w:rPr>
+          <w:t>相比于</w:t>
+        </w:r>
+        <w:r>
+          <w:rPr>
+            <w:rFonts w:hint="eastAsia"/>
+          </w:rPr>
+          <w:t>XX</w:t>
+        </w:r>
+        <w:r>
+          <w:rPr>
+            <w:rFonts w:hint="eastAsia"/>
+          </w:rPr>
+          <w:t>，</w:t>
+        </w:r>
+      </w:ins>
       <w:r>
         <w:t xml:space="preserve">ZAFS </w:t>
       </w:r>
-      <w:r>
-        <w:t>吞吐量的提升了</w:t>
+      <w:ins w:id="38" w:author="刘 yu" w:date="2024-05-20T12:26:00Z">
+        <w:r>
+          <w:rPr>
+            <w:rFonts w:hint="eastAsia"/>
+          </w:rPr>
+          <w:t>使</w:t>
+        </w:r>
+      </w:ins>
+      <w:r>
+        <w:t>吞吐量</w:t>
+      </w:r>
+      <w:del w:id="39" w:author="刘 yu" w:date="2024-05-20T12:26:00Z">
+        <w:r>
+          <w:delText>的</w:delText>
+        </w:r>
+      </w:del>
+      <w:r>
+        <w:t>提升了</w:t>
       </w:r>
       <w:r>
         <w:t>1.9~3.5</w:t>
       </w:r>
       <w:r>
-        <w:t>倍，数据恢复时间最多降低了</w:t>
-      </w:r>
+        <w:t>倍</w:t>
+      </w:r>
+      <w:ins w:id="40" w:author="刘 yu" w:date="2024-05-20T12:27:00Z">
+        <w:r>
+          <w:rPr>
+            <w:rFonts w:hint="eastAsia"/>
+          </w:rPr>
+          <w:t>。</w:t>
+        </w:r>
+      </w:ins>
+      <w:del w:id="41" w:author="刘 yu" w:date="2024-05-20T12:27:00Z">
+        <w:r>
+          <w:delText>，</w:delText>
+        </w:r>
+      </w:del>
+      <w:ins w:id="42" w:author="刘 yu" w:date="2024-05-20T14:37:00Z">
+        <w:r>
+          <w:rPr>
+            <w:rFonts w:hint="eastAsia"/>
+          </w:rPr>
+          <w:t>此外</w:t>
+        </w:r>
+      </w:ins>
+      <w:ins w:id="43" w:author="刘 yu" w:date="2024-05-20T12:27:00Z">
+        <w:r>
+          <w:rPr>
+            <w:rFonts w:hint="eastAsia"/>
+          </w:rPr>
+          <w:t>，</w:t>
+        </w:r>
+      </w:ins>
+      <w:ins w:id="44" w:author="刘 yu" w:date="2024-05-20T14:37:00Z">
+        <w:r>
+          <w:rPr>
+            <w:rFonts w:hint="eastAsia"/>
+          </w:rPr>
+          <w:t>改进虽然</w:t>
+        </w:r>
+      </w:ins>
+      <w:ins w:id="45" w:author="刘 yu" w:date="2024-05-20T14:38:00Z">
+        <w:r>
+          <w:rPr>
+            <w:rFonts w:hint="eastAsia"/>
+          </w:rPr>
+          <w:t>增加了</w:t>
+        </w:r>
+      </w:ins>
+      <w:ins w:id="46" w:author="刘 yu" w:date="2024-05-20T14:37:00Z">
+        <w:r>
+          <w:t>A2-WAL</w:t>
+        </w:r>
+      </w:ins>
+      <w:ins w:id="47" w:author="刘 yu" w:date="2024-05-20T14:39:00Z">
+        <w:r>
+          <w:rPr>
+            <w:rFonts w:hint="eastAsia"/>
+          </w:rPr>
+          <w:t>的文件大小，但在灾害恢复时，</w:t>
+        </w:r>
+      </w:ins>
+      <w:r>
+        <w:t>数据恢复时间最多</w:t>
+      </w:r>
+      <w:ins w:id="48" w:author="刘 yu" w:date="2024-05-20T12:26:00Z">
+        <w:r>
+          <w:rPr>
+            <w:rFonts w:hint="eastAsia"/>
+          </w:rPr>
+          <w:t>能够</w:t>
+        </w:r>
+      </w:ins>
+      <w:r>
+        <w:t>降低</w:t>
+      </w:r>
+      <w:del w:id="49" w:author="刘 yu" w:date="2024-05-20T12:26:00Z">
+        <w:r>
+          <w:delText>了</w:delText>
+        </w:r>
+      </w:del>
       <w:r>
         <w:t>6.7</w:t>
       </w:r>
@@ -1714,10 +2132,10 @@
     <w:p/>
     <w:p/>
     <w:p>
-      <w:bookmarkStart w:id="3" w:name="_Toc452327432"/>
-      <w:bookmarkStart w:id="4" w:name="_Toc451934677"/>
-      <w:bookmarkStart w:id="5" w:name="_Toc452327266"/>
-      <w:bookmarkStart w:id="6" w:name="_Toc451934034"/>
+      <w:bookmarkStart w:id="50" w:name="_Toc452327432"/>
+      <w:bookmarkStart w:id="51" w:name="_Toc451934677"/>
+      <w:bookmarkStart w:id="52" w:name="_Toc452327266"/>
+      <w:bookmarkStart w:id="53" w:name="_Toc451934034"/>
     </w:p>
     <w:p/>
     <w:p/>
@@ -1739,16 +2157,16 @@
         <w:pStyle w:val="af8"/>
         <w:spacing w:before="360" w:after="240"/>
       </w:pPr>
-      <w:bookmarkStart w:id="7" w:name="_Toc166872934"/>
+      <w:bookmarkStart w:id="54" w:name="_Toc166872934"/>
       <w:r>
         <w:lastRenderedPageBreak/>
         <w:t>Abstract</w:t>
       </w:r>
-      <w:bookmarkEnd w:id="3"/>
-      <w:bookmarkEnd w:id="4"/>
-      <w:bookmarkEnd w:id="5"/>
-      <w:bookmarkEnd w:id="6"/>
-      <w:bookmarkEnd w:id="7"/>
+      <w:bookmarkEnd w:id="50"/>
+      <w:bookmarkEnd w:id="51"/>
+      <w:bookmarkEnd w:id="52"/>
+      <w:bookmarkEnd w:id="53"/>
+      <w:bookmarkEnd w:id="54"/>
     </w:p>
     <w:p>
       <w:r>
@@ -4440,11 +4858,11 @@
       <w:pPr>
         <w:pStyle w:val="1"/>
       </w:pPr>
-      <w:bookmarkStart w:id="8" w:name="_Toc452327267"/>
-      <w:bookmarkStart w:id="9" w:name="_Toc452327433"/>
-      <w:bookmarkStart w:id="10" w:name="_Toc451934678"/>
-      <w:bookmarkStart w:id="11" w:name="_Toc451934035"/>
-      <w:bookmarkStart w:id="12" w:name="_Toc166872935"/>
+      <w:bookmarkStart w:id="55" w:name="_Toc452327267"/>
+      <w:bookmarkStart w:id="56" w:name="_Toc452327433"/>
+      <w:bookmarkStart w:id="57" w:name="_Toc451934678"/>
+      <w:bookmarkStart w:id="58" w:name="_Toc451934035"/>
+      <w:bookmarkStart w:id="59" w:name="_Toc166872935"/>
       <w:proofErr w:type="gramStart"/>
       <w:r>
         <w:lastRenderedPageBreak/>
@@ -4457,19 +4875,19 @@
       <w:r>
         <w:t>论</w:t>
       </w:r>
-      <w:bookmarkEnd w:id="8"/>
-      <w:bookmarkEnd w:id="9"/>
-      <w:bookmarkEnd w:id="10"/>
-      <w:bookmarkEnd w:id="11"/>
-      <w:bookmarkEnd w:id="12"/>
-    </w:p>
-    <w:p>
-      <w:bookmarkStart w:id="13" w:name="_Toc452327268"/>
-      <w:bookmarkStart w:id="14" w:name="_Ref452311050"/>
-      <w:bookmarkStart w:id="15" w:name="_Ref452311588"/>
-      <w:bookmarkStart w:id="16" w:name="_Toc451934036"/>
-      <w:bookmarkStart w:id="17" w:name="_Toc451934679"/>
-      <w:bookmarkStart w:id="18" w:name="_Toc452327434"/>
+      <w:bookmarkEnd w:id="55"/>
+      <w:bookmarkEnd w:id="56"/>
+      <w:bookmarkEnd w:id="57"/>
+      <w:bookmarkEnd w:id="58"/>
+      <w:bookmarkEnd w:id="59"/>
+    </w:p>
+    <w:p>
+      <w:bookmarkStart w:id="60" w:name="_Toc452327268"/>
+      <w:bookmarkStart w:id="61" w:name="_Ref452311050"/>
+      <w:bookmarkStart w:id="62" w:name="_Ref452311588"/>
+      <w:bookmarkStart w:id="63" w:name="_Toc451934036"/>
+      <w:bookmarkStart w:id="64" w:name="_Toc451934679"/>
+      <w:bookmarkStart w:id="65" w:name="_Toc452327434"/>
       <w:r>
         <w:t>本章首先分析传统固态硬盘</w:t>
       </w:r>
@@ -4483,7 +4901,15 @@
         <w:t>中遇到的</w:t>
       </w:r>
       <w:r>
-        <w:t>瓶颈，然后介绍新兴的固态硬盘技术及其国内外研究发展现状，并深入分析其优势和存在的风险与挑战，</w:t>
+        <w:t>瓶颈，然后介绍新兴的固态硬盘技术及其国内外研究发展现状，</w:t>
+      </w:r>
+      <w:del w:id="66" w:author="刘 yu" w:date="2024-05-20T12:28:00Z">
+        <w:r>
+          <w:delText>并</w:delText>
+        </w:r>
+      </w:del>
+      <w:r>
+        <w:t>深入分析其优势和存在的风险与挑战，</w:t>
       </w:r>
       <w:r>
         <w:t>并</w:t>
@@ -4497,27 +4923,28 @@
         <w:pStyle w:val="2"/>
         <w:spacing w:before="120" w:after="120"/>
       </w:pPr>
-      <w:bookmarkStart w:id="19" w:name="_Toc452327435"/>
-      <w:bookmarkStart w:id="20" w:name="_Toc451934037"/>
-      <w:bookmarkStart w:id="21" w:name="_Toc451934680"/>
-      <w:bookmarkStart w:id="22" w:name="_Toc452327269"/>
-      <w:bookmarkStart w:id="23" w:name="_Toc166872936"/>
-      <w:bookmarkEnd w:id="13"/>
-      <w:bookmarkEnd w:id="14"/>
-      <w:bookmarkEnd w:id="15"/>
-      <w:bookmarkEnd w:id="16"/>
-      <w:bookmarkEnd w:id="17"/>
-      <w:bookmarkEnd w:id="18"/>
+      <w:bookmarkStart w:id="67" w:name="_Toc166872936"/>
+      <w:bookmarkStart w:id="68" w:name="_Toc452327435"/>
+      <w:bookmarkStart w:id="69" w:name="_Toc451934037"/>
+      <w:bookmarkStart w:id="70" w:name="_Toc451934680"/>
+      <w:bookmarkStart w:id="71" w:name="_Toc452327269"/>
+      <w:bookmarkEnd w:id="60"/>
+      <w:bookmarkEnd w:id="61"/>
+      <w:bookmarkEnd w:id="62"/>
+      <w:bookmarkEnd w:id="63"/>
+      <w:bookmarkEnd w:id="64"/>
+      <w:bookmarkEnd w:id="65"/>
       <w:r>
         <w:t>课题背景、目的与意义</w:t>
       </w:r>
-      <w:bookmarkEnd w:id="23"/>
-    </w:p>
-    <w:p>
-      <w:bookmarkStart w:id="24" w:name="_Toc135227510"/>
-      <w:bookmarkStart w:id="25" w:name="_Toc134007859"/>
-      <w:bookmarkStart w:id="26" w:name="_Hlk126594538"/>
-      <w:bookmarkStart w:id="27" w:name="_Hlk126594400"/>
+      <w:bookmarkEnd w:id="67"/>
+    </w:p>
+    <w:p>
+      <w:bookmarkStart w:id="72" w:name="_Toc135227510"/>
+      <w:bookmarkStart w:id="73" w:name="_Toc134007859"/>
+      <w:bookmarkStart w:id="74" w:name="_Hlk126594538"/>
+      <w:bookmarkStart w:id="75" w:name="_Hlk126594400"/>
+      <w:commentRangeStart w:id="76"/>
       <w:r>
         <w:t>随着数据中心对存储性能与效率的需求日益增长，传统的存储解决方案已经无法满足</w:t>
       </w:r>
@@ -4525,7 +4952,17 @@
         <w:t>其存储</w:t>
       </w:r>
       <w:r>
-        <w:t>需求。</w:t>
+        <w:t>需求</w:t>
+      </w:r>
+      <w:commentRangeEnd w:id="76"/>
+      <w:r>
+        <w:rPr>
+          <w:rStyle w:val="aff0"/>
+        </w:rPr>
+        <w:commentReference w:id="76"/>
+      </w:r>
+      <w:r>
+        <w:t>。</w:t>
       </w:r>
       <w:r>
         <w:t>在</w:t>
@@ -4557,6 +4994,14 @@
         </w:rPr>
         <w:t>，</w:t>
       </w:r>
+      <w:ins w:id="77" w:author="刘 yu" w:date="2024-05-20T12:31:00Z">
+        <w:r>
+          <w:rPr>
+            <w:rFonts w:hint="eastAsia"/>
+          </w:rPr>
+          <w:t>有效应对了挑战，</w:t>
+        </w:r>
+      </w:ins>
       <w:r>
         <w:rPr>
           <w:rFonts w:hint="eastAsia"/>
@@ -4578,71 +5023,185 @@
         </w:rPr>
         <w:t>，</w:t>
       </w:r>
-      <w:r>
-        <w:t>受到学术界和工业界的广泛关注。</w:t>
+      <w:del w:id="78" w:author="刘 yu" w:date="2024-05-20T12:32:00Z">
+        <w:r>
+          <w:rPr>
+            <w:rFonts w:hint="eastAsia"/>
+          </w:rPr>
+          <w:delText>受到</w:delText>
+        </w:r>
+      </w:del>
+      <w:ins w:id="79" w:author="刘 yu" w:date="2024-05-20T12:32:00Z">
+        <w:r>
+          <w:rPr>
+            <w:rFonts w:hint="eastAsia"/>
+          </w:rPr>
+          <w:t>获得</w:t>
+        </w:r>
+      </w:ins>
+      <w:r>
+        <w:t>学术界和工业界的</w:t>
+      </w:r>
+      <w:del w:id="80" w:author="刘 yu" w:date="2024-05-20T12:32:00Z">
+        <w:r>
+          <w:rPr>
+            <w:rFonts w:hint="eastAsia"/>
+          </w:rPr>
+          <w:delText>广泛关注</w:delText>
+        </w:r>
+      </w:del>
+      <w:ins w:id="81" w:author="刘 yu" w:date="2024-05-20T12:32:00Z">
+        <w:r>
+          <w:rPr>
+            <w:rFonts w:hint="eastAsia"/>
+          </w:rPr>
+          <w:t>青睐</w:t>
+        </w:r>
+      </w:ins>
+      <w:r>
+        <w:t>。</w:t>
+      </w:r>
+      <w:del w:id="82" w:author="刘 yu" w:date="2024-05-20T12:32:00Z">
+        <w:r>
+          <w:rPr>
+            <w:rFonts w:hint="eastAsia"/>
+          </w:rPr>
+          <w:delText>ZNS SSD</w:delText>
+        </w:r>
+      </w:del>
+      <w:ins w:id="83" w:author="刘 yu" w:date="2024-05-20T12:33:00Z">
+        <w:r>
+          <w:rPr>
+            <w:rFonts w:hint="eastAsia"/>
+          </w:rPr>
+          <w:t>此外</w:t>
+        </w:r>
+      </w:ins>
+      <w:ins w:id="84" w:author="刘 yu" w:date="2024-05-20T12:32:00Z">
+        <w:r>
+          <w:rPr>
+            <w:rFonts w:hint="eastAsia"/>
+          </w:rPr>
+          <w:t>，其</w:t>
+        </w:r>
+      </w:ins>
+      <w:r>
+        <w:t>通过引入分区的概念来优化数据的写入过程，</w:t>
+      </w:r>
+      <w:del w:id="85" w:author="刘 yu" w:date="2024-05-20T12:33:00Z">
+        <w:r>
+          <w:delText>从而</w:delText>
+        </w:r>
+      </w:del>
+      <w:r>
+        <w:t>减少写入放大效应，提高</w:t>
+      </w:r>
+      <w:ins w:id="86" w:author="刘 yu" w:date="2024-05-20T12:33:00Z">
+        <w:r>
+          <w:rPr>
+            <w:rFonts w:hint="eastAsia"/>
+          </w:rPr>
+          <w:t>了</w:t>
+        </w:r>
+      </w:ins>
+      <w:r>
+        <w:t>存储设备的</w:t>
+      </w:r>
+      <w:ins w:id="87" w:author="刘 yu" w:date="2024-05-20T12:33:00Z">
+        <w:r>
+          <w:rPr>
+            <w:rFonts w:hint="eastAsia"/>
+          </w:rPr>
+          <w:t>使用</w:t>
+        </w:r>
+      </w:ins>
+      <w:r>
+        <w:t>寿命</w:t>
+      </w:r>
+      <w:del w:id="88" w:author="刘 yu" w:date="2024-05-20T12:33:00Z">
+        <w:r>
+          <w:delText>和性能</w:delText>
+        </w:r>
+      </w:del>
+      <w:r>
+        <w:t>。本课题来源于实验室与浪潮等企业联合申请的</w:t>
+      </w:r>
+      <w:r>
+        <w:t>“</w:t>
+      </w:r>
+      <w:r>
+        <w:t>面向新型计算模式的分布式存储系统</w:t>
+      </w:r>
+      <w:r>
+        <w:t>”</w:t>
+      </w:r>
+      <w:r>
+        <w:t>重点专项，尝试利用</w:t>
       </w:r>
       <w:r>
         <w:t>ZNS SSD</w:t>
       </w:r>
       <w:r>
-        <w:t>通过引入分区的概念来优化数据的写入过程，从而减少写入放大效应，提高存储设备的寿命和性能。本课题来源于实验室与浪潮等企业联合申请的</w:t>
-      </w:r>
-      <w:r>
-        <w:t>“</w:t>
-      </w:r>
-      <w:r>
-        <w:t>面向新型计算模式的分布式存储系统</w:t>
-      </w:r>
-      <w:r>
-        <w:t>”</w:t>
-      </w:r>
-      <w:r>
-        <w:t>重点专项，尝试利用</w:t>
+        <w:t>等</w:t>
+      </w:r>
+      <w:r>
+        <w:t>新型</w:t>
+      </w:r>
+      <w:r>
+        <w:t>硬件重新设计存储系统。本课题作为此专项的先行性研究，</w:t>
+      </w:r>
+      <w:del w:id="89" w:author="刘 yu" w:date="2024-05-20T12:34:00Z">
+        <w:r>
+          <w:delText>将</w:delText>
+        </w:r>
+      </w:del>
+      <w:r>
+        <w:t>基于多块实际的</w:t>
       </w:r>
       <w:r>
         <w:t>ZNS SSD</w:t>
       </w:r>
       <w:r>
-        <w:t>等</w:t>
-      </w:r>
-      <w:r>
-        <w:t>新型</w:t>
-      </w:r>
-      <w:r>
-        <w:t>硬件重新设计存储系统。本课题作为此专项的先行性研究，</w:t>
-      </w:r>
-      <w:r>
-        <w:t>将</w:t>
-      </w:r>
-      <w:r>
-        <w:t>基于多块实际的</w:t>
-      </w:r>
+        <w:t>设备</w:t>
+      </w:r>
+      <w:ins w:id="90" w:author="刘 yu" w:date="2024-05-20T12:34:00Z">
+        <w:r>
+          <w:rPr>
+            <w:rFonts w:hint="eastAsia"/>
+          </w:rPr>
+          <w:t>实现了</w:t>
+        </w:r>
+      </w:ins>
+      <w:del w:id="91" w:author="刘 yu" w:date="2024-05-20T12:34:00Z">
+        <w:r>
+          <w:delText>做</w:delText>
+        </w:r>
+      </w:del>
       <w:r>
         <w:t>ZNS SSD</w:t>
       </w:r>
       <w:r>
-        <w:t>设备</w:t>
-      </w:r>
-      <w:r>
-        <w:t>做</w:t>
-      </w:r>
-      <w:r>
-        <w:t>ZNS SSD</w:t>
-      </w:r>
-      <w:r>
         <w:t>的数据访问特征</w:t>
       </w:r>
       <w:r>
         <w:t>分析</w:t>
       </w:r>
       <w:r>
-        <w:t>以及性能优化方面的研究。</w:t>
-      </w:r>
-    </w:p>
-    <w:bookmarkEnd w:id="24"/>
-    <w:bookmarkEnd w:id="25"/>
-    <w:bookmarkEnd w:id="26"/>
-    <w:bookmarkEnd w:id="27"/>
+        <w:t>以及性能优化</w:t>
+      </w:r>
+      <w:del w:id="92" w:author="刘 yu" w:date="2024-05-20T12:34:00Z">
+        <w:r>
+          <w:delText>方面的研究</w:delText>
+        </w:r>
+      </w:del>
+      <w:r>
+        <w:t>。</w:t>
+      </w:r>
+    </w:p>
+    <w:bookmarkEnd w:id="72"/>
+    <w:bookmarkEnd w:id="73"/>
+    <w:bookmarkEnd w:id="74"/>
+    <w:bookmarkEnd w:id="75"/>
     <w:p>
       <w:pPr>
         <w:pStyle w:val="3"/>
@@ -4653,17 +5212,162 @@
     </w:p>
     <w:p>
       <w:r>
-        <w:t>传统固态硬盘设计上存在的局限性，例如，闪存转换层和垃圾回收机制带来的写放大问题，因此兴起了一系列在软件层面对固态硬盘进行优化的研究工作，然而，这些技术并不能彻底解决固态硬盘内部硬件设计上的问题，因此，</w:t>
-      </w:r>
-      <w:r>
-        <w:t>一些</w:t>
-      </w:r>
-      <w:r>
-        <w:t>研究向底层深入，</w:t>
-      </w:r>
-      <w:r>
-        <w:t>在</w:t>
-      </w:r>
+        <w:t>传统固态硬盘</w:t>
+      </w:r>
+      <w:ins w:id="93" w:author="刘 yu" w:date="2024-05-20T12:35:00Z">
+        <w:r>
+          <w:rPr>
+            <w:rFonts w:hint="eastAsia"/>
+          </w:rPr>
+          <w:t>在</w:t>
+        </w:r>
+      </w:ins>
+      <w:r>
+        <w:t>设计上存在</w:t>
+      </w:r>
+      <w:del w:id="94" w:author="刘 yu" w:date="2024-05-20T12:35:00Z">
+        <w:r>
+          <w:rPr>
+            <w:rFonts w:hint="eastAsia"/>
+          </w:rPr>
+          <w:delText>的局限性</w:delText>
+        </w:r>
+      </w:del>
+      <w:ins w:id="95" w:author="刘 yu" w:date="2024-05-20T12:35:00Z">
+        <w:r>
+          <w:rPr>
+            <w:rFonts w:hint="eastAsia"/>
+          </w:rPr>
+          <w:t>较大的改进空间</w:t>
+        </w:r>
+        <w:r>
+          <w:rPr>
+            <w:rFonts w:hint="eastAsia"/>
+          </w:rPr>
+          <w:t>。</w:t>
+        </w:r>
+      </w:ins>
+      <w:del w:id="96" w:author="刘 yu" w:date="2024-05-20T12:35:00Z">
+        <w:r>
+          <w:delText>，</w:delText>
+        </w:r>
+      </w:del>
+      <w:r>
+        <w:t>例如，</w:t>
+      </w:r>
+      <w:ins w:id="97" w:author="刘 yu" w:date="2024-05-20T12:36:00Z">
+        <w:r>
+          <w:rPr>
+            <w:rFonts w:hint="eastAsia"/>
+          </w:rPr>
+          <w:t>针对</w:t>
+        </w:r>
+      </w:ins>
+      <w:r>
+        <w:t>闪存转换层和垃圾回收机制带来的写放大问题，</w:t>
+      </w:r>
+      <w:del w:id="98" w:author="刘 yu" w:date="2024-05-20T12:36:00Z">
+        <w:r>
+          <w:delText>因此</w:delText>
+        </w:r>
+      </w:del>
+      <w:r>
+        <w:t>兴起了</w:t>
+      </w:r>
+      <w:del w:id="99" w:author="刘 yu" w:date="2024-05-20T12:36:00Z">
+        <w:r>
+          <w:delText>一系列</w:delText>
+        </w:r>
+      </w:del>
+      <w:r>
+        <w:t>在软件层面对固态硬盘进行优化的研究工作</w:t>
+      </w:r>
+      <w:ins w:id="100" w:author="刘 yu" w:date="2024-05-20T12:36:00Z">
+        <w:r>
+          <w:rPr>
+            <w:rFonts w:hint="eastAsia"/>
+          </w:rPr>
+          <w:t>。</w:t>
+        </w:r>
+      </w:ins>
+      <w:del w:id="101" w:author="刘 yu" w:date="2024-05-20T12:36:00Z">
+        <w:r>
+          <w:delText>，</w:delText>
+        </w:r>
+      </w:del>
+      <w:r>
+        <w:t>然而，这些技术并不能彻底解决固态硬盘</w:t>
+      </w:r>
+      <w:del w:id="102" w:author="刘 yu" w:date="2024-05-20T12:36:00Z">
+        <w:r>
+          <w:delText>内部</w:delText>
+        </w:r>
+      </w:del>
+      <w:r>
+        <w:t>硬件设计上的</w:t>
+      </w:r>
+      <w:del w:id="103" w:author="刘 yu" w:date="2024-05-20T12:36:00Z">
+        <w:r>
+          <w:rPr>
+            <w:rFonts w:hint="eastAsia"/>
+          </w:rPr>
+          <w:delText>问题</w:delText>
+        </w:r>
+      </w:del>
+      <w:ins w:id="104" w:author="刘 yu" w:date="2024-05-20T12:36:00Z">
+        <w:r>
+          <w:rPr>
+            <w:rFonts w:hint="eastAsia"/>
+          </w:rPr>
+          <w:t>缺陷。</w:t>
+        </w:r>
+      </w:ins>
+      <w:del w:id="105" w:author="刘 yu" w:date="2024-05-20T12:36:00Z">
+        <w:r>
+          <w:delText>，</w:delText>
+        </w:r>
+      </w:del>
+      <w:r>
+        <w:t>因此，</w:t>
+      </w:r>
+      <w:del w:id="106" w:author="刘 yu" w:date="2024-05-20T12:37:00Z">
+        <w:r>
+          <w:rPr>
+            <w:rFonts w:hint="eastAsia"/>
+          </w:rPr>
+          <w:delText>一些</w:delText>
+        </w:r>
+        <w:r>
+          <w:rPr>
+            <w:rFonts w:hint="eastAsia"/>
+          </w:rPr>
+          <w:delText>研究</w:delText>
+        </w:r>
+      </w:del>
+      <w:ins w:id="107" w:author="刘 yu" w:date="2024-05-20T12:37:00Z">
+        <w:r>
+          <w:rPr>
+            <w:rFonts w:hint="eastAsia"/>
+          </w:rPr>
+          <w:t>工业界</w:t>
+        </w:r>
+      </w:ins>
+      <w:r>
+        <w:t>向底层深入，</w:t>
+      </w:r>
+      <w:ins w:id="108" w:author="刘 yu" w:date="2024-05-20T12:37:00Z">
+        <w:r>
+          <w:rPr>
+            <w:rFonts w:hint="eastAsia"/>
+          </w:rPr>
+          <w:t>从</w:t>
+        </w:r>
+      </w:ins>
+      <w:del w:id="109" w:author="刘 yu" w:date="2024-05-20T12:37:00Z">
+        <w:r>
+          <w:delText>在</w:delText>
+        </w:r>
+      </w:del>
       <w:r>
         <w:t>硬件</w:t>
       </w:r>
@@ -4671,7 +5375,26 @@
         <w:t>层面</w:t>
       </w:r>
       <w:r>
-        <w:t>进行改良和创新，旨在从根本上解决这些问题。但是</w:t>
+        <w:t>进行</w:t>
+      </w:r>
+      <w:ins w:id="110" w:author="刘 yu" w:date="2024-05-20T12:37:00Z">
+        <w:r>
+          <w:rPr>
+            <w:rFonts w:hint="eastAsia"/>
+          </w:rPr>
+          <w:t>了</w:t>
+        </w:r>
+      </w:ins>
+      <w:r>
+        <w:t>改良和创新</w:t>
+      </w:r>
+      <w:del w:id="111" w:author="刘 yu" w:date="2024-05-20T12:37:00Z">
+        <w:r>
+          <w:delText>，旨在从根本上解决这些问题</w:delText>
+        </w:r>
+      </w:del>
+      <w:r>
+        <w:t>。但是</w:t>
       </w:r>
       <w:r>
         <w:t>，</w:t>
@@ -4679,21 +5402,84 @@
       <w:r>
         <w:t>这些新硬件技术</w:t>
       </w:r>
-      <w:r>
-        <w:t>方兴未艾</w:t>
-      </w:r>
+      <w:del w:id="112" w:author="刘 yu" w:date="2024-05-20T12:37:00Z">
+        <w:r>
+          <w:rPr>
+            <w:rFonts w:hint="eastAsia"/>
+          </w:rPr>
+          <w:delText>方兴未艾</w:delText>
+        </w:r>
+      </w:del>
+      <w:ins w:id="113" w:author="刘 yu" w:date="2024-05-20T12:37:00Z">
+        <w:r>
+          <w:rPr>
+            <w:rFonts w:hint="eastAsia"/>
+          </w:rPr>
+          <w:t>的发展仍然需要软件</w:t>
+        </w:r>
+      </w:ins>
+      <w:ins w:id="114" w:author="刘 yu" w:date="2024-05-20T12:38:00Z">
+        <w:r>
+          <w:rPr>
+            <w:rFonts w:hint="eastAsia"/>
+          </w:rPr>
+          <w:t>层面的</w:t>
+        </w:r>
+      </w:ins>
+      <w:ins w:id="115" w:author="刘 yu" w:date="2024-05-20T12:39:00Z">
+        <w:r>
+          <w:rPr>
+            <w:rFonts w:hint="eastAsia"/>
+          </w:rPr>
+          <w:t>适配</w:t>
+        </w:r>
+      </w:ins>
+      <w:ins w:id="116" w:author="刘 yu" w:date="2024-05-20T12:38:00Z">
+        <w:r>
+          <w:rPr>
+            <w:rFonts w:hint="eastAsia"/>
+          </w:rPr>
+          <w:t>性支持</w:t>
+        </w:r>
+      </w:ins>
       <w:r>
         <w:t>，</w:t>
       </w:r>
-      <w:r>
-        <w:t>仍存在</w:t>
-      </w:r>
-      <w:r>
-        <w:t>一些</w:t>
-      </w:r>
-      <w:r>
-        <w:t>局限。</w:t>
-      </w:r>
+      <w:ins w:id="117" w:author="刘 yu" w:date="2024-05-20T12:38:00Z">
+        <w:r>
+          <w:rPr>
+            <w:rFonts w:hint="eastAsia"/>
+          </w:rPr>
+          <w:t>以</w:t>
+        </w:r>
+      </w:ins>
+      <w:ins w:id="118" w:author="刘 yu" w:date="2024-05-20T12:39:00Z">
+        <w:r>
+          <w:rPr>
+            <w:rFonts w:hint="eastAsia"/>
+          </w:rPr>
+          <w:t>发挥其硬件优势，</w:t>
+        </w:r>
+      </w:ins>
+      <w:ins w:id="119" w:author="刘 yu" w:date="2024-05-20T12:38:00Z">
+        <w:r>
+          <w:rPr>
+            <w:rFonts w:hint="eastAsia"/>
+          </w:rPr>
+          <w:t>更好的适应实际应用的发展。</w:t>
+        </w:r>
+      </w:ins>
+      <w:del w:id="120" w:author="刘 yu" w:date="2024-05-20T12:38:00Z">
+        <w:r>
+          <w:delText>仍存在</w:delText>
+        </w:r>
+        <w:r>
+          <w:delText>一些</w:delText>
+        </w:r>
+        <w:r>
+          <w:delText>局限。</w:delText>
+        </w:r>
+      </w:del>
     </w:p>
     <w:p>
       <w:pPr>
@@ -4799,8 +5585,37 @@
         <w:rPr>
           <w:lang w:eastAsia="zh-Hans"/>
         </w:rPr>
-        <w:t>的关键指标之一，它直接影响了</w:t>
-      </w:r>
+        <w:t>的关键</w:t>
+      </w:r>
+      <w:r>
+        <w:rPr>
+          <w:lang w:eastAsia="zh-Hans"/>
+        </w:rPr>
+        <w:lastRenderedPageBreak/>
+        <w:t>指标之一，</w:t>
+      </w:r>
+      <w:del w:id="121" w:author="刘 yu" w:date="2024-05-20T13:10:00Z">
+        <w:r>
+          <w:rPr>
+            <w:lang w:eastAsia="zh-Hans"/>
+          </w:rPr>
+          <w:delText>它</w:delText>
+        </w:r>
+      </w:del>
+      <w:r>
+        <w:rPr>
+          <w:lang w:eastAsia="zh-Hans"/>
+        </w:rPr>
+        <w:t>直接影响</w:t>
+      </w:r>
+      <w:del w:id="122" w:author="刘 yu" w:date="2024-05-20T13:10:00Z">
+        <w:r>
+          <w:rPr>
+            <w:lang w:eastAsia="zh-Hans"/>
+          </w:rPr>
+          <w:delText>了</w:delText>
+        </w:r>
+      </w:del>
       <w:r>
         <w:rPr>
           <w:lang w:eastAsia="zh-Hans"/>
@@ -4819,12 +5634,14 @@
         </w:rPr>
         <w:t>寿命。</w:t>
       </w:r>
-      <w:r>
-        <w:rPr>
-          <w:lang w:eastAsia="zh-Hans"/>
-        </w:rPr>
-        <w:t>整个</w:t>
-      </w:r>
+      <w:del w:id="123" w:author="刘 yu" w:date="2024-05-20T13:10:00Z">
+        <w:r>
+          <w:rPr>
+            <w:lang w:eastAsia="zh-Hans"/>
+          </w:rPr>
+          <w:delText>整个</w:delText>
+        </w:r>
+      </w:del>
       <w:r>
         <w:rPr>
           <w:lang w:eastAsia="zh-Hans"/>
@@ -4855,11 +5672,28 @@
         </w:rPr>
         <w:t>因素</w:t>
       </w:r>
-      <w:r>
-        <w:rPr>
-          <w:lang w:eastAsia="zh-Hans"/>
-        </w:rPr>
-        <w:t>有很多，</w:t>
+      <w:del w:id="124" w:author="刘 yu" w:date="2024-05-20T13:10:00Z">
+        <w:r>
+          <w:rPr>
+            <w:rFonts w:hint="eastAsia"/>
+            <w:lang w:eastAsia="zh-Hans"/>
+          </w:rPr>
+          <w:delText>有很多</w:delText>
+        </w:r>
+      </w:del>
+      <w:ins w:id="125" w:author="刘 yu" w:date="2024-05-20T13:10:00Z">
+        <w:r>
+          <w:rPr>
+            <w:rFonts w:hint="eastAsia"/>
+          </w:rPr>
+          <w:t>众多</w:t>
+        </w:r>
+      </w:ins>
+      <w:r>
+        <w:rPr>
+          <w:lang w:eastAsia="zh-Hans"/>
+        </w:rPr>
+        <w:t>，</w:t>
       </w:r>
       <w:r>
         <w:rPr>
@@ -4897,6 +5731,15 @@
         </w:rPr>
         <w:t>冗余设计</w:t>
       </w:r>
+      <w:ins w:id="126" w:author="刘 yu" w:date="2024-05-20T13:10:00Z">
+        <w:r>
+          <w:rPr>
+            <w:rFonts w:hint="eastAsia"/>
+            <w:lang w:eastAsia="zh-Hans"/>
+          </w:rPr>
+          <w:t>问题</w:t>
+        </w:r>
+      </w:ins>
       <w:r>
         <w:rPr>
           <w:lang w:eastAsia="zh-Hans"/>
@@ -4939,18 +5782,28 @@
         </w:rPr>
         <w:t>；</w:t>
       </w:r>
-      <w:r>
-        <w:rPr>
-          <w:lang w:eastAsia="zh-Hans"/>
-        </w:rPr>
-        <w:t>SSD</w:t>
-      </w:r>
-      <w:r>
-        <w:rPr>
-          <w:lang w:eastAsia="zh-Hans"/>
-        </w:rPr>
-        <w:t>内部</w:t>
-      </w:r>
+      <w:ins w:id="127" w:author="刘 yu" w:date="2024-05-20T13:10:00Z">
+        <w:r>
+          <w:rPr>
+            <w:lang w:eastAsia="zh-Hans"/>
+          </w:rPr>
+          <w:t xml:space="preserve"> </w:t>
+        </w:r>
+      </w:ins>
+      <w:del w:id="128" w:author="刘 yu" w:date="2024-05-20T13:10:00Z">
+        <w:r>
+          <w:rPr>
+            <w:lang w:eastAsia="zh-Hans"/>
+          </w:rPr>
+          <w:delText>SSD</w:delText>
+        </w:r>
+        <w:r>
+          <w:rPr>
+            <w:lang w:eastAsia="zh-Hans"/>
+          </w:rPr>
+          <w:delText>内部</w:delText>
+        </w:r>
+      </w:del>
       <w:r>
         <w:rPr>
           <w:lang w:eastAsia="zh-Hans"/>
@@ -4963,6 +5816,15 @@
         </w:rPr>
         <w:t>层的垃圾回收</w:t>
       </w:r>
+      <w:ins w:id="129" w:author="刘 yu" w:date="2024-05-20T13:11:00Z">
+        <w:r>
+          <w:rPr>
+            <w:rFonts w:hint="eastAsia"/>
+            <w:lang w:eastAsia="zh-Hans"/>
+          </w:rPr>
+          <w:t>机制问题</w:t>
+        </w:r>
+      </w:ins>
       <w:r>
         <w:rPr>
           <w:lang w:eastAsia="zh-Hans"/>
@@ -4975,12 +5837,29 @@
         </w:rPr>
         <w:t>磨损均衡</w:t>
       </w:r>
-      <w:r>
-        <w:rPr>
-          <w:lang w:eastAsia="zh-Hans"/>
-        </w:rPr>
-        <w:t>等策略</w:t>
-      </w:r>
+      <w:del w:id="130" w:author="刘 yu" w:date="2024-05-20T13:11:00Z">
+        <w:r>
+          <w:rPr>
+            <w:lang w:eastAsia="zh-Hans"/>
+          </w:rPr>
+          <w:delText>等</w:delText>
+        </w:r>
+      </w:del>
+      <w:r>
+        <w:rPr>
+          <w:lang w:eastAsia="zh-Hans"/>
+        </w:rPr>
+        <w:t>策略</w:t>
+      </w:r>
+      <w:ins w:id="131" w:author="刘 yu" w:date="2024-05-20T13:11:00Z">
+        <w:r>
+          <w:rPr>
+            <w:rFonts w:hint="eastAsia"/>
+            <w:lang w:eastAsia="zh-Hans"/>
+          </w:rPr>
+          <w:t>问题</w:t>
+        </w:r>
+      </w:ins>
       <w:r>
         <w:rPr>
           <w:lang w:eastAsia="zh-Hans"/>
@@ -4991,27 +5870,46 @@
         <w:rPr>
           <w:lang w:eastAsia="zh-Hans"/>
         </w:rPr>
-        <w:t>闪存颗</w:t>
-      </w:r>
-      <w:r>
-        <w:rPr>
-          <w:lang w:eastAsia="zh-Hans"/>
-        </w:rPr>
-        <w:lastRenderedPageBreak/>
-        <w:t>粒的</w:t>
-      </w:r>
-      <w:r>
-        <w:rPr>
-          <w:lang w:eastAsia="zh-Hans"/>
-        </w:rPr>
-        <w:t>擦写粒度不一致的</w:t>
-      </w:r>
-      <w:r>
-        <w:rPr>
-          <w:lang w:eastAsia="zh-Hans"/>
-        </w:rPr>
-        <w:t>特性</w:t>
-      </w:r>
+        <w:t>闪存颗粒</w:t>
+      </w:r>
+      <w:del w:id="132" w:author="刘 yu" w:date="2024-05-20T13:11:00Z">
+        <w:r>
+          <w:rPr>
+            <w:lang w:eastAsia="zh-Hans"/>
+          </w:rPr>
+          <w:delText>的</w:delText>
+        </w:r>
+      </w:del>
+      <w:r>
+        <w:rPr>
+          <w:lang w:eastAsia="zh-Hans"/>
+        </w:rPr>
+        <w:t>擦写粒度不一致</w:t>
+      </w:r>
+      <w:del w:id="133" w:author="刘 yu" w:date="2024-05-20T13:11:00Z">
+        <w:r>
+          <w:rPr>
+            <w:rFonts w:hint="eastAsia"/>
+            <w:lang w:eastAsia="zh-Hans"/>
+          </w:rPr>
+          <w:delText>的</w:delText>
+        </w:r>
+        <w:r>
+          <w:rPr>
+            <w:rFonts w:hint="eastAsia"/>
+            <w:lang w:eastAsia="zh-Hans"/>
+          </w:rPr>
+          <w:delText>特性</w:delText>
+        </w:r>
+      </w:del>
+      <w:ins w:id="134" w:author="刘 yu" w:date="2024-05-20T13:11:00Z">
+        <w:r>
+          <w:rPr>
+            <w:rFonts w:hint="eastAsia"/>
+          </w:rPr>
+          <w:t>问题</w:t>
+        </w:r>
+      </w:ins>
       <w:r>
         <w:rPr>
           <w:lang w:eastAsia="zh-Hans"/>
@@ -5024,6 +5922,21 @@
         </w:rPr>
         <w:t>。</w:t>
       </w:r>
+      <w:ins w:id="135" w:author="刘 yu" w:date="2024-05-20T13:11:00Z">
+        <w:r>
+          <w:rPr>
+            <w:rFonts w:hint="eastAsia"/>
+            <w:lang w:eastAsia="zh-Hans"/>
+          </w:rPr>
+          <w:t>针对这些</w:t>
+        </w:r>
+        <w:r>
+          <w:rPr>
+            <w:rFonts w:hint="eastAsia"/>
+          </w:rPr>
+          <w:t>问题，</w:t>
+        </w:r>
+      </w:ins>
       <w:r>
         <w:rPr>
           <w:lang w:eastAsia="zh-Hans"/>
@@ -5279,11 +6192,19 @@
         </w:rPr>
         <w:t>SSD</w:t>
       </w:r>
-      <w:r>
-        <w:rPr>
-          <w:lang w:eastAsia="zh-Hans"/>
-        </w:rPr>
-        <w:t>的数据放置策略优化：</w:t>
+      <w:del w:id="136" w:author="刘 yu" w:date="2024-05-20T13:12:00Z">
+        <w:r>
+          <w:rPr>
+            <w:lang w:eastAsia="zh-Hans"/>
+          </w:rPr>
+          <w:delText>的</w:delText>
+        </w:r>
+      </w:del>
+      <w:r>
+        <w:rPr>
+          <w:lang w:eastAsia="zh-Hans"/>
+        </w:rPr>
+        <w:t>数据放置策略优化：</w:t>
       </w:r>
       <w:r>
         <w:rPr>
@@ -5759,7 +6680,181 @@
         <w:rPr>
           <w:lang w:eastAsia="zh-Hans"/>
         </w:rPr>
-        <w:t>然而，上述这些研究工作只能在操作系统、应用级别一定程度地缓解主机侧的工作负载导致的写放大。但在固态硬盘内部仍存在写放大现象，这一方面是由于闪存转换层（</w:t>
+        <w:t>然而，上述</w:t>
+      </w:r>
+      <w:del w:id="137" w:author="刘 yu" w:date="2024-05-20T13:12:00Z">
+        <w:r>
+          <w:rPr>
+            <w:lang w:eastAsia="zh-Hans"/>
+          </w:rPr>
+          <w:delText>这些</w:delText>
+        </w:r>
+      </w:del>
+      <w:r>
+        <w:rPr>
+          <w:lang w:eastAsia="zh-Hans"/>
+        </w:rPr>
+        <w:t>研究工作只能</w:t>
+      </w:r>
+      <w:ins w:id="138" w:author="刘 yu" w:date="2024-05-20T13:13:00Z">
+        <w:r>
+          <w:rPr>
+            <w:rFonts w:hint="eastAsia"/>
+            <w:lang w:eastAsia="zh-Hans"/>
+          </w:rPr>
+          <w:t>从</w:t>
+        </w:r>
+      </w:ins>
+      <w:del w:id="139" w:author="刘 yu" w:date="2024-05-20T13:13:00Z">
+        <w:r>
+          <w:rPr>
+            <w:lang w:eastAsia="zh-Hans"/>
+          </w:rPr>
+          <w:delText>在</w:delText>
+        </w:r>
+      </w:del>
+      <w:r>
+        <w:rPr>
+          <w:lang w:eastAsia="zh-Hans"/>
+        </w:rPr>
+        <w:t>操作系统、应用</w:t>
+      </w:r>
+      <w:del w:id="140" w:author="刘 yu" w:date="2024-05-20T13:12:00Z">
+        <w:r>
+          <w:rPr>
+            <w:rFonts w:hint="eastAsia"/>
+            <w:lang w:eastAsia="zh-Hans"/>
+          </w:rPr>
+          <w:delText>级别一定程度地</w:delText>
+        </w:r>
+      </w:del>
+      <w:ins w:id="141" w:author="刘 yu" w:date="2024-05-20T13:13:00Z">
+        <w:r>
+          <w:rPr>
+            <w:rFonts w:hint="eastAsia"/>
+          </w:rPr>
+          <w:t>层面上</w:t>
+        </w:r>
+      </w:ins>
+      <w:r>
+        <w:rPr>
+          <w:lang w:eastAsia="zh-Hans"/>
+        </w:rPr>
+        <w:t>缓解</w:t>
+      </w:r>
+      <w:del w:id="142" w:author="刘 yu" w:date="2024-05-20T13:13:00Z">
+        <w:r>
+          <w:rPr>
+            <w:lang w:eastAsia="zh-Hans"/>
+          </w:rPr>
+          <w:delText>主机侧的</w:delText>
+        </w:r>
+      </w:del>
+      <w:r>
+        <w:rPr>
+          <w:lang w:eastAsia="zh-Hans"/>
+        </w:rPr>
+        <w:t>工作负载导致的写放大</w:t>
+      </w:r>
+      <w:ins w:id="143" w:author="刘 yu" w:date="2024-05-20T13:13:00Z">
+        <w:r>
+          <w:rPr>
+            <w:rFonts w:hint="eastAsia"/>
+            <w:lang w:eastAsia="zh-Hans"/>
+          </w:rPr>
+          <w:t>，不能解决</w:t>
+        </w:r>
+      </w:ins>
+      <w:del w:id="144" w:author="刘 yu" w:date="2024-05-20T13:13:00Z">
+        <w:r>
+          <w:rPr>
+            <w:lang w:eastAsia="zh-Hans"/>
+          </w:rPr>
+          <w:delText>。但</w:delText>
+        </w:r>
+      </w:del>
+      <w:del w:id="145" w:author="刘 yu" w:date="2024-05-20T13:14:00Z">
+        <w:r>
+          <w:rPr>
+            <w:lang w:eastAsia="zh-Hans"/>
+          </w:rPr>
+          <w:delText>在</w:delText>
+        </w:r>
+      </w:del>
+      <w:r>
+        <w:rPr>
+          <w:lang w:eastAsia="zh-Hans"/>
+        </w:rPr>
+        <w:t>固态硬盘内部</w:t>
+      </w:r>
+      <w:del w:id="146" w:author="刘 yu" w:date="2024-05-20T13:14:00Z">
+        <w:r>
+          <w:rPr>
+            <w:rFonts w:hint="eastAsia"/>
+            <w:lang w:eastAsia="zh-Hans"/>
+          </w:rPr>
+          <w:delText>仍存在</w:delText>
+        </w:r>
+      </w:del>
+      <w:ins w:id="147" w:author="刘 yu" w:date="2024-05-20T13:14:00Z">
+        <w:r>
+          <w:rPr>
+            <w:rFonts w:hint="eastAsia"/>
+          </w:rPr>
+          <w:t>的</w:t>
+        </w:r>
+      </w:ins>
+      <w:r>
+        <w:rPr>
+          <w:lang w:eastAsia="zh-Hans"/>
+        </w:rPr>
+        <w:t>写放大现象</w:t>
+      </w:r>
+      <w:ins w:id="148" w:author="刘 yu" w:date="2024-05-20T13:14:00Z">
+        <w:r>
+          <w:rPr>
+            <w:rFonts w:hint="eastAsia"/>
+            <w:lang w:eastAsia="zh-Hans"/>
+          </w:rPr>
+          <w:t>。</w:t>
+        </w:r>
+      </w:ins>
+      <w:del w:id="149" w:author="刘 yu" w:date="2024-05-20T13:14:00Z">
+        <w:r>
+          <w:rPr>
+            <w:lang w:eastAsia="zh-Hans"/>
+          </w:rPr>
+          <w:delText>，</w:delText>
+        </w:r>
+      </w:del>
+      <w:r>
+        <w:rPr>
+          <w:lang w:eastAsia="zh-Hans"/>
+        </w:rPr>
+        <w:t>这一方面</w:t>
+      </w:r>
+      <w:del w:id="150" w:author="刘 yu" w:date="2024-05-20T13:14:00Z">
+        <w:r>
+          <w:rPr>
+            <w:rFonts w:hint="eastAsia"/>
+            <w:lang w:eastAsia="zh-Hans"/>
+          </w:rPr>
+          <w:delText>是由</w:delText>
+        </w:r>
+      </w:del>
+      <w:ins w:id="151" w:author="刘 yu" w:date="2024-05-20T13:15:00Z">
+        <w:r>
+          <w:rPr>
+            <w:rFonts w:hint="eastAsia"/>
+          </w:rPr>
+          <w:t>缘</w:t>
+        </w:r>
+      </w:ins>
+      <w:r>
+        <w:rPr>
+          <w:lang w:eastAsia="zh-Hans"/>
+        </w:rPr>
+        <w:t>于闪存转换层（</w:t>
       </w:r>
       <w:r>
         <w:rPr>
@@ -5771,7 +6866,37 @@
         <w:rPr>
           <w:lang w:eastAsia="zh-Hans"/>
         </w:rPr>
-        <w:t>）的管理策略，另一方面是固态硬盘中</w:t>
+        <w:t>）的管理策略，另一方面</w:t>
+      </w:r>
+      <w:ins w:id="152" w:author="刘 yu" w:date="2024-05-20T13:15:00Z">
+        <w:r>
+          <w:rPr>
+            <w:rFonts w:hint="eastAsia"/>
+            <w:lang w:eastAsia="zh-Hans"/>
+          </w:rPr>
+          <w:t>则</w:t>
+        </w:r>
+      </w:ins>
+      <w:r>
+        <w:rPr>
+          <w:lang w:eastAsia="zh-Hans"/>
+        </w:rPr>
+        <w:t>是</w:t>
+      </w:r>
+      <w:ins w:id="153" w:author="刘 yu" w:date="2024-05-20T13:15:00Z">
+        <w:r>
+          <w:rPr>
+            <w:rFonts w:hint="eastAsia"/>
+            <w:lang w:eastAsia="zh-Hans"/>
+          </w:rPr>
+          <w:t>由于</w:t>
+        </w:r>
+      </w:ins>
+      <w:r>
+        <w:rPr>
+          <w:lang w:eastAsia="zh-Hans"/>
+        </w:rPr>
+        <w:t>固态硬盘中</w:t>
       </w:r>
       <w:r>
         <w:rPr>
@@ -5783,7 +6908,35 @@
         <w:rPr>
           <w:lang w:eastAsia="zh-Hans"/>
         </w:rPr>
-        <w:t>闪存颗粒的擦写粒度不一致的特性导致的。</w:t>
+        <w:t>闪存颗粒</w:t>
+      </w:r>
+      <w:del w:id="154" w:author="刘 yu" w:date="2024-05-20T13:15:00Z">
+        <w:r>
+          <w:rPr>
+            <w:lang w:eastAsia="zh-Hans"/>
+          </w:rPr>
+          <w:delText>的</w:delText>
+        </w:r>
+      </w:del>
+      <w:r>
+        <w:rPr>
+          <w:lang w:eastAsia="zh-Hans"/>
+        </w:rPr>
+        <w:t>擦写粒度不一致</w:t>
+      </w:r>
+      <w:del w:id="155" w:author="刘 yu" w:date="2024-05-20T13:15:00Z">
+        <w:r>
+          <w:rPr>
+            <w:lang w:eastAsia="zh-Hans"/>
+          </w:rPr>
+          <w:delText>的特性</w:delText>
+        </w:r>
+      </w:del>
+      <w:r>
+        <w:rPr>
+          <w:lang w:eastAsia="zh-Hans"/>
+        </w:rPr>
+        <w:t>导致的。</w:t>
       </w:r>
     </w:p>
     <w:p>
@@ -5811,125 +6964,281 @@
         </w:rPr>
         <w:t>固态硬盘的核心组件之一，</w:t>
       </w:r>
-      <w:r>
-        <w:rPr>
-          <w:lang w:eastAsia="zh-Hans"/>
-        </w:rPr>
-        <w:t>该转换层负责维护硬盘</w:t>
-      </w:r>
-      <w:r>
-        <w:rPr>
-          <w:lang w:eastAsia="zh-Hans"/>
-        </w:rPr>
-        <w:t>逻辑地址</w:t>
-      </w:r>
-      <w:r>
-        <w:rPr>
-          <w:lang w:eastAsia="zh-Hans"/>
-        </w:rPr>
-        <w:t>到</w:t>
-      </w:r>
-      <w:r>
-        <w:rPr>
-          <w:lang w:eastAsia="zh-Hans"/>
-        </w:rPr>
-        <w:t>物理地址</w:t>
-      </w:r>
-      <w:r>
-        <w:rPr>
-          <w:lang w:eastAsia="zh-Hans"/>
-        </w:rPr>
-        <w:t>的</w:t>
-      </w:r>
-      <w:r>
-        <w:rPr>
-          <w:lang w:eastAsia="zh-Hans"/>
-        </w:rPr>
-        <w:t>映射</w:t>
-      </w:r>
-      <w:r>
-        <w:rPr>
-          <w:lang w:eastAsia="zh-Hans"/>
-        </w:rPr>
-        <w:t>表</w:t>
-      </w:r>
-      <w:r>
-        <w:rPr>
-          <w:lang w:eastAsia="zh-Hans"/>
-        </w:rPr>
+      <w:del w:id="156" w:author="刘 yu" w:date="2024-05-20T13:19:00Z">
+        <w:r>
+          <w:rPr>
+            <w:lang w:eastAsia="zh-Hans"/>
+          </w:rPr>
+          <w:delText>该转换层负责维护硬盘</w:delText>
+        </w:r>
+        <w:r>
+          <w:rPr>
+            <w:lang w:eastAsia="zh-Hans"/>
+          </w:rPr>
+          <w:delText>逻辑地址</w:delText>
+        </w:r>
+        <w:r>
+          <w:rPr>
+            <w:lang w:eastAsia="zh-Hans"/>
+          </w:rPr>
+          <w:delText>到</w:delText>
+        </w:r>
+        <w:r>
+          <w:rPr>
+            <w:lang w:eastAsia="zh-Hans"/>
+          </w:rPr>
+          <w:delText>物理地址</w:delText>
+        </w:r>
+        <w:r>
+          <w:rPr>
+            <w:lang w:eastAsia="zh-Hans"/>
+          </w:rPr>
+          <w:delText>的</w:delText>
+        </w:r>
+        <w:r>
+          <w:rPr>
+            <w:lang w:eastAsia="zh-Hans"/>
+          </w:rPr>
+          <w:delText>映射</w:delText>
+        </w:r>
+        <w:r>
+          <w:rPr>
+            <w:lang w:eastAsia="zh-Hans"/>
+          </w:rPr>
+          <w:delText>表</w:delText>
+        </w:r>
+        <w:r>
+          <w:rPr>
+            <w:lang w:eastAsia="zh-Hans"/>
+          </w:rPr>
+          <w:delText>，</w:delText>
+        </w:r>
+      </w:del>
+      <w:r>
+        <w:rPr>
+          <w:lang w:eastAsia="zh-Hans"/>
+        </w:rPr>
+        <w:t>目的是向操作系统</w:t>
+      </w:r>
+      <w:r>
+        <w:rPr>
+          <w:lang w:eastAsia="zh-Hans"/>
+        </w:rPr>
+        <w:t>屏蔽固态硬盘的</w:t>
+      </w:r>
+      <w:r>
+        <w:rPr>
+          <w:lang w:eastAsia="zh-Hans"/>
+        </w:rPr>
+        <w:t>底层</w:t>
+      </w:r>
+      <w:r>
+        <w:rPr>
+          <w:lang w:eastAsia="zh-Hans"/>
+        </w:rPr>
+        <w:t>特性，使</w:t>
+      </w:r>
+      <w:ins w:id="157" w:author="刘 yu" w:date="2024-05-20T13:19:00Z">
+        <w:r>
+          <w:rPr>
+            <w:rFonts w:hint="eastAsia"/>
+            <w:lang w:eastAsia="zh-Hans"/>
+          </w:rPr>
+          <w:t>硬盘</w:t>
+        </w:r>
+      </w:ins>
+      <w:del w:id="158" w:author="刘 yu" w:date="2024-05-20T13:19:00Z">
+        <w:r>
+          <w:rPr>
+            <w:lang w:eastAsia="zh-Hans"/>
+          </w:rPr>
+          <w:delText>其</w:delText>
+        </w:r>
+      </w:del>
+      <w:r>
+        <w:rPr>
+          <w:lang w:eastAsia="zh-Hans"/>
+        </w:rPr>
+        <w:t>作为</w:t>
+      </w:r>
+      <w:r>
+        <w:rPr>
+          <w:lang w:eastAsia="zh-Hans"/>
+        </w:rPr>
+        <w:t>块设备</w:t>
+      </w:r>
+      <w:r>
+        <w:rPr>
+          <w:lang w:eastAsia="zh-Hans"/>
+        </w:rPr>
+        <w:lastRenderedPageBreak/>
+        <w:t>使用</w:t>
+      </w:r>
+      <w:r>
+        <w:rPr>
+          <w:lang w:eastAsia="zh-Hans"/>
+        </w:rPr>
+        <w:t>。</w:t>
+      </w:r>
+      <w:ins w:id="159" w:author="刘 yu" w:date="2024-05-20T13:19:00Z">
+        <w:r>
+          <w:rPr>
+            <w:lang w:eastAsia="zh-Hans"/>
+          </w:rPr>
+          <w:t>该转换层负责维护硬盘逻辑地址到物理地址的映射表，</w:t>
+        </w:r>
+      </w:ins>
+      <w:r>
+        <w:rPr>
+          <w:lang w:eastAsia="zh-Hans"/>
+        </w:rPr>
+        <w:t>同时，</w:t>
+      </w:r>
+      <w:r>
+        <w:rPr>
+          <w:lang w:eastAsia="zh-Hans"/>
+        </w:rPr>
+        <w:t>垃圾回收，</w:t>
+      </w:r>
+      <w:r>
+        <w:rPr>
+          <w:lang w:eastAsia="zh-Hans"/>
+        </w:rPr>
+        <w:t>磨损均衡，资源调度</w:t>
+      </w:r>
+      <w:r>
+        <w:rPr>
+          <w:lang w:eastAsia="zh-Hans"/>
+        </w:rPr>
+        <w:t>，坏块管理</w:t>
+      </w:r>
+      <w:r>
+        <w:rPr>
+          <w:lang w:eastAsia="zh-Hans"/>
+        </w:rPr>
+        <w:t>等策略都实现在</w:t>
+      </w:r>
+      <w:r>
+        <w:rPr>
+          <w:lang w:eastAsia="zh-Hans"/>
+        </w:rPr>
+        <w:t>FTL</w:t>
+      </w:r>
+      <w:r>
+        <w:rPr>
+          <w:lang w:eastAsia="zh-Hans"/>
+        </w:rPr>
+        <w:t>层中</w:t>
+      </w:r>
+      <w:r>
+        <w:rPr>
+          <w:lang w:eastAsia="zh-Hans"/>
+        </w:rPr>
+        <w:t>。</w:t>
+      </w:r>
+      <w:r>
+        <w:rPr>
+          <w:lang w:eastAsia="zh-Hans"/>
+        </w:rPr>
+        <w:t>FTL</w:t>
+      </w:r>
+      <w:r>
+        <w:t>层</w:t>
+      </w:r>
+      <w:del w:id="160" w:author="刘 yu" w:date="2024-05-20T13:20:00Z">
+        <w:r>
+          <w:rPr>
+            <w:rFonts w:hint="eastAsia"/>
+          </w:rPr>
+          <w:delText>是在</w:delText>
+        </w:r>
+        <w:r>
+          <w:rPr>
+            <w:rFonts w:hint="eastAsia"/>
+          </w:rPr>
+          <w:delText>SSD</w:delText>
+        </w:r>
+        <w:r>
+          <w:rPr>
+            <w:rFonts w:hint="eastAsia"/>
+          </w:rPr>
+          <w:delText>推广初期</w:delText>
+        </w:r>
+      </w:del>
+      <w:ins w:id="161" w:author="刘 yu" w:date="2024-05-20T13:20:00Z">
+        <w:r>
+          <w:rPr>
+            <w:rFonts w:hint="eastAsia"/>
+          </w:rPr>
+          <w:t>的设计初衷是兼容</w:t>
+        </w:r>
+      </w:ins>
+      <w:del w:id="162" w:author="刘 yu" w:date="2024-05-20T13:20:00Z">
+        <w:r>
+          <w:delText>，向</w:delText>
+        </w:r>
+      </w:del>
+      <w:r>
+        <w:t>传统</w:t>
+      </w:r>
+      <w:proofErr w:type="gramStart"/>
+      <w:r>
+        <w:t>块设备</w:t>
+      </w:r>
+      <w:proofErr w:type="gramEnd"/>
+      <w:del w:id="163" w:author="刘 yu" w:date="2024-05-20T13:20:00Z">
+        <w:r>
+          <w:delText>作出的兼容性妥协</w:delText>
+        </w:r>
+      </w:del>
+      <w:del w:id="164" w:author="刘 yu" w:date="2024-05-20T13:21:00Z">
+        <w:r>
+          <w:delText>，如今</w:delText>
+        </w:r>
+      </w:del>
+      <w:r>
         <w:t>，</w:t>
       </w:r>
-      <w:r>
-        <w:rPr>
-          <w:lang w:eastAsia="zh-Hans"/>
-        </w:rPr>
-        <w:t>目的是向操作系统</w:t>
-      </w:r>
-      <w:r>
-        <w:rPr>
-          <w:lang w:eastAsia="zh-Hans"/>
-        </w:rPr>
-        <w:t>屏蔽固态硬盘的</w:t>
-      </w:r>
-      <w:r>
-        <w:rPr>
-          <w:lang w:eastAsia="zh-Hans"/>
-        </w:rPr>
-        <w:t>底层</w:t>
-      </w:r>
-      <w:r>
-        <w:rPr>
-          <w:lang w:eastAsia="zh-Hans"/>
-        </w:rPr>
-        <w:t>特性，使其作为</w:t>
-      </w:r>
-      <w:r>
-        <w:rPr>
-          <w:lang w:eastAsia="zh-Hans"/>
-        </w:rPr>
-        <w:t>块设备</w:t>
-      </w:r>
-      <w:r>
-        <w:rPr>
-          <w:lang w:eastAsia="zh-Hans"/>
-        </w:rPr>
-        <w:t>使用</w:t>
-      </w:r>
-      <w:r>
-        <w:rPr>
-          <w:lang w:eastAsia="zh-Hans"/>
-        </w:rPr>
-        <w:t>。</w:t>
-      </w:r>
-      <w:r>
-        <w:rPr>
-          <w:lang w:eastAsia="zh-Hans"/>
-        </w:rPr>
-        <w:t>同时，</w:t>
-      </w:r>
-      <w:r>
-        <w:rPr>
-          <w:lang w:eastAsia="zh-Hans"/>
-        </w:rPr>
-        <w:t>垃圾回收，</w:t>
-      </w:r>
-      <w:r>
-        <w:rPr>
-          <w:lang w:eastAsia="zh-Hans"/>
-        </w:rPr>
-        <w:t>磨损均衡，资源调度</w:t>
-      </w:r>
-      <w:r>
-        <w:rPr>
-          <w:lang w:eastAsia="zh-Hans"/>
-        </w:rPr>
-        <w:t>，坏块管理</w:t>
-      </w:r>
-      <w:r>
-        <w:rPr>
-          <w:lang w:eastAsia="zh-Hans"/>
-        </w:rPr>
-        <w:t>等策略都实现在</w:t>
+      <w:ins w:id="165" w:author="刘 yu" w:date="2024-05-20T13:21:00Z">
+        <w:r>
+          <w:rPr>
+            <w:rFonts w:hint="eastAsia"/>
+          </w:rPr>
+          <w:t>但在存储架构日益复杂的发展下，</w:t>
+        </w:r>
+      </w:ins>
+      <w:del w:id="166" w:author="刘 yu" w:date="2024-05-20T13:21:00Z">
+        <w:r>
+          <w:delText>FTL</w:delText>
+        </w:r>
+        <w:r>
+          <w:delText>层已经</w:delText>
+        </w:r>
+      </w:del>
+      <w:r>
+        <w:t>暴露出</w:t>
+      </w:r>
+      <w:ins w:id="167" w:author="刘 yu" w:date="2024-05-20T13:21:00Z">
+        <w:r>
+          <w:rPr>
+            <w:rFonts w:hint="eastAsia"/>
+          </w:rPr>
+          <w:t>新的</w:t>
+        </w:r>
+      </w:ins>
+      <w:del w:id="168" w:author="刘 yu" w:date="2024-05-20T13:21:00Z">
+        <w:r>
+          <w:delText>很多</w:delText>
+        </w:r>
+      </w:del>
+      <w:r>
+        <w:t>问题。</w:t>
+      </w:r>
+      <w:r>
+        <w:rPr>
+          <w:lang w:eastAsia="zh-Hans"/>
+        </w:rPr>
+        <w:t>例如，在更新一个块的过程中，如果</w:t>
       </w:r>
       <w:r>
         <w:rPr>
@@ -5941,60 +7250,44 @@
         <w:rPr>
           <w:lang w:eastAsia="zh-Hans"/>
         </w:rPr>
-        <w:t>层中</w:t>
-      </w:r>
-      <w:r>
-        <w:rPr>
-          <w:lang w:eastAsia="zh-Hans"/>
-        </w:rPr>
-        <w:t>。</w:t>
-      </w:r>
-      <w:r>
-        <w:rPr>
-          <w:lang w:eastAsia="zh-Hans"/>
-        </w:rPr>
-        <w:t>FTL</w:t>
-      </w:r>
-      <w:r>
-        <w:t>层是在</w:t>
-      </w:r>
-      <w:r>
-        <w:t>SSD</w:t>
-      </w:r>
-      <w:r>
-        <w:t>推广初期，向传统块设备</w:t>
-      </w:r>
-      <w:proofErr w:type="gramStart"/>
-      <w:r>
-        <w:t>作出</w:t>
-      </w:r>
-      <w:proofErr w:type="gramEnd"/>
-      <w:r>
-        <w:t>的兼容性妥协，如今，</w:t>
-      </w:r>
-      <w:r>
-        <w:t>FTL</w:t>
-      </w:r>
-      <w:r>
-        <w:t>层已经暴露出很多问题。</w:t>
-      </w:r>
-      <w:r>
-        <w:rPr>
-          <w:lang w:eastAsia="zh-Hans"/>
-        </w:rPr>
-        <w:t>例如，在更新一个块的过程中，如果</w:t>
-      </w:r>
-      <w:r>
-        <w:rPr>
-          <w:lang w:eastAsia="zh-Hans"/>
-        </w:rPr>
-        <w:t>FTL</w:t>
-      </w:r>
-      <w:r>
-        <w:rPr>
-          <w:lang w:eastAsia="zh-Hans"/>
-        </w:rPr>
-        <w:t>给出的目标物理地址因无法写入时，需要重新分配</w:t>
+        <w:t>给出的目标物理地址</w:t>
+      </w:r>
+      <w:del w:id="169" w:author="刘 yu" w:date="2024-05-20T13:22:00Z">
+        <w:r>
+          <w:rPr>
+            <w:lang w:eastAsia="zh-Hans"/>
+          </w:rPr>
+          <w:delText>因</w:delText>
+        </w:r>
+      </w:del>
+      <w:r>
+        <w:rPr>
+          <w:lang w:eastAsia="zh-Hans"/>
+        </w:rPr>
+        <w:t>无法写入时，需要</w:t>
+      </w:r>
+      <w:ins w:id="170" w:author="刘 yu" w:date="2024-05-20T13:22:00Z">
+        <w:r>
+          <w:rPr>
+            <w:lang w:eastAsia="zh-Hans"/>
+          </w:rPr>
+          <w:t>更改映射表</w:t>
+        </w:r>
+      </w:ins>
+      <w:ins w:id="171" w:author="刘 yu" w:date="2024-05-20T13:23:00Z">
+        <w:r>
+          <w:rPr>
+            <w:rFonts w:hint="eastAsia"/>
+            <w:lang w:eastAsia="zh-Hans"/>
+          </w:rPr>
+          <w:t>，</w:t>
+        </w:r>
+      </w:ins>
+      <w:r>
+        <w:rPr>
+          <w:lang w:eastAsia="zh-Hans"/>
+        </w:rPr>
+        <w:t>重新分配</w:t>
       </w:r>
       <w:r>
         <w:rPr>
@@ -6024,14 +7317,30 @@
         <w:rPr>
           <w:lang w:eastAsia="zh-Hans"/>
         </w:rPr>
-        <w:t>进行写入，</w:t>
-      </w:r>
-      <w:r>
-        <w:rPr>
-          <w:lang w:eastAsia="zh-Hans"/>
-        </w:rPr>
-        <w:t>并更改映射表</w:t>
-      </w:r>
+        <w:t>进行写入</w:t>
+      </w:r>
+      <w:del w:id="172" w:author="刘 yu" w:date="2024-05-20T13:23:00Z">
+        <w:r>
+          <w:rPr>
+            <w:lang w:eastAsia="zh-Hans"/>
+          </w:rPr>
+          <w:delText>，</w:delText>
+        </w:r>
+        <w:r>
+          <w:rPr>
+            <w:lang w:eastAsia="zh-Hans"/>
+          </w:rPr>
+          <w:delText>并</w:delText>
+        </w:r>
+      </w:del>
+      <w:del w:id="173" w:author="刘 yu" w:date="2024-05-20T13:22:00Z">
+        <w:r>
+          <w:rPr>
+            <w:lang w:eastAsia="zh-Hans"/>
+          </w:rPr>
+          <w:delText>更改映射表</w:delText>
+        </w:r>
+      </w:del>
       <w:r>
         <w:rPr>
           <w:lang w:eastAsia="zh-Hans"/>
@@ -6042,14 +7351,21 @@
         <w:rPr>
           <w:lang w:eastAsia="zh-Hans"/>
         </w:rPr>
-        <w:t>然后需</w:t>
-      </w:r>
-      <w:r>
-        <w:rPr>
-          <w:lang w:eastAsia="zh-Hans"/>
-        </w:rPr>
-        <w:lastRenderedPageBreak/>
-        <w:t>要对旧块进行回收，将其中未失效的内容迁移到</w:t>
+        <w:t>然后</w:t>
+      </w:r>
+      <w:del w:id="174" w:author="刘 yu" w:date="2024-05-20T13:23:00Z">
+        <w:r>
+          <w:rPr>
+            <w:lang w:eastAsia="zh-Hans"/>
+          </w:rPr>
+          <w:delText>需要</w:delText>
+        </w:r>
+      </w:del>
+      <w:r>
+        <w:rPr>
+          <w:lang w:eastAsia="zh-Hans"/>
+        </w:rPr>
+        <w:t>对旧块进行回收，将其中未失效的内容迁移到</w:t>
       </w:r>
       <w:r>
         <w:rPr>
@@ -6073,7 +7389,75 @@
         <w:rPr>
           <w:lang w:eastAsia="zh-Hans"/>
         </w:rPr>
-        <w:t>。这个过程造成了写入延时和写放大，而且，所谓的</w:t>
+        <w:t>。这个过程</w:t>
+      </w:r>
+      <w:ins w:id="175" w:author="刘 yu" w:date="2024-05-20T13:23:00Z">
+        <w:r>
+          <w:rPr>
+            <w:rFonts w:hint="eastAsia"/>
+            <w:lang w:eastAsia="zh-Hans"/>
+          </w:rPr>
+          <w:t>会</w:t>
+        </w:r>
+      </w:ins>
+      <w:r>
+        <w:rPr>
+          <w:lang w:eastAsia="zh-Hans"/>
+        </w:rPr>
+        <w:t>造成</w:t>
+      </w:r>
+      <w:del w:id="176" w:author="刘 yu" w:date="2024-05-20T13:23:00Z">
+        <w:r>
+          <w:rPr>
+            <w:lang w:eastAsia="zh-Hans"/>
+          </w:rPr>
+          <w:delText>了</w:delText>
+        </w:r>
+      </w:del>
+      <w:r>
+        <w:rPr>
+          <w:lang w:eastAsia="zh-Hans"/>
+        </w:rPr>
+        <w:t>写入延时和写放大</w:t>
+      </w:r>
+      <w:ins w:id="177" w:author="刘 yu" w:date="2024-05-20T13:23:00Z">
+        <w:r>
+          <w:rPr>
+            <w:rFonts w:hint="eastAsia"/>
+            <w:lang w:eastAsia="zh-Hans"/>
+          </w:rPr>
+          <w:t>。</w:t>
+        </w:r>
+      </w:ins>
+      <w:del w:id="178" w:author="刘 yu" w:date="2024-05-20T13:23:00Z">
+        <w:r>
+          <w:rPr>
+            <w:lang w:eastAsia="zh-Hans"/>
+          </w:rPr>
+          <w:delText>，</w:delText>
+        </w:r>
+        <w:r>
+          <w:rPr>
+            <w:rFonts w:hint="eastAsia"/>
+            <w:lang w:eastAsia="zh-Hans"/>
+          </w:rPr>
+          <w:delText>而且，</w:delText>
+        </w:r>
+      </w:del>
+      <w:ins w:id="179" w:author="刘 yu" w:date="2024-05-20T13:24:00Z">
+        <w:r>
+          <w:rPr>
+            <w:rFonts w:hint="eastAsia"/>
+            <w:lang w:eastAsia="zh-Hans"/>
+          </w:rPr>
+          <w:t>此外，</w:t>
+        </w:r>
+      </w:ins>
+      <w:r>
+        <w:rPr>
+          <w:lang w:eastAsia="zh-Hans"/>
+        </w:rPr>
+        <w:t>所谓的</w:t>
       </w:r>
       <w:r>
         <w:rPr>
@@ -6093,23 +7477,68 @@
         </w:rPr>
         <w:t>”</w:t>
       </w:r>
-      <w:r>
-        <w:rPr>
-          <w:lang w:eastAsia="zh-Hans"/>
-        </w:rPr>
-        <w:t>也可能是已经存有部分数据的地址空间，仍可能因为无法容纳（或其他原因）被判断为无法写入，就要再通过</w:t>
-      </w:r>
-      <w:r>
-        <w:rPr>
-          <w:lang w:eastAsia="zh-Hans"/>
-        </w:rPr>
-        <w:t>FTL</w:t>
-      </w:r>
-      <w:r>
-        <w:rPr>
-          <w:lang w:eastAsia="zh-Hans"/>
-        </w:rPr>
-        <w:t>层重新分配一个</w:t>
+      <w:del w:id="180" w:author="刘 yu" w:date="2024-05-20T13:23:00Z">
+        <w:r>
+          <w:rPr>
+            <w:lang w:eastAsia="zh-Hans"/>
+          </w:rPr>
+          <w:delText>也</w:delText>
+        </w:r>
+      </w:del>
+      <w:r>
+        <w:rPr>
+          <w:lang w:eastAsia="zh-Hans"/>
+        </w:rPr>
+        <w:t>可能是已经存有部分数据的地址空间，仍可能因为无法容纳（或其他原因）被判断为无法写入，</w:t>
+      </w:r>
+      <w:del w:id="181" w:author="刘 yu" w:date="2024-05-20T13:24:00Z">
+        <w:r>
+          <w:rPr>
+            <w:rFonts w:hint="eastAsia"/>
+            <w:lang w:eastAsia="zh-Hans"/>
+          </w:rPr>
+          <w:delText>就要</w:delText>
+        </w:r>
+      </w:del>
+      <w:ins w:id="182" w:author="刘 yu" w:date="2024-05-20T13:24:00Z">
+        <w:r>
+          <w:rPr>
+            <w:rFonts w:hint="eastAsia"/>
+          </w:rPr>
+          <w:t>需要</w:t>
+        </w:r>
+      </w:ins>
+      <w:r>
+        <w:rPr>
+          <w:lang w:eastAsia="zh-Hans"/>
+        </w:rPr>
+        <w:t>再</w:t>
+      </w:r>
+      <w:del w:id="183" w:author="刘 yu" w:date="2024-05-20T13:24:00Z">
+        <w:r>
+          <w:rPr>
+            <w:lang w:eastAsia="zh-Hans"/>
+          </w:rPr>
+          <w:delText>通过</w:delText>
+        </w:r>
+        <w:r>
+          <w:rPr>
+            <w:lang w:eastAsia="zh-Hans"/>
+          </w:rPr>
+          <w:delText>FTL</w:delText>
+        </w:r>
+        <w:r>
+          <w:rPr>
+            <w:lang w:eastAsia="zh-Hans"/>
+          </w:rPr>
+          <w:delText>层重新</w:delText>
+        </w:r>
+      </w:del>
+      <w:r>
+        <w:rPr>
+          <w:lang w:eastAsia="zh-Hans"/>
+        </w:rPr>
+        <w:t>分配一个</w:t>
       </w:r>
       <w:r>
         <w:rPr>
@@ -6135,48 +7564,153 @@
         </w:rPr>
         <w:t>，</w:t>
       </w:r>
-      <w:r>
-        <w:rPr>
-          <w:lang w:eastAsia="zh-Hans"/>
-        </w:rPr>
-        <w:t>引发链式的大量的数据迁移</w:t>
-      </w:r>
-      <w:r>
-        <w:rPr>
-          <w:lang w:eastAsia="zh-Hans"/>
-        </w:rPr>
-        <w:t>且该</w:t>
-      </w:r>
-      <w:r>
-        <w:rPr>
-          <w:lang w:eastAsia="zh-Hans"/>
-        </w:rPr>
-        <w:t>开销的严重程度</w:t>
-      </w:r>
-      <w:r>
-        <w:rPr>
-          <w:lang w:eastAsia="zh-Hans"/>
-        </w:rPr>
-        <w:t>对于主机而言既</w:t>
-      </w:r>
-      <w:r>
-        <w:rPr>
-          <w:lang w:eastAsia="zh-Hans"/>
-        </w:rPr>
-        <w:t>不可控</w:t>
-      </w:r>
-      <w:r>
-        <w:rPr>
-          <w:lang w:eastAsia="zh-Hans"/>
-        </w:rPr>
-        <w:t>也</w:t>
-      </w:r>
-      <w:r>
-        <w:rPr>
-          <w:lang w:eastAsia="zh-Hans"/>
-        </w:rPr>
-        <w:t>不可预测</w:t>
-      </w:r>
+      <w:ins w:id="184" w:author="刘 yu" w:date="2024-05-20T13:24:00Z">
+        <w:r>
+          <w:rPr>
+            <w:rFonts w:hint="eastAsia"/>
+            <w:lang w:eastAsia="zh-Hans"/>
+          </w:rPr>
+          <w:t>从而</w:t>
+        </w:r>
+      </w:ins>
+      <w:r>
+        <w:rPr>
+          <w:lang w:eastAsia="zh-Hans"/>
+        </w:rPr>
+        <w:t>引发链式</w:t>
+      </w:r>
+      <w:del w:id="185" w:author="刘 yu" w:date="2024-05-20T13:26:00Z">
+        <w:r>
+          <w:rPr>
+            <w:lang w:eastAsia="zh-Hans"/>
+          </w:rPr>
+          <w:delText>的</w:delText>
+        </w:r>
+      </w:del>
+      <w:del w:id="186" w:author="刘 yu" w:date="2024-05-20T13:25:00Z">
+        <w:r>
+          <w:rPr>
+            <w:lang w:eastAsia="zh-Hans"/>
+          </w:rPr>
+          <w:delText>大量的</w:delText>
+        </w:r>
+      </w:del>
+      <w:r>
+        <w:rPr>
+          <w:lang w:eastAsia="zh-Hans"/>
+        </w:rPr>
+        <w:t>数据迁移</w:t>
+      </w:r>
+      <w:ins w:id="187" w:author="刘 yu" w:date="2024-05-20T13:25:00Z">
+        <w:r>
+          <w:rPr>
+            <w:rFonts w:hint="eastAsia"/>
+            <w:lang w:eastAsia="zh-Hans"/>
+          </w:rPr>
+          <w:t>，以不可预测的</w:t>
+        </w:r>
+      </w:ins>
+      <w:del w:id="188" w:author="刘 yu" w:date="2024-05-20T13:25:00Z">
+        <w:r>
+          <w:rPr>
+            <w:lang w:eastAsia="zh-Hans"/>
+          </w:rPr>
+          <w:delText>且该</w:delText>
+        </w:r>
+      </w:del>
+      <w:ins w:id="189" w:author="刘 yu" w:date="2024-05-20T13:26:00Z">
+        <w:r>
+          <w:rPr>
+            <w:rFonts w:hint="eastAsia"/>
+            <w:lang w:eastAsia="zh-Hans"/>
+          </w:rPr>
+          <w:t>性能</w:t>
+        </w:r>
+      </w:ins>
+      <w:r>
+        <w:rPr>
+          <w:lang w:eastAsia="zh-Hans"/>
+        </w:rPr>
+        <w:t>开销</w:t>
+      </w:r>
+      <w:del w:id="190" w:author="刘 yu" w:date="2024-05-20T13:25:00Z">
+        <w:r>
+          <w:rPr>
+            <w:lang w:eastAsia="zh-Hans"/>
+          </w:rPr>
+          <w:delText>的</w:delText>
+        </w:r>
+      </w:del>
+      <w:r>
+        <w:rPr>
+          <w:lang w:eastAsia="zh-Hans"/>
+        </w:rPr>
+        <w:t>严重</w:t>
+      </w:r>
+      <w:ins w:id="191" w:author="刘 yu" w:date="2024-05-20T13:25:00Z">
+        <w:r>
+          <w:rPr>
+            <w:rFonts w:hint="eastAsia"/>
+            <w:lang w:eastAsia="zh-Hans"/>
+          </w:rPr>
+          <w:t>影响</w:t>
+        </w:r>
+      </w:ins>
+      <w:del w:id="192" w:author="刘 yu" w:date="2024-05-20T13:25:00Z">
+        <w:r>
+          <w:rPr>
+            <w:lang w:eastAsia="zh-Hans"/>
+          </w:rPr>
+          <w:delText>程度</w:delText>
+        </w:r>
+        <w:r>
+          <w:rPr>
+            <w:lang w:eastAsia="zh-Hans"/>
+          </w:rPr>
+          <w:delText>对于</w:delText>
+        </w:r>
+      </w:del>
+      <w:r>
+        <w:rPr>
+          <w:lang w:eastAsia="zh-Hans"/>
+        </w:rPr>
+        <w:t>主机</w:t>
+      </w:r>
+      <w:ins w:id="193" w:author="刘 yu" w:date="2024-05-20T13:25:00Z">
+        <w:r>
+          <w:rPr>
+            <w:rFonts w:hint="eastAsia"/>
+            <w:lang w:eastAsia="zh-Hans"/>
+          </w:rPr>
+          <w:t>的工作</w:t>
+        </w:r>
+      </w:ins>
+      <w:del w:id="194" w:author="刘 yu" w:date="2024-05-20T13:25:00Z">
+        <w:r>
+          <w:rPr>
+            <w:lang w:eastAsia="zh-Hans"/>
+          </w:rPr>
+          <w:delText>而言既</w:delText>
+        </w:r>
+        <w:r>
+          <w:rPr>
+            <w:lang w:eastAsia="zh-Hans"/>
+          </w:rPr>
+          <w:delText>不可控</w:delText>
+        </w:r>
+        <w:r>
+          <w:rPr>
+            <w:lang w:eastAsia="zh-Hans"/>
+          </w:rPr>
+          <w:delText>也</w:delText>
+        </w:r>
+        <w:r>
+          <w:rPr>
+            <w:lang w:eastAsia="zh-Hans"/>
+          </w:rPr>
+          <w:delText>不可预测</w:delText>
+        </w:r>
+      </w:del>
       <w:r>
         <w:rPr>
           <w:lang w:eastAsia="zh-Hans"/>
@@ -6209,11 +7743,57 @@
         </w:rPr>
         <w:t>FTL</w:t>
       </w:r>
-      <w:r>
-        <w:rPr>
-          <w:lang w:eastAsia="zh-Hans"/>
-        </w:rPr>
-        <w:t>的存在也带来了空间开销。</w:t>
+      <w:del w:id="195" w:author="刘 yu" w:date="2024-05-20T13:27:00Z">
+        <w:r>
+          <w:rPr>
+            <w:lang w:eastAsia="zh-Hans"/>
+          </w:rPr>
+          <w:delText>的存在</w:delText>
+        </w:r>
+      </w:del>
+      <w:r>
+        <w:rPr>
+          <w:lang w:eastAsia="zh-Hans"/>
+        </w:rPr>
+        <w:t>也</w:t>
+      </w:r>
+      <w:ins w:id="196" w:author="刘 yu" w:date="2024-05-20T13:27:00Z">
+        <w:r>
+          <w:rPr>
+            <w:rFonts w:hint="eastAsia"/>
+            <w:lang w:eastAsia="zh-Hans"/>
+          </w:rPr>
+          <w:t>会</w:t>
+        </w:r>
+      </w:ins>
+      <w:r>
+        <w:rPr>
+          <w:lang w:eastAsia="zh-Hans"/>
+        </w:rPr>
+        <w:t>带来</w:t>
+      </w:r>
+      <w:del w:id="197" w:author="刘 yu" w:date="2024-05-20T13:28:00Z">
+        <w:r>
+          <w:rPr>
+            <w:lang w:eastAsia="zh-Hans"/>
+          </w:rPr>
+          <w:delText>了</w:delText>
+        </w:r>
+      </w:del>
+      <w:ins w:id="198" w:author="刘 yu" w:date="2024-05-20T13:30:00Z">
+        <w:r>
+          <w:rPr>
+            <w:rFonts w:hint="eastAsia"/>
+            <w:lang w:eastAsia="zh-Hans"/>
+          </w:rPr>
+          <w:t>额外的</w:t>
+        </w:r>
+      </w:ins>
+      <w:r>
+        <w:rPr>
+          <w:lang w:eastAsia="zh-Hans"/>
+        </w:rPr>
+        <w:t>空间开销。</w:t>
       </w:r>
       <w:r>
         <w:rPr>
@@ -6221,6 +7801,15 @@
         </w:rPr>
         <w:t>FTL</w:t>
       </w:r>
+      <w:ins w:id="199" w:author="刘 yu" w:date="2024-05-20T13:27:00Z">
+        <w:r>
+          <w:rPr>
+            <w:rFonts w:hint="eastAsia"/>
+            <w:lang w:eastAsia="zh-Hans"/>
+          </w:rPr>
+          <w:t>用于</w:t>
+        </w:r>
+      </w:ins>
       <w:r>
         <w:rPr>
           <w:lang w:eastAsia="zh-Hans"/>
@@ -6249,7 +7838,36 @@
         <w:rPr>
           <w:lang w:eastAsia="zh-Hans"/>
         </w:rPr>
-        <w:t>的映射表，该表需要的</w:t>
+        <w:t>的映射表</w:t>
+      </w:r>
+      <w:del w:id="200" w:author="刘 yu" w:date="2024-05-20T13:27:00Z">
+        <w:r>
+          <w:rPr>
+            <w:lang w:eastAsia="zh-Hans"/>
+          </w:rPr>
+          <w:delText>，该表</w:delText>
+        </w:r>
+      </w:del>
+      <w:r>
+        <w:rPr>
+          <w:lang w:eastAsia="zh-Hans"/>
+        </w:rPr>
+        <w:t>需要</w:t>
+      </w:r>
+      <w:ins w:id="201" w:author="刘 yu" w:date="2024-05-20T13:28:00Z">
+        <w:r>
+          <w:rPr>
+            <w:rFonts w:hint="eastAsia"/>
+            <w:lang w:eastAsia="zh-Hans"/>
+          </w:rPr>
+          <w:t>占用</w:t>
+        </w:r>
+      </w:ins>
+      <w:r>
+        <w:rPr>
+          <w:lang w:eastAsia="zh-Hans"/>
+        </w:rPr>
+        <w:t>的</w:t>
       </w:r>
       <w:r>
         <w:rPr>
@@ -6291,7 +7909,30 @@
         <w:rPr>
           <w:lang w:eastAsia="zh-Hans"/>
         </w:rPr>
-        <w:t>闪存空间浪费，例如，</w:t>
+        <w:t>闪存空间浪费</w:t>
+      </w:r>
+      <w:ins w:id="202" w:author="刘 yu" w:date="2024-05-20T13:28:00Z">
+        <w:r>
+          <w:rPr>
+            <w:rFonts w:hint="eastAsia"/>
+            <w:lang w:eastAsia="zh-Hans"/>
+          </w:rPr>
+          <w:t>。</w:t>
+        </w:r>
+      </w:ins>
+      <w:del w:id="203" w:author="刘 yu" w:date="2024-05-20T13:28:00Z">
+        <w:r>
+          <w:rPr>
+            <w:lang w:eastAsia="zh-Hans"/>
+          </w:rPr>
+          <w:delText>，</w:delText>
+        </w:r>
+      </w:del>
+      <w:r>
+        <w:rPr>
+          <w:lang w:eastAsia="zh-Hans"/>
+        </w:rPr>
+        <w:t>例如，</w:t>
       </w:r>
       <w:r>
         <w:rPr>
@@ -6335,6 +7976,15 @@
         </w:rPr>
         <w:t>）</w:t>
       </w:r>
+      <w:ins w:id="204" w:author="刘 yu" w:date="2024-05-20T13:29:00Z">
+        <w:r>
+          <w:rPr>
+            <w:rFonts w:hint="eastAsia"/>
+            <w:lang w:eastAsia="zh-Hans"/>
+          </w:rPr>
+          <w:t>策略，</w:t>
+        </w:r>
+      </w:ins>
       <w:r>
         <w:rPr>
           <w:lang w:eastAsia="zh-Hans"/>
@@ -6353,24 +8003,26 @@
         </w:rPr>
         <w:t>效率。</w:t>
       </w:r>
-      <w:r>
-        <w:rPr>
-          <w:lang w:eastAsia="zh-Hans"/>
-        </w:rPr>
-        <w:t>这两种方法都</w:t>
-      </w:r>
-      <w:r>
-        <w:rPr>
-          <w:lang w:eastAsia="zh-Hans"/>
-        </w:rPr>
-        <w:t>可能导致额外的</w:t>
-      </w:r>
-      <w:r>
-        <w:rPr>
-          <w:lang w:eastAsia="zh-Hans"/>
-        </w:rPr>
-        <w:t>空间浪费</w:t>
-      </w:r>
+      <w:del w:id="205" w:author="刘 yu" w:date="2024-05-20T13:29:00Z">
+        <w:r>
+          <w:rPr>
+            <w:lang w:eastAsia="zh-Hans"/>
+          </w:rPr>
+          <w:delText>这两种方法都</w:delText>
+        </w:r>
+        <w:r>
+          <w:rPr>
+            <w:lang w:eastAsia="zh-Hans"/>
+          </w:rPr>
+          <w:delText>可能导致额外的</w:delText>
+        </w:r>
+        <w:r>
+          <w:rPr>
+            <w:lang w:eastAsia="zh-Hans"/>
+          </w:rPr>
+          <w:delText>空间浪费</w:delText>
+        </w:r>
+      </w:del>
       <w:r>
         <w:rPr>
           <w:lang w:eastAsia="zh-Hans"/>
@@ -6382,6 +8034,7 @@
       <w:pPr>
         <w:pStyle w:val="affd"/>
         <w:rPr>
+          <w:ins w:id="206" w:author="刘 yu" w:date="2024-05-20T13:31:00Z"/>
           <w:lang w:eastAsia="zh-Hans"/>
         </w:rPr>
       </w:pPr>
@@ -6401,7 +8054,21 @@
         <w:rPr>
           <w:lang w:eastAsia="zh-Hans"/>
         </w:rPr>
-        <w:t>的擦写特性也是导致写放大的重要因素。由于</w:t>
+        <w:t>的擦写特性也是导致写放大的</w:t>
+      </w:r>
+      <w:del w:id="207" w:author="刘 yu" w:date="2024-05-20T13:30:00Z">
+        <w:r>
+          <w:rPr>
+            <w:lang w:eastAsia="zh-Hans"/>
+          </w:rPr>
+          <w:delText>重要</w:delText>
+        </w:r>
+      </w:del>
+      <w:r>
+        <w:rPr>
+          <w:lang w:eastAsia="zh-Hans"/>
+        </w:rPr>
+        <w:t>因素。由于</w:t>
       </w:r>
       <w:r>
         <w:rPr>
@@ -6473,8 +8140,48 @@
         <w:rPr>
           <w:lang w:eastAsia="zh-Hans"/>
         </w:rPr>
-        <w:t>重写，进而产生写放大。近期，一些新型</w:t>
-      </w:r>
+        <w:t>重写，进而产生写放大。</w:t>
+      </w:r>
+    </w:p>
+    <w:p>
+      <w:pPr>
+        <w:pStyle w:val="affd"/>
+        <w:rPr>
+          <w:lang w:eastAsia="zh-Hans"/>
+        </w:rPr>
+      </w:pPr>
+      <w:ins w:id="208" w:author="刘 yu" w:date="2024-05-20T13:31:00Z">
+        <w:r>
+          <w:rPr>
+            <w:rFonts w:hint="eastAsia"/>
+            <w:lang w:eastAsia="zh-Hans"/>
+          </w:rPr>
+          <w:t>针对这些问题，</w:t>
+        </w:r>
+      </w:ins>
+      <w:r>
+        <w:rPr>
+          <w:lang w:eastAsia="zh-Hans"/>
+        </w:rPr>
+        <w:t>近期，一些新</w:t>
+      </w:r>
+      <w:ins w:id="209" w:author="刘 yu" w:date="2024-05-20T13:31:00Z">
+        <w:r>
+          <w:rPr>
+            <w:rFonts w:hint="eastAsia"/>
+            <w:lang w:eastAsia="zh-Hans"/>
+          </w:rPr>
+          <w:t>兴</w:t>
+        </w:r>
+      </w:ins>
+      <w:del w:id="210" w:author="刘 yu" w:date="2024-05-20T13:31:00Z">
+        <w:r>
+          <w:rPr>
+            <w:lang w:eastAsia="zh-Hans"/>
+          </w:rPr>
+          <w:delText>型</w:delText>
+        </w:r>
+      </w:del>
       <w:r>
         <w:rPr>
           <w:lang w:eastAsia="zh-Hans"/>
@@ -6497,20 +8204,28 @@
         <w:rPr>
           <w:lang w:eastAsia="zh-Hans"/>
         </w:rPr>
-        <w:t>，以</w:t>
-      </w:r>
-      <w:r>
-        <w:rPr>
-          <w:lang w:eastAsia="zh-Hans"/>
-        </w:rPr>
-        <w:t>解决上述两方面问题</w:t>
-      </w:r>
-      <w:r>
-        <w:rPr>
-          <w:lang w:eastAsia="zh-Hans"/>
-        </w:rPr>
         <w:t>，</w:t>
       </w:r>
+      <w:del w:id="211" w:author="刘 yu" w:date="2024-05-20T13:31:00Z">
+        <w:r>
+          <w:rPr>
+            <w:lang w:eastAsia="zh-Hans"/>
+          </w:rPr>
+          <w:delText>以</w:delText>
+        </w:r>
+        <w:r>
+          <w:rPr>
+            <w:lang w:eastAsia="zh-Hans"/>
+          </w:rPr>
+          <w:delText>解决上述两方面问题</w:delText>
+        </w:r>
+        <w:r>
+          <w:rPr>
+            <w:lang w:eastAsia="zh-Hans"/>
+          </w:rPr>
+          <w:delText>，</w:delText>
+        </w:r>
+      </w:del>
       <w:r>
         <w:rPr>
           <w:lang w:eastAsia="zh-Hans"/>
@@ -6534,8 +8249,19 @@
       <w:pPr>
         <w:pStyle w:val="4"/>
       </w:pPr>
+      <w:commentRangeStart w:id="212"/>
       <w:r>
         <w:t>新型硬件技术</w:t>
+      </w:r>
+      <w:commentRangeEnd w:id="212"/>
+      <w:r>
+        <w:rPr>
+          <w:rStyle w:val="aff0"/>
+          <w:rFonts w:eastAsia="宋体" w:cs="Times New Roman"/>
+          <w:b w:val="0"/>
+          <w:bCs w:val="0"/>
+        </w:rPr>
+        <w:commentReference w:id="212"/>
       </w:r>
     </w:p>
     <w:p>
@@ -6701,6 +8427,7 @@
         <w:rPr>
           <w:lang w:eastAsia="zh-Hans"/>
         </w:rPr>
+        <w:lastRenderedPageBreak/>
         <w:t>均匀空间</w:t>
       </w:r>
       <w:r>
@@ -6973,14 +8700,7 @@
         <w:rPr>
           <w:lang w:eastAsia="zh-Hans"/>
         </w:rPr>
-        <w:t>避免了传</w:t>
-      </w:r>
-      <w:r>
-        <w:rPr>
-          <w:lang w:eastAsia="zh-Hans"/>
-        </w:rPr>
-        <w:lastRenderedPageBreak/>
-        <w:t>统硬盘中</w:t>
+        <w:t>避免了传统硬盘中</w:t>
       </w:r>
       <w:r>
         <w:rPr>
@@ -7611,7 +9331,11 @@
         <w:t>ZNS SSD</w:t>
       </w:r>
       <w:r>
-        <w:t>使用更大的管理粒度，并且节省了</w:t>
+        <w:t>使用更大的管</w:t>
+      </w:r>
+      <w:r>
+        <w:lastRenderedPageBreak/>
+        <w:t>理粒度，并且节省了</w:t>
       </w:r>
       <w:r>
         <w:t>OP</w:t>
@@ -7699,13 +9423,13 @@
       <w:pPr>
         <w:pStyle w:val="3"/>
       </w:pPr>
-      <w:bookmarkStart w:id="28" w:name="_Toc134007861"/>
-      <w:bookmarkStart w:id="29" w:name="_Toc135227512"/>
+      <w:bookmarkStart w:id="213" w:name="_Toc134007861"/>
+      <w:bookmarkStart w:id="214" w:name="_Toc135227512"/>
       <w:r>
         <w:t>面临的问题和挑战</w:t>
       </w:r>
-      <w:bookmarkEnd w:id="28"/>
-      <w:bookmarkEnd w:id="29"/>
+      <w:bookmarkEnd w:id="213"/>
+      <w:bookmarkEnd w:id="214"/>
     </w:p>
     <w:p>
       <w:r>
@@ -7762,7 +9486,6 @@
     </w:p>
     <w:p>
       <w:r>
-        <w:lastRenderedPageBreak/>
         <w:t>首先是技术适应性和兼容性问题，由于</w:t>
       </w:r>
       <w:r>
@@ -7970,15 +9693,16 @@
         <w:pStyle w:val="2"/>
         <w:spacing w:before="120" w:after="120"/>
       </w:pPr>
-      <w:bookmarkStart w:id="30" w:name="_Toc166872937"/>
-      <w:r>
+      <w:bookmarkStart w:id="215" w:name="_Toc166872937"/>
+      <w:r>
+        <w:lastRenderedPageBreak/>
         <w:t>国内外研究现状</w:t>
       </w:r>
-      <w:bookmarkEnd w:id="19"/>
-      <w:bookmarkEnd w:id="20"/>
-      <w:bookmarkEnd w:id="21"/>
-      <w:bookmarkEnd w:id="22"/>
-      <w:bookmarkEnd w:id="30"/>
+      <w:bookmarkEnd w:id="68"/>
+      <w:bookmarkEnd w:id="69"/>
+      <w:bookmarkEnd w:id="70"/>
+      <w:bookmarkEnd w:id="71"/>
+      <w:bookmarkEnd w:id="215"/>
     </w:p>
     <w:p>
       <w:r>
@@ -8066,11 +9790,7 @@
         <w:t>ZNS</w:t>
       </w:r>
       <w:r>
-        <w:t>盘用作交换分区。在相</w:t>
-      </w:r>
-      <w:r>
-        <w:lastRenderedPageBreak/>
-        <w:t>关应用方面，现有的基于</w:t>
+        <w:t>盘用作交换分区。在相关应用方面，现有的基于</w:t>
       </w:r>
       <w:r>
         <w:t>ZNS</w:t>
@@ -8208,9 +9928,9 @@
           <w:numId w:val="16"/>
         </w:numPr>
       </w:pPr>
-      <w:bookmarkStart w:id="31" w:name="_Toc452327271"/>
-      <w:bookmarkStart w:id="32" w:name="_Toc451934682"/>
-      <w:bookmarkStart w:id="33" w:name="_Toc452327437"/>
+      <w:bookmarkStart w:id="216" w:name="_Toc452327271"/>
+      <w:bookmarkStart w:id="217" w:name="_Toc451934682"/>
+      <w:bookmarkStart w:id="218" w:name="_Toc452327437"/>
       <w:r>
         <w:t>设</w:t>
       </w:r>
@@ -8420,6 +10140,7 @@
       </w:r>
       <w:proofErr w:type="spellStart"/>
       <w:r>
+        <w:lastRenderedPageBreak/>
         <w:t>zone_compaction</w:t>
       </w:r>
       <w:proofErr w:type="spellEnd"/>
@@ -8592,7 +10313,6 @@
       </w:r>
       <w:proofErr w:type="spellStart"/>
       <w:r>
-        <w:lastRenderedPageBreak/>
         <w:t>ChipID</w:t>
       </w:r>
       <w:proofErr w:type="spellEnd"/>
@@ -8635,9 +10355,9 @@
         <w:t>存储设备的性能和效率提供了有效的解决方案，尤其是在需要高并行写入性能等对存储有特别需求的应用场景中。</w:t>
       </w:r>
     </w:p>
-    <w:bookmarkEnd w:id="31"/>
-    <w:bookmarkEnd w:id="32"/>
-    <w:bookmarkEnd w:id="33"/>
+    <w:bookmarkEnd w:id="216"/>
+    <w:bookmarkEnd w:id="217"/>
+    <w:bookmarkEnd w:id="218"/>
     <w:p>
       <w:pPr>
         <w:pStyle w:val="3"/>
@@ -8813,6 +10533,7 @@
     </w:p>
     <w:p>
       <w:r>
+        <w:lastRenderedPageBreak/>
         <w:t>该工作进行了系统、真实的评估。实验结果显示</w:t>
       </w:r>
       <w:proofErr w:type="spellStart"/>
@@ -8904,11 +10625,7 @@
         <w:t>Zoned Namespace (ZNS) SSDs</w:t>
       </w:r>
       <w:r>
-        <w:t>进行优化的交换子</w:t>
-      </w:r>
-      <w:r>
-        <w:lastRenderedPageBreak/>
-        <w:t>系统。该工作探索了</w:t>
+        <w:t>进行优化的交换子系统。该工作探索了</w:t>
       </w:r>
       <w:r>
         <w:t>ZNS</w:t>
@@ -9119,19 +10836,20 @@
         <w:pStyle w:val="2"/>
         <w:spacing w:before="120" w:after="120"/>
       </w:pPr>
-      <w:bookmarkStart w:id="34" w:name="_Toc451934684"/>
-      <w:bookmarkStart w:id="35" w:name="_Toc452327439"/>
-      <w:bookmarkStart w:id="36" w:name="_Toc452327273"/>
-      <w:bookmarkStart w:id="37" w:name="_Toc451934039"/>
-      <w:bookmarkStart w:id="38" w:name="_Toc166872938"/>
-      <w:r>
+      <w:bookmarkStart w:id="219" w:name="_Toc451934684"/>
+      <w:bookmarkStart w:id="220" w:name="_Toc452327439"/>
+      <w:bookmarkStart w:id="221" w:name="_Toc452327273"/>
+      <w:bookmarkStart w:id="222" w:name="_Toc451934039"/>
+      <w:bookmarkStart w:id="223" w:name="_Toc166872938"/>
+      <w:r>
+        <w:lastRenderedPageBreak/>
         <w:t>论文的主要内容与结构</w:t>
       </w:r>
-      <w:bookmarkEnd w:id="34"/>
-      <w:bookmarkEnd w:id="35"/>
-      <w:bookmarkEnd w:id="36"/>
-      <w:bookmarkEnd w:id="37"/>
-      <w:bookmarkEnd w:id="38"/>
+      <w:bookmarkEnd w:id="219"/>
+      <w:bookmarkEnd w:id="220"/>
+      <w:bookmarkEnd w:id="221"/>
+      <w:bookmarkEnd w:id="222"/>
+      <w:bookmarkEnd w:id="223"/>
     </w:p>
     <w:p>
       <w:pPr>
@@ -9257,11 +10975,7 @@
         <w:t>ZNS SSD</w:t>
       </w:r>
       <w:r>
-        <w:t>的背景和意义，分析了国内外在该领域的</w:t>
-      </w:r>
-      <w:r>
-        <w:lastRenderedPageBreak/>
-        <w:t>研究进展，概述了本论文的研究内容和采用的技术路径。</w:t>
+        <w:t>的背景和意义，分析了国内外在该领域的研究进展，概述了本论文的研究内容和采用的技术路径。</w:t>
       </w:r>
     </w:p>
     <w:p>
@@ -9483,12 +11197,12 @@
       <w:pPr>
         <w:pStyle w:val="1"/>
       </w:pPr>
-      <w:bookmarkStart w:id="39" w:name="_Toc166872939"/>
+      <w:bookmarkStart w:id="224" w:name="_Toc166872939"/>
       <w:r>
         <w:lastRenderedPageBreak/>
         <w:t>相关技术基础</w:t>
       </w:r>
-      <w:bookmarkEnd w:id="39"/>
+      <w:bookmarkEnd w:id="224"/>
     </w:p>
     <w:p>
       <w:r>
@@ -9570,8 +11284,8 @@
         <w:pStyle w:val="2"/>
         <w:spacing w:before="120" w:after="120"/>
       </w:pPr>
-      <w:bookmarkStart w:id="40" w:name="_Toc166421400"/>
-      <w:bookmarkStart w:id="41" w:name="_Toc166872940"/>
+      <w:bookmarkStart w:id="225" w:name="_Toc166421400"/>
+      <w:bookmarkStart w:id="226" w:name="_Toc166872940"/>
       <w:r>
         <w:t>几种新兴</w:t>
       </w:r>
@@ -9581,8 +11295,8 @@
       <w:r>
         <w:t>技术</w:t>
       </w:r>
-      <w:bookmarkEnd w:id="40"/>
-      <w:bookmarkEnd w:id="41"/>
+      <w:bookmarkEnd w:id="225"/>
+      <w:bookmarkEnd w:id="226"/>
     </w:p>
     <w:p>
       <w:pPr>
@@ -10081,8 +11795,8 @@
         <w:pStyle w:val="2"/>
         <w:spacing w:before="120" w:after="120"/>
       </w:pPr>
-      <w:bookmarkStart w:id="42" w:name="_Toc166421401"/>
-      <w:bookmarkStart w:id="43" w:name="_Toc166872941"/>
+      <w:bookmarkStart w:id="227" w:name="_Toc166421401"/>
+      <w:bookmarkStart w:id="228" w:name="_Toc166872941"/>
       <w:r>
         <w:t>键值存储与</w:t>
       </w:r>
@@ -10092,8 +11806,8 @@
       <w:r>
         <w:t>模型</w:t>
       </w:r>
-      <w:bookmarkEnd w:id="42"/>
-      <w:bookmarkEnd w:id="43"/>
+      <w:bookmarkEnd w:id="227"/>
+      <w:bookmarkEnd w:id="228"/>
     </w:p>
     <w:p>
       <w:pPr>
@@ -10736,13 +12450,13 @@
                     <pic:cNvPicPr/>
                   </pic:nvPicPr>
                   <pic:blipFill>
-                    <a:blip r:embed="rId19">
+                    <a:blip r:embed="rId23">
                       <a:extLst>
                         <a:ext uri="{28A0092B-C50C-407E-A947-70E740481C1C}">
                           <a14:useLocalDpi xmlns:a14="http://schemas.microsoft.com/office/drawing/2010/main" val="0"/>
                         </a:ext>
                         <a:ext uri="{96DAC541-7B7A-43D3-8B79-37D633B846F1}">
-                          <asvg:svgBlip xmlns:asvg="http://schemas.microsoft.com/office/drawing/2016/SVG/main" r:embed="rId20"/>
+                          <asvg:svgBlip xmlns:asvg="http://schemas.microsoft.com/office/drawing/2016/SVG/main" r:embed="rId24"/>
                         </a:ext>
                       </a:extLst>
                     </a:blip>
@@ -10803,13 +12517,13 @@
         <w:pStyle w:val="2"/>
         <w:spacing w:before="120" w:after="120"/>
       </w:pPr>
-      <w:bookmarkStart w:id="44" w:name="_Toc166421402"/>
-      <w:bookmarkStart w:id="45" w:name="_Toc166872942"/>
+      <w:bookmarkStart w:id="229" w:name="_Toc166421402"/>
+      <w:bookmarkStart w:id="230" w:name="_Toc166872942"/>
       <w:r>
         <w:t>Linux I/O</w:t>
       </w:r>
-      <w:bookmarkEnd w:id="44"/>
-      <w:bookmarkEnd w:id="45"/>
+      <w:bookmarkEnd w:id="229"/>
+      <w:bookmarkEnd w:id="230"/>
     </w:p>
     <w:p>
       <w:pPr>
@@ -11399,13 +13113,13 @@
                     <pic:cNvPicPr/>
                   </pic:nvPicPr>
                   <pic:blipFill>
-                    <a:blip r:embed="rId21">
+                    <a:blip r:embed="rId25">
                       <a:extLst>
                         <a:ext uri="{28A0092B-C50C-407E-A947-70E740481C1C}">
                           <a14:useLocalDpi xmlns:a14="http://schemas.microsoft.com/office/drawing/2010/main" val="0"/>
                         </a:ext>
                         <a:ext uri="{96DAC541-7B7A-43D3-8B79-37D633B846F1}">
-                          <asvg:svgBlip xmlns:asvg="http://schemas.microsoft.com/office/drawing/2016/SVG/main" r:embed="rId22"/>
+                          <asvg:svgBlip xmlns:asvg="http://schemas.microsoft.com/office/drawing/2016/SVG/main" r:embed="rId26"/>
                         </a:ext>
                       </a:extLst>
                     </a:blip>
@@ -12288,13 +14002,13 @@
         <w:pStyle w:val="2"/>
         <w:spacing w:before="120" w:after="120"/>
       </w:pPr>
-      <w:bookmarkStart w:id="46" w:name="_Toc166421403"/>
-      <w:bookmarkStart w:id="47" w:name="_Toc166872943"/>
+      <w:bookmarkStart w:id="231" w:name="_Toc166421403"/>
+      <w:bookmarkStart w:id="232" w:name="_Toc166872943"/>
       <w:r>
         <w:t>本章小结</w:t>
       </w:r>
-      <w:bookmarkEnd w:id="46"/>
-      <w:bookmarkEnd w:id="47"/>
+      <w:bookmarkEnd w:id="231"/>
+      <w:bookmarkEnd w:id="232"/>
     </w:p>
     <w:p>
       <w:r>
@@ -12361,11 +14075,6 @@
       </w:r>
     </w:p>
     <w:p>
-      <w:pPr>
-        <w:rPr>
-          <w:rFonts w:hint="eastAsia"/>
-        </w:rPr>
-      </w:pPr>
       <w:r>
         <w:t>最后，我们深入探讨了传统</w:t>
       </w:r>
@@ -12453,7 +14162,7 @@
       <w:pPr>
         <w:pStyle w:val="1"/>
       </w:pPr>
-      <w:bookmarkStart w:id="48" w:name="_Toc166872944"/>
+      <w:bookmarkStart w:id="233" w:name="_Toc166872944"/>
       <w:r>
         <w:lastRenderedPageBreak/>
         <w:t>Z</w:t>
@@ -12467,10 +14176,10 @@
       <w:r>
         <w:t>的设计与实现</w:t>
       </w:r>
-      <w:bookmarkEnd w:id="48"/>
-    </w:p>
-    <w:p>
-      <w:bookmarkStart w:id="49" w:name="_Toc166421405"/>
+      <w:bookmarkEnd w:id="233"/>
+    </w:p>
+    <w:p>
+      <w:bookmarkStart w:id="234" w:name="_Toc166421405"/>
       <w:r>
         <w:t>在本章节中，</w:t>
       </w:r>
@@ -12593,14 +14302,14 @@
       <w:r>
         <w:t>。</w:t>
       </w:r>
-      <w:bookmarkEnd w:id="49"/>
+      <w:bookmarkEnd w:id="234"/>
     </w:p>
     <w:p>
       <w:pPr>
         <w:pStyle w:val="2"/>
         <w:spacing w:before="120" w:after="120"/>
       </w:pPr>
-      <w:bookmarkStart w:id="50" w:name="_Toc166872945"/>
+      <w:bookmarkStart w:id="235" w:name="_Toc166872945"/>
       <w:r>
         <w:t>ZNS</w:t>
       </w:r>
@@ -12610,7 +14319,7 @@
       <w:r>
         <w:t>环境</w:t>
       </w:r>
-      <w:bookmarkEnd w:id="50"/>
+      <w:bookmarkEnd w:id="235"/>
     </w:p>
     <w:p>
       <w:r>
@@ -13357,7 +15066,7 @@
       <w:pPr>
         <w:pStyle w:val="a8"/>
       </w:pPr>
-      <w:bookmarkStart w:id="51" w:name="_Ref126590518"/>
+      <w:bookmarkStart w:id="236" w:name="_Ref126590518"/>
       <w:r>
         <w:lastRenderedPageBreak/>
         <w:t>表</w:t>
@@ -13401,7 +15110,7 @@
       <w:r>
         <w:fldChar w:fldCharType="end"/>
       </w:r>
-      <w:bookmarkEnd w:id="51"/>
+      <w:bookmarkEnd w:id="236"/>
       <w:r>
         <w:t>西数</w:t>
       </w:r>
@@ -15349,14 +17058,14 @@
         <w:pStyle w:val="2"/>
         <w:spacing w:before="120" w:after="120"/>
       </w:pPr>
-      <w:bookmarkStart w:id="52" w:name="_Toc166421406"/>
-      <w:bookmarkStart w:id="53" w:name="_Toc166872946"/>
+      <w:bookmarkStart w:id="237" w:name="_Toc166421406"/>
+      <w:bookmarkStart w:id="238" w:name="_Toc166872946"/>
       <w:proofErr w:type="spellStart"/>
       <w:r>
         <w:t>RocksDB</w:t>
       </w:r>
-      <w:bookmarkEnd w:id="52"/>
-      <w:bookmarkEnd w:id="53"/>
+      <w:bookmarkEnd w:id="237"/>
+      <w:bookmarkEnd w:id="238"/>
       <w:proofErr w:type="spellEnd"/>
     </w:p>
     <w:p>
@@ -16119,13 +17828,13 @@
                     <pic:cNvPicPr/>
                   </pic:nvPicPr>
                   <pic:blipFill>
-                    <a:blip r:embed="rId23">
+                    <a:blip r:embed="rId27">
                       <a:extLst>
                         <a:ext uri="{28A0092B-C50C-407E-A947-70E740481C1C}">
                           <a14:useLocalDpi xmlns:a14="http://schemas.microsoft.com/office/drawing/2010/main" val="0"/>
                         </a:ext>
                         <a:ext uri="{96DAC541-7B7A-43D3-8B79-37D633B846F1}">
-                          <asvg:svgBlip xmlns:asvg="http://schemas.microsoft.com/office/drawing/2016/SVG/main" r:embed="rId24"/>
+                          <asvg:svgBlip xmlns:asvg="http://schemas.microsoft.com/office/drawing/2016/SVG/main" r:embed="rId28"/>
                         </a:ext>
                       </a:extLst>
                     </a:blip>
@@ -18277,11 +19986,11 @@
         <w:pStyle w:val="2"/>
         <w:spacing w:before="120" w:after="120"/>
       </w:pPr>
-      <w:bookmarkStart w:id="54" w:name="_Toc166872947"/>
+      <w:bookmarkStart w:id="239" w:name="_Toc166872947"/>
       <w:r>
         <w:t>问题分析</w:t>
       </w:r>
-      <w:bookmarkEnd w:id="54"/>
+      <w:bookmarkEnd w:id="239"/>
     </w:p>
     <w:p>
       <w:proofErr w:type="spellStart"/>
@@ -18565,13 +20274,13 @@
                     <pic:cNvPicPr/>
                   </pic:nvPicPr>
                   <pic:blipFill>
-                    <a:blip r:embed="rId25">
+                    <a:blip r:embed="rId29">
                       <a:extLst>
                         <a:ext uri="{28A0092B-C50C-407E-A947-70E740481C1C}">
                           <a14:useLocalDpi xmlns:a14="http://schemas.microsoft.com/office/drawing/2010/main" val="0"/>
                         </a:ext>
                         <a:ext uri="{96DAC541-7B7A-43D3-8B79-37D633B846F1}">
-                          <asvg:svgBlip xmlns:asvg="http://schemas.microsoft.com/office/drawing/2016/SVG/main" r:embed="rId26"/>
+                          <asvg:svgBlip xmlns:asvg="http://schemas.microsoft.com/office/drawing/2016/SVG/main" r:embed="rId30"/>
                         </a:ext>
                       </a:extLst>
                     </a:blip>
@@ -18882,7 +20591,7 @@
         <w:pStyle w:val="2"/>
         <w:spacing w:before="120" w:after="120"/>
       </w:pPr>
-      <w:bookmarkStart w:id="55" w:name="_Toc166872948"/>
+      <w:bookmarkStart w:id="240" w:name="_Toc166872948"/>
       <w:r>
         <w:t>Z</w:t>
       </w:r>
@@ -18898,7 +20607,7 @@
       <w:r>
         <w:t>概览</w:t>
       </w:r>
-      <w:bookmarkEnd w:id="55"/>
+      <w:bookmarkEnd w:id="240"/>
     </w:p>
     <w:p>
       <w:r>
@@ -18970,13 +20679,13 @@
                     <pic:cNvPicPr/>
                   </pic:nvPicPr>
                   <pic:blipFill>
-                    <a:blip r:embed="rId27">
+                    <a:blip r:embed="rId31">
                       <a:extLst>
                         <a:ext uri="{28A0092B-C50C-407E-A947-70E740481C1C}">
                           <a14:useLocalDpi xmlns:a14="http://schemas.microsoft.com/office/drawing/2010/main" val="0"/>
                         </a:ext>
                         <a:ext uri="{96DAC541-7B7A-43D3-8B79-37D633B846F1}">
-                          <asvg:svgBlip xmlns:asvg="http://schemas.microsoft.com/office/drawing/2016/SVG/main" r:embed="rId28"/>
+                          <asvg:svgBlip xmlns:asvg="http://schemas.microsoft.com/office/drawing/2016/SVG/main" r:embed="rId32"/>
                         </a:ext>
                       </a:extLst>
                     </a:blip>
@@ -19087,7 +20796,7 @@
         <w:pStyle w:val="2"/>
         <w:spacing w:before="120" w:after="120"/>
       </w:pPr>
-      <w:bookmarkStart w:id="56" w:name="_Toc166872949"/>
+      <w:bookmarkStart w:id="241" w:name="_Toc166872949"/>
       <w:r>
         <w:lastRenderedPageBreak/>
         <w:t>追加感知</w:t>
@@ -19098,7 +20807,7 @@
       <w:r>
         <w:t>WAL</w:t>
       </w:r>
-      <w:bookmarkEnd w:id="56"/>
+      <w:bookmarkEnd w:id="241"/>
     </w:p>
     <w:p>
       <w:r>
@@ -19384,9 +21093,11 @@
       <w:r>
         <w:t>的写入操作非常频繁，且写入操作时，由于存储设备对小写入的限制，遇到了性能瓶颈；但是读取操作的发生频率很低，往往在数据库异常关闭，在下次启动时，才会发生数据恢复，进行</w:t>
       </w:r>
+      <w:proofErr w:type="spellStart"/>
       <w:r>
         <w:t>WAL</w:t>
       </w:r>
+      <w:proofErr w:type="spellEnd"/>
       <w:r>
         <w:t>的读取。因此，我们认为以降低读取性能为代价来增加写入性能是可以接受的。</w:t>
       </w:r>
@@ -19451,13 +21162,13 @@
                     <pic:cNvPicPr/>
                   </pic:nvPicPr>
                   <pic:blipFill>
-                    <a:blip r:embed="rId29">
+                    <a:blip r:embed="rId33">
                       <a:extLst>
                         <a:ext uri="{28A0092B-C50C-407E-A947-70E740481C1C}">
                           <a14:useLocalDpi xmlns:a14="http://schemas.microsoft.com/office/drawing/2010/main" val="0"/>
                         </a:ext>
                         <a:ext uri="{96DAC541-7B7A-43D3-8B79-37D633B846F1}">
-                          <asvg:svgBlip xmlns:asvg="http://schemas.microsoft.com/office/drawing/2016/SVG/main" r:embed="rId30"/>
+                          <asvg:svgBlip xmlns:asvg="http://schemas.microsoft.com/office/drawing/2016/SVG/main" r:embed="rId34"/>
                         </a:ext>
                       </a:extLst>
                     </a:blip>
@@ -20356,7 +22067,7 @@
         <w:pStyle w:val="2"/>
         <w:spacing w:before="120" w:after="120"/>
       </w:pPr>
-      <w:bookmarkStart w:id="57" w:name="_Toc166872950"/>
+      <w:bookmarkStart w:id="242" w:name="_Toc166872950"/>
       <w:r>
         <w:t>Z</w:t>
       </w:r>
@@ -20369,7 +22080,7 @@
       <w:r>
         <w:t>的实现</w:t>
       </w:r>
-      <w:bookmarkEnd w:id="57"/>
+      <w:bookmarkEnd w:id="242"/>
     </w:p>
     <w:p>
       <w:pPr>
@@ -22757,182 +24468,182 @@
         <w:pStyle w:val="2"/>
         <w:spacing w:before="120" w:after="120"/>
       </w:pPr>
-      <w:bookmarkStart w:id="58" w:name="_Toc230494043"/>
-      <w:bookmarkStart w:id="59" w:name="_Toc229383654"/>
-      <w:bookmarkStart w:id="60" w:name="_Toc230493738"/>
-      <w:bookmarkStart w:id="61" w:name="_Toc230494165"/>
-      <w:bookmarkStart w:id="62" w:name="_Toc230405743"/>
-      <w:bookmarkStart w:id="63" w:name="_Toc230493739"/>
-      <w:bookmarkStart w:id="64" w:name="_Toc229454145"/>
-      <w:bookmarkStart w:id="65" w:name="_Toc230494042"/>
-      <w:bookmarkStart w:id="66" w:name="_Toc230331892"/>
-      <w:bookmarkStart w:id="67" w:name="_Toc230494863"/>
-      <w:bookmarkStart w:id="68" w:name="_Toc229383656"/>
-      <w:bookmarkStart w:id="69" w:name="_Toc230494648"/>
-      <w:bookmarkStart w:id="70" w:name="_Toc230331894"/>
-      <w:bookmarkStart w:id="71" w:name="_Toc229383657"/>
-      <w:bookmarkStart w:id="72" w:name="_Toc230405744"/>
-      <w:bookmarkStart w:id="73" w:name="_Toc230494862"/>
-      <w:bookmarkStart w:id="74" w:name="_Toc230494651"/>
-      <w:bookmarkStart w:id="75" w:name="_Toc230494288"/>
-      <w:bookmarkStart w:id="76" w:name="_Toc229383655"/>
-      <w:bookmarkStart w:id="77" w:name="_Toc230494864"/>
-      <w:bookmarkStart w:id="78" w:name="_Toc230405745"/>
-      <w:bookmarkStart w:id="79" w:name="_Toc229383660"/>
-      <w:bookmarkStart w:id="80" w:name="_Toc230331898"/>
-      <w:bookmarkStart w:id="81" w:name="_Toc230494867"/>
-      <w:bookmarkStart w:id="82" w:name="_Toc230494166"/>
-      <w:bookmarkStart w:id="83" w:name="_Toc230494170"/>
-      <w:bookmarkStart w:id="84" w:name="_Toc230493742"/>
-      <w:bookmarkStart w:id="85" w:name="_Toc230494291"/>
-      <w:bookmarkStart w:id="86" w:name="_Toc229454149"/>
-      <w:bookmarkStart w:id="87" w:name="_Toc230494290"/>
-      <w:bookmarkStart w:id="88" w:name="_Toc230494048"/>
-      <w:bookmarkStart w:id="89" w:name="_Toc230494293"/>
-      <w:bookmarkStart w:id="90" w:name="_Toc230494294"/>
-      <w:bookmarkStart w:id="91" w:name="_Toc230331895"/>
-      <w:bookmarkStart w:id="92" w:name="_Toc230494167"/>
-      <w:bookmarkStart w:id="93" w:name="_Toc229383659"/>
-      <w:bookmarkStart w:id="94" w:name="_Toc230494650"/>
-      <w:bookmarkStart w:id="95" w:name="_Toc229454147"/>
-      <w:bookmarkStart w:id="96" w:name="_Toc230331893"/>
-      <w:bookmarkStart w:id="97" w:name="_Toc229454148"/>
-      <w:bookmarkStart w:id="98" w:name="_Toc230494168"/>
-      <w:bookmarkStart w:id="99" w:name="_Toc230405746"/>
-      <w:bookmarkStart w:id="100" w:name="_Toc230493741"/>
-      <w:bookmarkStart w:id="101" w:name="_Toc230494865"/>
-      <w:bookmarkStart w:id="102" w:name="_Toc230331896"/>
-      <w:bookmarkStart w:id="103" w:name="_Toc229454146"/>
-      <w:bookmarkStart w:id="104" w:name="_Toc230493740"/>
-      <w:bookmarkStart w:id="105" w:name="_Toc230494045"/>
-      <w:bookmarkStart w:id="106" w:name="_Toc229383658"/>
-      <w:bookmarkStart w:id="107" w:name="_Toc230331897"/>
-      <w:bookmarkStart w:id="108" w:name="_Toc230494649"/>
-      <w:bookmarkStart w:id="109" w:name="_Toc230494044"/>
-      <w:bookmarkStart w:id="110" w:name="_Toc230494289"/>
-      <w:bookmarkStart w:id="111" w:name="_Toc230494171"/>
-      <w:bookmarkStart w:id="112" w:name="_Toc230331899"/>
-      <w:bookmarkStart w:id="113" w:name="_Toc230494295"/>
-      <w:bookmarkStart w:id="114" w:name="_Toc230494868"/>
-      <w:bookmarkStart w:id="115" w:name="_Toc230494047"/>
-      <w:bookmarkStart w:id="116" w:name="_Toc230405747"/>
-      <w:bookmarkStart w:id="117" w:name="_Toc230494653"/>
-      <w:bookmarkStart w:id="118" w:name="_Toc230494046"/>
-      <w:bookmarkStart w:id="119" w:name="_Toc230494655"/>
-      <w:bookmarkStart w:id="120" w:name="_Toc230494172"/>
-      <w:bookmarkStart w:id="121" w:name="_Toc230494866"/>
-      <w:bookmarkStart w:id="122" w:name="_Toc230494049"/>
-      <w:bookmarkStart w:id="123" w:name="_Toc229454151"/>
-      <w:bookmarkStart w:id="124" w:name="_Toc230494292"/>
-      <w:bookmarkStart w:id="125" w:name="_Toc230494169"/>
-      <w:bookmarkStart w:id="126" w:name="_Toc230493745"/>
-      <w:bookmarkStart w:id="127" w:name="_Toc230405748"/>
-      <w:bookmarkStart w:id="128" w:name="_Toc230494652"/>
-      <w:bookmarkStart w:id="129" w:name="_Toc229454150"/>
-      <w:bookmarkStart w:id="130" w:name="_Toc230494654"/>
-      <w:bookmarkStart w:id="131" w:name="_Toc229454152"/>
-      <w:bookmarkStart w:id="132" w:name="_Toc230493743"/>
-      <w:bookmarkStart w:id="133" w:name="_Toc230494869"/>
-      <w:bookmarkStart w:id="134" w:name="_Toc230405749"/>
-      <w:bookmarkStart w:id="135" w:name="_Toc229383661"/>
-      <w:bookmarkStart w:id="136" w:name="_Toc230405750"/>
-      <w:bookmarkStart w:id="137" w:name="_Toc230493744"/>
-      <w:bookmarkStart w:id="138" w:name="_Toc266358982"/>
-      <w:bookmarkStart w:id="139" w:name="_Toc390947159"/>
-      <w:bookmarkStart w:id="140" w:name="_Toc230494870"/>
-      <w:bookmarkStart w:id="141" w:name="_Toc230494296"/>
-      <w:bookmarkStart w:id="142" w:name="_Toc230955697"/>
-      <w:bookmarkStart w:id="143" w:name="_Toc166872951"/>
-      <w:bookmarkEnd w:id="58"/>
-      <w:bookmarkEnd w:id="59"/>
-      <w:bookmarkEnd w:id="60"/>
-      <w:bookmarkEnd w:id="61"/>
-      <w:bookmarkEnd w:id="62"/>
-      <w:bookmarkEnd w:id="63"/>
-      <w:bookmarkEnd w:id="64"/>
-      <w:bookmarkEnd w:id="65"/>
-      <w:bookmarkEnd w:id="66"/>
-      <w:bookmarkEnd w:id="67"/>
-      <w:bookmarkEnd w:id="68"/>
-      <w:bookmarkEnd w:id="69"/>
-      <w:bookmarkEnd w:id="70"/>
-      <w:bookmarkEnd w:id="71"/>
-      <w:bookmarkEnd w:id="72"/>
-      <w:bookmarkEnd w:id="73"/>
-      <w:bookmarkEnd w:id="74"/>
-      <w:bookmarkEnd w:id="75"/>
-      <w:bookmarkEnd w:id="76"/>
-      <w:bookmarkEnd w:id="77"/>
-      <w:bookmarkEnd w:id="78"/>
-      <w:bookmarkEnd w:id="79"/>
-      <w:bookmarkEnd w:id="80"/>
-      <w:bookmarkEnd w:id="81"/>
-      <w:bookmarkEnd w:id="82"/>
-      <w:bookmarkEnd w:id="83"/>
-      <w:bookmarkEnd w:id="84"/>
-      <w:bookmarkEnd w:id="85"/>
-      <w:bookmarkEnd w:id="86"/>
-      <w:bookmarkEnd w:id="87"/>
-      <w:bookmarkEnd w:id="88"/>
-      <w:bookmarkEnd w:id="89"/>
-      <w:bookmarkEnd w:id="90"/>
-      <w:bookmarkEnd w:id="91"/>
-      <w:bookmarkEnd w:id="92"/>
-      <w:bookmarkEnd w:id="93"/>
-      <w:bookmarkEnd w:id="94"/>
-      <w:bookmarkEnd w:id="95"/>
-      <w:bookmarkEnd w:id="96"/>
-      <w:bookmarkEnd w:id="97"/>
-      <w:bookmarkEnd w:id="98"/>
-      <w:bookmarkEnd w:id="99"/>
-      <w:bookmarkEnd w:id="100"/>
-      <w:bookmarkEnd w:id="101"/>
-      <w:bookmarkEnd w:id="102"/>
-      <w:bookmarkEnd w:id="103"/>
-      <w:bookmarkEnd w:id="104"/>
-      <w:bookmarkEnd w:id="105"/>
-      <w:bookmarkEnd w:id="106"/>
-      <w:bookmarkEnd w:id="107"/>
-      <w:bookmarkEnd w:id="108"/>
-      <w:bookmarkEnd w:id="109"/>
-      <w:bookmarkEnd w:id="110"/>
-      <w:bookmarkEnd w:id="111"/>
-      <w:bookmarkEnd w:id="112"/>
-      <w:bookmarkEnd w:id="113"/>
-      <w:bookmarkEnd w:id="114"/>
-      <w:bookmarkEnd w:id="115"/>
-      <w:bookmarkEnd w:id="116"/>
-      <w:bookmarkEnd w:id="117"/>
-      <w:bookmarkEnd w:id="118"/>
-      <w:bookmarkEnd w:id="119"/>
-      <w:bookmarkEnd w:id="120"/>
-      <w:bookmarkEnd w:id="121"/>
-      <w:bookmarkEnd w:id="122"/>
-      <w:bookmarkEnd w:id="123"/>
-      <w:bookmarkEnd w:id="124"/>
-      <w:bookmarkEnd w:id="125"/>
-      <w:bookmarkEnd w:id="126"/>
-      <w:bookmarkEnd w:id="127"/>
-      <w:bookmarkEnd w:id="128"/>
-      <w:bookmarkEnd w:id="129"/>
-      <w:bookmarkEnd w:id="130"/>
-      <w:bookmarkEnd w:id="131"/>
-      <w:bookmarkEnd w:id="132"/>
-      <w:bookmarkEnd w:id="133"/>
-      <w:bookmarkEnd w:id="134"/>
-      <w:bookmarkEnd w:id="135"/>
-      <w:bookmarkEnd w:id="136"/>
-      <w:bookmarkEnd w:id="137"/>
+      <w:bookmarkStart w:id="243" w:name="_Toc230494043"/>
+      <w:bookmarkStart w:id="244" w:name="_Toc229383654"/>
+      <w:bookmarkStart w:id="245" w:name="_Toc230493738"/>
+      <w:bookmarkStart w:id="246" w:name="_Toc230494165"/>
+      <w:bookmarkStart w:id="247" w:name="_Toc230405743"/>
+      <w:bookmarkStart w:id="248" w:name="_Toc230493739"/>
+      <w:bookmarkStart w:id="249" w:name="_Toc229454145"/>
+      <w:bookmarkStart w:id="250" w:name="_Toc230494042"/>
+      <w:bookmarkStart w:id="251" w:name="_Toc230331892"/>
+      <w:bookmarkStart w:id="252" w:name="_Toc230494863"/>
+      <w:bookmarkStart w:id="253" w:name="_Toc229383656"/>
+      <w:bookmarkStart w:id="254" w:name="_Toc230494648"/>
+      <w:bookmarkStart w:id="255" w:name="_Toc230331894"/>
+      <w:bookmarkStart w:id="256" w:name="_Toc229383657"/>
+      <w:bookmarkStart w:id="257" w:name="_Toc230405744"/>
+      <w:bookmarkStart w:id="258" w:name="_Toc230494862"/>
+      <w:bookmarkStart w:id="259" w:name="_Toc230494651"/>
+      <w:bookmarkStart w:id="260" w:name="_Toc230494288"/>
+      <w:bookmarkStart w:id="261" w:name="_Toc229383655"/>
+      <w:bookmarkStart w:id="262" w:name="_Toc230494864"/>
+      <w:bookmarkStart w:id="263" w:name="_Toc230405745"/>
+      <w:bookmarkStart w:id="264" w:name="_Toc229383660"/>
+      <w:bookmarkStart w:id="265" w:name="_Toc230331898"/>
+      <w:bookmarkStart w:id="266" w:name="_Toc230494867"/>
+      <w:bookmarkStart w:id="267" w:name="_Toc230494166"/>
+      <w:bookmarkStart w:id="268" w:name="_Toc230494170"/>
+      <w:bookmarkStart w:id="269" w:name="_Toc230493742"/>
+      <w:bookmarkStart w:id="270" w:name="_Toc230494291"/>
+      <w:bookmarkStart w:id="271" w:name="_Toc229454149"/>
+      <w:bookmarkStart w:id="272" w:name="_Toc230494290"/>
+      <w:bookmarkStart w:id="273" w:name="_Toc230494048"/>
+      <w:bookmarkStart w:id="274" w:name="_Toc230494293"/>
+      <w:bookmarkStart w:id="275" w:name="_Toc230494294"/>
+      <w:bookmarkStart w:id="276" w:name="_Toc230331895"/>
+      <w:bookmarkStart w:id="277" w:name="_Toc230494167"/>
+      <w:bookmarkStart w:id="278" w:name="_Toc229383659"/>
+      <w:bookmarkStart w:id="279" w:name="_Toc230494650"/>
+      <w:bookmarkStart w:id="280" w:name="_Toc229454147"/>
+      <w:bookmarkStart w:id="281" w:name="_Toc230331893"/>
+      <w:bookmarkStart w:id="282" w:name="_Toc229454148"/>
+      <w:bookmarkStart w:id="283" w:name="_Toc230494168"/>
+      <w:bookmarkStart w:id="284" w:name="_Toc230405746"/>
+      <w:bookmarkStart w:id="285" w:name="_Toc230493741"/>
+      <w:bookmarkStart w:id="286" w:name="_Toc230494865"/>
+      <w:bookmarkStart w:id="287" w:name="_Toc230331896"/>
+      <w:bookmarkStart w:id="288" w:name="_Toc229454146"/>
+      <w:bookmarkStart w:id="289" w:name="_Toc230493740"/>
+      <w:bookmarkStart w:id="290" w:name="_Toc230494045"/>
+      <w:bookmarkStart w:id="291" w:name="_Toc229383658"/>
+      <w:bookmarkStart w:id="292" w:name="_Toc230331897"/>
+      <w:bookmarkStart w:id="293" w:name="_Toc230494649"/>
+      <w:bookmarkStart w:id="294" w:name="_Toc230494044"/>
+      <w:bookmarkStart w:id="295" w:name="_Toc230494289"/>
+      <w:bookmarkStart w:id="296" w:name="_Toc230494171"/>
+      <w:bookmarkStart w:id="297" w:name="_Toc230331899"/>
+      <w:bookmarkStart w:id="298" w:name="_Toc230494295"/>
+      <w:bookmarkStart w:id="299" w:name="_Toc230494868"/>
+      <w:bookmarkStart w:id="300" w:name="_Toc230494047"/>
+      <w:bookmarkStart w:id="301" w:name="_Toc230405747"/>
+      <w:bookmarkStart w:id="302" w:name="_Toc230494653"/>
+      <w:bookmarkStart w:id="303" w:name="_Toc230494046"/>
+      <w:bookmarkStart w:id="304" w:name="_Toc230494655"/>
+      <w:bookmarkStart w:id="305" w:name="_Toc230494172"/>
+      <w:bookmarkStart w:id="306" w:name="_Toc230494866"/>
+      <w:bookmarkStart w:id="307" w:name="_Toc230494049"/>
+      <w:bookmarkStart w:id="308" w:name="_Toc229454151"/>
+      <w:bookmarkStart w:id="309" w:name="_Toc230494292"/>
+      <w:bookmarkStart w:id="310" w:name="_Toc230494169"/>
+      <w:bookmarkStart w:id="311" w:name="_Toc230493745"/>
+      <w:bookmarkStart w:id="312" w:name="_Toc230405748"/>
+      <w:bookmarkStart w:id="313" w:name="_Toc230494652"/>
+      <w:bookmarkStart w:id="314" w:name="_Toc229454150"/>
+      <w:bookmarkStart w:id="315" w:name="_Toc230494654"/>
+      <w:bookmarkStart w:id="316" w:name="_Toc229454152"/>
+      <w:bookmarkStart w:id="317" w:name="_Toc230493743"/>
+      <w:bookmarkStart w:id="318" w:name="_Toc230494869"/>
+      <w:bookmarkStart w:id="319" w:name="_Toc230405749"/>
+      <w:bookmarkStart w:id="320" w:name="_Toc229383661"/>
+      <w:bookmarkStart w:id="321" w:name="_Toc230405750"/>
+      <w:bookmarkStart w:id="322" w:name="_Toc230493744"/>
+      <w:bookmarkStart w:id="323" w:name="_Toc266358982"/>
+      <w:bookmarkStart w:id="324" w:name="_Toc390947159"/>
+      <w:bookmarkStart w:id="325" w:name="_Toc230494870"/>
+      <w:bookmarkStart w:id="326" w:name="_Toc230494296"/>
+      <w:bookmarkStart w:id="327" w:name="_Toc230955697"/>
+      <w:bookmarkStart w:id="328" w:name="_Toc166872951"/>
+      <w:bookmarkEnd w:id="243"/>
+      <w:bookmarkEnd w:id="244"/>
+      <w:bookmarkEnd w:id="245"/>
+      <w:bookmarkEnd w:id="246"/>
+      <w:bookmarkEnd w:id="247"/>
+      <w:bookmarkEnd w:id="248"/>
+      <w:bookmarkEnd w:id="249"/>
+      <w:bookmarkEnd w:id="250"/>
+      <w:bookmarkEnd w:id="251"/>
+      <w:bookmarkEnd w:id="252"/>
+      <w:bookmarkEnd w:id="253"/>
+      <w:bookmarkEnd w:id="254"/>
+      <w:bookmarkEnd w:id="255"/>
+      <w:bookmarkEnd w:id="256"/>
+      <w:bookmarkEnd w:id="257"/>
+      <w:bookmarkEnd w:id="258"/>
+      <w:bookmarkEnd w:id="259"/>
+      <w:bookmarkEnd w:id="260"/>
+      <w:bookmarkEnd w:id="261"/>
+      <w:bookmarkEnd w:id="262"/>
+      <w:bookmarkEnd w:id="263"/>
+      <w:bookmarkEnd w:id="264"/>
+      <w:bookmarkEnd w:id="265"/>
+      <w:bookmarkEnd w:id="266"/>
+      <w:bookmarkEnd w:id="267"/>
+      <w:bookmarkEnd w:id="268"/>
+      <w:bookmarkEnd w:id="269"/>
+      <w:bookmarkEnd w:id="270"/>
+      <w:bookmarkEnd w:id="271"/>
+      <w:bookmarkEnd w:id="272"/>
+      <w:bookmarkEnd w:id="273"/>
+      <w:bookmarkEnd w:id="274"/>
+      <w:bookmarkEnd w:id="275"/>
+      <w:bookmarkEnd w:id="276"/>
+      <w:bookmarkEnd w:id="277"/>
+      <w:bookmarkEnd w:id="278"/>
+      <w:bookmarkEnd w:id="279"/>
+      <w:bookmarkEnd w:id="280"/>
+      <w:bookmarkEnd w:id="281"/>
+      <w:bookmarkEnd w:id="282"/>
+      <w:bookmarkEnd w:id="283"/>
+      <w:bookmarkEnd w:id="284"/>
+      <w:bookmarkEnd w:id="285"/>
+      <w:bookmarkEnd w:id="286"/>
+      <w:bookmarkEnd w:id="287"/>
+      <w:bookmarkEnd w:id="288"/>
+      <w:bookmarkEnd w:id="289"/>
+      <w:bookmarkEnd w:id="290"/>
+      <w:bookmarkEnd w:id="291"/>
+      <w:bookmarkEnd w:id="292"/>
+      <w:bookmarkEnd w:id="293"/>
+      <w:bookmarkEnd w:id="294"/>
+      <w:bookmarkEnd w:id="295"/>
+      <w:bookmarkEnd w:id="296"/>
+      <w:bookmarkEnd w:id="297"/>
+      <w:bookmarkEnd w:id="298"/>
+      <w:bookmarkEnd w:id="299"/>
+      <w:bookmarkEnd w:id="300"/>
+      <w:bookmarkEnd w:id="301"/>
+      <w:bookmarkEnd w:id="302"/>
+      <w:bookmarkEnd w:id="303"/>
+      <w:bookmarkEnd w:id="304"/>
+      <w:bookmarkEnd w:id="305"/>
+      <w:bookmarkEnd w:id="306"/>
+      <w:bookmarkEnd w:id="307"/>
+      <w:bookmarkEnd w:id="308"/>
+      <w:bookmarkEnd w:id="309"/>
+      <w:bookmarkEnd w:id="310"/>
+      <w:bookmarkEnd w:id="311"/>
+      <w:bookmarkEnd w:id="312"/>
+      <w:bookmarkEnd w:id="313"/>
+      <w:bookmarkEnd w:id="314"/>
+      <w:bookmarkEnd w:id="315"/>
+      <w:bookmarkEnd w:id="316"/>
+      <w:bookmarkEnd w:id="317"/>
+      <w:bookmarkEnd w:id="318"/>
+      <w:bookmarkEnd w:id="319"/>
+      <w:bookmarkEnd w:id="320"/>
+      <w:bookmarkEnd w:id="321"/>
+      <w:bookmarkEnd w:id="322"/>
       <w:r>
         <w:lastRenderedPageBreak/>
         <w:t>本章小结</w:t>
       </w:r>
-      <w:bookmarkEnd w:id="138"/>
-      <w:bookmarkEnd w:id="139"/>
-      <w:bookmarkEnd w:id="140"/>
-      <w:bookmarkEnd w:id="141"/>
-      <w:bookmarkEnd w:id="142"/>
-      <w:bookmarkEnd w:id="143"/>
+      <w:bookmarkEnd w:id="323"/>
+      <w:bookmarkEnd w:id="324"/>
+      <w:bookmarkEnd w:id="325"/>
+      <w:bookmarkEnd w:id="326"/>
+      <w:bookmarkEnd w:id="327"/>
+      <w:bookmarkEnd w:id="328"/>
     </w:p>
     <w:p>
       <w:r>
@@ -23118,26 +24829,26 @@
       <w:pPr>
         <w:pStyle w:val="1"/>
       </w:pPr>
-      <w:bookmarkStart w:id="144" w:name="_Toc166872952"/>
+      <w:bookmarkStart w:id="329" w:name="_Toc166872952"/>
       <w:r>
         <w:lastRenderedPageBreak/>
         <w:t>性能测试与分析</w:t>
       </w:r>
-      <w:bookmarkEnd w:id="144"/>
+      <w:bookmarkEnd w:id="329"/>
     </w:p>
     <w:p>
       <w:pPr>
         <w:pStyle w:val="2"/>
         <w:spacing w:before="120" w:after="120"/>
       </w:pPr>
-      <w:bookmarkStart w:id="145" w:name="_Toc166872953"/>
+      <w:bookmarkStart w:id="330" w:name="_Toc166872953"/>
       <w:r>
         <w:t>实验平台</w:t>
       </w:r>
       <w:r>
         <w:t>配置</w:t>
       </w:r>
-      <w:bookmarkEnd w:id="145"/>
+      <w:bookmarkEnd w:id="330"/>
     </w:p>
     <w:p>
       <w:r>
@@ -23578,14 +25289,14 @@
         <w:pStyle w:val="2"/>
         <w:spacing w:before="120" w:after="120"/>
       </w:pPr>
-      <w:bookmarkStart w:id="146" w:name="_Toc166872954"/>
+      <w:bookmarkStart w:id="331" w:name="_Toc166872954"/>
       <w:r>
         <w:t>模拟器与真实设备的对比</w:t>
       </w:r>
       <w:r>
         <w:t>评估</w:t>
       </w:r>
-      <w:bookmarkEnd w:id="146"/>
+      <w:bookmarkEnd w:id="331"/>
     </w:p>
     <w:p>
       <w:r>
@@ -23825,13 +25536,7 @@
     </w:p>
     <w:p/>
     <w:p/>
-    <w:p>
-      <w:pPr>
-        <w:rPr>
-          <w:rFonts w:hint="eastAsia"/>
-        </w:rPr>
-      </w:pPr>
-    </w:p>
+    <w:p/>
     <w:p>
       <w:pPr>
         <w:pStyle w:val="a8"/>
@@ -24223,10 +25928,10 @@
                     <pic:cNvPicPr/>
                   </pic:nvPicPr>
                   <pic:blipFill>
-                    <a:blip r:embed="rId31">
+                    <a:blip r:embed="rId35">
                       <a:extLst>
                         <a:ext uri="{96DAC541-7B7A-43D3-8B79-37D633B846F1}">
-                          <asvg:svgBlip xmlns:asvg="http://schemas.microsoft.com/office/drawing/2016/SVG/main" r:embed="rId32"/>
+                          <asvg:svgBlip xmlns:asvg="http://schemas.microsoft.com/office/drawing/2016/SVG/main" r:embed="rId36"/>
                         </a:ext>
                       </a:extLst>
                     </a:blip>
@@ -24312,7 +26017,7 @@
         <w:pStyle w:val="2"/>
         <w:spacing w:before="120" w:after="120"/>
       </w:pPr>
-      <w:bookmarkStart w:id="147" w:name="_Toc166872955"/>
+      <w:bookmarkStart w:id="332" w:name="_Toc166872955"/>
       <w:r>
         <w:t>基于</w:t>
       </w:r>
@@ -24334,7 +26039,7 @@
       <w:r>
         <w:t>评估</w:t>
       </w:r>
-      <w:bookmarkEnd w:id="147"/>
+      <w:bookmarkEnd w:id="332"/>
     </w:p>
     <w:p>
       <w:r>
@@ -26058,9 +27763,6 @@
     <w:p>
       <w:pPr>
         <w:jc w:val="center"/>
-        <w:rPr>
-          <w:rFonts w:hint="eastAsia"/>
-        </w:rPr>
       </w:pPr>
       <w:r>
         <w:rPr>
@@ -26082,10 +27784,10 @@
                     <pic:cNvPicPr/>
                   </pic:nvPicPr>
                   <pic:blipFill>
-                    <a:blip r:embed="rId33">
+                    <a:blip r:embed="rId37">
                       <a:extLst>
                         <a:ext uri="{96DAC541-7B7A-43D3-8B79-37D633B846F1}">
-                          <asvg:svgBlip xmlns:asvg="http://schemas.microsoft.com/office/drawing/2016/SVG/main" r:embed="rId34"/>
+                          <asvg:svgBlip xmlns:asvg="http://schemas.microsoft.com/office/drawing/2016/SVG/main" r:embed="rId38"/>
                         </a:ext>
                       </a:extLst>
                     </a:blip>
@@ -26215,847 +27917,6 @@
             <wp:extent cx="5635320" cy="3756654"/>
             <wp:effectExtent l="0" t="0" r="3810" b="0"/>
             <wp:docPr id="48" name="图形 48"/>
-            <wp:cNvGraphicFramePr>
-              <a:graphicFrameLocks xmlns:a="http://schemas.openxmlformats.org/drawingml/2006/main" noChangeAspect="1"/>
-            </wp:cNvGraphicFramePr>
-            <a:graphic xmlns:a="http://schemas.openxmlformats.org/drawingml/2006/main">
-              <a:graphicData uri="http://schemas.openxmlformats.org/drawingml/2006/picture">
-                <pic:pic xmlns:pic="http://schemas.openxmlformats.org/drawingml/2006/picture">
-                  <pic:nvPicPr>
-                    <pic:cNvPr id="1" name=""/>
-                    <pic:cNvPicPr/>
-                  </pic:nvPicPr>
-                  <pic:blipFill>
-                    <a:blip r:embed="rId35">
-                      <a:extLst>
-                        <a:ext uri="{96DAC541-7B7A-43D3-8B79-37D633B846F1}">
-                          <asvg:svgBlip xmlns:asvg="http://schemas.microsoft.com/office/drawing/2016/SVG/main" r:embed="rId36"/>
-                        </a:ext>
-                      </a:extLst>
-                    </a:blip>
-                    <a:stretch>
-                      <a:fillRect/>
-                    </a:stretch>
-                  </pic:blipFill>
-                  <pic:spPr>
-                    <a:xfrm>
-                      <a:off x="0" y="0"/>
-                      <a:ext cx="5686290" cy="3790632"/>
-                    </a:xfrm>
-                    <a:prstGeom prst="rect">
-                      <a:avLst/>
-                    </a:prstGeom>
-                  </pic:spPr>
-                </pic:pic>
-              </a:graphicData>
-            </a:graphic>
-          </wp:inline>
-        </w:drawing>
-      </w:r>
-    </w:p>
-    <w:p>
-      <w:pPr>
-        <w:pStyle w:val="a8"/>
-      </w:pPr>
-      <w:r>
-        <w:lastRenderedPageBreak/>
-        <w:t>图</w:t>
-      </w:r>
-      <w:r>
-        <w:t>4-</w:t>
-      </w:r>
-      <w:r>
-        <w:t>3</w:t>
-      </w:r>
-      <w:r>
-        <w:t>不同</w:t>
-      </w:r>
-      <w:r>
-        <w:t>I/O</w:t>
-      </w:r>
-      <w:r>
-        <w:t>引擎下</w:t>
-      </w:r>
-      <w:r>
-        <w:t>单</w:t>
-      </w:r>
-      <w:r>
-        <w:t>Zone</w:t>
-      </w:r>
-      <w:r>
-        <w:t>写入</w:t>
-      </w:r>
-      <w:r>
-        <w:t>IOPS</w:t>
-      </w:r>
-      <w:r>
-        <w:t>测试</w:t>
-      </w:r>
-    </w:p>
-    <w:p>
-      <w:r>
-        <w:t>观察到</w:t>
-      </w:r>
-      <w:r>
-        <w:t>单个</w:t>
-      </w:r>
-      <w:r>
-        <w:t>Zone</w:t>
-      </w:r>
-      <w:r>
-        <w:t>的</w:t>
-      </w:r>
-      <w:r>
-        <w:t>IOPS</w:t>
-      </w:r>
-      <w:r>
-        <w:t>在</w:t>
-      </w:r>
-      <w:r>
-        <w:t>4K</w:t>
-      </w:r>
-      <w:r>
-        <w:t>时</w:t>
-      </w:r>
-      <w:r>
-        <w:t>最大</w:t>
-      </w:r>
-      <w:r>
-        <w:t>。</w:t>
-      </w:r>
-      <w:r>
-        <w:t>随着每次请求的块大小</w:t>
-      </w:r>
-      <w:r>
-        <w:t>增大而下降。</w:t>
-      </w:r>
-    </w:p>
-    <w:p>
-      <w:pPr>
-        <w:pStyle w:val="3"/>
-      </w:pPr>
-      <w:proofErr w:type="gramStart"/>
-      <w:r>
-        <w:t>全盘</w:t>
-      </w:r>
-      <w:r>
-        <w:t>多</w:t>
-      </w:r>
-      <w:proofErr w:type="gramEnd"/>
-      <w:r>
-        <w:t>线程</w:t>
-      </w:r>
-      <w:r>
-        <w:t>写入</w:t>
-      </w:r>
-      <w:r>
-        <w:t>测试</w:t>
-      </w:r>
-    </w:p>
-    <w:p>
-      <w:pPr>
-        <w:rPr>
-          <w:rFonts w:hint="eastAsia"/>
-        </w:rPr>
-      </w:pPr>
-      <w:r>
-        <w:t>为了评估不同块大小和线程数对</w:t>
-      </w:r>
-      <w:r>
-        <w:t>写入速度和</w:t>
-      </w:r>
-      <w:r>
-        <w:t>IOPS</w:t>
-      </w:r>
-      <w:r>
-        <w:t>的影响，我们设计并实施了一系列测试。测试配置包括使</w:t>
-      </w:r>
-      <w:proofErr w:type="spellStart"/>
-      <w:r>
-        <w:t>io_uring</w:t>
-      </w:r>
-      <w:proofErr w:type="spellEnd"/>
-      <w:r>
-        <w:t>作为</w:t>
-      </w:r>
-      <w:r>
-        <w:t>I/O</w:t>
-      </w:r>
-      <w:r>
-        <w:t>引擎，并在五种不同的块大小（</w:t>
-      </w:r>
-      <w:r>
-        <w:t>4k</w:t>
-      </w:r>
-      <w:r>
-        <w:t>、</w:t>
-      </w:r>
-      <w:r>
-        <w:t>16k</w:t>
-      </w:r>
-      <w:r>
-        <w:t>、</w:t>
-      </w:r>
-      <w:r>
-        <w:t>32k</w:t>
-      </w:r>
-      <w:r>
-        <w:t>、</w:t>
-      </w:r>
-      <w:r>
-        <w:t>64k</w:t>
-      </w:r>
-      <w:r>
-        <w:t>、</w:t>
-      </w:r>
-      <w:r>
-        <w:t>128k</w:t>
-      </w:r>
-      <w:r>
-        <w:t>、</w:t>
-      </w:r>
-      <w:r>
-        <w:t>256k</w:t>
-      </w:r>
-      <w:r>
-        <w:t>）和五个不同的线程数（</w:t>
-      </w:r>
-      <w:r>
-        <w:t>1</w:t>
-      </w:r>
-      <w:r>
-        <w:t>、</w:t>
-      </w:r>
-      <w:r>
-        <w:t>2</w:t>
-      </w:r>
-      <w:r>
-        <w:t>、</w:t>
-      </w:r>
-      <w:r>
-        <w:t>4</w:t>
-      </w:r>
-      <w:r>
-        <w:t>、</w:t>
-      </w:r>
-      <w:r>
-        <w:t>8</w:t>
-      </w:r>
-      <w:r>
-        <w:t>、</w:t>
-      </w:r>
-      <w:r>
-        <w:t>16</w:t>
-      </w:r>
-      <w:r>
-        <w:t>）下进行测试</w:t>
-      </w:r>
-      <w:r>
-        <w:t>。</w:t>
-      </w:r>
-    </w:p>
-    <w:p>
-      <w:pPr>
-        <w:pStyle w:val="a8"/>
-        <w:jc w:val="both"/>
-      </w:pPr>
-      <w:r>
-        <w:rPr>
-          <w:noProof/>
-          <w:lang w:val="zh-CN"/>
-        </w:rPr>
-        <w:drawing>
-          <wp:inline distT="0" distB="0" distL="0" distR="0" wp14:anchorId="1A912C3A" wp14:editId="191FBCCF">
-            <wp:extent cx="5278120" cy="3518535"/>
-            <wp:effectExtent l="0" t="0" r="0" b="5715"/>
-            <wp:docPr id="43" name="图形 43"/>
-            <wp:cNvGraphicFramePr>
-              <a:graphicFrameLocks xmlns:a="http://schemas.openxmlformats.org/drawingml/2006/main" noChangeAspect="1"/>
-            </wp:cNvGraphicFramePr>
-            <a:graphic xmlns:a="http://schemas.openxmlformats.org/drawingml/2006/main">
-              <a:graphicData uri="http://schemas.openxmlformats.org/drawingml/2006/picture">
-                <pic:pic xmlns:pic="http://schemas.openxmlformats.org/drawingml/2006/picture">
-                  <pic:nvPicPr>
-                    <pic:cNvPr id="43" name="图形 43"/>
-                    <pic:cNvPicPr/>
-                  </pic:nvPicPr>
-                  <pic:blipFill>
-                    <a:blip r:embed="rId37">
-                      <a:extLst>
-                        <a:ext uri="{28A0092B-C50C-407E-A947-70E740481C1C}">
-                          <a14:useLocalDpi xmlns:a14="http://schemas.microsoft.com/office/drawing/2010/main" val="0"/>
-                        </a:ext>
-                        <a:ext uri="{96DAC541-7B7A-43D3-8B79-37D633B846F1}">
-                          <asvg:svgBlip xmlns:asvg="http://schemas.microsoft.com/office/drawing/2016/SVG/main" r:embed="rId38"/>
-                        </a:ext>
-                      </a:extLst>
-                    </a:blip>
-                    <a:stretch>
-                      <a:fillRect/>
-                    </a:stretch>
-                  </pic:blipFill>
-                  <pic:spPr>
-                    <a:xfrm>
-                      <a:off x="0" y="0"/>
-                      <a:ext cx="5278120" cy="3518535"/>
-                    </a:xfrm>
-                    <a:prstGeom prst="rect">
-                      <a:avLst/>
-                    </a:prstGeom>
-                  </pic:spPr>
-                </pic:pic>
-              </a:graphicData>
-            </a:graphic>
-          </wp:inline>
-        </w:drawing>
-      </w:r>
-      <w:r>
-        <w:t>图</w:t>
-      </w:r>
-      <w:r>
-        <w:t>4-</w:t>
-      </w:r>
-      <w:r>
-        <w:t>4</w:t>
-      </w:r>
-      <w:r>
-        <w:t xml:space="preserve"> </w:t>
-      </w:r>
-      <w:r>
-        <w:t>不同块大小的</w:t>
-      </w:r>
-      <w:r>
-        <w:t>多线程</w:t>
-      </w:r>
-      <w:r>
-        <w:t>全盘</w:t>
-      </w:r>
-      <w:r>
-        <w:t>写入带宽</w:t>
-      </w:r>
-      <w:r>
-        <w:t>测试</w:t>
-      </w:r>
-    </w:p>
-    <w:p>
-      <w:r>
-        <w:t>如图</w:t>
-      </w:r>
-      <w:r>
-        <w:t>4-4</w:t>
-      </w:r>
-      <w:r>
-        <w:t>所示，</w:t>
-      </w:r>
-      <w:r>
-        <w:t>总体而言，</w:t>
-      </w:r>
-      <w:r>
-        <w:t>写入</w:t>
-      </w:r>
-      <w:proofErr w:type="gramStart"/>
-      <w:r>
-        <w:t>带宽随块大小</w:t>
-      </w:r>
-      <w:proofErr w:type="gramEnd"/>
-      <w:r>
-        <w:t>和</w:t>
-      </w:r>
-      <w:proofErr w:type="gramStart"/>
-      <w:r>
-        <w:t>线程数</w:t>
-      </w:r>
-      <w:proofErr w:type="gramEnd"/>
-      <w:r>
-        <w:t>的增加而增加，这是预期中的结果。较小的块大小（如</w:t>
-      </w:r>
-      <w:r>
-        <w:t>4k</w:t>
-      </w:r>
-      <w:r>
-        <w:t>）导致显著较低的带宽，这是由于处理更多</w:t>
-      </w:r>
-      <w:r>
-        <w:t>I/O</w:t>
-      </w:r>
-      <w:r>
-        <w:t>操作带来的额外开销。在块大小从</w:t>
-      </w:r>
-      <w:r>
-        <w:t>16k</w:t>
-      </w:r>
-      <w:r>
-        <w:t>逐渐增加到</w:t>
-      </w:r>
-      <w:r>
-        <w:t>256k</w:t>
-      </w:r>
-      <w:r>
-        <w:t>的过程中，带宽不断提升，但增长率逐渐减小，</w:t>
-      </w:r>
-      <w:r>
-        <w:t>直至达到硬盘最大写入速度</w:t>
-      </w:r>
-      <w:r>
-        <w:t>5300MiB/s</w:t>
-      </w:r>
-      <w:r>
-        <w:t>。线程数对带宽的影响在不同块大小下有所不同。在较小的块大小下（如</w:t>
-      </w:r>
-      <w:r>
-        <w:t>4k</w:t>
-      </w:r>
-      <w:r>
-        <w:t>），增加</w:t>
-      </w:r>
-      <w:proofErr w:type="gramStart"/>
-      <w:r>
-        <w:t>线程数</w:t>
-      </w:r>
-      <w:proofErr w:type="gramEnd"/>
-      <w:r>
-        <w:t>能够显著提高带宽，说明多线程能够更有效地利用</w:t>
-      </w:r>
-      <w:r>
-        <w:t>I/O</w:t>
-      </w:r>
-      <w:r>
-        <w:t>子系统的并行性。而在较大的块大小下（如</w:t>
-      </w:r>
-      <w:r>
-        <w:t>256k</w:t>
-      </w:r>
-      <w:r>
-        <w:t>），</w:t>
-      </w:r>
-      <w:proofErr w:type="gramStart"/>
-      <w:r>
-        <w:t>线程数</w:t>
-      </w:r>
-      <w:proofErr w:type="gramEnd"/>
-      <w:r>
-        <w:t>的增加对带宽的提升相对有限，因为此时磁盘带宽已经接近饱和，多线程无法进一步显著提高性能。因此，实验结果表明，多线</w:t>
-      </w:r>
-      <w:r>
-        <w:lastRenderedPageBreak/>
-        <w:t>程和大块大小均有助于提升带宽，但在一定块大小和</w:t>
-      </w:r>
-      <w:proofErr w:type="gramStart"/>
-      <w:r>
-        <w:t>线程数</w:t>
-      </w:r>
-      <w:proofErr w:type="gramEnd"/>
-      <w:r>
-        <w:t>之后，带宽的增长会受到硬件和系统瓶颈的限制。</w:t>
-      </w:r>
-    </w:p>
-    <w:p>
-      <w:r>
-        <w:rPr>
-          <w:noProof/>
-        </w:rPr>
-        <w:drawing>
-          <wp:inline distT="0" distB="0" distL="0" distR="0" wp14:anchorId="5F176211" wp14:editId="296CED99">
-            <wp:extent cx="5278120" cy="3518535"/>
-            <wp:effectExtent l="0" t="0" r="0" b="5715"/>
-            <wp:docPr id="44" name="图形 44"/>
-            <wp:cNvGraphicFramePr>
-              <a:graphicFrameLocks xmlns:a="http://schemas.openxmlformats.org/drawingml/2006/main" noChangeAspect="1"/>
-            </wp:cNvGraphicFramePr>
-            <a:graphic xmlns:a="http://schemas.openxmlformats.org/drawingml/2006/main">
-              <a:graphicData uri="http://schemas.openxmlformats.org/drawingml/2006/picture">
-                <pic:pic xmlns:pic="http://schemas.openxmlformats.org/drawingml/2006/picture">
-                  <pic:nvPicPr>
-                    <pic:cNvPr id="44" name="图形 44"/>
-                    <pic:cNvPicPr/>
-                  </pic:nvPicPr>
-                  <pic:blipFill>
-                    <a:blip r:embed="rId35">
-                      <a:extLst>
-                        <a:ext uri="{28A0092B-C50C-407E-A947-70E740481C1C}">
-                          <a14:useLocalDpi xmlns:a14="http://schemas.microsoft.com/office/drawing/2010/main" val="0"/>
-                        </a:ext>
-                        <a:ext uri="{96DAC541-7B7A-43D3-8B79-37D633B846F1}">
-                          <asvg:svgBlip xmlns:asvg="http://schemas.microsoft.com/office/drawing/2016/SVG/main" r:embed="rId36"/>
-                        </a:ext>
-                      </a:extLst>
-                    </a:blip>
-                    <a:stretch>
-                      <a:fillRect/>
-                    </a:stretch>
-                  </pic:blipFill>
-                  <pic:spPr>
-                    <a:xfrm>
-                      <a:off x="0" y="0"/>
-                      <a:ext cx="5278120" cy="3518535"/>
-                    </a:xfrm>
-                    <a:prstGeom prst="rect">
-                      <a:avLst/>
-                    </a:prstGeom>
-                  </pic:spPr>
-                </pic:pic>
-              </a:graphicData>
-            </a:graphic>
-          </wp:inline>
-        </w:drawing>
-      </w:r>
-    </w:p>
-    <w:p>
-      <w:pPr>
-        <w:pStyle w:val="a8"/>
-      </w:pPr>
-      <w:r>
-        <w:t>图</w:t>
-      </w:r>
-      <w:r>
-        <w:t>4-</w:t>
-      </w:r>
-      <w:r>
-        <w:t>5</w:t>
-      </w:r>
-      <w:r>
-        <w:t xml:space="preserve"> </w:t>
-      </w:r>
-      <w:r>
-        <w:t>不同块大小的多线程全盘写入</w:t>
-      </w:r>
-      <w:r>
-        <w:t>I</w:t>
-      </w:r>
-      <w:r>
-        <w:t>OPS</w:t>
-      </w:r>
-      <w:r>
-        <w:t>测试</w:t>
-      </w:r>
-    </w:p>
-    <w:p/>
-    <w:p>
-      <w:r>
-        <w:t>图</w:t>
-      </w:r>
-      <w:r>
-        <w:t>4-5</w:t>
-      </w:r>
-      <w:r>
-        <w:t>中</w:t>
-      </w:r>
-      <w:r>
-        <w:t>展示了不同块大小和线程数对</w:t>
-      </w:r>
-      <w:r>
-        <w:t>IOPS</w:t>
-      </w:r>
-      <w:r>
-        <w:t>（</w:t>
-      </w:r>
-      <w:r>
-        <w:t>KIOPS</w:t>
-      </w:r>
-      <w:r>
-        <w:t>）的影响。结果显示，</w:t>
-      </w:r>
-      <w:r>
-        <w:t>4k</w:t>
-      </w:r>
-      <w:r>
-        <w:t>块大小下，</w:t>
-      </w:r>
-      <w:r>
-        <w:t>IOPS</w:t>
-      </w:r>
-      <w:r>
-        <w:t>随</w:t>
-      </w:r>
-      <w:proofErr w:type="gramStart"/>
-      <w:r>
-        <w:t>线程数显著</w:t>
-      </w:r>
-      <w:proofErr w:type="gramEnd"/>
-      <w:r>
-        <w:t>提高，从</w:t>
-      </w:r>
-      <w:r>
-        <w:t>单</w:t>
-      </w:r>
-      <w:r>
-        <w:t>线程的约</w:t>
-      </w:r>
-      <w:r>
-        <w:t>100 KIOPS</w:t>
-      </w:r>
-      <w:r>
-        <w:t>增加至</w:t>
-      </w:r>
-      <w:r>
-        <w:t>16</w:t>
-      </w:r>
-      <w:r>
-        <w:t>线程的约</w:t>
-      </w:r>
-      <w:r>
-        <w:t>800 KIOPS</w:t>
-      </w:r>
-      <w:r>
-        <w:t>，表明在较小块大小下，高并发</w:t>
-      </w:r>
-      <w:proofErr w:type="gramStart"/>
-      <w:r>
-        <w:t>度显著</w:t>
-      </w:r>
-      <w:proofErr w:type="gramEnd"/>
-      <w:r>
-        <w:t>提升</w:t>
-      </w:r>
-      <w:r>
-        <w:t>I/O</w:t>
-      </w:r>
-      <w:r>
-        <w:t>子系统的并行性和性能。</w:t>
-      </w:r>
-      <w:r>
-        <w:t>16k</w:t>
-      </w:r>
-      <w:r>
-        <w:t>块大小下，</w:t>
-      </w:r>
-      <w:r>
-        <w:t>IOPS</w:t>
-      </w:r>
-      <w:r>
-        <w:t>亦随</w:t>
-      </w:r>
-      <w:proofErr w:type="gramStart"/>
-      <w:r>
-        <w:t>线程数</w:t>
-      </w:r>
-      <w:proofErr w:type="gramEnd"/>
-      <w:r>
-        <w:t>增加，从约</w:t>
-      </w:r>
-      <w:r>
-        <w:t>100 KIOPS</w:t>
-      </w:r>
-      <w:r>
-        <w:t>提高至</w:t>
-      </w:r>
-      <w:r>
-        <w:t>350 KIOPS</w:t>
-      </w:r>
-      <w:r>
-        <w:t>，但提升幅度相较于</w:t>
-      </w:r>
-      <w:r>
-        <w:t>4k</w:t>
-      </w:r>
-      <w:r>
-        <w:t>块大小有所减小。随着块大小进一步增加至</w:t>
-      </w:r>
-      <w:r>
-        <w:t>32k</w:t>
-      </w:r>
-      <w:r>
-        <w:t>、</w:t>
-      </w:r>
-      <w:r>
-        <w:t>64k</w:t>
-      </w:r>
-      <w:r>
-        <w:t>、</w:t>
-      </w:r>
-      <w:r>
-        <w:t>128k</w:t>
-      </w:r>
-      <w:r>
-        <w:t>和</w:t>
-      </w:r>
-      <w:r>
-        <w:t>256k</w:t>
-      </w:r>
-      <w:r>
-        <w:t>，</w:t>
-      </w:r>
-      <w:r>
-        <w:t>IOPS</w:t>
-      </w:r>
-      <w:r>
-        <w:t>提升幅度逐渐减小，</w:t>
-      </w:r>
-      <w:r>
-        <w:t>32k</w:t>
-      </w:r>
-      <w:r>
-        <w:t>块大小下从约</w:t>
-      </w:r>
-      <w:r>
-        <w:t>50 KIOPS</w:t>
-      </w:r>
-      <w:r>
-        <w:t>提高至</w:t>
-      </w:r>
-      <w:r>
-        <w:t>150 KIOPS</w:t>
-      </w:r>
-      <w:r>
-        <w:t>，</w:t>
-      </w:r>
-      <w:r>
-        <w:t>64k</w:t>
-      </w:r>
-      <w:r>
-        <w:t>块大小下从约</w:t>
-      </w:r>
-      <w:r>
-        <w:t>30 KIOPS</w:t>
-      </w:r>
-      <w:r>
-        <w:t>提高至</w:t>
-      </w:r>
-      <w:r>
-        <w:t>90 KIOPS</w:t>
-      </w:r>
-      <w:r>
-        <w:t>，</w:t>
-      </w:r>
-      <w:r>
-        <w:t>128k</w:t>
-      </w:r>
-      <w:r>
-        <w:t>块大小下从约</w:t>
-      </w:r>
-      <w:r>
-        <w:t>10 KIOPS</w:t>
-      </w:r>
-      <w:r>
-        <w:t>提高至</w:t>
-      </w:r>
-      <w:r>
-        <w:t>40 KIOPS</w:t>
-      </w:r>
-      <w:r>
-        <w:t>，</w:t>
-      </w:r>
-      <w:r>
-        <w:t>256k</w:t>
-      </w:r>
-      <w:r>
-        <w:t>块大小下从约</w:t>
-      </w:r>
-      <w:r>
-        <w:t>5 KIOPS</w:t>
-      </w:r>
-      <w:r>
-        <w:t>提高至</w:t>
-      </w:r>
-      <w:r>
-        <w:t>20 KIOPS</w:t>
-      </w:r>
-      <w:r>
-        <w:t>。这表明在较大块大小下，多线程对性能提升的作用逐渐减弱，甚至达到瓶颈。因此，在需要高</w:t>
-      </w:r>
-      <w:r>
-        <w:t>IOPS</w:t>
-      </w:r>
-      <w:r>
-        <w:t>的应用场景中，选择较小的块大小和多线程配置可以显著提升性能，而在块大小</w:t>
-      </w:r>
-      <w:r>
-        <w:t>较大</w:t>
-      </w:r>
-      <w:r>
-        <w:t>的场景中，多线程对性能提升的效果有限。</w:t>
-      </w:r>
-    </w:p>
-    <w:p>
-      <w:pPr>
-        <w:pStyle w:val="2"/>
-        <w:spacing w:before="120" w:after="120"/>
-      </w:pPr>
-      <w:bookmarkStart w:id="148" w:name="_Toc166872956"/>
-      <w:r>
-        <w:lastRenderedPageBreak/>
-        <w:t>ZAFS</w:t>
-      </w:r>
-      <w:r>
-        <w:t>评估</w:t>
-      </w:r>
-      <w:bookmarkEnd w:id="148"/>
-    </w:p>
-    <w:p>
-      <w:pPr>
-        <w:pStyle w:val="3"/>
-      </w:pPr>
-      <w:r>
-        <w:t>ZAFS</w:t>
-      </w:r>
-      <w:r>
-        <w:t>写</w:t>
-      </w:r>
-      <w:r>
-        <w:t>入</w:t>
-      </w:r>
-      <w:r>
-        <w:t>测试</w:t>
-      </w:r>
-    </w:p>
-    <w:p>
-      <w:r>
-        <w:t>利用</w:t>
-      </w:r>
-      <w:proofErr w:type="spellStart"/>
-      <w:r>
-        <w:t>RocksDB</w:t>
-      </w:r>
-      <w:proofErr w:type="spellEnd"/>
-      <w:r>
-        <w:t>的</w:t>
-      </w:r>
-      <w:r>
-        <w:t>benchmark</w:t>
-      </w:r>
-      <w:r>
-        <w:t>工具，进行</w:t>
-      </w:r>
-      <w:r>
-        <w:t>4KiB</w:t>
-      </w:r>
-      <w:r>
-        <w:t>的</w:t>
-      </w:r>
-      <w:proofErr w:type="spellStart"/>
-      <w:r>
-        <w:t>fillrandom</w:t>
-      </w:r>
-      <w:proofErr w:type="spellEnd"/>
-      <w:r>
-        <w:t>测试。</w:t>
-      </w:r>
-      <w:r>
-        <w:t>测试结果</w:t>
-      </w:r>
-      <w:r>
-        <w:t>如图</w:t>
-      </w:r>
-      <w:r>
-        <w:t>4-6</w:t>
-      </w:r>
-      <w:r>
-        <w:t>所示。</w:t>
-      </w:r>
-    </w:p>
-    <w:p>
-      <w:pPr>
-        <w:jc w:val="center"/>
-      </w:pPr>
-      <w:r>
-        <w:rPr>
-          <w:noProof/>
-        </w:rPr>
-        <w:drawing>
-          <wp:inline distT="0" distB="0" distL="0" distR="0" wp14:anchorId="20EB4BA9" wp14:editId="76C0E552">
-            <wp:extent cx="4191533" cy="2913797"/>
-            <wp:effectExtent l="0" t="0" r="0" b="1270"/>
-            <wp:docPr id="1" name="图形 1"/>
             <wp:cNvGraphicFramePr>
               <a:graphicFrameLocks xmlns:a="http://schemas.openxmlformats.org/drawingml/2006/main" noChangeAspect="1"/>
             </wp:cNvGraphicFramePr>
@@ -27081,6 +27942,842 @@
                   <pic:spPr>
                     <a:xfrm>
                       <a:off x="0" y="0"/>
+                      <a:ext cx="5686290" cy="3790632"/>
+                    </a:xfrm>
+                    <a:prstGeom prst="rect">
+                      <a:avLst/>
+                    </a:prstGeom>
+                  </pic:spPr>
+                </pic:pic>
+              </a:graphicData>
+            </a:graphic>
+          </wp:inline>
+        </w:drawing>
+      </w:r>
+    </w:p>
+    <w:p>
+      <w:pPr>
+        <w:pStyle w:val="a8"/>
+      </w:pPr>
+      <w:r>
+        <w:lastRenderedPageBreak/>
+        <w:t>图</w:t>
+      </w:r>
+      <w:r>
+        <w:t>4-</w:t>
+      </w:r>
+      <w:r>
+        <w:t>3</w:t>
+      </w:r>
+      <w:r>
+        <w:t>不同</w:t>
+      </w:r>
+      <w:r>
+        <w:t>I/O</w:t>
+      </w:r>
+      <w:r>
+        <w:t>引擎下</w:t>
+      </w:r>
+      <w:r>
+        <w:t>单</w:t>
+      </w:r>
+      <w:r>
+        <w:t>Zone</w:t>
+      </w:r>
+      <w:r>
+        <w:t>写入</w:t>
+      </w:r>
+      <w:r>
+        <w:t>IOPS</w:t>
+      </w:r>
+      <w:r>
+        <w:t>测试</w:t>
+      </w:r>
+    </w:p>
+    <w:p>
+      <w:r>
+        <w:t>观察到</w:t>
+      </w:r>
+      <w:r>
+        <w:t>单个</w:t>
+      </w:r>
+      <w:r>
+        <w:t>Zone</w:t>
+      </w:r>
+      <w:r>
+        <w:t>的</w:t>
+      </w:r>
+      <w:r>
+        <w:t>IOPS</w:t>
+      </w:r>
+      <w:r>
+        <w:t>在</w:t>
+      </w:r>
+      <w:r>
+        <w:t>4K</w:t>
+      </w:r>
+      <w:r>
+        <w:t>时</w:t>
+      </w:r>
+      <w:r>
+        <w:t>最大</w:t>
+      </w:r>
+      <w:r>
+        <w:t>。</w:t>
+      </w:r>
+      <w:r>
+        <w:t>随着每次请求的块大小</w:t>
+      </w:r>
+      <w:r>
+        <w:t>增大而下降。</w:t>
+      </w:r>
+    </w:p>
+    <w:p>
+      <w:pPr>
+        <w:pStyle w:val="3"/>
+      </w:pPr>
+      <w:proofErr w:type="gramStart"/>
+      <w:r>
+        <w:t>全盘</w:t>
+      </w:r>
+      <w:r>
+        <w:t>多</w:t>
+      </w:r>
+      <w:proofErr w:type="gramEnd"/>
+      <w:r>
+        <w:t>线程</w:t>
+      </w:r>
+      <w:r>
+        <w:t>写入</w:t>
+      </w:r>
+      <w:r>
+        <w:t>测试</w:t>
+      </w:r>
+    </w:p>
+    <w:p>
+      <w:r>
+        <w:t>为了评估不同块大小和线程数对</w:t>
+      </w:r>
+      <w:r>
+        <w:t>写入速度和</w:t>
+      </w:r>
+      <w:r>
+        <w:t>IOPS</w:t>
+      </w:r>
+      <w:r>
+        <w:t>的影响，我们设计并实施了一系列测试。测试配置包括使</w:t>
+      </w:r>
+      <w:proofErr w:type="spellStart"/>
+      <w:r>
+        <w:t>io_uring</w:t>
+      </w:r>
+      <w:proofErr w:type="spellEnd"/>
+      <w:r>
+        <w:t>作为</w:t>
+      </w:r>
+      <w:r>
+        <w:t>I/O</w:t>
+      </w:r>
+      <w:r>
+        <w:t>引擎，并在五种不同的块大小（</w:t>
+      </w:r>
+      <w:r>
+        <w:t>4k</w:t>
+      </w:r>
+      <w:r>
+        <w:t>、</w:t>
+      </w:r>
+      <w:r>
+        <w:t>16k</w:t>
+      </w:r>
+      <w:r>
+        <w:t>、</w:t>
+      </w:r>
+      <w:r>
+        <w:t>32k</w:t>
+      </w:r>
+      <w:r>
+        <w:t>、</w:t>
+      </w:r>
+      <w:r>
+        <w:t>64k</w:t>
+      </w:r>
+      <w:r>
+        <w:t>、</w:t>
+      </w:r>
+      <w:r>
+        <w:t>128k</w:t>
+      </w:r>
+      <w:r>
+        <w:t>、</w:t>
+      </w:r>
+      <w:r>
+        <w:t>256k</w:t>
+      </w:r>
+      <w:r>
+        <w:t>）和五个不同的线程数（</w:t>
+      </w:r>
+      <w:r>
+        <w:t>1</w:t>
+      </w:r>
+      <w:r>
+        <w:t>、</w:t>
+      </w:r>
+      <w:r>
+        <w:t>2</w:t>
+      </w:r>
+      <w:r>
+        <w:t>、</w:t>
+      </w:r>
+      <w:r>
+        <w:t>4</w:t>
+      </w:r>
+      <w:r>
+        <w:t>、</w:t>
+      </w:r>
+      <w:r>
+        <w:t>8</w:t>
+      </w:r>
+      <w:r>
+        <w:t>、</w:t>
+      </w:r>
+      <w:r>
+        <w:t>16</w:t>
+      </w:r>
+      <w:r>
+        <w:t>）下进行测试</w:t>
+      </w:r>
+      <w:r>
+        <w:t>。</w:t>
+      </w:r>
+    </w:p>
+    <w:p>
+      <w:pPr>
+        <w:pStyle w:val="a8"/>
+        <w:jc w:val="both"/>
+      </w:pPr>
+      <w:r>
+        <w:rPr>
+          <w:noProof/>
+          <w:lang w:val="zh-CN"/>
+        </w:rPr>
+        <w:drawing>
+          <wp:inline distT="0" distB="0" distL="0" distR="0" wp14:anchorId="1A912C3A" wp14:editId="191FBCCF">
+            <wp:extent cx="5278120" cy="3518535"/>
+            <wp:effectExtent l="0" t="0" r="0" b="5715"/>
+            <wp:docPr id="43" name="图形 43"/>
+            <wp:cNvGraphicFramePr>
+              <a:graphicFrameLocks xmlns:a="http://schemas.openxmlformats.org/drawingml/2006/main" noChangeAspect="1"/>
+            </wp:cNvGraphicFramePr>
+            <a:graphic xmlns:a="http://schemas.openxmlformats.org/drawingml/2006/main">
+              <a:graphicData uri="http://schemas.openxmlformats.org/drawingml/2006/picture">
+                <pic:pic xmlns:pic="http://schemas.openxmlformats.org/drawingml/2006/picture">
+                  <pic:nvPicPr>
+                    <pic:cNvPr id="43" name="图形 43"/>
+                    <pic:cNvPicPr/>
+                  </pic:nvPicPr>
+                  <pic:blipFill>
+                    <a:blip r:embed="rId41">
+                      <a:extLst>
+                        <a:ext uri="{28A0092B-C50C-407E-A947-70E740481C1C}">
+                          <a14:useLocalDpi xmlns:a14="http://schemas.microsoft.com/office/drawing/2010/main" val="0"/>
+                        </a:ext>
+                        <a:ext uri="{96DAC541-7B7A-43D3-8B79-37D633B846F1}">
+                          <asvg:svgBlip xmlns:asvg="http://schemas.microsoft.com/office/drawing/2016/SVG/main" r:embed="rId42"/>
+                        </a:ext>
+                      </a:extLst>
+                    </a:blip>
+                    <a:stretch>
+                      <a:fillRect/>
+                    </a:stretch>
+                  </pic:blipFill>
+                  <pic:spPr>
+                    <a:xfrm>
+                      <a:off x="0" y="0"/>
+                      <a:ext cx="5278120" cy="3518535"/>
+                    </a:xfrm>
+                    <a:prstGeom prst="rect">
+                      <a:avLst/>
+                    </a:prstGeom>
+                  </pic:spPr>
+                </pic:pic>
+              </a:graphicData>
+            </a:graphic>
+          </wp:inline>
+        </w:drawing>
+      </w:r>
+      <w:r>
+        <w:t>图</w:t>
+      </w:r>
+      <w:r>
+        <w:t>4-</w:t>
+      </w:r>
+      <w:r>
+        <w:t>4</w:t>
+      </w:r>
+      <w:r>
+        <w:t xml:space="preserve"> </w:t>
+      </w:r>
+      <w:r>
+        <w:t>不同块大小的</w:t>
+      </w:r>
+      <w:r>
+        <w:t>多线程</w:t>
+      </w:r>
+      <w:r>
+        <w:t>全盘</w:t>
+      </w:r>
+      <w:r>
+        <w:t>写入带宽</w:t>
+      </w:r>
+      <w:r>
+        <w:t>测试</w:t>
+      </w:r>
+    </w:p>
+    <w:p>
+      <w:r>
+        <w:t>如图</w:t>
+      </w:r>
+      <w:r>
+        <w:t>4-4</w:t>
+      </w:r>
+      <w:r>
+        <w:t>所示，</w:t>
+      </w:r>
+      <w:r>
+        <w:t>总体而言，</w:t>
+      </w:r>
+      <w:r>
+        <w:t>写入</w:t>
+      </w:r>
+      <w:proofErr w:type="gramStart"/>
+      <w:r>
+        <w:t>带宽随块大小</w:t>
+      </w:r>
+      <w:proofErr w:type="gramEnd"/>
+      <w:r>
+        <w:t>和</w:t>
+      </w:r>
+      <w:proofErr w:type="gramStart"/>
+      <w:r>
+        <w:t>线程数</w:t>
+      </w:r>
+      <w:proofErr w:type="gramEnd"/>
+      <w:r>
+        <w:t>的增加而增加，这是预期中的结果。较小的块大小（如</w:t>
+      </w:r>
+      <w:r>
+        <w:t>4k</w:t>
+      </w:r>
+      <w:r>
+        <w:t>）导致显著较低的带宽，这是由于处理更多</w:t>
+      </w:r>
+      <w:r>
+        <w:t>I/O</w:t>
+      </w:r>
+      <w:r>
+        <w:t>操作带来的额外开销。在块大小从</w:t>
+      </w:r>
+      <w:r>
+        <w:t>16k</w:t>
+      </w:r>
+      <w:r>
+        <w:t>逐渐增加到</w:t>
+      </w:r>
+      <w:r>
+        <w:t>256k</w:t>
+      </w:r>
+      <w:r>
+        <w:t>的过程中，带宽不断提升，但增长率逐渐减小，</w:t>
+      </w:r>
+      <w:r>
+        <w:t>直至达到硬盘最大写入速度</w:t>
+      </w:r>
+      <w:r>
+        <w:t>5300MiB/s</w:t>
+      </w:r>
+      <w:r>
+        <w:t>。线程数对带宽的影响在不同块大小下有所不同。在较小的块大小下（如</w:t>
+      </w:r>
+      <w:r>
+        <w:t>4k</w:t>
+      </w:r>
+      <w:r>
+        <w:t>），增加</w:t>
+      </w:r>
+      <w:proofErr w:type="gramStart"/>
+      <w:r>
+        <w:t>线程数</w:t>
+      </w:r>
+      <w:proofErr w:type="gramEnd"/>
+      <w:r>
+        <w:t>能够显著提高带宽，说明多线程能够更有效地利用</w:t>
+      </w:r>
+      <w:r>
+        <w:t>I/O</w:t>
+      </w:r>
+      <w:r>
+        <w:t>子系统的并行性。而在较大的块大小下（如</w:t>
+      </w:r>
+      <w:r>
+        <w:t>256k</w:t>
+      </w:r>
+      <w:r>
+        <w:t>），</w:t>
+      </w:r>
+      <w:proofErr w:type="gramStart"/>
+      <w:r>
+        <w:t>线程数</w:t>
+      </w:r>
+      <w:proofErr w:type="gramEnd"/>
+      <w:r>
+        <w:t>的增加对带宽的提升相对有限，因为此时磁盘带宽已经接近饱和，多线程无法进一步显著提高性能。因此，实验结果表明，多线</w:t>
+      </w:r>
+      <w:r>
+        <w:lastRenderedPageBreak/>
+        <w:t>程和大块大小均有助于提升带宽，但在一定块大小和</w:t>
+      </w:r>
+      <w:proofErr w:type="gramStart"/>
+      <w:r>
+        <w:t>线程数</w:t>
+      </w:r>
+      <w:proofErr w:type="gramEnd"/>
+      <w:r>
+        <w:t>之后，带宽的增长会受到硬件和系统瓶颈的限制。</w:t>
+      </w:r>
+    </w:p>
+    <w:p>
+      <w:r>
+        <w:rPr>
+          <w:noProof/>
+        </w:rPr>
+        <w:drawing>
+          <wp:inline distT="0" distB="0" distL="0" distR="0" wp14:anchorId="5F176211" wp14:editId="296CED99">
+            <wp:extent cx="5278120" cy="3518535"/>
+            <wp:effectExtent l="0" t="0" r="0" b="5715"/>
+            <wp:docPr id="44" name="图形 44"/>
+            <wp:cNvGraphicFramePr>
+              <a:graphicFrameLocks xmlns:a="http://schemas.openxmlformats.org/drawingml/2006/main" noChangeAspect="1"/>
+            </wp:cNvGraphicFramePr>
+            <a:graphic xmlns:a="http://schemas.openxmlformats.org/drawingml/2006/main">
+              <a:graphicData uri="http://schemas.openxmlformats.org/drawingml/2006/picture">
+                <pic:pic xmlns:pic="http://schemas.openxmlformats.org/drawingml/2006/picture">
+                  <pic:nvPicPr>
+                    <pic:cNvPr id="44" name="图形 44"/>
+                    <pic:cNvPicPr/>
+                  </pic:nvPicPr>
+                  <pic:blipFill>
+                    <a:blip r:embed="rId39">
+                      <a:extLst>
+                        <a:ext uri="{28A0092B-C50C-407E-A947-70E740481C1C}">
+                          <a14:useLocalDpi xmlns:a14="http://schemas.microsoft.com/office/drawing/2010/main" val="0"/>
+                        </a:ext>
+                        <a:ext uri="{96DAC541-7B7A-43D3-8B79-37D633B846F1}">
+                          <asvg:svgBlip xmlns:asvg="http://schemas.microsoft.com/office/drawing/2016/SVG/main" r:embed="rId40"/>
+                        </a:ext>
+                      </a:extLst>
+                    </a:blip>
+                    <a:stretch>
+                      <a:fillRect/>
+                    </a:stretch>
+                  </pic:blipFill>
+                  <pic:spPr>
+                    <a:xfrm>
+                      <a:off x="0" y="0"/>
+                      <a:ext cx="5278120" cy="3518535"/>
+                    </a:xfrm>
+                    <a:prstGeom prst="rect">
+                      <a:avLst/>
+                    </a:prstGeom>
+                  </pic:spPr>
+                </pic:pic>
+              </a:graphicData>
+            </a:graphic>
+          </wp:inline>
+        </w:drawing>
+      </w:r>
+    </w:p>
+    <w:p>
+      <w:pPr>
+        <w:pStyle w:val="a8"/>
+      </w:pPr>
+      <w:r>
+        <w:t>图</w:t>
+      </w:r>
+      <w:r>
+        <w:t>4-</w:t>
+      </w:r>
+      <w:r>
+        <w:t>5</w:t>
+      </w:r>
+      <w:r>
+        <w:t xml:space="preserve"> </w:t>
+      </w:r>
+      <w:r>
+        <w:t>不同块大小的多线程全盘写入</w:t>
+      </w:r>
+      <w:r>
+        <w:t>I</w:t>
+      </w:r>
+      <w:r>
+        <w:t>OPS</w:t>
+      </w:r>
+      <w:r>
+        <w:t>测试</w:t>
+      </w:r>
+    </w:p>
+    <w:p/>
+    <w:p>
+      <w:r>
+        <w:t>图</w:t>
+      </w:r>
+      <w:r>
+        <w:t>4-5</w:t>
+      </w:r>
+      <w:r>
+        <w:t>中</w:t>
+      </w:r>
+      <w:r>
+        <w:t>展示了不同块大小和线程数对</w:t>
+      </w:r>
+      <w:r>
+        <w:t>IOPS</w:t>
+      </w:r>
+      <w:r>
+        <w:t>（</w:t>
+      </w:r>
+      <w:r>
+        <w:t>KIOPS</w:t>
+      </w:r>
+      <w:r>
+        <w:t>）的影响。结果显示，</w:t>
+      </w:r>
+      <w:r>
+        <w:t>4k</w:t>
+      </w:r>
+      <w:r>
+        <w:t>块大小下，</w:t>
+      </w:r>
+      <w:r>
+        <w:t>IOPS</w:t>
+      </w:r>
+      <w:r>
+        <w:t>随</w:t>
+      </w:r>
+      <w:proofErr w:type="gramStart"/>
+      <w:r>
+        <w:t>线程数显著</w:t>
+      </w:r>
+      <w:proofErr w:type="gramEnd"/>
+      <w:r>
+        <w:t>提高，从</w:t>
+      </w:r>
+      <w:r>
+        <w:t>单</w:t>
+      </w:r>
+      <w:r>
+        <w:t>线程的约</w:t>
+      </w:r>
+      <w:r>
+        <w:t>100 KIOPS</w:t>
+      </w:r>
+      <w:r>
+        <w:t>增加至</w:t>
+      </w:r>
+      <w:r>
+        <w:t>16</w:t>
+      </w:r>
+      <w:r>
+        <w:t>线程的约</w:t>
+      </w:r>
+      <w:r>
+        <w:t>800 KIOPS</w:t>
+      </w:r>
+      <w:r>
+        <w:t>，表明在较小块大小下，高并发</w:t>
+      </w:r>
+      <w:proofErr w:type="gramStart"/>
+      <w:r>
+        <w:t>度显著</w:t>
+      </w:r>
+      <w:proofErr w:type="gramEnd"/>
+      <w:r>
+        <w:t>提升</w:t>
+      </w:r>
+      <w:r>
+        <w:t>I/O</w:t>
+      </w:r>
+      <w:r>
+        <w:t>子系统的并行性和性能。</w:t>
+      </w:r>
+      <w:r>
+        <w:t>16k</w:t>
+      </w:r>
+      <w:r>
+        <w:t>块大小下，</w:t>
+      </w:r>
+      <w:r>
+        <w:t>IOPS</w:t>
+      </w:r>
+      <w:r>
+        <w:t>亦随</w:t>
+      </w:r>
+      <w:proofErr w:type="gramStart"/>
+      <w:r>
+        <w:t>线程数</w:t>
+      </w:r>
+      <w:proofErr w:type="gramEnd"/>
+      <w:r>
+        <w:t>增加，从约</w:t>
+      </w:r>
+      <w:r>
+        <w:t>100 KIOPS</w:t>
+      </w:r>
+      <w:r>
+        <w:t>提高至</w:t>
+      </w:r>
+      <w:r>
+        <w:t>350 KIOPS</w:t>
+      </w:r>
+      <w:r>
+        <w:t>，但提升幅度相较于</w:t>
+      </w:r>
+      <w:r>
+        <w:t>4k</w:t>
+      </w:r>
+      <w:r>
+        <w:t>块大小有所减小。随着块大小进一步增加至</w:t>
+      </w:r>
+      <w:r>
+        <w:t>32k</w:t>
+      </w:r>
+      <w:r>
+        <w:t>、</w:t>
+      </w:r>
+      <w:r>
+        <w:t>64k</w:t>
+      </w:r>
+      <w:r>
+        <w:t>、</w:t>
+      </w:r>
+      <w:r>
+        <w:t>128k</w:t>
+      </w:r>
+      <w:r>
+        <w:t>和</w:t>
+      </w:r>
+      <w:r>
+        <w:t>256k</w:t>
+      </w:r>
+      <w:r>
+        <w:t>，</w:t>
+      </w:r>
+      <w:r>
+        <w:t>IOPS</w:t>
+      </w:r>
+      <w:r>
+        <w:t>提升幅度逐渐减小，</w:t>
+      </w:r>
+      <w:r>
+        <w:t>32k</w:t>
+      </w:r>
+      <w:r>
+        <w:t>块大小下从约</w:t>
+      </w:r>
+      <w:r>
+        <w:t>50 KIOPS</w:t>
+      </w:r>
+      <w:r>
+        <w:t>提高至</w:t>
+      </w:r>
+      <w:r>
+        <w:t>150 KIOPS</w:t>
+      </w:r>
+      <w:r>
+        <w:t>，</w:t>
+      </w:r>
+      <w:r>
+        <w:t>64k</w:t>
+      </w:r>
+      <w:r>
+        <w:t>块大小下从约</w:t>
+      </w:r>
+      <w:r>
+        <w:t>30 KIOPS</w:t>
+      </w:r>
+      <w:r>
+        <w:t>提高至</w:t>
+      </w:r>
+      <w:r>
+        <w:t>90 KIOPS</w:t>
+      </w:r>
+      <w:r>
+        <w:t>，</w:t>
+      </w:r>
+      <w:r>
+        <w:t>128k</w:t>
+      </w:r>
+      <w:r>
+        <w:t>块大小下从约</w:t>
+      </w:r>
+      <w:r>
+        <w:t>10 KIOPS</w:t>
+      </w:r>
+      <w:r>
+        <w:t>提高至</w:t>
+      </w:r>
+      <w:r>
+        <w:t>40 KIOPS</w:t>
+      </w:r>
+      <w:r>
+        <w:t>，</w:t>
+      </w:r>
+      <w:r>
+        <w:t>256k</w:t>
+      </w:r>
+      <w:r>
+        <w:t>块大小下从约</w:t>
+      </w:r>
+      <w:r>
+        <w:t>5 KIOPS</w:t>
+      </w:r>
+      <w:r>
+        <w:t>提高至</w:t>
+      </w:r>
+      <w:r>
+        <w:t>20 KIOPS</w:t>
+      </w:r>
+      <w:r>
+        <w:t>。这表明在较大块大小下，多线程对性能提升的作用逐渐减弱，甚至达到瓶颈。因此，在需要高</w:t>
+      </w:r>
+      <w:r>
+        <w:t>IOPS</w:t>
+      </w:r>
+      <w:r>
+        <w:t>的应用场景中，选择较小的块大小和多线程配置可以显著提升性能，而在块大小</w:t>
+      </w:r>
+      <w:r>
+        <w:t>较大</w:t>
+      </w:r>
+      <w:r>
+        <w:t>的场景中，多线程对性能提升的效果有限。</w:t>
+      </w:r>
+    </w:p>
+    <w:p>
+      <w:pPr>
+        <w:pStyle w:val="2"/>
+        <w:spacing w:before="120" w:after="120"/>
+      </w:pPr>
+      <w:bookmarkStart w:id="333" w:name="_Toc166872956"/>
+      <w:r>
+        <w:lastRenderedPageBreak/>
+        <w:t>ZAFS</w:t>
+      </w:r>
+      <w:r>
+        <w:t>评估</w:t>
+      </w:r>
+      <w:bookmarkEnd w:id="333"/>
+    </w:p>
+    <w:p>
+      <w:pPr>
+        <w:pStyle w:val="3"/>
+      </w:pPr>
+      <w:r>
+        <w:t>ZAFS</w:t>
+      </w:r>
+      <w:r>
+        <w:t>写</w:t>
+      </w:r>
+      <w:r>
+        <w:t>入</w:t>
+      </w:r>
+      <w:r>
+        <w:t>测试</w:t>
+      </w:r>
+    </w:p>
+    <w:p>
+      <w:r>
+        <w:t>利用</w:t>
+      </w:r>
+      <w:proofErr w:type="spellStart"/>
+      <w:r>
+        <w:t>RocksDB</w:t>
+      </w:r>
+      <w:proofErr w:type="spellEnd"/>
+      <w:r>
+        <w:t>的</w:t>
+      </w:r>
+      <w:r>
+        <w:t>benchmark</w:t>
+      </w:r>
+      <w:r>
+        <w:t>工具，进行</w:t>
+      </w:r>
+      <w:r>
+        <w:t>4KiB</w:t>
+      </w:r>
+      <w:r>
+        <w:t>的</w:t>
+      </w:r>
+      <w:proofErr w:type="spellStart"/>
+      <w:r>
+        <w:t>fillrandom</w:t>
+      </w:r>
+      <w:proofErr w:type="spellEnd"/>
+      <w:r>
+        <w:t>测试。</w:t>
+      </w:r>
+      <w:r>
+        <w:t>测试结果</w:t>
+      </w:r>
+      <w:r>
+        <w:t>如图</w:t>
+      </w:r>
+      <w:r>
+        <w:t>4-6</w:t>
+      </w:r>
+      <w:r>
+        <w:t>所示。</w:t>
+      </w:r>
+    </w:p>
+    <w:p>
+      <w:pPr>
+        <w:jc w:val="center"/>
+      </w:pPr>
+      <w:r>
+        <w:rPr>
+          <w:noProof/>
+        </w:rPr>
+        <w:drawing>
+          <wp:inline distT="0" distB="0" distL="0" distR="0" wp14:anchorId="20EB4BA9" wp14:editId="76C0E552">
+            <wp:extent cx="4191533" cy="2913797"/>
+            <wp:effectExtent l="0" t="0" r="0" b="1270"/>
+            <wp:docPr id="1" name="图形 1"/>
+            <wp:cNvGraphicFramePr>
+              <a:graphicFrameLocks xmlns:a="http://schemas.openxmlformats.org/drawingml/2006/main" noChangeAspect="1"/>
+            </wp:cNvGraphicFramePr>
+            <a:graphic xmlns:a="http://schemas.openxmlformats.org/drawingml/2006/main">
+              <a:graphicData uri="http://schemas.openxmlformats.org/drawingml/2006/picture">
+                <pic:pic xmlns:pic="http://schemas.openxmlformats.org/drawingml/2006/picture">
+                  <pic:nvPicPr>
+                    <pic:cNvPr id="1" name=""/>
+                    <pic:cNvPicPr/>
+                  </pic:nvPicPr>
+                  <pic:blipFill>
+                    <a:blip r:embed="rId43">
+                      <a:extLst>
+                        <a:ext uri="{96DAC541-7B7A-43D3-8B79-37D633B846F1}">
+                          <asvg:svgBlip xmlns:asvg="http://schemas.microsoft.com/office/drawing/2016/SVG/main" r:embed="rId44"/>
+                        </a:ext>
+                      </a:extLst>
+                    </a:blip>
+                    <a:stretch>
+                      <a:fillRect/>
+                    </a:stretch>
+                  </pic:blipFill>
+                  <pic:spPr>
+                    <a:xfrm>
+                      <a:off x="0" y="0"/>
                       <a:ext cx="4201306" cy="2920591"/>
                     </a:xfrm>
                     <a:prstGeom prst="rect">
@@ -27218,11 +28915,6 @@
       </w:r>
     </w:p>
     <w:p>
-      <w:pPr>
-        <w:rPr>
-          <w:rFonts w:hint="eastAsia"/>
-        </w:rPr>
-      </w:pPr>
       <w:r>
         <w:t>ZAFS</w:t>
       </w:r>
@@ -27336,10 +29028,10 @@
                     <pic:cNvPicPr/>
                   </pic:nvPicPr>
                   <pic:blipFill>
-                    <a:blip r:embed="rId41">
+                    <a:blip r:embed="rId45">
                       <a:extLst>
                         <a:ext uri="{96DAC541-7B7A-43D3-8B79-37D633B846F1}">
-                          <asvg:svgBlip xmlns:asvg="http://schemas.microsoft.com/office/drawing/2016/SVG/main" r:embed="rId42"/>
+                          <asvg:svgBlip xmlns:asvg="http://schemas.microsoft.com/office/drawing/2016/SVG/main" r:embed="rId46"/>
                         </a:ext>
                       </a:extLst>
                     </a:blip>
@@ -27366,9 +29058,6 @@
     <w:p>
       <w:pPr>
         <w:pStyle w:val="a8"/>
-        <w:rPr>
-          <w:rFonts w:hint="eastAsia"/>
-        </w:rPr>
       </w:pPr>
       <w:r>
         <w:t>图</w:t>
@@ -27394,11 +29083,11 @@
         <w:pStyle w:val="2"/>
         <w:spacing w:before="120" w:after="120"/>
       </w:pPr>
-      <w:bookmarkStart w:id="149" w:name="_Toc166872957"/>
+      <w:bookmarkStart w:id="334" w:name="_Toc166872957"/>
       <w:r>
         <w:t>本章小结</w:t>
       </w:r>
-      <w:bookmarkEnd w:id="149"/>
+      <w:bookmarkEnd w:id="334"/>
     </w:p>
     <w:p>
       <w:r>
@@ -27436,18 +29125,18 @@
       <w:pPr>
         <w:pStyle w:val="1"/>
       </w:pPr>
-      <w:bookmarkStart w:id="150" w:name="_Toc166872958"/>
+      <w:bookmarkStart w:id="335" w:name="_Toc166872958"/>
       <w:r>
         <w:lastRenderedPageBreak/>
         <w:t>总结与展望</w:t>
       </w:r>
-      <w:bookmarkEnd w:id="150"/>
-    </w:p>
-    <w:p>
-      <w:bookmarkStart w:id="151" w:name="_Toc452327482"/>
-      <w:bookmarkStart w:id="152" w:name="_Toc451934727"/>
-      <w:bookmarkStart w:id="153" w:name="_Toc452327316"/>
-      <w:bookmarkStart w:id="154" w:name="_Toc451934065"/>
+      <w:bookmarkEnd w:id="335"/>
+    </w:p>
+    <w:p>
+      <w:bookmarkStart w:id="336" w:name="_Toc452327482"/>
+      <w:bookmarkStart w:id="337" w:name="_Toc451934727"/>
+      <w:bookmarkStart w:id="338" w:name="_Toc452327316"/>
+      <w:bookmarkStart w:id="339" w:name="_Toc451934065"/>
       <w:r>
         <w:t>本研究对</w:t>
       </w:r>
@@ -27764,7 +29453,7 @@
         <w:pStyle w:val="af8"/>
         <w:spacing w:before="360" w:after="240"/>
       </w:pPr>
-      <w:bookmarkStart w:id="155" w:name="_Toc166872959"/>
+      <w:bookmarkStart w:id="340" w:name="_Toc166872959"/>
       <w:r>
         <w:lastRenderedPageBreak/>
         <w:t>致</w:t>
@@ -27775,17 +29464,17 @@
       <w:r>
         <w:t>谢</w:t>
       </w:r>
-      <w:bookmarkEnd w:id="151"/>
-      <w:bookmarkEnd w:id="152"/>
-      <w:bookmarkEnd w:id="153"/>
-      <w:bookmarkEnd w:id="154"/>
-      <w:bookmarkEnd w:id="155"/>
-    </w:p>
-    <w:p>
-      <w:bookmarkStart w:id="156" w:name="_Toc451934728"/>
-      <w:bookmarkStart w:id="157" w:name="_Toc452327483"/>
-      <w:bookmarkStart w:id="158" w:name="_Toc452327317"/>
-      <w:bookmarkStart w:id="159" w:name="_Toc451934066"/>
+      <w:bookmarkEnd w:id="336"/>
+      <w:bookmarkEnd w:id="337"/>
+      <w:bookmarkEnd w:id="338"/>
+      <w:bookmarkEnd w:id="339"/>
+      <w:bookmarkEnd w:id="340"/>
+    </w:p>
+    <w:p>
+      <w:bookmarkStart w:id="341" w:name="_Toc451934728"/>
+      <w:bookmarkStart w:id="342" w:name="_Toc452327483"/>
+      <w:bookmarkStart w:id="343" w:name="_Toc452327317"/>
+      <w:bookmarkStart w:id="344" w:name="_Toc451934066"/>
       <w:r>
         <w:t>论文完成之际</w:t>
       </w:r>
@@ -27867,23 +29556,23 @@
         <w:pStyle w:val="af8"/>
         <w:spacing w:before="360" w:after="240"/>
       </w:pPr>
-      <w:bookmarkStart w:id="160" w:name="_Toc166872960"/>
+      <w:bookmarkStart w:id="345" w:name="_Toc166872960"/>
       <w:r>
         <w:lastRenderedPageBreak/>
         <w:t>参考文献</w:t>
       </w:r>
-      <w:bookmarkEnd w:id="156"/>
-      <w:bookmarkEnd w:id="157"/>
-      <w:bookmarkEnd w:id="158"/>
-      <w:bookmarkEnd w:id="159"/>
-      <w:bookmarkEnd w:id="160"/>
+      <w:bookmarkEnd w:id="341"/>
+      <w:bookmarkEnd w:id="342"/>
+      <w:bookmarkEnd w:id="343"/>
+      <w:bookmarkEnd w:id="344"/>
+      <w:bookmarkEnd w:id="345"/>
     </w:p>
     <w:p>
       <w:pPr>
         <w:pStyle w:val="a0"/>
       </w:pPr>
-      <w:bookmarkStart w:id="161" w:name="_Ref484195402"/>
-      <w:bookmarkStart w:id="162" w:name="_Ref482447132"/>
+      <w:bookmarkStart w:id="346" w:name="_Ref484195402"/>
+      <w:bookmarkStart w:id="347" w:name="_Ref482447132"/>
       <w:proofErr w:type="spellStart"/>
       <w:r>
         <w:t>Palkar</w:t>
@@ -27892,9 +29581,9 @@
       <w:r>
         <w:t xml:space="preserve"> S, Lan C, Han S, et al. E2: a framework for NFV applications[C]. Symposium on Operating Systems Principles. ACM, 2015:121-136.</w:t>
       </w:r>
-      <w:bookmarkEnd w:id="161"/>
-    </w:p>
-    <w:bookmarkEnd w:id="162"/>
+      <w:bookmarkEnd w:id="346"/>
+    </w:p>
+    <w:bookmarkEnd w:id="347"/>
     <w:p>
       <w:pPr>
         <w:pStyle w:val="a0"/>
@@ -28258,6 +29947,177 @@
     </w:sectPr>
   </w:body>
 </w:document>
+</file>
+
+<file path=word/comments.xml><?xml version="1.0" encoding="utf-8"?>
+<w:comments xmlns:wpc="http://schemas.microsoft.com/office/word/2010/wordprocessingCanvas" xmlns:cx="http://schemas.microsoft.com/office/drawing/2014/chartex" xmlns:cx1="http://schemas.microsoft.com/office/drawing/2015/9/8/chartex" xmlns:cx2="http://schemas.microsoft.com/office/drawing/2015/10/21/chartex" xmlns:cx3="http://schemas.microsoft.com/office/drawing/2016/5/9/chartex" xmlns:cx4="http://schemas.microsoft.com/office/drawing/2016/5/10/chartex" xmlns:cx5="http://schemas.microsoft.com/office/drawing/2016/5/11/chartex" xmlns:cx6="http://schemas.microsoft.com/office/drawing/2016/5/12/chartex" xmlns:cx7="http://schemas.microsoft.com/office/drawing/2016/5/13/chartex" xmlns:cx8="http://schemas.microsoft.com/office/drawing/2016/5/14/chartex" xmlns:mc="http://schemas.openxmlformats.org/markup-compatibility/2006" xmlns:aink="http://schemas.microsoft.com/office/drawing/2016/ink" xmlns:am3d="http://schemas.microsoft.com/office/drawing/2017/model3d" xmlns:o="urn:schemas-microsoft-com:office:office" xmlns:r="http://schemas.openxmlformats.org/officeDocument/2006/relationships" xmlns:m="http://schemas.openxmlformats.org/officeDocument/2006/math" xmlns:v="urn:schemas-microsoft-com:vml" xmlns:wp14="http://schemas.microsoft.com/office/word/2010/wordprocessingDrawing" xmlns:wp="http://schemas.openxmlformats.org/drawingml/2006/wordprocessingDrawing" xmlns:w10="urn:schemas-microsoft-com:office:word" xmlns:w="http://schemas.openxmlformats.org/wordprocessingml/2006/main" xmlns:w14="http://schemas.microsoft.com/office/word/2010/wordml" xmlns:w15="http://schemas.microsoft.com/office/word/2012/wordml" xmlns:w16cex="http://schemas.microsoft.com/office/word/2018/wordml/cex" xmlns:w16cid="http://schemas.microsoft.com/office/word/2016/wordml/cid" xmlns:w16="http://schemas.microsoft.com/office/word/2018/wordml" xmlns:w16sdtdh="http://schemas.microsoft.com/office/word/2020/wordml/sdtdatahash" xmlns:w16se="http://schemas.microsoft.com/office/word/2015/wordml/symex" xmlns:wpg="http://schemas.microsoft.com/office/word/2010/wordprocessingGroup" xmlns:wpi="http://schemas.microsoft.com/office/word/2010/wordprocessingInk" xmlns:wne="http://schemas.microsoft.com/office/word/2006/wordml" xmlns:wps="http://schemas.microsoft.com/office/word/2010/wordprocessingShape" mc:Ignorable="w14 w15 w16se w16cid w16 w16cex w16sdtdh wp14">
+  <w:comment w:id="4" w:author="刘 yu" w:date="2024-05-20T12:17:00Z" w:initials="刘">
+    <w:p>
+      <w:pPr>
+        <w:pStyle w:val="aa"/>
+      </w:pPr>
+      <w:r>
+        <w:rPr>
+          <w:rStyle w:val="aff0"/>
+        </w:rPr>
+        <w:annotationRef/>
+      </w:r>
+      <w:r>
+        <w:rPr>
+          <w:rFonts w:hint="eastAsia"/>
+        </w:rPr>
+        <w:t>这一句的后面应该针对你要解决的具体问题，给出一句问题的根源阐述或挑战陈述</w:t>
+      </w:r>
+    </w:p>
+  </w:comment>
+  <w:comment w:id="5" w:author="刘 yu" w:date="2024-05-20T10:50:00Z" w:initials="刘">
+    <w:p>
+      <w:pPr>
+        <w:pStyle w:val="aa"/>
+      </w:pPr>
+      <w:r>
+        <w:rPr>
+          <w:rStyle w:val="aff0"/>
+        </w:rPr>
+        <w:annotationRef/>
+      </w:r>
+      <w:r>
+        <w:rPr>
+          <w:rFonts w:hint="eastAsia"/>
+        </w:rPr>
+        <w:t>这句话前面应该有一句引语</w:t>
+      </w:r>
+      <w:r>
+        <w:rPr>
+          <w:rFonts w:hint="eastAsia"/>
+        </w:rPr>
+        <w:t>，讲述你的动机</w:t>
+      </w:r>
+      <w:r>
+        <w:rPr>
+          <w:rFonts w:hint="eastAsia"/>
+        </w:rPr>
+        <w:t>。为了</w:t>
+      </w:r>
+      <w:r>
+        <w:t>…</w:t>
+      </w:r>
+      <w:r>
+        <w:rPr>
+          <w:rFonts w:hint="eastAsia"/>
+        </w:rPr>
+        <w:t>辅助</w:t>
+      </w:r>
+      <w:r>
+        <w:t>…,</w:t>
+      </w:r>
+      <w:r>
+        <w:rPr>
+          <w:rFonts w:hint="eastAsia"/>
+        </w:rPr>
+        <w:t>本文</w:t>
+      </w:r>
+      <w:r>
+        <w:t>…</w:t>
+      </w:r>
+    </w:p>
+  </w:comment>
+  <w:comment w:id="76" w:author="刘 yu" w:date="2024-05-20T12:30:00Z" w:initials="刘">
+    <w:p>
+      <w:pPr>
+        <w:pStyle w:val="aa"/>
+      </w:pPr>
+      <w:r>
+        <w:rPr>
+          <w:rStyle w:val="aff0"/>
+        </w:rPr>
+        <w:annotationRef/>
+      </w:r>
+      <w:r>
+        <w:rPr>
+          <w:rFonts w:hint="eastAsia"/>
+        </w:rPr>
+        <w:t>这句话要写实，不是泛泛而谈，讲出形势上的需求和具体技术上的挑战</w:t>
+      </w:r>
+    </w:p>
+  </w:comment>
+  <w:comment w:id="212" w:author="刘 yu" w:date="2024-05-20T13:26:00Z" w:initials="刘">
+    <w:p>
+      <w:pPr>
+        <w:pStyle w:val="aa"/>
+      </w:pPr>
+      <w:r>
+        <w:rPr>
+          <w:rStyle w:val="aff0"/>
+        </w:rPr>
+        <w:annotationRef/>
+      </w:r>
+      <w:r>
+        <w:rPr>
+          <w:rFonts w:hint="eastAsia"/>
+        </w:rPr>
+        <w:t>所有的四级标题都用（</w:t>
+      </w:r>
+      <w:r>
+        <w:rPr>
+          <w:rFonts w:hint="eastAsia"/>
+        </w:rPr>
+        <w:t>1</w:t>
+      </w:r>
+      <w:r>
+        <w:rPr>
+          <w:rFonts w:hint="eastAsia"/>
+        </w:rPr>
+        <w:t>）</w:t>
+      </w:r>
+      <w:r>
+        <w:rPr>
+          <w:rFonts w:hint="eastAsia"/>
+        </w:rPr>
+        <w:t>五级标题用</w:t>
+      </w:r>
+      <w:r>
+        <w:rPr>
+          <w:rFonts w:hint="eastAsia"/>
+        </w:rPr>
+        <w:t>1</w:t>
+      </w:r>
+      <w:r>
+        <w:rPr>
+          <w:rFonts w:hint="eastAsia"/>
+        </w:rPr>
+        <w:t>）六级用圈圈</w:t>
+      </w:r>
+    </w:p>
+  </w:comment>
+</w:comments>
+</file>
+
+<file path=word/commentsExtended.xml><?xml version="1.0" encoding="utf-8"?>
+<w15:commentsEx xmlns:wpc="http://schemas.microsoft.com/office/word/2010/wordprocessingCanvas" xmlns:cx="http://schemas.microsoft.com/office/drawing/2014/chartex" xmlns:cx1="http://schemas.microsoft.com/office/drawing/2015/9/8/chartex" xmlns:cx2="http://schemas.microsoft.com/office/drawing/2015/10/21/chartex" xmlns:cx3="http://schemas.microsoft.com/office/drawing/2016/5/9/chartex" xmlns:cx4="http://schemas.microsoft.com/office/drawing/2016/5/10/chartex" xmlns:cx5="http://schemas.microsoft.com/office/drawing/2016/5/11/chartex" xmlns:cx6="http://schemas.microsoft.com/office/drawing/2016/5/12/chartex" xmlns:cx7="http://schemas.microsoft.com/office/drawing/2016/5/13/chartex" xmlns:cx8="http://schemas.microsoft.com/office/drawing/2016/5/14/chartex" xmlns:mc="http://schemas.openxmlformats.org/markup-compatibility/2006" xmlns:aink="http://schemas.microsoft.com/office/drawing/2016/ink" xmlns:am3d="http://schemas.microsoft.com/office/drawing/2017/model3d" xmlns:o="urn:schemas-microsoft-com:office:office" xmlns:r="http://schemas.openxmlformats.org/officeDocument/2006/relationships" xmlns:m="http://schemas.openxmlformats.org/officeDocument/2006/math" xmlns:v="urn:schemas-microsoft-com:vml" xmlns:wp14="http://schemas.microsoft.com/office/word/2010/wordprocessingDrawing" xmlns:wp="http://schemas.openxmlformats.org/drawingml/2006/wordprocessingDrawing" xmlns:w10="urn:schemas-microsoft-com:office:word" xmlns:w="http://schemas.openxmlformats.org/wordprocessingml/2006/main" xmlns:w14="http://schemas.microsoft.com/office/word/2010/wordml" xmlns:w15="http://schemas.microsoft.com/office/word/2012/wordml" xmlns:w16cex="http://schemas.microsoft.com/office/word/2018/wordml/cex" xmlns:w16cid="http://schemas.microsoft.com/office/word/2016/wordml/cid" xmlns:w16="http://schemas.microsoft.com/office/word/2018/wordml" xmlns:w16sdtdh="http://schemas.microsoft.com/office/word/2020/wordml/sdtdatahash" xmlns:w16se="http://schemas.microsoft.com/office/word/2015/wordml/symex" xmlns:wpg="http://schemas.microsoft.com/office/word/2010/wordprocessingGroup" xmlns:wpi="http://schemas.microsoft.com/office/word/2010/wordprocessingInk" xmlns:wne="http://schemas.microsoft.com/office/word/2006/wordml" xmlns:wps="http://schemas.microsoft.com/office/word/2010/wordprocessingShape" mc:Ignorable="w14 w15 w16se w16cid w16 w16cex w16sdtdh wp14">
+  <w15:commentEx w15:paraId="2A8B318A" w15:done="1"/>
+  <w15:commentEx w15:paraId="5DCE4632" w15:done="0"/>
+  <w15:commentEx w15:paraId="61B8678C" w15:done="0"/>
+  <w15:commentEx w15:paraId="64F0125A" w15:done="0"/>
+</w15:commentsEx>
+</file>
+
+<file path=word/commentsExtensible.xml><?xml version="1.0" encoding="utf-8"?>
+<w16cex:commentsExtensible xmlns:wpc="http://schemas.microsoft.com/office/word/2010/wordprocessingCanvas" xmlns:cx="http://schemas.microsoft.com/office/drawing/2014/chartex" xmlns:cx1="http://schemas.microsoft.com/office/drawing/2015/9/8/chartex" xmlns:cx2="http://schemas.microsoft.com/office/drawing/2015/10/21/chartex" xmlns:cx3="http://schemas.microsoft.com/office/drawing/2016/5/9/chartex" xmlns:cx4="http://schemas.microsoft.com/office/drawing/2016/5/10/chartex" xmlns:cx5="http://schemas.microsoft.com/office/drawing/2016/5/11/chartex" xmlns:cx6="http://schemas.microsoft.com/office/drawing/2016/5/12/chartex" xmlns:cx7="http://schemas.microsoft.com/office/drawing/2016/5/13/chartex" xmlns:cx8="http://schemas.microsoft.com/office/drawing/2016/5/14/chartex" xmlns:mc="http://schemas.openxmlformats.org/markup-compatibility/2006" xmlns:aink="http://schemas.microsoft.com/office/drawing/2016/ink" xmlns:am3d="http://schemas.microsoft.com/office/drawing/2017/model3d" xmlns:o="urn:schemas-microsoft-com:office:office" xmlns:r="http://schemas.openxmlformats.org/officeDocument/2006/relationships" xmlns:m="http://schemas.openxmlformats.org/officeDocument/2006/math" xmlns:v="urn:schemas-microsoft-com:vml" xmlns:wp14="http://schemas.microsoft.com/office/word/2010/wordprocessingDrawing" xmlns:wp="http://schemas.openxmlformats.org/drawingml/2006/wordprocessingDrawing" xmlns:w10="urn:schemas-microsoft-com:office:word" xmlns:w="http://schemas.openxmlformats.org/wordprocessingml/2006/main" xmlns:w14="http://schemas.microsoft.com/office/word/2010/wordml" xmlns:w15="http://schemas.microsoft.com/office/word/2012/wordml" xmlns:w16cex="http://schemas.microsoft.com/office/word/2018/wordml/cex" xmlns:w16cid="http://schemas.microsoft.com/office/word/2016/wordml/cid" xmlns:w16="http://schemas.microsoft.com/office/word/2018/wordml" xmlns:w16sdtdh="http://schemas.microsoft.com/office/word/2020/wordml/sdtdatahash" xmlns:w16se="http://schemas.microsoft.com/office/word/2015/wordml/symex" xmlns:wpg="http://schemas.microsoft.com/office/word/2010/wordprocessingGroup" xmlns:wpi="http://schemas.microsoft.com/office/word/2010/wordprocessingInk" xmlns:wne="http://schemas.microsoft.com/office/word/2006/wordml" xmlns:wps="http://schemas.microsoft.com/office/word/2010/wordprocessingShape" mc:Ignorable="w14 w15 w16se w16cid w16 w16cex w16sdtdh wp14">
+  <w16cex:commentExtensible w16cex:durableId="29F5BDE0" w16cex:dateUtc="2024-05-20T04:17:00Z"/>
+  <w16cex:commentExtensible w16cex:durableId="29F5A97D" w16cex:dateUtc="2024-05-20T02:50:00Z"/>
+  <w16cex:commentExtensible w16cex:durableId="29F5C0EB" w16cex:dateUtc="2024-05-20T04:30:00Z"/>
+  <w16cex:commentExtensible w16cex:durableId="29F5CDE9" w16cex:dateUtc="2024-05-20T05:26:00Z"/>
+</w16cex:commentsExtensible>
+</file>
+
+<file path=word/commentsIds.xml><?xml version="1.0" encoding="utf-8"?>
+<w16cid:commentsIds xmlns:wpc="http://schemas.microsoft.com/office/word/2010/wordprocessingCanvas" xmlns:cx="http://schemas.microsoft.com/office/drawing/2014/chartex" xmlns:cx1="http://schemas.microsoft.com/office/drawing/2015/9/8/chartex" xmlns:cx2="http://schemas.microsoft.com/office/drawing/2015/10/21/chartex" xmlns:cx3="http://schemas.microsoft.com/office/drawing/2016/5/9/chartex" xmlns:cx4="http://schemas.microsoft.com/office/drawing/2016/5/10/chartex" xmlns:cx5="http://schemas.microsoft.com/office/drawing/2016/5/11/chartex" xmlns:cx6="http://schemas.microsoft.com/office/drawing/2016/5/12/chartex" xmlns:cx7="http://schemas.microsoft.com/office/drawing/2016/5/13/chartex" xmlns:cx8="http://schemas.microsoft.com/office/drawing/2016/5/14/chartex" xmlns:mc="http://schemas.openxmlformats.org/markup-compatibility/2006" xmlns:aink="http://schemas.microsoft.com/office/drawing/2016/ink" xmlns:am3d="http://schemas.microsoft.com/office/drawing/2017/model3d" xmlns:o="urn:schemas-microsoft-com:office:office" xmlns:r="http://schemas.openxmlformats.org/officeDocument/2006/relationships" xmlns:m="http://schemas.openxmlformats.org/officeDocument/2006/math" xmlns:v="urn:schemas-microsoft-com:vml" xmlns:wp14="http://schemas.microsoft.com/office/word/2010/wordprocessingDrawing" xmlns:wp="http://schemas.openxmlformats.org/drawingml/2006/wordprocessingDrawing" xmlns:w10="urn:schemas-microsoft-com:office:word" xmlns:w="http://schemas.openxmlformats.org/wordprocessingml/2006/main" xmlns:w14="http://schemas.microsoft.com/office/word/2010/wordml" xmlns:w15="http://schemas.microsoft.com/office/word/2012/wordml" xmlns:w16cex="http://schemas.microsoft.com/office/word/2018/wordml/cex" xmlns:w16cid="http://schemas.microsoft.com/office/word/2016/wordml/cid" xmlns:w16="http://schemas.microsoft.com/office/word/2018/wordml" xmlns:w16sdtdh="http://schemas.microsoft.com/office/word/2020/wordml/sdtdatahash" xmlns:w16se="http://schemas.microsoft.com/office/word/2015/wordml/symex" xmlns:wpg="http://schemas.microsoft.com/office/word/2010/wordprocessingGroup" xmlns:wpi="http://schemas.microsoft.com/office/word/2010/wordprocessingInk" xmlns:wne="http://schemas.microsoft.com/office/word/2006/wordml" xmlns:wps="http://schemas.microsoft.com/office/word/2010/wordprocessingShape" mc:Ignorable="w14 w15 w16se w16cid w16 w16cex w16sdtdh wp14">
+  <w16cid:commentId w16cid:paraId="2A8B318A" w16cid:durableId="29F5BDE0"/>
+  <w16cid:commentId w16cid:paraId="5DCE4632" w16cid:durableId="29F5A97D"/>
+  <w16cid:commentId w16cid:paraId="61B8678C" w16cid:durableId="29F5C0EB"/>
+  <w16cid:commentId w16cid:paraId="64F0125A" w16cid:durableId="29F5CDE9"/>
+</w16cid:commentsIds>
 </file>
 
 <file path=word/endnotes.xml><?xml version="1.0" encoding="utf-8"?>
@@ -28453,6 +30313,7 @@
         <w:docPartGallery w:val="AutoText"/>
       </w:docPartObj>
     </w:sdtPr>
+    <w:sdtEndPr/>
     <w:sdtContent>
       <w:p>
         <w:pPr>
@@ -30155,6 +32016,17 @@
 </w:numbering>
 </file>
 
+<file path=word/people.xml><?xml version="1.0" encoding="utf-8"?>
+<w15:people xmlns:wpc="http://schemas.microsoft.com/office/word/2010/wordprocessingCanvas" xmlns:cx="http://schemas.microsoft.com/office/drawing/2014/chartex" xmlns:cx1="http://schemas.microsoft.com/office/drawing/2015/9/8/chartex" xmlns:cx2="http://schemas.microsoft.com/office/drawing/2015/10/21/chartex" xmlns:cx3="http://schemas.microsoft.com/office/drawing/2016/5/9/chartex" xmlns:cx4="http://schemas.microsoft.com/office/drawing/2016/5/10/chartex" xmlns:cx5="http://schemas.microsoft.com/office/drawing/2016/5/11/chartex" xmlns:cx6="http://schemas.microsoft.com/office/drawing/2016/5/12/chartex" xmlns:cx7="http://schemas.microsoft.com/office/drawing/2016/5/13/chartex" xmlns:cx8="http://schemas.microsoft.com/office/drawing/2016/5/14/chartex" xmlns:mc="http://schemas.openxmlformats.org/markup-compatibility/2006" xmlns:aink="http://schemas.microsoft.com/office/drawing/2016/ink" xmlns:am3d="http://schemas.microsoft.com/office/drawing/2017/model3d" xmlns:o="urn:schemas-microsoft-com:office:office" xmlns:r="http://schemas.openxmlformats.org/officeDocument/2006/relationships" xmlns:m="http://schemas.openxmlformats.org/officeDocument/2006/math" xmlns:v="urn:schemas-microsoft-com:vml" xmlns:wp14="http://schemas.microsoft.com/office/word/2010/wordprocessingDrawing" xmlns:wp="http://schemas.openxmlformats.org/drawingml/2006/wordprocessingDrawing" xmlns:w10="urn:schemas-microsoft-com:office:word" xmlns:w="http://schemas.openxmlformats.org/wordprocessingml/2006/main" xmlns:w14="http://schemas.microsoft.com/office/word/2010/wordml" xmlns:w15="http://schemas.microsoft.com/office/word/2012/wordml" xmlns:w16cex="http://schemas.microsoft.com/office/word/2018/wordml/cex" xmlns:w16cid="http://schemas.microsoft.com/office/word/2016/wordml/cid" xmlns:w16="http://schemas.microsoft.com/office/word/2018/wordml" xmlns:w16sdtdh="http://schemas.microsoft.com/office/word/2020/wordml/sdtdatahash" xmlns:w16se="http://schemas.microsoft.com/office/word/2015/wordml/symex" xmlns:wpg="http://schemas.microsoft.com/office/word/2010/wordprocessingGroup" xmlns:wpi="http://schemas.microsoft.com/office/word/2010/wordprocessingInk" xmlns:wne="http://schemas.microsoft.com/office/word/2006/wordml" xmlns:wps="http://schemas.microsoft.com/office/word/2010/wordprocessingShape" mc:Ignorable="w14 w15 w16se w16cid w16 w16cex w16sdtdh wp14">
+  <w15:person w15:author="子淇">
+    <w15:presenceInfo w15:providerId="Windows Live" w15:userId="d55161a511ab8ffa"/>
+  </w15:person>
+  <w15:person w15:author="刘 yu">
+    <w15:presenceInfo w15:providerId="Windows Live" w15:userId="4f4f4b8266e9f5bb"/>
+  </w15:person>
+</w15:people>
+</file>
+
 <file path=word/styles.xml><?xml version="1.0" encoding="utf-8"?>
 <w:styles xmlns:mc="http://schemas.openxmlformats.org/markup-compatibility/2006" xmlns:r="http://schemas.openxmlformats.org/officeDocument/2006/relationships" xmlns:w="http://schemas.openxmlformats.org/wordprocessingml/2006/main" xmlns:w14="http://schemas.microsoft.com/office/word/2010/wordml" xmlns:w15="http://schemas.microsoft.com/office/word/2012/wordml" xmlns:w16cex="http://schemas.microsoft.com/office/word/2018/wordml/cex" xmlns:w16cid="http://schemas.microsoft.com/office/word/2016/wordml/cid" xmlns:w16="http://schemas.microsoft.com/office/word/2018/wordml" xmlns:w16sdtdh="http://schemas.microsoft.com/office/word/2020/wordml/sdtdatahash" xmlns:w16se="http://schemas.microsoft.com/office/word/2015/wordml/symex" mc:Ignorable="w14 w15 w16se w16cid w16 w16cex w16sdtdh">
   <w:docDefaults>
@@ -30817,6 +32689,7 @@
   <w:style w:type="character" w:default="1" w:styleId="a3">
     <w:name w:val="Default Paragraph Font"/>
     <w:uiPriority w:val="1"/>
+    <w:semiHidden/>
     <w:unhideWhenUsed/>
   </w:style>
   <w:style w:type="table" w:default="1" w:styleId="a4">
@@ -32456,9 +34329,6 @@
       </w:docPartPr>
       <w:docPartBody>
         <w:p>
-          <w:pPr>
-            <w:pStyle w:val="E69108060824418FAFF657FA99AE874E"/>
-          </w:pPr>
           <w:r>
             <w:rPr>
               <w:rStyle w:val="a3"/>
@@ -32485,9 +34355,6 @@
       </w:docPartPr>
       <w:docPartBody>
         <w:p>
-          <w:pPr>
-            <w:pStyle w:val="351F9049F5D0417A9BD68352BDAA45AE"/>
-          </w:pPr>
           <w:r>
             <w:rPr>
               <w:rStyle w:val="a3"/>
@@ -32514,9 +34381,6 @@
       </w:docPartPr>
       <w:docPartBody>
         <w:p>
-          <w:pPr>
-            <w:pStyle w:val="651E619FD5D44D099CDEFB704AE72C67"/>
-          </w:pPr>
           <w:r>
             <w:rPr>
               <w:rStyle w:val="a3"/>
@@ -32544,9 +34408,6 @@
       </w:docPartPr>
       <w:docPartBody>
         <w:p>
-          <w:pPr>
-            <w:pStyle w:val="35F511ECDC974B14810AD1057D7A402A"/>
-          </w:pPr>
           <w:r>
             <w:rPr>
               <w:rStyle w:val="a3"/>
@@ -32574,9 +34435,6 @@
       </w:docPartPr>
       <w:docPartBody>
         <w:p>
-          <w:pPr>
-            <w:pStyle w:val="4E2BF35ACFF04BC18C23D18C61F715F6"/>
-          </w:pPr>
           <w:r>
             <w:rPr>
               <w:rStyle w:val="a3"/>
@@ -32603,9 +34461,6 @@
       </w:docPartPr>
       <w:docPartBody>
         <w:p>
-          <w:pPr>
-            <w:pStyle w:val="72192745872842A88A343818B661EDC5"/>
-          </w:pPr>
           <w:r>
             <w:rPr>
               <w:rStyle w:val="a3"/>
@@ -32633,9 +34488,6 @@
       </w:docPartPr>
       <w:docPartBody>
         <w:p>
-          <w:pPr>
-            <w:pStyle w:val="98832F24C14C4FC18D0DAE76725C205C"/>
-          </w:pPr>
           <w:r>
             <w:rPr>
               <w:rStyle w:val="a3"/>
@@ -32662,9 +34514,6 @@
       </w:docPartPr>
       <w:docPartBody>
         <w:p>
-          <w:pPr>
-            <w:pStyle w:val="1400DACB07FD428BA8BEC5F59EC12E56"/>
-          </w:pPr>
           <w:r>
             <w:rPr>
               <w:rStyle w:val="a3"/>
@@ -32691,9 +34540,6 @@
       </w:docPartPr>
       <w:docPartBody>
         <w:p>
-          <w:pPr>
-            <w:pStyle w:val="6BC709763FCA41C6A22C667BC5CCCC0B"/>
-          </w:pPr>
           <w:r>
             <w:rPr>
               <w:rStyle w:val="a3"/>
@@ -32720,9 +34566,6 @@
       </w:docPartPr>
       <w:docPartBody>
         <w:p>
-          <w:pPr>
-            <w:pStyle w:val="FAB6C8DC1BFF4960BC532C3CE1B15902"/>
-          </w:pPr>
           <w:r>
             <w:rPr>
               <w:rStyle w:val="a3"/>
@@ -32906,6 +34749,7 @@
     <w:rsid w:val="00246091"/>
     <w:rsid w:val="00285C9E"/>
     <w:rsid w:val="002A6635"/>
+    <w:rsid w:val="0030445F"/>
     <w:rsid w:val="00306EDD"/>
     <w:rsid w:val="00345616"/>
     <w:rsid w:val="003C3A48"/>
@@ -32918,6 +34762,7 @@
     <w:rsid w:val="005B3D6E"/>
     <w:rsid w:val="005E04F4"/>
     <w:rsid w:val="00631A59"/>
+    <w:rsid w:val="006363DC"/>
     <w:rsid w:val="00636974"/>
     <w:rsid w:val="006378FE"/>
     <w:rsid w:val="006A4D02"/>
@@ -32949,6 +34794,8 @@
     <w:rsid w:val="00B66704"/>
     <w:rsid w:val="00BE1E4C"/>
     <w:rsid w:val="00BF56A0"/>
+    <w:rsid w:val="00C51187"/>
+    <w:rsid w:val="00CC7AF6"/>
     <w:rsid w:val="00D32E0A"/>
     <w:rsid w:val="00D35D73"/>
     <w:rsid w:val="00D91AE1"/>
@@ -33416,1618 +35263,6 @@
       <w:color w:val="808080"/>
     </w:rPr>
   </w:style>
-  <w:style w:type="paragraph" w:customStyle="1" w:styleId="6D814C3400864FA5B53000F62CF69AF8">
-    <w:name w:val="6D814C3400864FA5B53000F62CF69AF8"/>
-    <w:rsid w:val="00937C81"/>
-    <w:pPr>
-      <w:widowControl w:val="0"/>
-      <w:jc w:val="both"/>
-    </w:pPr>
-    <w:rPr>
-      <w:kern w:val="2"/>
-      <w:sz w:val="21"/>
-      <w:szCs w:val="22"/>
-    </w:rPr>
-  </w:style>
-  <w:style w:type="paragraph" w:customStyle="1" w:styleId="2434D0DEF46347A3B067DC35D601B6E3">
-    <w:name w:val="2434D0DEF46347A3B067DC35D601B6E3"/>
-    <w:rsid w:val="00937C81"/>
-    <w:pPr>
-      <w:widowControl w:val="0"/>
-      <w:jc w:val="both"/>
-    </w:pPr>
-    <w:rPr>
-      <w:kern w:val="2"/>
-      <w:sz w:val="21"/>
-      <w:szCs w:val="22"/>
-    </w:rPr>
-  </w:style>
-  <w:style w:type="paragraph" w:customStyle="1" w:styleId="A43EA57C75AB418CB3E80DFC8EA3FC51">
-    <w:name w:val="A43EA57C75AB418CB3E80DFC8EA3FC51"/>
-    <w:rsid w:val="00937C81"/>
-    <w:pPr>
-      <w:widowControl w:val="0"/>
-      <w:jc w:val="both"/>
-    </w:pPr>
-    <w:rPr>
-      <w:kern w:val="2"/>
-      <w:sz w:val="21"/>
-      <w:szCs w:val="22"/>
-    </w:rPr>
-  </w:style>
-  <w:style w:type="paragraph" w:customStyle="1" w:styleId="532F1638CBB24897A203B68C1099F7BF">
-    <w:name w:val="532F1638CBB24897A203B68C1099F7BF"/>
-    <w:rsid w:val="00937C81"/>
-    <w:pPr>
-      <w:widowControl w:val="0"/>
-      <w:jc w:val="both"/>
-    </w:pPr>
-    <w:rPr>
-      <w:kern w:val="2"/>
-      <w:sz w:val="21"/>
-      <w:szCs w:val="22"/>
-    </w:rPr>
-  </w:style>
-  <w:style w:type="paragraph" w:customStyle="1" w:styleId="9F25EC8F9E474FA1A91D4216B6997528">
-    <w:name w:val="9F25EC8F9E474FA1A91D4216B6997528"/>
-    <w:rsid w:val="00937C81"/>
-    <w:pPr>
-      <w:widowControl w:val="0"/>
-      <w:jc w:val="both"/>
-    </w:pPr>
-    <w:rPr>
-      <w:kern w:val="2"/>
-      <w:sz w:val="21"/>
-      <w:szCs w:val="22"/>
-    </w:rPr>
-  </w:style>
-  <w:style w:type="paragraph" w:customStyle="1" w:styleId="AA5C5389A5BA4DA9BC7BD65BC3E3218D">
-    <w:name w:val="AA5C5389A5BA4DA9BC7BD65BC3E3218D"/>
-    <w:rsid w:val="00937C81"/>
-    <w:pPr>
-      <w:widowControl w:val="0"/>
-      <w:jc w:val="both"/>
-    </w:pPr>
-    <w:rPr>
-      <w:kern w:val="2"/>
-      <w:sz w:val="21"/>
-      <w:szCs w:val="22"/>
-    </w:rPr>
-  </w:style>
-  <w:style w:type="paragraph" w:customStyle="1" w:styleId="2B4C8753845F41479BC1B24E0D87FD8F">
-    <w:name w:val="2B4C8753845F41479BC1B24E0D87FD8F"/>
-    <w:rsid w:val="00937C81"/>
-    <w:pPr>
-      <w:widowControl w:val="0"/>
-      <w:jc w:val="both"/>
-    </w:pPr>
-    <w:rPr>
-      <w:kern w:val="2"/>
-      <w:sz w:val="21"/>
-      <w:szCs w:val="22"/>
-    </w:rPr>
-  </w:style>
-  <w:style w:type="paragraph" w:customStyle="1" w:styleId="6E792D3B9B6A4D16B177A195F8AA2EA2">
-    <w:name w:val="6E792D3B9B6A4D16B177A195F8AA2EA2"/>
-    <w:rsid w:val="00937C81"/>
-    <w:pPr>
-      <w:widowControl w:val="0"/>
-      <w:jc w:val="both"/>
-    </w:pPr>
-    <w:rPr>
-      <w:kern w:val="2"/>
-      <w:sz w:val="21"/>
-      <w:szCs w:val="22"/>
-    </w:rPr>
-  </w:style>
-  <w:style w:type="paragraph" w:customStyle="1" w:styleId="D6FDDEB580AC4478B773219ED5657930">
-    <w:name w:val="D6FDDEB580AC4478B773219ED5657930"/>
-    <w:rsid w:val="00937C81"/>
-    <w:pPr>
-      <w:widowControl w:val="0"/>
-      <w:jc w:val="both"/>
-    </w:pPr>
-    <w:rPr>
-      <w:kern w:val="2"/>
-      <w:sz w:val="21"/>
-      <w:szCs w:val="22"/>
-    </w:rPr>
-  </w:style>
-  <w:style w:type="paragraph" w:customStyle="1" w:styleId="B458B50F881141C4B90D3E4A40971579">
-    <w:name w:val="B458B50F881141C4B90D3E4A40971579"/>
-    <w:rsid w:val="00937C81"/>
-    <w:pPr>
-      <w:widowControl w:val="0"/>
-      <w:jc w:val="both"/>
-    </w:pPr>
-    <w:rPr>
-      <w:kern w:val="2"/>
-      <w:sz w:val="21"/>
-      <w:szCs w:val="22"/>
-    </w:rPr>
-  </w:style>
-  <w:style w:type="paragraph" w:customStyle="1" w:styleId="7B9F503BE6514E0292914ACA0C58339D">
-    <w:name w:val="7B9F503BE6514E0292914ACA0C58339D"/>
-    <w:rsid w:val="00937C81"/>
-    <w:pPr>
-      <w:widowControl w:val="0"/>
-      <w:jc w:val="both"/>
-    </w:pPr>
-    <w:rPr>
-      <w:kern w:val="2"/>
-      <w:sz w:val="21"/>
-      <w:szCs w:val="22"/>
-    </w:rPr>
-  </w:style>
-  <w:style w:type="paragraph" w:customStyle="1" w:styleId="5826E4680DC64E6A883FFB06385F93D3">
-    <w:name w:val="5826E4680DC64E6A883FFB06385F93D3"/>
-    <w:rsid w:val="00937C81"/>
-    <w:pPr>
-      <w:widowControl w:val="0"/>
-      <w:jc w:val="both"/>
-    </w:pPr>
-    <w:rPr>
-      <w:kern w:val="2"/>
-      <w:sz w:val="21"/>
-      <w:szCs w:val="22"/>
-    </w:rPr>
-  </w:style>
-  <w:style w:type="paragraph" w:customStyle="1" w:styleId="4F042B33593649159C6E8A2C2AC66090">
-    <w:name w:val="4F042B33593649159C6E8A2C2AC66090"/>
-    <w:rsid w:val="00937C81"/>
-    <w:pPr>
-      <w:widowControl w:val="0"/>
-      <w:jc w:val="both"/>
-    </w:pPr>
-    <w:rPr>
-      <w:kern w:val="2"/>
-      <w:sz w:val="21"/>
-      <w:szCs w:val="22"/>
-    </w:rPr>
-  </w:style>
-  <w:style w:type="paragraph" w:customStyle="1" w:styleId="DD6EC3E992724D238466110C6AA17233">
-    <w:name w:val="DD6EC3E992724D238466110C6AA17233"/>
-    <w:rsid w:val="00937C81"/>
-    <w:pPr>
-      <w:widowControl w:val="0"/>
-      <w:jc w:val="both"/>
-    </w:pPr>
-    <w:rPr>
-      <w:kern w:val="2"/>
-      <w:sz w:val="21"/>
-      <w:szCs w:val="22"/>
-    </w:rPr>
-  </w:style>
-  <w:style w:type="paragraph" w:customStyle="1" w:styleId="1B0439CBDF2C4817ABC8E7E4E36889F1">
-    <w:name w:val="1B0439CBDF2C4817ABC8E7E4E36889F1"/>
-    <w:rsid w:val="00937C81"/>
-    <w:pPr>
-      <w:widowControl w:val="0"/>
-      <w:jc w:val="both"/>
-    </w:pPr>
-    <w:rPr>
-      <w:kern w:val="2"/>
-      <w:sz w:val="21"/>
-      <w:szCs w:val="22"/>
-    </w:rPr>
-  </w:style>
-  <w:style w:type="paragraph" w:customStyle="1" w:styleId="0BD030435D604FDC9700BFFF4558D066">
-    <w:name w:val="0BD030435D604FDC9700BFFF4558D066"/>
-    <w:rsid w:val="00937C81"/>
-    <w:pPr>
-      <w:widowControl w:val="0"/>
-      <w:jc w:val="both"/>
-    </w:pPr>
-    <w:rPr>
-      <w:kern w:val="2"/>
-      <w:sz w:val="21"/>
-      <w:szCs w:val="22"/>
-    </w:rPr>
-  </w:style>
-  <w:style w:type="paragraph" w:customStyle="1" w:styleId="148C4EDCCAC641F5B92646F601C828A6">
-    <w:name w:val="148C4EDCCAC641F5B92646F601C828A6"/>
-    <w:rsid w:val="00937C81"/>
-    <w:pPr>
-      <w:widowControl w:val="0"/>
-      <w:jc w:val="both"/>
-    </w:pPr>
-    <w:rPr>
-      <w:kern w:val="2"/>
-      <w:sz w:val="21"/>
-      <w:szCs w:val="22"/>
-    </w:rPr>
-  </w:style>
-  <w:style w:type="paragraph" w:customStyle="1" w:styleId="C8E4B29D1D644C19888F63C748A95F8C">
-    <w:name w:val="C8E4B29D1D644C19888F63C748A95F8C"/>
-    <w:rsid w:val="00937C81"/>
-    <w:pPr>
-      <w:widowControl w:val="0"/>
-      <w:jc w:val="both"/>
-    </w:pPr>
-    <w:rPr>
-      <w:kern w:val="2"/>
-      <w:sz w:val="21"/>
-      <w:szCs w:val="22"/>
-    </w:rPr>
-  </w:style>
-  <w:style w:type="paragraph" w:customStyle="1" w:styleId="586EF1ECE60B4536B8FE888078FD679E">
-    <w:name w:val="586EF1ECE60B4536B8FE888078FD679E"/>
-    <w:rsid w:val="00937C81"/>
-    <w:pPr>
-      <w:widowControl w:val="0"/>
-      <w:jc w:val="both"/>
-    </w:pPr>
-    <w:rPr>
-      <w:kern w:val="2"/>
-      <w:sz w:val="21"/>
-      <w:szCs w:val="22"/>
-    </w:rPr>
-  </w:style>
-  <w:style w:type="paragraph" w:customStyle="1" w:styleId="228E6ED9DDC74F3EAFFD3F2C478B0C4D">
-    <w:name w:val="228E6ED9DDC74F3EAFFD3F2C478B0C4D"/>
-    <w:rsid w:val="00937C81"/>
-    <w:pPr>
-      <w:widowControl w:val="0"/>
-      <w:jc w:val="both"/>
-    </w:pPr>
-    <w:rPr>
-      <w:kern w:val="2"/>
-      <w:sz w:val="21"/>
-      <w:szCs w:val="22"/>
-    </w:rPr>
-  </w:style>
-  <w:style w:type="paragraph" w:customStyle="1" w:styleId="6EDBEC3C29C54A1D9A1795AC103373EF">
-    <w:name w:val="6EDBEC3C29C54A1D9A1795AC103373EF"/>
-    <w:rsid w:val="00937C81"/>
-    <w:pPr>
-      <w:widowControl w:val="0"/>
-      <w:jc w:val="both"/>
-    </w:pPr>
-    <w:rPr>
-      <w:kern w:val="2"/>
-      <w:sz w:val="21"/>
-      <w:szCs w:val="22"/>
-    </w:rPr>
-  </w:style>
-  <w:style w:type="paragraph" w:customStyle="1" w:styleId="FDFD9BE6147F420AACA5B0816135625A">
-    <w:name w:val="FDFD9BE6147F420AACA5B0816135625A"/>
-    <w:rsid w:val="00937C81"/>
-    <w:pPr>
-      <w:widowControl w:val="0"/>
-      <w:jc w:val="both"/>
-    </w:pPr>
-    <w:rPr>
-      <w:kern w:val="2"/>
-      <w:sz w:val="21"/>
-      <w:szCs w:val="22"/>
-    </w:rPr>
-  </w:style>
-  <w:style w:type="paragraph" w:customStyle="1" w:styleId="B27139CB9D004FFCA34B9FA3E725B98A">
-    <w:name w:val="B27139CB9D004FFCA34B9FA3E725B98A"/>
-    <w:rsid w:val="00937C81"/>
-    <w:pPr>
-      <w:widowControl w:val="0"/>
-      <w:jc w:val="both"/>
-    </w:pPr>
-    <w:rPr>
-      <w:kern w:val="2"/>
-      <w:sz w:val="21"/>
-      <w:szCs w:val="22"/>
-    </w:rPr>
-  </w:style>
-  <w:style w:type="paragraph" w:customStyle="1" w:styleId="43E2A20C35DB45F6B9FE0761CDEB94C5">
-    <w:name w:val="43E2A20C35DB45F6B9FE0761CDEB94C5"/>
-    <w:rsid w:val="00937C81"/>
-    <w:pPr>
-      <w:widowControl w:val="0"/>
-      <w:jc w:val="both"/>
-    </w:pPr>
-    <w:rPr>
-      <w:kern w:val="2"/>
-      <w:sz w:val="21"/>
-      <w:szCs w:val="22"/>
-    </w:rPr>
-  </w:style>
-  <w:style w:type="paragraph" w:customStyle="1" w:styleId="63BA8F35AD4549498BAA3698EE86D129">
-    <w:name w:val="63BA8F35AD4549498BAA3698EE86D129"/>
-    <w:rsid w:val="00937C81"/>
-    <w:pPr>
-      <w:widowControl w:val="0"/>
-      <w:jc w:val="both"/>
-    </w:pPr>
-    <w:rPr>
-      <w:kern w:val="2"/>
-      <w:sz w:val="21"/>
-      <w:szCs w:val="22"/>
-    </w:rPr>
-  </w:style>
-  <w:style w:type="paragraph" w:customStyle="1" w:styleId="15DF545DA2054B16A0F7E6CFCC54D9C1">
-    <w:name w:val="15DF545DA2054B16A0F7E6CFCC54D9C1"/>
-    <w:rsid w:val="00937C81"/>
-    <w:pPr>
-      <w:widowControl w:val="0"/>
-      <w:jc w:val="both"/>
-    </w:pPr>
-    <w:rPr>
-      <w:kern w:val="2"/>
-      <w:sz w:val="21"/>
-      <w:szCs w:val="22"/>
-    </w:rPr>
-  </w:style>
-  <w:style w:type="paragraph" w:customStyle="1" w:styleId="0E1A5B67F64A4384B617D7D34BD67381">
-    <w:name w:val="0E1A5B67F64A4384B617D7D34BD67381"/>
-    <w:rsid w:val="00937C81"/>
-    <w:pPr>
-      <w:widowControl w:val="0"/>
-      <w:jc w:val="both"/>
-    </w:pPr>
-    <w:rPr>
-      <w:kern w:val="2"/>
-      <w:sz w:val="21"/>
-      <w:szCs w:val="22"/>
-    </w:rPr>
-  </w:style>
-  <w:style w:type="paragraph" w:customStyle="1" w:styleId="DE680C29DDC3482DA74F92E6169E5F5B">
-    <w:name w:val="DE680C29DDC3482DA74F92E6169E5F5B"/>
-    <w:rsid w:val="00937C81"/>
-    <w:pPr>
-      <w:widowControl w:val="0"/>
-      <w:jc w:val="both"/>
-    </w:pPr>
-    <w:rPr>
-      <w:kern w:val="2"/>
-      <w:sz w:val="21"/>
-      <w:szCs w:val="22"/>
-    </w:rPr>
-  </w:style>
-  <w:style w:type="paragraph" w:customStyle="1" w:styleId="C32C60F339A9413CA8A2DBF80473BA4D">
-    <w:name w:val="C32C60F339A9413CA8A2DBF80473BA4D"/>
-    <w:rsid w:val="00937C81"/>
-    <w:pPr>
-      <w:widowControl w:val="0"/>
-      <w:jc w:val="both"/>
-    </w:pPr>
-    <w:rPr>
-      <w:kern w:val="2"/>
-      <w:sz w:val="21"/>
-      <w:szCs w:val="22"/>
-    </w:rPr>
-  </w:style>
-  <w:style w:type="paragraph" w:customStyle="1" w:styleId="4F1473A4192E4658B3FDB1FBB77C59EF">
-    <w:name w:val="4F1473A4192E4658B3FDB1FBB77C59EF"/>
-    <w:rsid w:val="00937C81"/>
-    <w:pPr>
-      <w:widowControl w:val="0"/>
-      <w:jc w:val="both"/>
-    </w:pPr>
-    <w:rPr>
-      <w:kern w:val="2"/>
-      <w:sz w:val="21"/>
-      <w:szCs w:val="22"/>
-    </w:rPr>
-  </w:style>
-  <w:style w:type="paragraph" w:customStyle="1" w:styleId="8D084A98CA564082B10FCE720C9FEEF6">
-    <w:name w:val="8D084A98CA564082B10FCE720C9FEEF6"/>
-    <w:rsid w:val="00937C81"/>
-    <w:pPr>
-      <w:widowControl w:val="0"/>
-      <w:jc w:val="both"/>
-    </w:pPr>
-    <w:rPr>
-      <w:kern w:val="2"/>
-      <w:sz w:val="21"/>
-      <w:szCs w:val="22"/>
-    </w:rPr>
-  </w:style>
-  <w:style w:type="paragraph" w:customStyle="1" w:styleId="27581B3EAC8E4DA7BC7DB3BC025D810C">
-    <w:name w:val="27581B3EAC8E4DA7BC7DB3BC025D810C"/>
-    <w:rsid w:val="00937C81"/>
-    <w:pPr>
-      <w:widowControl w:val="0"/>
-      <w:jc w:val="both"/>
-    </w:pPr>
-    <w:rPr>
-      <w:kern w:val="2"/>
-      <w:sz w:val="21"/>
-      <w:szCs w:val="22"/>
-    </w:rPr>
-  </w:style>
-  <w:style w:type="paragraph" w:customStyle="1" w:styleId="2358AF30930342859B5A66FA8A3643AF">
-    <w:name w:val="2358AF30930342859B5A66FA8A3643AF"/>
-    <w:rsid w:val="00937C81"/>
-    <w:pPr>
-      <w:widowControl w:val="0"/>
-      <w:jc w:val="both"/>
-    </w:pPr>
-    <w:rPr>
-      <w:kern w:val="2"/>
-      <w:sz w:val="21"/>
-      <w:szCs w:val="22"/>
-    </w:rPr>
-  </w:style>
-  <w:style w:type="paragraph" w:customStyle="1" w:styleId="2566EC0E96FE439B9C3324583B0E8838">
-    <w:name w:val="2566EC0E96FE439B9C3324583B0E8838"/>
-    <w:rsid w:val="00937C81"/>
-    <w:pPr>
-      <w:widowControl w:val="0"/>
-      <w:jc w:val="both"/>
-    </w:pPr>
-    <w:rPr>
-      <w:kern w:val="2"/>
-      <w:sz w:val="21"/>
-      <w:szCs w:val="22"/>
-    </w:rPr>
-  </w:style>
-  <w:style w:type="paragraph" w:customStyle="1" w:styleId="CB1CB89F110A407D93E4AE81823913EF">
-    <w:name w:val="CB1CB89F110A407D93E4AE81823913EF"/>
-    <w:rsid w:val="00937C81"/>
-    <w:pPr>
-      <w:widowControl w:val="0"/>
-      <w:jc w:val="both"/>
-    </w:pPr>
-    <w:rPr>
-      <w:kern w:val="2"/>
-      <w:sz w:val="21"/>
-      <w:szCs w:val="22"/>
-    </w:rPr>
-  </w:style>
-  <w:style w:type="paragraph" w:customStyle="1" w:styleId="7F3F5D644DFE4581BE2B037E1BFC2522">
-    <w:name w:val="7F3F5D644DFE4581BE2B037E1BFC2522"/>
-    <w:rsid w:val="00937C81"/>
-    <w:pPr>
-      <w:widowControl w:val="0"/>
-      <w:jc w:val="both"/>
-    </w:pPr>
-    <w:rPr>
-      <w:kern w:val="2"/>
-      <w:sz w:val="21"/>
-      <w:szCs w:val="22"/>
-    </w:rPr>
-  </w:style>
-  <w:style w:type="paragraph" w:customStyle="1" w:styleId="7206990F23D14B54ACF49210D1AAE627">
-    <w:name w:val="7206990F23D14B54ACF49210D1AAE627"/>
-    <w:rsid w:val="00937C81"/>
-    <w:pPr>
-      <w:widowControl w:val="0"/>
-      <w:jc w:val="both"/>
-    </w:pPr>
-    <w:rPr>
-      <w:kern w:val="2"/>
-      <w:sz w:val="21"/>
-      <w:szCs w:val="22"/>
-    </w:rPr>
-  </w:style>
-  <w:style w:type="paragraph" w:customStyle="1" w:styleId="EDD78B392C0E49D4BAE6EC46AA836F59">
-    <w:name w:val="EDD78B392C0E49D4BAE6EC46AA836F59"/>
-    <w:rsid w:val="00937C81"/>
-    <w:pPr>
-      <w:widowControl w:val="0"/>
-      <w:jc w:val="both"/>
-    </w:pPr>
-    <w:rPr>
-      <w:kern w:val="2"/>
-      <w:sz w:val="21"/>
-      <w:szCs w:val="22"/>
-    </w:rPr>
-  </w:style>
-  <w:style w:type="paragraph" w:customStyle="1" w:styleId="A6719C39E836442EB4EFEE1E842041EC">
-    <w:name w:val="A6719C39E836442EB4EFEE1E842041EC"/>
-    <w:rsid w:val="00937C81"/>
-    <w:pPr>
-      <w:widowControl w:val="0"/>
-      <w:jc w:val="both"/>
-    </w:pPr>
-    <w:rPr>
-      <w:kern w:val="2"/>
-      <w:sz w:val="21"/>
-      <w:szCs w:val="22"/>
-    </w:rPr>
-  </w:style>
-  <w:style w:type="paragraph" w:customStyle="1" w:styleId="9EDECB0D58B64179BAFE98CD0B21FB96">
-    <w:name w:val="9EDECB0D58B64179BAFE98CD0B21FB96"/>
-    <w:rsid w:val="00937C81"/>
-    <w:pPr>
-      <w:widowControl w:val="0"/>
-      <w:jc w:val="both"/>
-    </w:pPr>
-    <w:rPr>
-      <w:kern w:val="2"/>
-      <w:sz w:val="21"/>
-      <w:szCs w:val="22"/>
-    </w:rPr>
-  </w:style>
-  <w:style w:type="paragraph" w:customStyle="1" w:styleId="85C734E98DC04F33924B30AE1D8C123E">
-    <w:name w:val="85C734E98DC04F33924B30AE1D8C123E"/>
-    <w:rsid w:val="00937C81"/>
-    <w:pPr>
-      <w:widowControl w:val="0"/>
-      <w:jc w:val="both"/>
-    </w:pPr>
-    <w:rPr>
-      <w:kern w:val="2"/>
-      <w:sz w:val="21"/>
-      <w:szCs w:val="22"/>
-    </w:rPr>
-  </w:style>
-  <w:style w:type="paragraph" w:customStyle="1" w:styleId="14F063AC8FC7427597EC56F84BDB0381">
-    <w:name w:val="14F063AC8FC7427597EC56F84BDB0381"/>
-    <w:rsid w:val="00937C81"/>
-    <w:pPr>
-      <w:widowControl w:val="0"/>
-      <w:jc w:val="both"/>
-    </w:pPr>
-    <w:rPr>
-      <w:kern w:val="2"/>
-      <w:sz w:val="21"/>
-      <w:szCs w:val="22"/>
-    </w:rPr>
-  </w:style>
-  <w:style w:type="paragraph" w:customStyle="1" w:styleId="D5BC7ADE64E74DF48034F018332E8E3A">
-    <w:name w:val="D5BC7ADE64E74DF48034F018332E8E3A"/>
-    <w:rsid w:val="00937C81"/>
-    <w:pPr>
-      <w:widowControl w:val="0"/>
-      <w:jc w:val="both"/>
-    </w:pPr>
-    <w:rPr>
-      <w:kern w:val="2"/>
-      <w:sz w:val="21"/>
-      <w:szCs w:val="22"/>
-    </w:rPr>
-  </w:style>
-  <w:style w:type="paragraph" w:customStyle="1" w:styleId="0BAC4513415645F589F1026266051C5C">
-    <w:name w:val="0BAC4513415645F589F1026266051C5C"/>
-    <w:rsid w:val="00937C81"/>
-    <w:pPr>
-      <w:widowControl w:val="0"/>
-      <w:jc w:val="both"/>
-    </w:pPr>
-    <w:rPr>
-      <w:kern w:val="2"/>
-      <w:sz w:val="21"/>
-      <w:szCs w:val="22"/>
-    </w:rPr>
-  </w:style>
-  <w:style w:type="paragraph" w:customStyle="1" w:styleId="324423D1BB2F4AB49CC8445454829222">
-    <w:name w:val="324423D1BB2F4AB49CC8445454829222"/>
-    <w:rsid w:val="00937C81"/>
-    <w:pPr>
-      <w:widowControl w:val="0"/>
-      <w:jc w:val="both"/>
-    </w:pPr>
-    <w:rPr>
-      <w:kern w:val="2"/>
-      <w:sz w:val="21"/>
-      <w:szCs w:val="22"/>
-    </w:rPr>
-  </w:style>
-  <w:style w:type="paragraph" w:customStyle="1" w:styleId="6B7905331A84440BBD06A269EDDFE30E">
-    <w:name w:val="6B7905331A84440BBD06A269EDDFE30E"/>
-    <w:rsid w:val="00937C81"/>
-    <w:pPr>
-      <w:widowControl w:val="0"/>
-      <w:jc w:val="both"/>
-    </w:pPr>
-    <w:rPr>
-      <w:kern w:val="2"/>
-      <w:sz w:val="21"/>
-      <w:szCs w:val="22"/>
-    </w:rPr>
-  </w:style>
-  <w:style w:type="paragraph" w:customStyle="1" w:styleId="11A4CE1BF3534BA69412CABAB25211C3">
-    <w:name w:val="11A4CE1BF3534BA69412CABAB25211C3"/>
-    <w:rsid w:val="00937C81"/>
-    <w:pPr>
-      <w:widowControl w:val="0"/>
-      <w:jc w:val="both"/>
-    </w:pPr>
-    <w:rPr>
-      <w:kern w:val="2"/>
-      <w:sz w:val="21"/>
-      <w:szCs w:val="22"/>
-    </w:rPr>
-  </w:style>
-  <w:style w:type="paragraph" w:customStyle="1" w:styleId="72D8289FD4054E3D93F41040A362DAA6">
-    <w:name w:val="72D8289FD4054E3D93F41040A362DAA6"/>
-    <w:rsid w:val="00937C81"/>
-    <w:pPr>
-      <w:widowControl w:val="0"/>
-      <w:jc w:val="both"/>
-    </w:pPr>
-    <w:rPr>
-      <w:kern w:val="2"/>
-      <w:sz w:val="21"/>
-      <w:szCs w:val="22"/>
-    </w:rPr>
-  </w:style>
-  <w:style w:type="paragraph" w:customStyle="1" w:styleId="EC3F93FB188A4ED0A4738B9E7006A766">
-    <w:name w:val="EC3F93FB188A4ED0A4738B9E7006A766"/>
-    <w:rsid w:val="00937C81"/>
-    <w:pPr>
-      <w:widowControl w:val="0"/>
-      <w:jc w:val="both"/>
-    </w:pPr>
-    <w:rPr>
-      <w:kern w:val="2"/>
-      <w:sz w:val="21"/>
-      <w:szCs w:val="22"/>
-    </w:rPr>
-  </w:style>
-  <w:style w:type="paragraph" w:customStyle="1" w:styleId="52A378E55EF54F82B227D865F4F83402">
-    <w:name w:val="52A378E55EF54F82B227D865F4F83402"/>
-    <w:rsid w:val="00937C81"/>
-    <w:pPr>
-      <w:widowControl w:val="0"/>
-      <w:jc w:val="both"/>
-    </w:pPr>
-    <w:rPr>
-      <w:kern w:val="2"/>
-      <w:sz w:val="21"/>
-      <w:szCs w:val="22"/>
-    </w:rPr>
-  </w:style>
-  <w:style w:type="paragraph" w:customStyle="1" w:styleId="B923A4F44A2A4B408D0E47D8BCC56857">
-    <w:name w:val="B923A4F44A2A4B408D0E47D8BCC56857"/>
-    <w:rsid w:val="00937C81"/>
-    <w:pPr>
-      <w:widowControl w:val="0"/>
-      <w:jc w:val="both"/>
-    </w:pPr>
-    <w:rPr>
-      <w:kern w:val="2"/>
-      <w:sz w:val="21"/>
-      <w:szCs w:val="22"/>
-    </w:rPr>
-  </w:style>
-  <w:style w:type="paragraph" w:customStyle="1" w:styleId="673282B4CE484386A4335B3F6B7385B9">
-    <w:name w:val="673282B4CE484386A4335B3F6B7385B9"/>
-    <w:rsid w:val="00937C81"/>
-    <w:pPr>
-      <w:widowControl w:val="0"/>
-      <w:jc w:val="both"/>
-    </w:pPr>
-    <w:rPr>
-      <w:kern w:val="2"/>
-      <w:sz w:val="21"/>
-      <w:szCs w:val="22"/>
-    </w:rPr>
-  </w:style>
-  <w:style w:type="paragraph" w:customStyle="1" w:styleId="484DB0792B4947EABC26C8D1B6048578">
-    <w:name w:val="484DB0792B4947EABC26C8D1B6048578"/>
-    <w:rsid w:val="00937C81"/>
-    <w:pPr>
-      <w:widowControl w:val="0"/>
-      <w:jc w:val="both"/>
-    </w:pPr>
-    <w:rPr>
-      <w:kern w:val="2"/>
-      <w:sz w:val="21"/>
-      <w:szCs w:val="22"/>
-    </w:rPr>
-  </w:style>
-  <w:style w:type="paragraph" w:customStyle="1" w:styleId="0AB442956ABD4E14B2F9E98B2C7B970D">
-    <w:name w:val="0AB442956ABD4E14B2F9E98B2C7B970D"/>
-    <w:rsid w:val="00937C81"/>
-    <w:pPr>
-      <w:widowControl w:val="0"/>
-      <w:jc w:val="both"/>
-    </w:pPr>
-    <w:rPr>
-      <w:kern w:val="2"/>
-      <w:sz w:val="21"/>
-      <w:szCs w:val="22"/>
-    </w:rPr>
-  </w:style>
-  <w:style w:type="paragraph" w:customStyle="1" w:styleId="0298360ED09D46829B73737B5C3660B3">
-    <w:name w:val="0298360ED09D46829B73737B5C3660B3"/>
-    <w:rsid w:val="00937C81"/>
-    <w:pPr>
-      <w:widowControl w:val="0"/>
-      <w:jc w:val="both"/>
-    </w:pPr>
-    <w:rPr>
-      <w:kern w:val="2"/>
-      <w:sz w:val="21"/>
-      <w:szCs w:val="22"/>
-    </w:rPr>
-  </w:style>
-  <w:style w:type="paragraph" w:customStyle="1" w:styleId="D82C96B602204028A8F5D21523801CAF">
-    <w:name w:val="D82C96B602204028A8F5D21523801CAF"/>
-    <w:rsid w:val="00937C81"/>
-    <w:pPr>
-      <w:widowControl w:val="0"/>
-      <w:jc w:val="both"/>
-    </w:pPr>
-    <w:rPr>
-      <w:kern w:val="2"/>
-      <w:sz w:val="21"/>
-      <w:szCs w:val="22"/>
-    </w:rPr>
-  </w:style>
-  <w:style w:type="paragraph" w:customStyle="1" w:styleId="518B0FB996864A52A29600FDB794FB24">
-    <w:name w:val="518B0FB996864A52A29600FDB794FB24"/>
-    <w:rsid w:val="00937C81"/>
-    <w:pPr>
-      <w:widowControl w:val="0"/>
-      <w:jc w:val="both"/>
-    </w:pPr>
-    <w:rPr>
-      <w:kern w:val="2"/>
-      <w:sz w:val="21"/>
-      <w:szCs w:val="22"/>
-    </w:rPr>
-  </w:style>
-  <w:style w:type="paragraph" w:customStyle="1" w:styleId="B15AFA4F032F489A8D8B37F4AC003F4E">
-    <w:name w:val="B15AFA4F032F489A8D8B37F4AC003F4E"/>
-    <w:rsid w:val="00937C81"/>
-    <w:pPr>
-      <w:widowControl w:val="0"/>
-      <w:jc w:val="both"/>
-    </w:pPr>
-    <w:rPr>
-      <w:kern w:val="2"/>
-      <w:sz w:val="21"/>
-      <w:szCs w:val="22"/>
-    </w:rPr>
-  </w:style>
-  <w:style w:type="paragraph" w:customStyle="1" w:styleId="BEC29A9585784811A4C2DDA820C45307">
-    <w:name w:val="BEC29A9585784811A4C2DDA820C45307"/>
-    <w:rsid w:val="00937C81"/>
-    <w:pPr>
-      <w:widowControl w:val="0"/>
-      <w:jc w:val="both"/>
-    </w:pPr>
-    <w:rPr>
-      <w:kern w:val="2"/>
-      <w:sz w:val="21"/>
-      <w:szCs w:val="22"/>
-    </w:rPr>
-  </w:style>
-  <w:style w:type="paragraph" w:customStyle="1" w:styleId="81129F4D6DFF4E1B9961878FCE195064">
-    <w:name w:val="81129F4D6DFF4E1B9961878FCE195064"/>
-    <w:rsid w:val="00937C81"/>
-    <w:pPr>
-      <w:widowControl w:val="0"/>
-      <w:jc w:val="both"/>
-    </w:pPr>
-    <w:rPr>
-      <w:kern w:val="2"/>
-      <w:sz w:val="21"/>
-      <w:szCs w:val="22"/>
-    </w:rPr>
-  </w:style>
-  <w:style w:type="paragraph" w:customStyle="1" w:styleId="889F034066AE496D89DF90F504444E79">
-    <w:name w:val="889F034066AE496D89DF90F504444E79"/>
-    <w:rsid w:val="00937C81"/>
-    <w:pPr>
-      <w:widowControl w:val="0"/>
-      <w:jc w:val="both"/>
-    </w:pPr>
-    <w:rPr>
-      <w:kern w:val="2"/>
-      <w:sz w:val="21"/>
-      <w:szCs w:val="22"/>
-    </w:rPr>
-  </w:style>
-  <w:style w:type="paragraph" w:customStyle="1" w:styleId="5D7FC06676D7428AA19A30E419F8DC33">
-    <w:name w:val="5D7FC06676D7428AA19A30E419F8DC33"/>
-    <w:rsid w:val="00937C81"/>
-    <w:pPr>
-      <w:widowControl w:val="0"/>
-      <w:jc w:val="both"/>
-    </w:pPr>
-    <w:rPr>
-      <w:kern w:val="2"/>
-      <w:sz w:val="21"/>
-      <w:szCs w:val="22"/>
-    </w:rPr>
-  </w:style>
-  <w:style w:type="paragraph" w:customStyle="1" w:styleId="3881B184CCDC4B34A36CF6AF50DDBE3C">
-    <w:name w:val="3881B184CCDC4B34A36CF6AF50DDBE3C"/>
-    <w:rsid w:val="00937C81"/>
-    <w:pPr>
-      <w:widowControl w:val="0"/>
-      <w:jc w:val="both"/>
-    </w:pPr>
-    <w:rPr>
-      <w:kern w:val="2"/>
-      <w:sz w:val="21"/>
-      <w:szCs w:val="22"/>
-    </w:rPr>
-  </w:style>
-  <w:style w:type="paragraph" w:customStyle="1" w:styleId="2C14B714F5A64E12AA1E2E73C53AABF7">
-    <w:name w:val="2C14B714F5A64E12AA1E2E73C53AABF7"/>
-    <w:rsid w:val="00937C81"/>
-    <w:pPr>
-      <w:widowControl w:val="0"/>
-      <w:jc w:val="both"/>
-    </w:pPr>
-    <w:rPr>
-      <w:kern w:val="2"/>
-      <w:sz w:val="21"/>
-      <w:szCs w:val="22"/>
-    </w:rPr>
-  </w:style>
-  <w:style w:type="paragraph" w:customStyle="1" w:styleId="E7DFAE513310472DA6A904DB29C1A312">
-    <w:name w:val="E7DFAE513310472DA6A904DB29C1A312"/>
-    <w:rsid w:val="00937C81"/>
-    <w:pPr>
-      <w:widowControl w:val="0"/>
-      <w:jc w:val="both"/>
-    </w:pPr>
-    <w:rPr>
-      <w:kern w:val="2"/>
-      <w:sz w:val="21"/>
-      <w:szCs w:val="22"/>
-    </w:rPr>
-  </w:style>
-  <w:style w:type="paragraph" w:customStyle="1" w:styleId="2CD8D80D2167415D92E31AE827425D63">
-    <w:name w:val="2CD8D80D2167415D92E31AE827425D63"/>
-    <w:rsid w:val="00937C81"/>
-    <w:pPr>
-      <w:widowControl w:val="0"/>
-      <w:jc w:val="both"/>
-    </w:pPr>
-    <w:rPr>
-      <w:kern w:val="2"/>
-      <w:sz w:val="21"/>
-      <w:szCs w:val="22"/>
-    </w:rPr>
-  </w:style>
-  <w:style w:type="paragraph" w:customStyle="1" w:styleId="C69537E3C1BA46FDA4F21EA1EF850397">
-    <w:name w:val="C69537E3C1BA46FDA4F21EA1EF850397"/>
-    <w:rsid w:val="00937C81"/>
-    <w:pPr>
-      <w:widowControl w:val="0"/>
-      <w:jc w:val="both"/>
-    </w:pPr>
-    <w:rPr>
-      <w:kern w:val="2"/>
-      <w:sz w:val="21"/>
-      <w:szCs w:val="22"/>
-    </w:rPr>
-  </w:style>
-  <w:style w:type="paragraph" w:customStyle="1" w:styleId="81206E34881140BBABAB3FF15A0895DB">
-    <w:name w:val="81206E34881140BBABAB3FF15A0895DB"/>
-    <w:rsid w:val="00937C81"/>
-    <w:pPr>
-      <w:widowControl w:val="0"/>
-      <w:jc w:val="both"/>
-    </w:pPr>
-    <w:rPr>
-      <w:kern w:val="2"/>
-      <w:sz w:val="21"/>
-      <w:szCs w:val="22"/>
-    </w:rPr>
-  </w:style>
-  <w:style w:type="paragraph" w:customStyle="1" w:styleId="04A1A21360D9409E9B7BCC96A3570375">
-    <w:name w:val="04A1A21360D9409E9B7BCC96A3570375"/>
-    <w:rsid w:val="00937C81"/>
-    <w:pPr>
-      <w:widowControl w:val="0"/>
-      <w:jc w:val="both"/>
-    </w:pPr>
-    <w:rPr>
-      <w:kern w:val="2"/>
-      <w:sz w:val="21"/>
-      <w:szCs w:val="22"/>
-    </w:rPr>
-  </w:style>
-  <w:style w:type="paragraph" w:customStyle="1" w:styleId="B34763C58735415DBAADFBCBFE47A220">
-    <w:name w:val="B34763C58735415DBAADFBCBFE47A220"/>
-    <w:rsid w:val="00937C81"/>
-    <w:pPr>
-      <w:widowControl w:val="0"/>
-      <w:jc w:val="both"/>
-    </w:pPr>
-    <w:rPr>
-      <w:kern w:val="2"/>
-      <w:sz w:val="21"/>
-      <w:szCs w:val="22"/>
-    </w:rPr>
-  </w:style>
-  <w:style w:type="paragraph" w:customStyle="1" w:styleId="BF9F1D7D25D14980A101AE203C83B9F5">
-    <w:name w:val="BF9F1D7D25D14980A101AE203C83B9F5"/>
-    <w:rsid w:val="00937C81"/>
-    <w:pPr>
-      <w:widowControl w:val="0"/>
-      <w:jc w:val="both"/>
-    </w:pPr>
-    <w:rPr>
-      <w:kern w:val="2"/>
-      <w:sz w:val="21"/>
-      <w:szCs w:val="22"/>
-    </w:rPr>
-  </w:style>
-  <w:style w:type="paragraph" w:customStyle="1" w:styleId="08358506A3504A3AB42894A05683EEB1">
-    <w:name w:val="08358506A3504A3AB42894A05683EEB1"/>
-    <w:rsid w:val="00937C81"/>
-    <w:pPr>
-      <w:widowControl w:val="0"/>
-      <w:jc w:val="both"/>
-    </w:pPr>
-    <w:rPr>
-      <w:kern w:val="2"/>
-      <w:sz w:val="21"/>
-      <w:szCs w:val="22"/>
-    </w:rPr>
-  </w:style>
-  <w:style w:type="paragraph" w:customStyle="1" w:styleId="3A07AA9313C34A47B30BD2A8EDA35EB2">
-    <w:name w:val="3A07AA9313C34A47B30BD2A8EDA35EB2"/>
-    <w:rsid w:val="00937C81"/>
-    <w:pPr>
-      <w:widowControl w:val="0"/>
-      <w:jc w:val="both"/>
-    </w:pPr>
-    <w:rPr>
-      <w:kern w:val="2"/>
-      <w:sz w:val="21"/>
-      <w:szCs w:val="22"/>
-    </w:rPr>
-  </w:style>
-  <w:style w:type="paragraph" w:customStyle="1" w:styleId="18A1B7D978D1440B9C4324B66C300C98">
-    <w:name w:val="18A1B7D978D1440B9C4324B66C300C98"/>
-    <w:rsid w:val="00937C81"/>
-    <w:pPr>
-      <w:widowControl w:val="0"/>
-      <w:jc w:val="both"/>
-    </w:pPr>
-    <w:rPr>
-      <w:kern w:val="2"/>
-      <w:sz w:val="21"/>
-      <w:szCs w:val="22"/>
-    </w:rPr>
-  </w:style>
-  <w:style w:type="paragraph" w:customStyle="1" w:styleId="04E39AD0E4A94959B169F9F6E7F83AFA">
-    <w:name w:val="04E39AD0E4A94959B169F9F6E7F83AFA"/>
-    <w:rsid w:val="00937C81"/>
-    <w:pPr>
-      <w:widowControl w:val="0"/>
-      <w:jc w:val="both"/>
-    </w:pPr>
-    <w:rPr>
-      <w:kern w:val="2"/>
-      <w:sz w:val="21"/>
-      <w:szCs w:val="22"/>
-    </w:rPr>
-  </w:style>
-  <w:style w:type="paragraph" w:customStyle="1" w:styleId="1767A4971324447298AD7D7EE4D33BF1">
-    <w:name w:val="1767A4971324447298AD7D7EE4D33BF1"/>
-    <w:rsid w:val="00937C81"/>
-    <w:pPr>
-      <w:widowControl w:val="0"/>
-      <w:jc w:val="both"/>
-    </w:pPr>
-    <w:rPr>
-      <w:kern w:val="2"/>
-      <w:sz w:val="21"/>
-      <w:szCs w:val="22"/>
-    </w:rPr>
-  </w:style>
-  <w:style w:type="paragraph" w:customStyle="1" w:styleId="8A303ECE394B48A4B13845CB9A315A7E">
-    <w:name w:val="8A303ECE394B48A4B13845CB9A315A7E"/>
-    <w:rsid w:val="00937C81"/>
-    <w:pPr>
-      <w:widowControl w:val="0"/>
-      <w:jc w:val="both"/>
-    </w:pPr>
-    <w:rPr>
-      <w:kern w:val="2"/>
-      <w:sz w:val="21"/>
-      <w:szCs w:val="22"/>
-    </w:rPr>
-  </w:style>
-  <w:style w:type="paragraph" w:customStyle="1" w:styleId="B13A6C21B89B45F3AB2245FBFCD14B5C">
-    <w:name w:val="B13A6C21B89B45F3AB2245FBFCD14B5C"/>
-    <w:rsid w:val="00937C81"/>
-    <w:pPr>
-      <w:widowControl w:val="0"/>
-      <w:jc w:val="both"/>
-    </w:pPr>
-    <w:rPr>
-      <w:kern w:val="2"/>
-      <w:sz w:val="21"/>
-      <w:szCs w:val="22"/>
-    </w:rPr>
-  </w:style>
-  <w:style w:type="paragraph" w:customStyle="1" w:styleId="013BDCA305FA48E088276741E59DD242">
-    <w:name w:val="013BDCA305FA48E088276741E59DD242"/>
-    <w:rsid w:val="00937C81"/>
-    <w:pPr>
-      <w:widowControl w:val="0"/>
-      <w:jc w:val="both"/>
-    </w:pPr>
-    <w:rPr>
-      <w:kern w:val="2"/>
-      <w:sz w:val="21"/>
-      <w:szCs w:val="22"/>
-    </w:rPr>
-  </w:style>
-  <w:style w:type="paragraph" w:customStyle="1" w:styleId="447597BF72CA446683A4923FFFB767D4">
-    <w:name w:val="447597BF72CA446683A4923FFFB767D4"/>
-    <w:rsid w:val="00937C81"/>
-    <w:pPr>
-      <w:widowControl w:val="0"/>
-      <w:jc w:val="both"/>
-    </w:pPr>
-    <w:rPr>
-      <w:kern w:val="2"/>
-      <w:sz w:val="21"/>
-      <w:szCs w:val="22"/>
-    </w:rPr>
-  </w:style>
-  <w:style w:type="paragraph" w:customStyle="1" w:styleId="DD26FE80A76C4EB9A7FC121AA9541D08">
-    <w:name w:val="DD26FE80A76C4EB9A7FC121AA9541D08"/>
-    <w:rsid w:val="00937C81"/>
-    <w:pPr>
-      <w:widowControl w:val="0"/>
-      <w:jc w:val="both"/>
-    </w:pPr>
-    <w:rPr>
-      <w:kern w:val="2"/>
-      <w:sz w:val="21"/>
-      <w:szCs w:val="22"/>
-    </w:rPr>
-  </w:style>
-  <w:style w:type="paragraph" w:customStyle="1" w:styleId="20106E9377864833BF92D61B005BE567">
-    <w:name w:val="20106E9377864833BF92D61B005BE567"/>
-    <w:rsid w:val="00937C81"/>
-    <w:pPr>
-      <w:widowControl w:val="0"/>
-      <w:jc w:val="both"/>
-    </w:pPr>
-    <w:rPr>
-      <w:kern w:val="2"/>
-      <w:sz w:val="21"/>
-      <w:szCs w:val="22"/>
-    </w:rPr>
-  </w:style>
-  <w:style w:type="paragraph" w:customStyle="1" w:styleId="4833F8BC734C471EBD29BF54239468A1">
-    <w:name w:val="4833F8BC734C471EBD29BF54239468A1"/>
-    <w:rsid w:val="00937C81"/>
-    <w:pPr>
-      <w:widowControl w:val="0"/>
-      <w:jc w:val="both"/>
-    </w:pPr>
-    <w:rPr>
-      <w:kern w:val="2"/>
-      <w:sz w:val="21"/>
-      <w:szCs w:val="22"/>
-    </w:rPr>
-  </w:style>
-  <w:style w:type="paragraph" w:customStyle="1" w:styleId="580B9E8C81EE4CAE9810B1F3C0AD1BAC">
-    <w:name w:val="580B9E8C81EE4CAE9810B1F3C0AD1BAC"/>
-    <w:rsid w:val="00937C81"/>
-    <w:pPr>
-      <w:widowControl w:val="0"/>
-      <w:jc w:val="both"/>
-    </w:pPr>
-    <w:rPr>
-      <w:kern w:val="2"/>
-      <w:sz w:val="21"/>
-      <w:szCs w:val="22"/>
-    </w:rPr>
-  </w:style>
-  <w:style w:type="paragraph" w:customStyle="1" w:styleId="66C4FA4ACD1F40ED8349FE6D2C448DF0">
-    <w:name w:val="66C4FA4ACD1F40ED8349FE6D2C448DF0"/>
-    <w:rsid w:val="00937C81"/>
-    <w:pPr>
-      <w:widowControl w:val="0"/>
-      <w:jc w:val="both"/>
-    </w:pPr>
-    <w:rPr>
-      <w:kern w:val="2"/>
-      <w:sz w:val="21"/>
-      <w:szCs w:val="22"/>
-    </w:rPr>
-  </w:style>
-  <w:style w:type="paragraph" w:customStyle="1" w:styleId="AC811D18DD4A48AEAD67D542B99E16A3">
-    <w:name w:val="AC811D18DD4A48AEAD67D542B99E16A3"/>
-    <w:rsid w:val="00937C81"/>
-    <w:pPr>
-      <w:widowControl w:val="0"/>
-      <w:jc w:val="both"/>
-    </w:pPr>
-    <w:rPr>
-      <w:kern w:val="2"/>
-      <w:sz w:val="21"/>
-      <w:szCs w:val="22"/>
-    </w:rPr>
-  </w:style>
-  <w:style w:type="paragraph" w:customStyle="1" w:styleId="14919EDA817B435F9176DA02DD821AEF">
-    <w:name w:val="14919EDA817B435F9176DA02DD821AEF"/>
-    <w:rsid w:val="00937C81"/>
-    <w:pPr>
-      <w:widowControl w:val="0"/>
-      <w:jc w:val="both"/>
-    </w:pPr>
-    <w:rPr>
-      <w:kern w:val="2"/>
-      <w:sz w:val="21"/>
-      <w:szCs w:val="22"/>
-    </w:rPr>
-  </w:style>
-  <w:style w:type="paragraph" w:customStyle="1" w:styleId="40D5827132EC4D7288814C3FAB9BEEEF">
-    <w:name w:val="40D5827132EC4D7288814C3FAB9BEEEF"/>
-    <w:rsid w:val="00937C81"/>
-    <w:pPr>
-      <w:widowControl w:val="0"/>
-      <w:jc w:val="both"/>
-    </w:pPr>
-    <w:rPr>
-      <w:kern w:val="2"/>
-      <w:sz w:val="21"/>
-      <w:szCs w:val="22"/>
-    </w:rPr>
-  </w:style>
-  <w:style w:type="paragraph" w:customStyle="1" w:styleId="EC7373F4E41A4C319CA6C8FBE93152D8">
-    <w:name w:val="EC7373F4E41A4C319CA6C8FBE93152D8"/>
-    <w:rsid w:val="00937C81"/>
-    <w:pPr>
-      <w:widowControl w:val="0"/>
-      <w:jc w:val="both"/>
-    </w:pPr>
-    <w:rPr>
-      <w:kern w:val="2"/>
-      <w:sz w:val="21"/>
-      <w:szCs w:val="22"/>
-    </w:rPr>
-  </w:style>
-  <w:style w:type="paragraph" w:customStyle="1" w:styleId="A033390175CC46548CD4B570801E9A7A">
-    <w:name w:val="A033390175CC46548CD4B570801E9A7A"/>
-    <w:rsid w:val="00937C81"/>
-    <w:pPr>
-      <w:widowControl w:val="0"/>
-      <w:jc w:val="both"/>
-    </w:pPr>
-    <w:rPr>
-      <w:kern w:val="2"/>
-      <w:sz w:val="21"/>
-      <w:szCs w:val="22"/>
-    </w:rPr>
-  </w:style>
-  <w:style w:type="paragraph" w:customStyle="1" w:styleId="156B472A3FD94C34973720397F51A5E4">
-    <w:name w:val="156B472A3FD94C34973720397F51A5E4"/>
-    <w:rsid w:val="00937C81"/>
-    <w:pPr>
-      <w:widowControl w:val="0"/>
-      <w:jc w:val="both"/>
-    </w:pPr>
-    <w:rPr>
-      <w:kern w:val="2"/>
-      <w:sz w:val="21"/>
-      <w:szCs w:val="22"/>
-    </w:rPr>
-  </w:style>
-  <w:style w:type="paragraph" w:customStyle="1" w:styleId="9A454314445A4365A5FC018B8A208C4F">
-    <w:name w:val="9A454314445A4365A5FC018B8A208C4F"/>
-    <w:rsid w:val="00937C81"/>
-    <w:pPr>
-      <w:widowControl w:val="0"/>
-      <w:jc w:val="both"/>
-    </w:pPr>
-    <w:rPr>
-      <w:kern w:val="2"/>
-      <w:sz w:val="21"/>
-      <w:szCs w:val="22"/>
-    </w:rPr>
-  </w:style>
-  <w:style w:type="paragraph" w:customStyle="1" w:styleId="E402594384CE42789206B7042B9FC796">
-    <w:name w:val="E402594384CE42789206B7042B9FC796"/>
-    <w:rsid w:val="00937C81"/>
-    <w:pPr>
-      <w:widowControl w:val="0"/>
-      <w:jc w:val="both"/>
-    </w:pPr>
-    <w:rPr>
-      <w:kern w:val="2"/>
-      <w:sz w:val="21"/>
-      <w:szCs w:val="22"/>
-    </w:rPr>
-  </w:style>
-  <w:style w:type="paragraph" w:customStyle="1" w:styleId="437A5338F36B4EB296785CDF4AD6A801">
-    <w:name w:val="437A5338F36B4EB296785CDF4AD6A801"/>
-    <w:rsid w:val="00937C81"/>
-    <w:pPr>
-      <w:widowControl w:val="0"/>
-      <w:jc w:val="both"/>
-    </w:pPr>
-    <w:rPr>
-      <w:kern w:val="2"/>
-      <w:sz w:val="21"/>
-      <w:szCs w:val="22"/>
-    </w:rPr>
-  </w:style>
-  <w:style w:type="paragraph" w:customStyle="1" w:styleId="C6A36EF023744B578BDBD611F50E57D9">
-    <w:name w:val="C6A36EF023744B578BDBD611F50E57D9"/>
-    <w:rsid w:val="00937C81"/>
-    <w:pPr>
-      <w:widowControl w:val="0"/>
-      <w:jc w:val="both"/>
-    </w:pPr>
-    <w:rPr>
-      <w:kern w:val="2"/>
-      <w:sz w:val="21"/>
-      <w:szCs w:val="22"/>
-    </w:rPr>
-  </w:style>
-  <w:style w:type="paragraph" w:customStyle="1" w:styleId="A1B9497B8C8849BEBB6A84E0D21E9F4D">
-    <w:name w:val="A1B9497B8C8849BEBB6A84E0D21E9F4D"/>
-    <w:rsid w:val="00937C81"/>
-    <w:pPr>
-      <w:widowControl w:val="0"/>
-      <w:jc w:val="both"/>
-    </w:pPr>
-    <w:rPr>
-      <w:kern w:val="2"/>
-      <w:sz w:val="21"/>
-      <w:szCs w:val="22"/>
-    </w:rPr>
-  </w:style>
-  <w:style w:type="paragraph" w:customStyle="1" w:styleId="16B1B6889765418E96695800F057194A">
-    <w:name w:val="16B1B6889765418E96695800F057194A"/>
-    <w:rsid w:val="00937C81"/>
-    <w:pPr>
-      <w:widowControl w:val="0"/>
-      <w:jc w:val="both"/>
-    </w:pPr>
-    <w:rPr>
-      <w:kern w:val="2"/>
-      <w:sz w:val="21"/>
-      <w:szCs w:val="22"/>
-    </w:rPr>
-  </w:style>
-  <w:style w:type="paragraph" w:customStyle="1" w:styleId="3E6DE5C97B5342AAAC26854E47A8C4DC">
-    <w:name w:val="3E6DE5C97B5342AAAC26854E47A8C4DC"/>
-    <w:rsid w:val="00937C81"/>
-    <w:pPr>
-      <w:widowControl w:val="0"/>
-      <w:jc w:val="both"/>
-    </w:pPr>
-    <w:rPr>
-      <w:kern w:val="2"/>
-      <w:sz w:val="21"/>
-      <w:szCs w:val="22"/>
-    </w:rPr>
-  </w:style>
-  <w:style w:type="paragraph" w:customStyle="1" w:styleId="5D9EA2C8E6184577B9EA8FE3AF61FF17">
-    <w:name w:val="5D9EA2C8E6184577B9EA8FE3AF61FF17"/>
-    <w:rsid w:val="00937C81"/>
-    <w:pPr>
-      <w:widowControl w:val="0"/>
-      <w:jc w:val="both"/>
-    </w:pPr>
-    <w:rPr>
-      <w:kern w:val="2"/>
-      <w:sz w:val="21"/>
-      <w:szCs w:val="22"/>
-    </w:rPr>
-  </w:style>
-  <w:style w:type="paragraph" w:customStyle="1" w:styleId="D5E1F641955C429392F39E60B48F2CE6">
-    <w:name w:val="D5E1F641955C429392F39E60B48F2CE6"/>
-    <w:rsid w:val="00937C81"/>
-    <w:pPr>
-      <w:widowControl w:val="0"/>
-      <w:jc w:val="both"/>
-    </w:pPr>
-    <w:rPr>
-      <w:kern w:val="2"/>
-      <w:sz w:val="21"/>
-      <w:szCs w:val="22"/>
-    </w:rPr>
-  </w:style>
-  <w:style w:type="paragraph" w:customStyle="1" w:styleId="13317D7508264EBB875779903016FAFE">
-    <w:name w:val="13317D7508264EBB875779903016FAFE"/>
-    <w:rsid w:val="00937C81"/>
-    <w:pPr>
-      <w:widowControl w:val="0"/>
-      <w:jc w:val="both"/>
-    </w:pPr>
-    <w:rPr>
-      <w:kern w:val="2"/>
-      <w:sz w:val="21"/>
-      <w:szCs w:val="22"/>
-    </w:rPr>
-  </w:style>
-  <w:style w:type="paragraph" w:customStyle="1" w:styleId="A4E8DEBBC4A84E709452E6C76B6D51CB">
-    <w:name w:val="A4E8DEBBC4A84E709452E6C76B6D51CB"/>
-    <w:rsid w:val="00937C81"/>
-    <w:pPr>
-      <w:widowControl w:val="0"/>
-      <w:jc w:val="both"/>
-    </w:pPr>
-    <w:rPr>
-      <w:kern w:val="2"/>
-      <w:sz w:val="21"/>
-      <w:szCs w:val="22"/>
-    </w:rPr>
-  </w:style>
-  <w:style w:type="paragraph" w:customStyle="1" w:styleId="83FF34301EFA4F949D8F40A7E4FB5E0A">
-    <w:name w:val="83FF34301EFA4F949D8F40A7E4FB5E0A"/>
-    <w:rsid w:val="00937C81"/>
-    <w:pPr>
-      <w:widowControl w:val="0"/>
-      <w:jc w:val="both"/>
-    </w:pPr>
-    <w:rPr>
-      <w:kern w:val="2"/>
-      <w:sz w:val="21"/>
-      <w:szCs w:val="22"/>
-    </w:rPr>
-  </w:style>
-  <w:style w:type="paragraph" w:customStyle="1" w:styleId="20594C6509704A94BD1FB72ED2014860">
-    <w:name w:val="20594C6509704A94BD1FB72ED2014860"/>
-    <w:rsid w:val="00937C81"/>
-    <w:pPr>
-      <w:widowControl w:val="0"/>
-      <w:jc w:val="both"/>
-    </w:pPr>
-    <w:rPr>
-      <w:kern w:val="2"/>
-      <w:sz w:val="21"/>
-      <w:szCs w:val="22"/>
-    </w:rPr>
-  </w:style>
-  <w:style w:type="paragraph" w:customStyle="1" w:styleId="09F8C23440564528A325A904BB8339AD">
-    <w:name w:val="09F8C23440564528A325A904BB8339AD"/>
-    <w:rsid w:val="00937C81"/>
-    <w:pPr>
-      <w:widowControl w:val="0"/>
-      <w:jc w:val="both"/>
-    </w:pPr>
-    <w:rPr>
-      <w:kern w:val="2"/>
-      <w:sz w:val="21"/>
-      <w:szCs w:val="22"/>
-    </w:rPr>
-  </w:style>
-  <w:style w:type="paragraph" w:customStyle="1" w:styleId="D3C28A8AAE7E4A8EBF2F101E1FE42C4C">
-    <w:name w:val="D3C28A8AAE7E4A8EBF2F101E1FE42C4C"/>
-    <w:rsid w:val="00937C81"/>
-    <w:pPr>
-      <w:widowControl w:val="0"/>
-      <w:jc w:val="both"/>
-    </w:pPr>
-    <w:rPr>
-      <w:kern w:val="2"/>
-      <w:sz w:val="21"/>
-      <w:szCs w:val="22"/>
-    </w:rPr>
-  </w:style>
-  <w:style w:type="paragraph" w:customStyle="1" w:styleId="0B25B668246141AAB00A4D0C175F3F37">
-    <w:name w:val="0B25B668246141AAB00A4D0C175F3F37"/>
-    <w:rsid w:val="00937C81"/>
-    <w:pPr>
-      <w:widowControl w:val="0"/>
-      <w:jc w:val="both"/>
-    </w:pPr>
-    <w:rPr>
-      <w:kern w:val="2"/>
-      <w:sz w:val="21"/>
-      <w:szCs w:val="22"/>
-    </w:rPr>
-  </w:style>
-  <w:style w:type="paragraph" w:customStyle="1" w:styleId="92FBCBA23BC5443281CBBB4B63ACDD1F">
-    <w:name w:val="92FBCBA23BC5443281CBBB4B63ACDD1F"/>
-    <w:rsid w:val="00937C81"/>
-    <w:pPr>
-      <w:widowControl w:val="0"/>
-      <w:jc w:val="both"/>
-    </w:pPr>
-    <w:rPr>
-      <w:kern w:val="2"/>
-      <w:sz w:val="21"/>
-      <w:szCs w:val="22"/>
-    </w:rPr>
-  </w:style>
-  <w:style w:type="paragraph" w:customStyle="1" w:styleId="C7F1C164CCBC4B638F94FA9D38151161">
-    <w:name w:val="C7F1C164CCBC4B638F94FA9D38151161"/>
-    <w:rsid w:val="00937C81"/>
-    <w:pPr>
-      <w:widowControl w:val="0"/>
-      <w:jc w:val="both"/>
-    </w:pPr>
-    <w:rPr>
-      <w:kern w:val="2"/>
-      <w:sz w:val="21"/>
-      <w:szCs w:val="22"/>
-    </w:rPr>
-  </w:style>
-  <w:style w:type="paragraph" w:customStyle="1" w:styleId="D25165780023474CB681C8E0323E6CAB">
-    <w:name w:val="D25165780023474CB681C8E0323E6CAB"/>
-    <w:rsid w:val="00937C81"/>
-    <w:pPr>
-      <w:widowControl w:val="0"/>
-      <w:jc w:val="both"/>
-    </w:pPr>
-    <w:rPr>
-      <w:kern w:val="2"/>
-      <w:sz w:val="21"/>
-      <w:szCs w:val="22"/>
-    </w:rPr>
-  </w:style>
-  <w:style w:type="paragraph" w:customStyle="1" w:styleId="8E67B20F0D7B4490983302D8A97467D6">
-    <w:name w:val="8E67B20F0D7B4490983302D8A97467D6"/>
-    <w:rsid w:val="00937C81"/>
-    <w:pPr>
-      <w:widowControl w:val="0"/>
-      <w:jc w:val="both"/>
-    </w:pPr>
-    <w:rPr>
-      <w:kern w:val="2"/>
-      <w:sz w:val="21"/>
-      <w:szCs w:val="22"/>
-    </w:rPr>
-  </w:style>
-  <w:style w:type="paragraph" w:customStyle="1" w:styleId="B30953F5EA3349BDB2378F22FBD284B2">
-    <w:name w:val="B30953F5EA3349BDB2378F22FBD284B2"/>
-    <w:rsid w:val="00937C81"/>
-    <w:pPr>
-      <w:widowControl w:val="0"/>
-      <w:jc w:val="both"/>
-    </w:pPr>
-    <w:rPr>
-      <w:kern w:val="2"/>
-      <w:sz w:val="21"/>
-      <w:szCs w:val="22"/>
-    </w:rPr>
-  </w:style>
-  <w:style w:type="paragraph" w:customStyle="1" w:styleId="92606745CDE44768820DDE6D8AB4F2E0">
-    <w:name w:val="92606745CDE44768820DDE6D8AB4F2E0"/>
-    <w:rsid w:val="00937C81"/>
-    <w:pPr>
-      <w:widowControl w:val="0"/>
-      <w:jc w:val="both"/>
-    </w:pPr>
-    <w:rPr>
-      <w:kern w:val="2"/>
-      <w:sz w:val="21"/>
-      <w:szCs w:val="22"/>
-    </w:rPr>
-  </w:style>
-  <w:style w:type="paragraph" w:customStyle="1" w:styleId="EDA02C2C6A8246AA9F38069416AA171B">
-    <w:name w:val="EDA02C2C6A8246AA9F38069416AA171B"/>
-    <w:rsid w:val="00937C81"/>
-    <w:pPr>
-      <w:widowControl w:val="0"/>
-      <w:jc w:val="both"/>
-    </w:pPr>
-    <w:rPr>
-      <w:kern w:val="2"/>
-      <w:sz w:val="21"/>
-      <w:szCs w:val="22"/>
-    </w:rPr>
-  </w:style>
-  <w:style w:type="paragraph" w:customStyle="1" w:styleId="E69108060824418FAFF657FA99AE874E">
-    <w:name w:val="E69108060824418FAFF657FA99AE874E"/>
-    <w:rsid w:val="00937C81"/>
-    <w:pPr>
-      <w:widowControl w:val="0"/>
-      <w:jc w:val="both"/>
-    </w:pPr>
-    <w:rPr>
-      <w:kern w:val="2"/>
-      <w:sz w:val="21"/>
-      <w:szCs w:val="22"/>
-    </w:rPr>
-  </w:style>
-  <w:style w:type="paragraph" w:customStyle="1" w:styleId="351F9049F5D0417A9BD68352BDAA45AE">
-    <w:name w:val="351F9049F5D0417A9BD68352BDAA45AE"/>
-    <w:rsid w:val="00937C81"/>
-    <w:pPr>
-      <w:widowControl w:val="0"/>
-      <w:jc w:val="both"/>
-    </w:pPr>
-    <w:rPr>
-      <w:kern w:val="2"/>
-      <w:sz w:val="21"/>
-      <w:szCs w:val="22"/>
-    </w:rPr>
-  </w:style>
-  <w:style w:type="paragraph" w:customStyle="1" w:styleId="651E619FD5D44D099CDEFB704AE72C67">
-    <w:name w:val="651E619FD5D44D099CDEFB704AE72C67"/>
-    <w:rsid w:val="00937C81"/>
-    <w:pPr>
-      <w:widowControl w:val="0"/>
-      <w:jc w:val="both"/>
-    </w:pPr>
-    <w:rPr>
-      <w:kern w:val="2"/>
-      <w:sz w:val="21"/>
-      <w:szCs w:val="22"/>
-    </w:rPr>
-  </w:style>
-  <w:style w:type="paragraph" w:customStyle="1" w:styleId="35F511ECDC974B14810AD1057D7A402A">
-    <w:name w:val="35F511ECDC974B14810AD1057D7A402A"/>
-    <w:rsid w:val="00937C81"/>
-    <w:pPr>
-      <w:widowControl w:val="0"/>
-      <w:jc w:val="both"/>
-    </w:pPr>
-    <w:rPr>
-      <w:kern w:val="2"/>
-      <w:sz w:val="21"/>
-      <w:szCs w:val="22"/>
-    </w:rPr>
-  </w:style>
-  <w:style w:type="paragraph" w:customStyle="1" w:styleId="4E2BF35ACFF04BC18C23D18C61F715F6">
-    <w:name w:val="4E2BF35ACFF04BC18C23D18C61F715F6"/>
-    <w:rsid w:val="00937C81"/>
-    <w:pPr>
-      <w:widowControl w:val="0"/>
-      <w:jc w:val="both"/>
-    </w:pPr>
-    <w:rPr>
-      <w:kern w:val="2"/>
-      <w:sz w:val="21"/>
-      <w:szCs w:val="22"/>
-    </w:rPr>
-  </w:style>
-  <w:style w:type="paragraph" w:customStyle="1" w:styleId="72192745872842A88A343818B661EDC5">
-    <w:name w:val="72192745872842A88A343818B661EDC5"/>
-    <w:rsid w:val="00937C81"/>
-    <w:pPr>
-      <w:widowControl w:val="0"/>
-      <w:jc w:val="both"/>
-    </w:pPr>
-    <w:rPr>
-      <w:kern w:val="2"/>
-      <w:sz w:val="21"/>
-      <w:szCs w:val="22"/>
-    </w:rPr>
-  </w:style>
-  <w:style w:type="paragraph" w:customStyle="1" w:styleId="98832F24C14C4FC18D0DAE76725C205C">
-    <w:name w:val="98832F24C14C4FC18D0DAE76725C205C"/>
-    <w:rsid w:val="00937C81"/>
-    <w:pPr>
-      <w:widowControl w:val="0"/>
-      <w:jc w:val="both"/>
-    </w:pPr>
-    <w:rPr>
-      <w:kern w:val="2"/>
-      <w:sz w:val="21"/>
-      <w:szCs w:val="22"/>
-    </w:rPr>
-  </w:style>
-  <w:style w:type="paragraph" w:customStyle="1" w:styleId="1400DACB07FD428BA8BEC5F59EC12E56">
-    <w:name w:val="1400DACB07FD428BA8BEC5F59EC12E56"/>
-    <w:rsid w:val="00937C81"/>
-    <w:pPr>
-      <w:widowControl w:val="0"/>
-      <w:jc w:val="both"/>
-    </w:pPr>
-    <w:rPr>
-      <w:kern w:val="2"/>
-      <w:sz w:val="21"/>
-      <w:szCs w:val="22"/>
-    </w:rPr>
-  </w:style>
-  <w:style w:type="paragraph" w:customStyle="1" w:styleId="6BC709763FCA41C6A22C667BC5CCCC0B">
-    <w:name w:val="6BC709763FCA41C6A22C667BC5CCCC0B"/>
-    <w:rsid w:val="00937C81"/>
-    <w:pPr>
-      <w:widowControl w:val="0"/>
-      <w:jc w:val="both"/>
-    </w:pPr>
-    <w:rPr>
-      <w:kern w:val="2"/>
-      <w:sz w:val="21"/>
-      <w:szCs w:val="22"/>
-    </w:rPr>
-  </w:style>
-  <w:style w:type="paragraph" w:customStyle="1" w:styleId="FAB6C8DC1BFF4960BC532C3CE1B15902">
-    <w:name w:val="FAB6C8DC1BFF4960BC532C3CE1B15902"/>
-    <w:rsid w:val="00937C81"/>
-    <w:pPr>
-      <w:widowControl w:val="0"/>
-      <w:jc w:val="both"/>
-    </w:pPr>
-    <w:rPr>
-      <w:kern w:val="2"/>
-      <w:sz w:val="21"/>
-      <w:szCs w:val="22"/>
-    </w:rPr>
-  </w:style>
 </w:styles>
 </file>
 
@@ -35292,10 +35527,6 @@
 </file>
 
 <file path=customXml/item1.xml><?xml version="1.0" encoding="utf-8"?>
-<b:Sources xmlns:b="http://schemas.openxmlformats.org/officeDocument/2006/bibliography" xmlns="http://schemas.openxmlformats.org/officeDocument/2006/bibliography" SelectedStyle="\APASixthEditionOfficeOnline.xsl" StyleName="APA" Version="6"/>
-</file>
-
-<file path=customXml/item2.xml><?xml version="1.0" encoding="utf-8"?>
 <s:customData xmlns="http://www.wps.cn/officeDocument/2013/wpsCustomData" xmlns:s="http://www.wps.cn/officeDocument/2013/wpsCustomData">
   <customSectProps>
     <customSectPr/>
@@ -35320,18 +35551,22 @@
 </s:customData>
 </file>
 
+<file path=customXml/item2.xml><?xml version="1.0" encoding="utf-8"?>
+<b:Sources xmlns:b="http://schemas.openxmlformats.org/officeDocument/2006/bibliography" xmlns="http://schemas.openxmlformats.org/officeDocument/2006/bibliography" SelectedStyle="\APASixthEditionOfficeOnline.xsl" StyleName="APA" Version="6"/>
+</file>
+
 <file path=customXml/itemProps1.xml><?xml version="1.0" encoding="utf-8"?>
+<ds:datastoreItem xmlns:ds="http://schemas.openxmlformats.org/officeDocument/2006/customXml" ds:itemID="{B1977F7D-205B-4081-913C-38D41E755F92}">
+  <ds:schemaRefs>
+    <ds:schemaRef ds:uri="http://www.wps.cn/officeDocument/2013/wpsCustomData"/>
+  </ds:schemaRefs>
+</ds:datastoreItem>
+</file>
+
+<file path=customXml/itemProps2.xml><?xml version="1.0" encoding="utf-8"?>
 <ds:datastoreItem xmlns:ds="http://schemas.openxmlformats.org/officeDocument/2006/customXml" ds:itemID="{53EEA7E4-BAFA-4066-93B6-D8D117BE0AA4}">
   <ds:schemaRefs>
     <ds:schemaRef ds:uri="http://schemas.openxmlformats.org/officeDocument/2006/bibliography"/>
   </ds:schemaRefs>
 </ds:datastoreItem>
-</file>
-
-<file path=customXml/itemProps2.xml><?xml version="1.0" encoding="utf-8"?>
-<ds:datastoreItem xmlns:ds="http://schemas.openxmlformats.org/officeDocument/2006/customXml" ds:itemID="{B1977F7D-205B-4081-913C-38D41E755F92}">
-  <ds:schemaRefs>
-    <ds:schemaRef ds:uri="http://www.wps.cn/officeDocument/2013/wpsCustomData"/>
-  </ds:schemaRefs>
-</ds:datastoreItem>
 </file>
--- a/毕设/4_柳子淇毕设论文_引用跳转.docx
+++ b/毕设/4_柳子淇毕设论文_引用跳转.docx
@@ -1523,15 +1523,7 @@
           <w:t>，</w:t>
         </w:r>
       </w:ins>
-      <w:ins w:id="15" w:author="子淇 柳" w:date="2024-05-21T02:03:00Z">
-        <w:r>
-          <w:rPr>
-            <w:rFonts w:hint="eastAsia"/>
-          </w:rPr>
-          <w:t>但</w:t>
-        </w:r>
-      </w:ins>
-      <w:ins w:id="16" w:author="子淇 柳" w:date="2024-05-21T01:46:00Z">
+      <w:ins w:id="15" w:author="子淇 柳" w:date="2024-05-21T01:46:00Z">
         <w:r>
           <w:rPr>
             <w:rFonts w:hint="eastAsia"/>
@@ -1539,7 +1531,7 @@
           <w:t>现有</w:t>
         </w:r>
       </w:ins>
-      <w:ins w:id="17" w:author="子淇 柳" w:date="2024-05-21T01:50:00Z">
+      <w:ins w:id="16" w:author="子淇 柳" w:date="2024-05-21T01:50:00Z">
         <w:r>
           <w:rPr>
             <w:rFonts w:hint="eastAsia"/>
@@ -1547,7 +1539,7 @@
           <w:t>适配工作</w:t>
         </w:r>
       </w:ins>
-      <w:ins w:id="18" w:author="子淇 柳" w:date="2024-05-21T01:45:00Z">
+      <w:ins w:id="17" w:author="子淇 柳" w:date="2024-05-21T01:45:00Z">
         <w:r>
           <w:rPr>
             <w:rFonts w:hint="eastAsia"/>
@@ -1564,7 +1556,7 @@
           <w:t>NS</w:t>
         </w:r>
       </w:ins>
-      <w:ins w:id="19" w:author="子淇 柳" w:date="2024-05-21T01:46:00Z">
+      <w:ins w:id="18" w:author="子淇 柳" w:date="2024-05-21T01:46:00Z">
         <w:r>
           <w:rPr>
             <w:rFonts w:hint="eastAsia"/>
@@ -1574,16 +1566,16 @@
       </w:ins>
     </w:p>
     <w:p>
-      <w:commentRangeStart w:id="20"/>
+      <w:commentRangeStart w:id="19"/>
       <w:r>
         <w:t>本文</w:t>
       </w:r>
-      <w:commentRangeEnd w:id="20"/>
+      <w:commentRangeEnd w:id="19"/>
       <w:r>
         <w:rPr>
           <w:rStyle w:val="aff0"/>
         </w:rPr>
-        <w:commentReference w:id="20"/>
+        <w:commentReference w:id="19"/>
       </w:r>
       <w:r>
         <w:t>基于对</w:t>
@@ -1917,7 +1909,7 @@
         </w:rPr>
         <w:t>相比于</w:t>
       </w:r>
-      <w:del w:id="21" w:author="子淇 柳" w:date="2024-05-21T02:01:00Z">
+      <w:del w:id="20" w:author="子淇 柳" w:date="2024-05-21T02:01:00Z">
         <w:r>
           <w:rPr>
             <w:rFonts w:hint="eastAsia"/>
@@ -1925,7 +1917,7 @@
           <w:delText>XX</w:delText>
         </w:r>
       </w:del>
-      <w:ins w:id="22" w:author="子淇 柳" w:date="2024-05-21T02:01:00Z">
+      <w:ins w:id="21" w:author="子淇 柳" w:date="2024-05-21T02:01:00Z">
         <w:r>
           <w:rPr>
             <w:rFonts w:hint="eastAsia"/>
@@ -2054,10 +2046,10 @@
     <w:p/>
     <w:p/>
     <w:p>
-      <w:bookmarkStart w:id="23" w:name="_Toc452327432"/>
-      <w:bookmarkStart w:id="24" w:name="_Toc451934677"/>
-      <w:bookmarkStart w:id="25" w:name="_Toc452327266"/>
-      <w:bookmarkStart w:id="26" w:name="_Toc451934034"/>
+      <w:bookmarkStart w:id="22" w:name="_Toc452327432"/>
+      <w:bookmarkStart w:id="23" w:name="_Toc451934677"/>
+      <w:bookmarkStart w:id="24" w:name="_Toc452327266"/>
+      <w:bookmarkStart w:id="25" w:name="_Toc451934034"/>
     </w:p>
     <w:p/>
     <w:p/>
@@ -2079,16 +2071,16 @@
         <w:pStyle w:val="af8"/>
         <w:spacing w:before="360" w:after="240"/>
       </w:pPr>
-      <w:bookmarkStart w:id="27" w:name="_Toc167152981"/>
+      <w:bookmarkStart w:id="26" w:name="_Toc167152981"/>
       <w:r>
         <w:lastRenderedPageBreak/>
         <w:t>Abstract</w:t>
       </w:r>
+      <w:bookmarkEnd w:id="22"/>
       <w:bookmarkEnd w:id="23"/>
       <w:bookmarkEnd w:id="24"/>
       <w:bookmarkEnd w:id="25"/>
       <w:bookmarkEnd w:id="26"/>
-      <w:bookmarkEnd w:id="27"/>
     </w:p>
     <w:p>
       <w:r>
@@ -2103,7 +2095,7 @@
     <w:p>
       <w:pPr>
         <w:rPr>
-          <w:ins w:id="28" w:author="子淇 柳" w:date="2024-05-21T02:29:00Z"/>
+          <w:ins w:id="27" w:author="子淇 柳" w:date="2024-05-21T02:29:00Z"/>
         </w:rPr>
       </w:pPr>
       <w:r>
@@ -4690,11 +4682,11 @@
       <w:pPr>
         <w:pStyle w:val="1"/>
       </w:pPr>
-      <w:bookmarkStart w:id="29" w:name="_Toc452327267"/>
-      <w:bookmarkStart w:id="30" w:name="_Toc452327433"/>
-      <w:bookmarkStart w:id="31" w:name="_Toc451934678"/>
-      <w:bookmarkStart w:id="32" w:name="_Toc451934035"/>
-      <w:bookmarkStart w:id="33" w:name="_Toc167152982"/>
+      <w:bookmarkStart w:id="28" w:name="_Toc452327267"/>
+      <w:bookmarkStart w:id="29" w:name="_Toc452327433"/>
+      <w:bookmarkStart w:id="30" w:name="_Toc451934678"/>
+      <w:bookmarkStart w:id="31" w:name="_Toc451934035"/>
+      <w:bookmarkStart w:id="32" w:name="_Toc167152982"/>
       <w:r>
         <w:lastRenderedPageBreak/>
         <w:t>绪</w:t>
@@ -4705,19 +4697,19 @@
       <w:r>
         <w:t>论</w:t>
       </w:r>
+      <w:bookmarkEnd w:id="28"/>
       <w:bookmarkEnd w:id="29"/>
       <w:bookmarkEnd w:id="30"/>
       <w:bookmarkEnd w:id="31"/>
       <w:bookmarkEnd w:id="32"/>
-      <w:bookmarkEnd w:id="33"/>
-    </w:p>
-    <w:p>
-      <w:bookmarkStart w:id="34" w:name="_Toc452327268"/>
-      <w:bookmarkStart w:id="35" w:name="_Ref452311050"/>
-      <w:bookmarkStart w:id="36" w:name="_Ref452311588"/>
-      <w:bookmarkStart w:id="37" w:name="_Toc451934036"/>
-      <w:bookmarkStart w:id="38" w:name="_Toc451934679"/>
-      <w:bookmarkStart w:id="39" w:name="_Toc452327434"/>
+    </w:p>
+    <w:p>
+      <w:bookmarkStart w:id="33" w:name="_Toc452327268"/>
+      <w:bookmarkStart w:id="34" w:name="_Ref452311050"/>
+      <w:bookmarkStart w:id="35" w:name="_Ref452311588"/>
+      <w:bookmarkStart w:id="36" w:name="_Toc451934036"/>
+      <w:bookmarkStart w:id="37" w:name="_Toc451934679"/>
+      <w:bookmarkStart w:id="38" w:name="_Toc452327434"/>
       <w:r>
         <w:t>本章首先分析传统固态硬盘</w:t>
       </w:r>
@@ -4733,7 +4725,7 @@
       <w:r>
         <w:t>瓶颈，然后介绍新兴的固态硬盘技术及其国内外研究发展现状，</w:t>
       </w:r>
-      <w:del w:id="40" w:author="刘 yu" w:date="2024-05-20T12:28:00Z">
+      <w:del w:id="39" w:author="刘 yu" w:date="2024-05-20T12:28:00Z">
         <w:r>
           <w:delText>并</w:delText>
         </w:r>
@@ -4753,37 +4745,37 @@
         <w:pStyle w:val="2"/>
         <w:spacing w:before="120" w:after="120"/>
       </w:pPr>
-      <w:bookmarkStart w:id="41" w:name="_Toc167152983"/>
-      <w:bookmarkStart w:id="42" w:name="_Toc452327435"/>
-      <w:bookmarkStart w:id="43" w:name="_Toc451934037"/>
-      <w:bookmarkStart w:id="44" w:name="_Toc451934680"/>
-      <w:bookmarkStart w:id="45" w:name="_Toc452327269"/>
+      <w:bookmarkStart w:id="40" w:name="_Toc167152983"/>
+      <w:bookmarkStart w:id="41" w:name="_Toc452327435"/>
+      <w:bookmarkStart w:id="42" w:name="_Toc451934037"/>
+      <w:bookmarkStart w:id="43" w:name="_Toc451934680"/>
+      <w:bookmarkStart w:id="44" w:name="_Toc452327269"/>
+      <w:bookmarkEnd w:id="33"/>
       <w:bookmarkEnd w:id="34"/>
       <w:bookmarkEnd w:id="35"/>
       <w:bookmarkEnd w:id="36"/>
       <w:bookmarkEnd w:id="37"/>
       <w:bookmarkEnd w:id="38"/>
-      <w:bookmarkEnd w:id="39"/>
       <w:r>
         <w:t>课题背景、目的与意义</w:t>
       </w:r>
-      <w:bookmarkEnd w:id="41"/>
-    </w:p>
-    <w:p>
-      <w:bookmarkStart w:id="46" w:name="_Toc135227510"/>
-      <w:bookmarkStart w:id="47" w:name="_Toc134007859"/>
-      <w:bookmarkStart w:id="48" w:name="_Hlk126594538"/>
-      <w:bookmarkStart w:id="49" w:name="_Hlk126594400"/>
-      <w:commentRangeStart w:id="50"/>
+      <w:bookmarkEnd w:id="40"/>
+    </w:p>
+    <w:p>
+      <w:bookmarkStart w:id="45" w:name="_Toc135227510"/>
+      <w:bookmarkStart w:id="46" w:name="_Toc134007859"/>
+      <w:bookmarkStart w:id="47" w:name="_Hlk126594538"/>
+      <w:bookmarkStart w:id="48" w:name="_Hlk126594400"/>
+      <w:commentRangeStart w:id="49"/>
       <w:r>
         <w:t>随着数据中心对存储性能与效率的需求日益增长，传统的</w:t>
       </w:r>
-      <w:del w:id="51" w:author="子淇 柳" w:date="2024-05-21T03:05:00Z">
+      <w:del w:id="50" w:author="子淇 柳" w:date="2024-05-21T03:05:00Z">
         <w:r>
           <w:delText>存储解决方案</w:delText>
         </w:r>
       </w:del>
-      <w:ins w:id="52" w:author="子淇 柳" w:date="2024-05-21T03:05:00Z">
+      <w:ins w:id="51" w:author="子淇 柳" w:date="2024-05-21T03:05:00Z">
         <w:r>
           <w:rPr>
             <w:rFonts w:hint="eastAsia"/>
@@ -4791,7 +4783,7 @@
           <w:t>固态硬盘在</w:t>
         </w:r>
       </w:ins>
-      <w:ins w:id="53" w:author="子淇 柳" w:date="2024-05-21T03:06:00Z">
+      <w:ins w:id="52" w:author="子淇 柳" w:date="2024-05-21T03:06:00Z">
         <w:r>
           <w:rPr>
             <w:rFonts w:hint="eastAsia"/>
@@ -4799,7 +4791,7 @@
           <w:t>性能</w:t>
         </w:r>
       </w:ins>
-      <w:ins w:id="54" w:author="子淇 柳" w:date="2024-05-21T03:05:00Z">
+      <w:ins w:id="53" w:author="子淇 柳" w:date="2024-05-21T03:05:00Z">
         <w:r>
           <w:rPr>
             <w:rFonts w:hint="eastAsia"/>
@@ -4822,12 +4814,12 @@
       <w:r>
         <w:t>需求</w:t>
       </w:r>
-      <w:commentRangeEnd w:id="50"/>
+      <w:commentRangeEnd w:id="49"/>
       <w:r>
         <w:rPr>
           <w:rStyle w:val="aff0"/>
         </w:rPr>
-        <w:commentReference w:id="50"/>
+        <w:commentReference w:id="49"/>
       </w:r>
       <w:r>
         <w:t>。</w:t>
@@ -4862,7 +4854,7 @@
         </w:rPr>
         <w:t>，</w:t>
       </w:r>
-      <w:ins w:id="55" w:author="子淇 柳" w:date="2024-05-21T03:59:00Z">
+      <w:ins w:id="54" w:author="子淇 柳" w:date="2024-05-21T03:59:00Z">
         <w:r>
           <w:rPr>
             <w:rFonts w:hint="eastAsia"/>
@@ -4912,7 +4904,7 @@
         </w:rPr>
         <w:t>，</w:t>
       </w:r>
-      <w:ins w:id="56" w:author="子淇 柳" w:date="2024-05-21T04:03:00Z">
+      <w:ins w:id="55" w:author="子淇 柳" w:date="2024-05-21T04:03:00Z">
         <w:r>
           <w:rPr>
             <w:rFonts w:hint="eastAsia"/>
@@ -4920,7 +4912,7 @@
           <w:t>延长了</w:t>
         </w:r>
       </w:ins>
-      <w:ins w:id="57" w:author="子淇 柳" w:date="2024-05-21T04:02:00Z">
+      <w:ins w:id="56" w:author="子淇 柳" w:date="2024-05-21T04:02:00Z">
         <w:r>
           <w:rPr>
             <w:rFonts w:hint="eastAsia"/>
@@ -5001,10 +4993,10 @@
         <w:t>以及性能优化。</w:t>
       </w:r>
     </w:p>
+    <w:bookmarkEnd w:id="45"/>
     <w:bookmarkEnd w:id="46"/>
     <w:bookmarkEnd w:id="47"/>
     <w:bookmarkEnd w:id="48"/>
-    <w:bookmarkEnd w:id="49"/>
     <w:p>
       <w:pPr>
         <w:pStyle w:val="3"/>
@@ -6958,7 +6950,7 @@
         </w:rPr>
         <w:t>SSD</w:t>
       </w:r>
-      <w:del w:id="58" w:author="子淇 柳" w:date="2024-05-21T03:38:00Z">
+      <w:del w:id="57" w:author="子淇 柳" w:date="2024-05-21T03:38:00Z">
         <w:r>
           <w:rPr>
             <w:lang w:eastAsia="zh-Hans"/>
@@ -7021,7 +7013,7 @@
         </w:rPr>
         <w:t>效率</w:t>
       </w:r>
-      <w:del w:id="59" w:author="子淇 柳" w:date="2024-05-21T03:37:00Z">
+      <w:del w:id="58" w:author="子淇 柳" w:date="2024-05-21T03:37:00Z">
         <w:r>
           <w:rPr>
             <w:lang w:eastAsia="zh-Hans"/>
@@ -7040,7 +7032,7 @@
       <w:pPr>
         <w:pStyle w:val="affd"/>
         <w:rPr>
-          <w:ins w:id="60" w:author="刘 yu" w:date="2024-05-20T13:31:00Z"/>
+          <w:ins w:id="59" w:author="刘 yu" w:date="2024-05-20T13:31:00Z"/>
           <w:lang w:eastAsia="zh-Hans"/>
         </w:rPr>
       </w:pPr>
@@ -7209,11 +7201,11 @@
       <w:pPr>
         <w:pStyle w:val="4"/>
       </w:pPr>
-      <w:commentRangeStart w:id="61"/>
+      <w:commentRangeStart w:id="60"/>
       <w:r>
         <w:t>新型硬件技术</w:t>
       </w:r>
-      <w:commentRangeEnd w:id="61"/>
+      <w:commentRangeEnd w:id="60"/>
       <w:r>
         <w:rPr>
           <w:rStyle w:val="aff0"/>
@@ -7221,7 +7213,7 @@
           <w:b w:val="0"/>
           <w:bCs w:val="0"/>
         </w:rPr>
-        <w:commentReference w:id="61"/>
+        <w:commentReference w:id="60"/>
       </w:r>
     </w:p>
     <w:p>
@@ -8048,7 +8040,7 @@
       <w:r>
         <w:t>，另外也有</w:t>
       </w:r>
-      <w:del w:id="62" w:author="子淇 柳" w:date="2024-05-21T04:09:00Z">
+      <w:del w:id="61" w:author="子淇 柳" w:date="2024-05-21T04:09:00Z">
         <w:r>
           <w:delText>专门</w:delText>
         </w:r>
@@ -8176,7 +8168,7 @@
       <w:r>
         <w:t>摒弃了原有的妥协性设计</w:t>
       </w:r>
-      <w:ins w:id="63" w:author="子淇 柳" w:date="2024-05-21T04:12:00Z">
+      <w:ins w:id="62" w:author="子淇 柳" w:date="2024-05-21T04:12:00Z">
         <w:r>
           <w:rPr>
             <w:rFonts w:hint="eastAsia"/>
@@ -8193,7 +8185,7 @@
       <w:r>
         <w:t>层，</w:t>
       </w:r>
-      <w:ins w:id="64" w:author="子淇 柳" w:date="2024-05-21T04:15:00Z">
+      <w:ins w:id="63" w:author="子淇 柳" w:date="2024-05-21T04:15:00Z">
         <w:r>
           <w:rPr>
             <w:rFonts w:hint="eastAsia"/>
@@ -8204,7 +8196,7 @@
       <w:r>
         <w:t>使用</w:t>
       </w:r>
-      <w:ins w:id="65" w:author="子淇 柳" w:date="2024-05-21T04:10:00Z">
+      <w:ins w:id="64" w:author="子淇 柳" w:date="2024-05-21T04:10:00Z">
         <w:r>
           <w:rPr>
             <w:rFonts w:hint="eastAsia"/>
@@ -8212,7 +8204,7 @@
           <w:t>区域作为</w:t>
         </w:r>
       </w:ins>
-      <w:del w:id="66" w:author="子淇 柳" w:date="2024-05-21T04:10:00Z">
+      <w:del w:id="65" w:author="子淇 柳" w:date="2024-05-21T04:10:00Z">
         <w:r>
           <w:delText>Zone</w:delText>
         </w:r>
@@ -8223,7 +8215,7 @@
       <w:r>
         <w:t>管理</w:t>
       </w:r>
-      <w:ins w:id="67" w:author="子淇 柳" w:date="2024-05-21T04:10:00Z">
+      <w:ins w:id="66" w:author="子淇 柳" w:date="2024-05-21T04:10:00Z">
         <w:r>
           <w:rPr>
             <w:rFonts w:hint="eastAsia"/>
@@ -8234,7 +8226,7 @@
       <w:r>
         <w:t>，</w:t>
       </w:r>
-      <w:ins w:id="68" w:author="子淇 柳" w:date="2024-05-21T04:10:00Z">
+      <w:ins w:id="67" w:author="子淇 柳" w:date="2024-05-21T04:10:00Z">
         <w:r>
           <w:rPr>
             <w:rFonts w:hint="eastAsia"/>
@@ -8290,11 +8282,6 @@
     <w:p>
       <w:pPr>
         <w:pStyle w:val="a1"/>
-        <w:pPrChange w:id="69" w:author="子淇 柳" w:date="2024-05-21T05:21:00Z">
-          <w:pPr>
-            <w:pStyle w:val="a1"/>
-          </w:pPr>
-        </w:pPrChange>
       </w:pPr>
       <w:r>
         <w:t>更低的成本：由于</w:t>
@@ -8317,7 +8304,7 @@
       <w:r>
         <w:t>降低</w:t>
       </w:r>
-      <w:ins w:id="70" w:author="子淇 柳" w:date="2024-05-21T04:15:00Z">
+      <w:ins w:id="68" w:author="子淇 柳" w:date="2024-05-21T04:15:00Z">
         <w:r>
           <w:rPr>
             <w:rFonts w:hint="eastAsia"/>
@@ -8332,11 +8319,6 @@
     <w:p>
       <w:pPr>
         <w:pStyle w:val="a1"/>
-        <w:pPrChange w:id="71" w:author="子淇 柳" w:date="2024-05-21T05:21:00Z">
-          <w:pPr>
-            <w:pStyle w:val="a1"/>
-          </w:pPr>
-        </w:pPrChange>
       </w:pPr>
       <w:r>
         <w:t>更高的容量利用率</w:t>
@@ -8344,7 +8326,7 @@
       <w:r>
         <w:t>，</w:t>
       </w:r>
-      <w:ins w:id="72" w:author="子淇 柳" w:date="2024-05-21T04:15:00Z">
+      <w:ins w:id="69" w:author="子淇 柳" w:date="2024-05-21T04:15:00Z">
         <w:r>
           <w:rPr>
             <w:rFonts w:hint="eastAsia"/>
@@ -8415,7 +8397,7 @@
       <w:r>
         <w:t>需求</w:t>
       </w:r>
-      <w:ins w:id="73" w:author="子淇 柳" w:date="2024-05-21T04:17:00Z">
+      <w:ins w:id="70" w:author="子淇 柳" w:date="2024-05-21T04:17:00Z">
         <w:r>
           <w:rPr>
             <w:rFonts w:hint="eastAsia"/>
@@ -8426,7 +8408,7 @@
       <w:r>
         <w:t>随容量</w:t>
       </w:r>
-      <w:ins w:id="74" w:author="子淇 柳" w:date="2024-05-21T04:17:00Z">
+      <w:ins w:id="71" w:author="子淇 柳" w:date="2024-05-21T04:17:00Z">
         <w:r>
           <w:rPr>
             <w:rFonts w:hint="eastAsia"/>
@@ -8434,7 +8416,7 @@
           <w:t>激增</w:t>
         </w:r>
       </w:ins>
-      <w:del w:id="75" w:author="子淇 柳" w:date="2024-05-21T04:17:00Z">
+      <w:del w:id="72" w:author="子淇 柳" w:date="2024-05-21T04:17:00Z">
         <w:r>
           <w:delText>骤增</w:delText>
         </w:r>
@@ -8442,7 +8424,7 @@
       <w:r>
         <w:t>，</w:t>
       </w:r>
-      <w:ins w:id="76" w:author="子淇 柳" w:date="2024-05-21T04:16:00Z">
+      <w:ins w:id="73" w:author="子淇 柳" w:date="2024-05-21T04:16:00Z">
         <w:r>
           <w:rPr>
             <w:rFonts w:hint="eastAsia"/>
@@ -8488,13 +8470,13 @@
       <w:pPr>
         <w:pStyle w:val="3"/>
       </w:pPr>
-      <w:bookmarkStart w:id="77" w:name="_Toc134007861"/>
-      <w:bookmarkStart w:id="78" w:name="_Toc135227512"/>
+      <w:bookmarkStart w:id="74" w:name="_Toc134007861"/>
+      <w:bookmarkStart w:id="75" w:name="_Toc135227512"/>
       <w:r>
         <w:t>面临的问题和挑战</w:t>
       </w:r>
-      <w:bookmarkEnd w:id="77"/>
-      <w:bookmarkEnd w:id="78"/>
+      <w:bookmarkEnd w:id="74"/>
+      <w:bookmarkEnd w:id="75"/>
     </w:p>
     <w:p>
       <w:r>
@@ -8587,7 +8569,7 @@
       <w:r>
         <w:t>接口</w:t>
       </w:r>
-      <w:ins w:id="79" w:author="子淇 柳" w:date="2024-05-21T04:18:00Z">
+      <w:ins w:id="76" w:author="子淇 柳" w:date="2024-05-21T04:18:00Z">
         <w:r>
           <w:rPr>
             <w:rFonts w:hint="eastAsia"/>
@@ -8595,7 +8577,7 @@
           <w:t>，</w:t>
         </w:r>
       </w:ins>
-      <w:del w:id="80" w:author="子淇 柳" w:date="2024-05-21T04:18:00Z">
+      <w:del w:id="77" w:author="子淇 柳" w:date="2024-05-21T04:18:00Z">
         <w:r>
           <w:delText>。</w:delText>
         </w:r>
@@ -8726,7 +8708,7 @@
       <w:r>
         <w:t>的存储系统的性能的有效方法。</w:t>
       </w:r>
-      <w:ins w:id="81" w:author="子淇 柳" w:date="2024-05-21T04:19:00Z">
+      <w:ins w:id="78" w:author="子淇 柳" w:date="2024-05-21T04:19:00Z">
         <w:r>
           <w:rPr>
             <w:rFonts w:hint="eastAsia"/>
@@ -8749,7 +8731,7 @@
       <w:r>
         <w:t>等模拟器上的工作，此项工作</w:t>
       </w:r>
-      <w:ins w:id="82" w:author="子淇 柳" w:date="2024-05-21T04:20:00Z">
+      <w:ins w:id="79" w:author="子淇 柳" w:date="2024-05-21T04:20:00Z">
         <w:r>
           <w:rPr>
             <w:rFonts w:hint="eastAsia"/>
@@ -8757,12 +8739,12 @@
           <w:t>为研究</w:t>
         </w:r>
       </w:ins>
-      <w:del w:id="83" w:author="子淇 柳" w:date="2024-05-21T04:19:00Z">
+      <w:del w:id="80" w:author="子淇 柳" w:date="2024-05-21T04:19:00Z">
         <w:r>
           <w:delText>不仅</w:delText>
         </w:r>
       </w:del>
-      <w:del w:id="84" w:author="子淇 柳" w:date="2024-05-21T04:20:00Z">
+      <w:del w:id="81" w:author="子淇 柳" w:date="2024-05-21T04:20:00Z">
         <w:r>
           <w:delText>能够为理解</w:delText>
         </w:r>
@@ -8773,7 +8755,7 @@
       <w:r>
         <w:t>在</w:t>
       </w:r>
-      <w:del w:id="85" w:author="子淇 柳" w:date="2024-05-21T04:19:00Z">
+      <w:del w:id="82" w:author="子淇 柳" w:date="2024-05-21T04:19:00Z">
         <w:r>
           <w:delText>不同的</w:delText>
         </w:r>
@@ -8781,7 +8763,7 @@
       <w:r>
         <w:t>真实</w:t>
       </w:r>
-      <w:del w:id="86" w:author="子淇 柳" w:date="2024-05-21T04:20:00Z">
+      <w:del w:id="83" w:author="子淇 柳" w:date="2024-05-21T04:20:00Z">
         <w:r>
           <w:delText>应用</w:delText>
         </w:r>
@@ -8789,7 +8771,7 @@
       <w:r>
         <w:t>场景下的性能表现提供理论和数据基础</w:t>
       </w:r>
-      <w:ins w:id="87" w:author="子淇 柳" w:date="2024-05-21T04:19:00Z">
+      <w:ins w:id="84" w:author="子淇 柳" w:date="2024-05-21T04:19:00Z">
         <w:r>
           <w:rPr>
             <w:rFonts w:hint="eastAsia"/>
@@ -8797,12 +8779,12 @@
           <w:t>。</w:t>
         </w:r>
       </w:ins>
-      <w:del w:id="88" w:author="子淇 柳" w:date="2024-05-21T04:19:00Z">
+      <w:del w:id="85" w:author="子淇 柳" w:date="2024-05-21T04:19:00Z">
         <w:r>
           <w:delText>，</w:delText>
         </w:r>
       </w:del>
-      <w:ins w:id="89" w:author="子淇 柳" w:date="2024-05-21T04:19:00Z">
+      <w:ins w:id="86" w:author="子淇 柳" w:date="2024-05-21T04:19:00Z">
         <w:r>
           <w:rPr>
             <w:rFonts w:hint="eastAsia"/>
@@ -8813,7 +8795,7 @@
       <w:r>
         <w:t>，</w:t>
       </w:r>
-      <w:ins w:id="90" w:author="子淇 柳" w:date="2024-05-21T04:21:00Z">
+      <w:ins w:id="87" w:author="子淇 柳" w:date="2024-05-21T04:21:00Z">
         <w:r>
           <w:rPr>
             <w:rFonts w:hint="eastAsia"/>
@@ -8821,7 +8803,7 @@
           <w:t>本课题</w:t>
         </w:r>
       </w:ins>
-      <w:ins w:id="91" w:author="子淇 柳" w:date="2024-05-21T04:23:00Z">
+      <w:ins w:id="88" w:author="子淇 柳" w:date="2024-05-21T04:23:00Z">
         <w:r>
           <w:rPr>
             <w:rFonts w:hint="eastAsia"/>
@@ -8829,7 +8811,7 @@
           <w:t>优化了</w:t>
         </w:r>
       </w:ins>
-      <w:ins w:id="92" w:author="子淇 柳" w:date="2024-05-21T04:24:00Z">
+      <w:ins w:id="89" w:author="子淇 柳" w:date="2024-05-21T04:24:00Z">
         <w:r>
           <w:rPr>
             <w:rFonts w:hint="eastAsia"/>
@@ -8837,7 +8819,7 @@
           <w:t>应用对</w:t>
         </w:r>
       </w:ins>
-      <w:ins w:id="93" w:author="子淇 柳" w:date="2024-05-21T04:23:00Z">
+      <w:ins w:id="90" w:author="子淇 柳" w:date="2024-05-21T04:23:00Z">
         <w:r>
           <w:rPr>
             <w:rFonts w:hint="eastAsia"/>
@@ -8848,7 +8830,7 @@
           <w:t>NS</w:t>
         </w:r>
       </w:ins>
-      <w:ins w:id="94" w:author="子淇 柳" w:date="2024-05-21T04:24:00Z">
+      <w:ins w:id="91" w:author="子淇 柳" w:date="2024-05-21T04:24:00Z">
         <w:r>
           <w:rPr>
             <w:rFonts w:hint="eastAsia"/>
@@ -8856,7 +8838,7 @@
           <w:t>的</w:t>
         </w:r>
       </w:ins>
-      <w:ins w:id="95" w:author="子淇 柳" w:date="2024-05-21T04:23:00Z">
+      <w:ins w:id="92" w:author="子淇 柳" w:date="2024-05-21T04:23:00Z">
         <w:r>
           <w:rPr>
             <w:rFonts w:hint="eastAsia"/>
@@ -8864,7 +8846,7 @@
           <w:t>适配，</w:t>
         </w:r>
       </w:ins>
-      <w:ins w:id="96" w:author="子淇 柳" w:date="2024-05-21T04:25:00Z">
+      <w:ins w:id="93" w:author="子淇 柳" w:date="2024-05-21T04:25:00Z">
         <w:r>
           <w:rPr>
             <w:rFonts w:hint="eastAsia"/>
@@ -8872,7 +8854,7 @@
           <w:t>更充分地发挥</w:t>
         </w:r>
       </w:ins>
-      <w:ins w:id="97" w:author="子淇 柳" w:date="2024-05-21T04:24:00Z">
+      <w:ins w:id="94" w:author="子淇 柳" w:date="2024-05-21T04:24:00Z">
         <w:r>
           <w:rPr>
             <w:rFonts w:hint="eastAsia"/>
@@ -8880,7 +8862,7 @@
           <w:t>其</w:t>
         </w:r>
       </w:ins>
-      <w:ins w:id="98" w:author="子淇 柳" w:date="2024-05-21T04:25:00Z">
+      <w:ins w:id="95" w:author="子淇 柳" w:date="2024-05-21T04:25:00Z">
         <w:r>
           <w:rPr>
             <w:rFonts w:hint="eastAsia"/>
@@ -8888,7 +8870,7 @@
           <w:t>硬件</w:t>
         </w:r>
       </w:ins>
-      <w:ins w:id="99" w:author="子淇 柳" w:date="2024-05-21T04:24:00Z">
+      <w:ins w:id="96" w:author="子淇 柳" w:date="2024-05-21T04:24:00Z">
         <w:r>
           <w:rPr>
             <w:rFonts w:hint="eastAsia"/>
@@ -8923,15 +8905,15 @@
         <w:pStyle w:val="2"/>
         <w:spacing w:before="120" w:after="120"/>
       </w:pPr>
-      <w:bookmarkStart w:id="100" w:name="_Toc167152984"/>
+      <w:bookmarkStart w:id="97" w:name="_Toc167152984"/>
       <w:r>
         <w:t>国内外研究现状</w:t>
       </w:r>
+      <w:bookmarkEnd w:id="41"/>
       <w:bookmarkEnd w:id="42"/>
       <w:bookmarkEnd w:id="43"/>
       <w:bookmarkEnd w:id="44"/>
-      <w:bookmarkEnd w:id="45"/>
-      <w:bookmarkEnd w:id="100"/>
+      <w:bookmarkEnd w:id="97"/>
     </w:p>
     <w:p>
       <w:r>
@@ -9144,9 +9126,9 @@
           <w:numId w:val="16"/>
         </w:numPr>
       </w:pPr>
-      <w:bookmarkStart w:id="101" w:name="_Toc452327271"/>
-      <w:bookmarkStart w:id="102" w:name="_Toc451934682"/>
-      <w:bookmarkStart w:id="103" w:name="_Toc452327437"/>
+      <w:bookmarkStart w:id="98" w:name="_Toc452327271"/>
+      <w:bookmarkStart w:id="99" w:name="_Toc451934682"/>
+      <w:bookmarkStart w:id="100" w:name="_Toc452327437"/>
       <w:r>
         <w:t>设</w:t>
       </w:r>
@@ -9222,11 +9204,6 @@
     <w:p>
       <w:pPr>
         <w:pStyle w:val="a1"/>
-        <w:pPrChange w:id="104" w:author="子淇 柳" w:date="2024-05-21T05:21:00Z">
-          <w:pPr>
-            <w:pStyle w:val="a1"/>
-          </w:pPr>
-        </w:pPrChange>
       </w:pPr>
       <w:r>
         <w:t>稀疏</w:t>
@@ -9544,9 +9521,9 @@
         <w:t>存储设备的性能和效率提供了有效的解决方案，尤其是在需要高并行写入性能等对存储有特别需求的应用场景中。</w:t>
       </w:r>
     </w:p>
-    <w:bookmarkEnd w:id="101"/>
-    <w:bookmarkEnd w:id="102"/>
-    <w:bookmarkEnd w:id="103"/>
+    <w:bookmarkEnd w:id="98"/>
+    <w:bookmarkEnd w:id="99"/>
+    <w:bookmarkEnd w:id="100"/>
     <w:p>
       <w:pPr>
         <w:pStyle w:val="3"/>
@@ -9692,11 +9669,6 @@
     <w:p>
       <w:pPr>
         <w:pStyle w:val="a1"/>
-        <w:pPrChange w:id="105" w:author="子淇 柳" w:date="2024-05-21T05:21:00Z">
-          <w:pPr>
-            <w:pStyle w:val="a1"/>
-          </w:pPr>
-        </w:pPrChange>
       </w:pPr>
       <w:r>
         <w:rPr>
@@ -9837,7 +9809,7 @@
       <w:r>
         <w:t>GC</w:t>
       </w:r>
-      <w:ins w:id="106" w:author="子淇 柳" w:date="2024-05-21T04:30:00Z">
+      <w:ins w:id="101" w:author="子淇 柳" w:date="2024-05-21T04:30:00Z">
         <w:r>
           <w:rPr>
             <w:rFonts w:hint="eastAsia"/>
@@ -9866,7 +9838,7 @@
       <w:r>
         <w:t>内核中的交换</w:t>
       </w:r>
-      <w:ins w:id="107" w:author="子淇 柳" w:date="2024-05-21T04:30:00Z">
+      <w:ins w:id="102" w:author="子淇 柳" w:date="2024-05-21T04:30:00Z">
         <w:r>
           <w:rPr>
             <w:rFonts w:hint="eastAsia"/>
@@ -10007,19 +9979,19 @@
         <w:pStyle w:val="2"/>
         <w:spacing w:before="120" w:after="120"/>
       </w:pPr>
-      <w:bookmarkStart w:id="108" w:name="_Toc451934684"/>
-      <w:bookmarkStart w:id="109" w:name="_Toc452327439"/>
-      <w:bookmarkStart w:id="110" w:name="_Toc452327273"/>
-      <w:bookmarkStart w:id="111" w:name="_Toc451934039"/>
-      <w:bookmarkStart w:id="112" w:name="_Toc167152985"/>
+      <w:bookmarkStart w:id="103" w:name="_Toc451934684"/>
+      <w:bookmarkStart w:id="104" w:name="_Toc452327439"/>
+      <w:bookmarkStart w:id="105" w:name="_Toc452327273"/>
+      <w:bookmarkStart w:id="106" w:name="_Toc451934039"/>
+      <w:bookmarkStart w:id="107" w:name="_Toc167152985"/>
       <w:r>
         <w:t>论文的主要内容与结构</w:t>
       </w:r>
-      <w:bookmarkEnd w:id="108"/>
-      <w:bookmarkEnd w:id="109"/>
-      <w:bookmarkEnd w:id="110"/>
-      <w:bookmarkEnd w:id="111"/>
-      <w:bookmarkEnd w:id="112"/>
+      <w:bookmarkEnd w:id="103"/>
+      <w:bookmarkEnd w:id="104"/>
+      <w:bookmarkEnd w:id="105"/>
+      <w:bookmarkEnd w:id="106"/>
+      <w:bookmarkEnd w:id="107"/>
     </w:p>
     <w:p>
       <w:pPr>
@@ -10081,14 +10053,6 @@
           <w:ilvl w:val="0"/>
           <w:numId w:val="6"/>
         </w:numPr>
-        <w:pPrChange w:id="113" w:author="子淇 柳" w:date="2024-05-21T05:21:00Z">
-          <w:pPr>
-            <w:pStyle w:val="a1"/>
-            <w:numPr>
-              <w:numId w:val="6"/>
-            </w:numPr>
-          </w:pPr>
-        </w:pPrChange>
       </w:pPr>
       <w:r>
         <w:t>ZAFS</w:t>
@@ -10104,14 +10068,6 @@
           <w:ilvl w:val="0"/>
           <w:numId w:val="6"/>
         </w:numPr>
-        <w:pPrChange w:id="114" w:author="子淇 柳" w:date="2024-05-21T05:21:00Z">
-          <w:pPr>
-            <w:pStyle w:val="a1"/>
-            <w:numPr>
-              <w:numId w:val="6"/>
-            </w:numPr>
-          </w:pPr>
-        </w:pPrChange>
       </w:pPr>
       <w:r>
         <w:t>ZNS</w:t>
@@ -10374,18 +10330,18 @@
       <w:pPr>
         <w:pStyle w:val="1"/>
       </w:pPr>
-      <w:bookmarkStart w:id="115" w:name="_Toc167152986"/>
+      <w:bookmarkStart w:id="108" w:name="_Toc167152986"/>
       <w:r>
         <w:lastRenderedPageBreak/>
         <w:t>相关技术基础</w:t>
       </w:r>
-      <w:bookmarkEnd w:id="115"/>
+      <w:bookmarkEnd w:id="108"/>
     </w:p>
     <w:p>
       <w:r>
         <w:t>在本章节中，我们首先介绍</w:t>
       </w:r>
-      <w:del w:id="116" w:author="子淇 柳" w:date="2024-05-21T04:31:00Z">
+      <w:del w:id="109" w:author="子淇 柳" w:date="2024-05-21T04:31:00Z">
         <w:r>
           <w:delText>在</w:delText>
         </w:r>
@@ -10399,7 +10355,7 @@
       <w:r>
         <w:t>几种</w:t>
       </w:r>
-      <w:ins w:id="117" w:author="子淇 柳" w:date="2024-05-21T04:32:00Z">
+      <w:ins w:id="110" w:author="子淇 柳" w:date="2024-05-21T04:32:00Z">
         <w:r>
           <w:rPr>
             <w:rFonts w:hint="eastAsia"/>
@@ -10443,7 +10399,7 @@
       <w:r>
         <w:t>随后我们</w:t>
       </w:r>
-      <w:ins w:id="118" w:author="子淇 柳" w:date="2024-05-21T04:32:00Z">
+      <w:ins w:id="111" w:author="子淇 柳" w:date="2024-05-21T04:32:00Z">
         <w:r>
           <w:rPr>
             <w:rFonts w:hint="eastAsia"/>
@@ -10499,8 +10455,8 @@
         <w:pStyle w:val="2"/>
         <w:spacing w:before="120" w:after="120"/>
       </w:pPr>
-      <w:bookmarkStart w:id="119" w:name="_Toc166421400"/>
-      <w:bookmarkStart w:id="120" w:name="_Toc167152987"/>
+      <w:bookmarkStart w:id="112" w:name="_Toc166421400"/>
+      <w:bookmarkStart w:id="113" w:name="_Toc167152987"/>
       <w:r>
         <w:t>几种新兴</w:t>
       </w:r>
@@ -10510,8 +10466,8 @@
       <w:r>
         <w:t>技术</w:t>
       </w:r>
-      <w:bookmarkEnd w:id="119"/>
-      <w:bookmarkEnd w:id="120"/>
+      <w:bookmarkEnd w:id="112"/>
+      <w:bookmarkEnd w:id="113"/>
     </w:p>
     <w:p>
       <w:pPr>
@@ -11008,8 +10964,8 @@
         <w:pStyle w:val="2"/>
         <w:spacing w:before="120" w:after="120"/>
       </w:pPr>
-      <w:bookmarkStart w:id="121" w:name="_Toc166421401"/>
-      <w:bookmarkStart w:id="122" w:name="_Toc167152988"/>
+      <w:bookmarkStart w:id="114" w:name="_Toc166421401"/>
+      <w:bookmarkStart w:id="115" w:name="_Toc167152988"/>
       <w:r>
         <w:t>键值存储与</w:t>
       </w:r>
@@ -11019,8 +10975,8 @@
       <w:r>
         <w:t>模型</w:t>
       </w:r>
-      <w:bookmarkEnd w:id="121"/>
-      <w:bookmarkEnd w:id="122"/>
+      <w:bookmarkEnd w:id="114"/>
+      <w:bookmarkEnd w:id="115"/>
     </w:p>
     <w:p>
       <w:pPr>
@@ -11686,13 +11642,13 @@
         <w:pStyle w:val="2"/>
         <w:spacing w:before="120" w:after="120"/>
       </w:pPr>
-      <w:bookmarkStart w:id="123" w:name="_Toc166421402"/>
-      <w:bookmarkStart w:id="124" w:name="_Toc167152989"/>
+      <w:bookmarkStart w:id="116" w:name="_Toc166421402"/>
+      <w:bookmarkStart w:id="117" w:name="_Toc167152989"/>
       <w:r>
         <w:t>Linux I/O</w:t>
       </w:r>
-      <w:bookmarkEnd w:id="123"/>
-      <w:bookmarkEnd w:id="124"/>
+      <w:bookmarkEnd w:id="116"/>
+      <w:bookmarkEnd w:id="117"/>
     </w:p>
     <w:p>
       <w:pPr>
@@ -11871,11 +11827,6 @@
     <w:p>
       <w:pPr>
         <w:pStyle w:val="a1"/>
-        <w:pPrChange w:id="125" w:author="子淇 柳" w:date="2024-05-21T05:21:00Z">
-          <w:pPr>
-            <w:pStyle w:val="a1"/>
-          </w:pPr>
-        </w:pPrChange>
       </w:pPr>
       <w:r>
         <w:t>文件系统抽象层（</w:t>
@@ -11914,11 +11865,6 @@
     <w:p>
       <w:pPr>
         <w:pStyle w:val="a1"/>
-        <w:pPrChange w:id="126" w:author="子淇 柳" w:date="2024-05-21T05:21:00Z">
-          <w:pPr>
-            <w:pStyle w:val="a1"/>
-          </w:pPr>
-        </w:pPrChange>
       </w:pPr>
       <w:r>
         <w:t>设备驱动（</w:t>
@@ -11966,11 +11912,6 @@
     <w:p>
       <w:pPr>
         <w:pStyle w:val="a1"/>
-        <w:pPrChange w:id="127" w:author="子淇 柳" w:date="2024-05-21T05:21:00Z">
-          <w:pPr>
-            <w:pStyle w:val="a1"/>
-          </w:pPr>
-        </w:pPrChange>
       </w:pPr>
       <w:r>
         <w:t>I/O</w:t>
@@ -12042,11 +11983,6 @@
     <w:p>
       <w:pPr>
         <w:pStyle w:val="a1"/>
-        <w:pPrChange w:id="128" w:author="子淇 柳" w:date="2024-05-21T05:21:00Z">
-          <w:pPr>
-            <w:pStyle w:val="a1"/>
-          </w:pPr>
-        </w:pPrChange>
       </w:pPr>
       <w:r>
         <w:t>硬件抽象层（</w:t>
@@ -12073,11 +12009,6 @@
     <w:p>
       <w:pPr>
         <w:pStyle w:val="a1"/>
-        <w:pPrChange w:id="129" w:author="子淇 柳" w:date="2024-05-21T05:21:00Z">
-          <w:pPr>
-            <w:pStyle w:val="a1"/>
-          </w:pPr>
-        </w:pPrChange>
       </w:pPr>
       <w:r>
         <w:t>中断处理（</w:t>
@@ -12110,11 +12041,6 @@
     <w:p>
       <w:pPr>
         <w:pStyle w:val="a1"/>
-        <w:pPrChange w:id="130" w:author="子淇 柳" w:date="2024-05-21T05:21:00Z">
-          <w:pPr>
-            <w:pStyle w:val="a1"/>
-          </w:pPr>
-        </w:pPrChange>
       </w:pPr>
       <w:r>
         <w:t>硬件设备（</w:t>
@@ -12190,11 +12116,6 @@
     <w:p>
       <w:pPr>
         <w:pStyle w:val="a1"/>
-        <w:pPrChange w:id="131" w:author="子淇 柳" w:date="2024-05-21T05:21:00Z">
-          <w:pPr>
-            <w:pStyle w:val="a1"/>
-          </w:pPr>
-        </w:pPrChange>
       </w:pPr>
       <w:r>
         <w:t>设备驱动：管理硬件设备，将</w:t>
@@ -12212,11 +12133,6 @@
     <w:p>
       <w:pPr>
         <w:pStyle w:val="a1"/>
-        <w:pPrChange w:id="132" w:author="子淇 柳" w:date="2024-05-21T05:21:00Z">
-          <w:pPr>
-            <w:pStyle w:val="a1"/>
-          </w:pPr>
-        </w:pPrChange>
       </w:pPr>
       <w:r>
         <w:lastRenderedPageBreak/>
@@ -12235,11 +12151,6 @@
     <w:p>
       <w:pPr>
         <w:pStyle w:val="a1"/>
-        <w:pPrChange w:id="133" w:author="子淇 柳" w:date="2024-05-21T05:21:00Z">
-          <w:pPr>
-            <w:pStyle w:val="a1"/>
-          </w:pPr>
-        </w:pPrChange>
       </w:pPr>
       <w:r>
         <w:t>中断处理：响应硬件设备的中断信号，完成</w:t>
@@ -12595,14 +12506,6 @@
           <w:ilvl w:val="0"/>
           <w:numId w:val="10"/>
         </w:numPr>
-        <w:pPrChange w:id="134" w:author="子淇 柳" w:date="2024-05-21T05:21:00Z">
-          <w:pPr>
-            <w:pStyle w:val="a1"/>
-            <w:numPr>
-              <w:numId w:val="10"/>
-            </w:numPr>
-          </w:pPr>
-        </w:pPrChange>
       </w:pPr>
       <w:r>
         <w:t>块层（</w:t>
@@ -12675,14 +12578,6 @@
           <w:ilvl w:val="0"/>
           <w:numId w:val="10"/>
         </w:numPr>
-        <w:pPrChange w:id="135" w:author="子淇 柳" w:date="2024-05-21T05:21:00Z">
-          <w:pPr>
-            <w:pStyle w:val="a1"/>
-            <w:numPr>
-              <w:numId w:val="10"/>
-            </w:numPr>
-          </w:pPr>
-        </w:pPrChange>
       </w:pPr>
       <w:r>
         <w:t>NVMe I/O</w:t>
@@ -12960,11 +12855,6 @@
     <w:p>
       <w:pPr>
         <w:pStyle w:val="a1"/>
-        <w:pPrChange w:id="136" w:author="子淇 柳" w:date="2024-05-21T05:21:00Z">
-          <w:pPr>
-            <w:pStyle w:val="a1"/>
-          </w:pPr>
-        </w:pPrChange>
       </w:pPr>
       <w:r>
         <w:t>缺乏硬件特性利用：现代</w:t>
@@ -12997,11 +12887,6 @@
     <w:p>
       <w:pPr>
         <w:pStyle w:val="a1"/>
-        <w:pPrChange w:id="137" w:author="子淇 柳" w:date="2024-05-21T05:21:00Z">
-          <w:pPr>
-            <w:pStyle w:val="a1"/>
-          </w:pPr>
-        </w:pPrChange>
       </w:pPr>
       <w:r>
         <w:t>I/O</w:t>
@@ -13062,13 +12947,13 @@
         <w:pStyle w:val="2"/>
         <w:spacing w:before="120" w:after="120"/>
       </w:pPr>
-      <w:bookmarkStart w:id="138" w:name="_Toc166421403"/>
-      <w:bookmarkStart w:id="139" w:name="_Toc167152990"/>
+      <w:bookmarkStart w:id="118" w:name="_Toc166421403"/>
+      <w:bookmarkStart w:id="119" w:name="_Toc167152990"/>
       <w:r>
         <w:t>本章小结</w:t>
       </w:r>
-      <w:bookmarkEnd w:id="138"/>
-      <w:bookmarkEnd w:id="139"/>
+      <w:bookmarkEnd w:id="118"/>
+      <w:bookmarkEnd w:id="119"/>
     </w:p>
     <w:p>
       <w:r>
@@ -13209,7 +13094,7 @@
       <w:pPr>
         <w:pStyle w:val="1"/>
       </w:pPr>
-      <w:bookmarkStart w:id="140" w:name="_Toc167152991"/>
+      <w:bookmarkStart w:id="120" w:name="_Toc167152991"/>
       <w:r>
         <w:lastRenderedPageBreak/>
         <w:t>Z</w:t>
@@ -13223,14 +13108,14 @@
       <w:r>
         <w:t>的设计与实现</w:t>
       </w:r>
-      <w:bookmarkEnd w:id="140"/>
-    </w:p>
-    <w:p>
-      <w:bookmarkStart w:id="141" w:name="_Toc166421405"/>
+      <w:bookmarkEnd w:id="120"/>
+    </w:p>
+    <w:p>
+      <w:bookmarkStart w:id="121" w:name="_Toc166421405"/>
       <w:r>
         <w:t>在本章节中，首先</w:t>
       </w:r>
-      <w:del w:id="142" w:author="子淇 柳" w:date="2024-05-21T04:36:00Z">
+      <w:del w:id="122" w:author="子淇 柳" w:date="2024-05-21T04:36:00Z">
         <w:r>
           <w:rPr>
             <w:rFonts w:hint="eastAsia"/>
@@ -13238,7 +13123,7 @@
           <w:delText>阐述</w:delText>
         </w:r>
       </w:del>
-      <w:ins w:id="143" w:author="子淇 柳" w:date="2024-05-21T04:36:00Z">
+      <w:ins w:id="123" w:author="子淇 柳" w:date="2024-05-21T04:36:00Z">
         <w:r>
           <w:rPr>
             <w:rFonts w:hint="eastAsia"/>
@@ -13255,7 +13140,7 @@
       <w:r>
         <w:t>ZNS</w:t>
       </w:r>
-      <w:del w:id="144" w:author="子淇 柳" w:date="2024-05-21T04:36:00Z">
+      <w:del w:id="124" w:author="子淇 柳" w:date="2024-05-21T04:36:00Z">
         <w:r>
           <w:delText>进行</w:delText>
         </w:r>
@@ -13263,12 +13148,12 @@
       <w:r>
         <w:t>的调研</w:t>
       </w:r>
-      <w:del w:id="145" w:author="子淇 柳" w:date="2024-05-21T04:37:00Z">
+      <w:del w:id="125" w:author="子淇 柳" w:date="2024-05-21T04:37:00Z">
         <w:r>
           <w:delText>分析</w:delText>
         </w:r>
       </w:del>
-      <w:ins w:id="146" w:author="子淇 柳" w:date="2024-05-21T04:37:00Z">
+      <w:ins w:id="126" w:author="子淇 柳" w:date="2024-05-21T04:37:00Z">
         <w:r>
           <w:rPr>
             <w:rFonts w:hint="eastAsia"/>
@@ -13282,13 +13167,7 @@
           <w:t>并分析</w:t>
         </w:r>
       </w:ins>
-      <w:ins w:id="147" w:author="子淇 柳" w:date="2024-05-21T04:36:00Z">
-        <w:r>
-          <w:rPr>
-            <w:rFonts w:hint="eastAsia"/>
-          </w:rPr>
-          <w:t>目前</w:t>
-        </w:r>
+      <w:ins w:id="127" w:author="子淇 柳" w:date="2024-05-21T04:36:00Z">
         <w:r>
           <w:rPr>
             <w:rFonts w:hint="eastAsia"/>
@@ -13311,7 +13190,7 @@
           <w:t>所需的</w:t>
         </w:r>
       </w:ins>
-      <w:ins w:id="148" w:author="子淇 柳" w:date="2024-05-21T04:37:00Z">
+      <w:ins w:id="128" w:author="子淇 柳" w:date="2024-05-21T04:37:00Z">
         <w:r>
           <w:rPr>
             <w:rFonts w:hint="eastAsia"/>
@@ -13319,7 +13198,7 @@
           <w:t>基本环境</w:t>
         </w:r>
       </w:ins>
-      <w:del w:id="149" w:author="子淇 柳" w:date="2024-05-21T04:36:00Z">
+      <w:del w:id="129" w:author="子淇 柳" w:date="2024-05-21T04:36:00Z">
         <w:r>
           <w:delText>与</w:delText>
         </w:r>
@@ -13345,7 +13224,7 @@
       <w:r>
         <w:t>，</w:t>
       </w:r>
-      <w:del w:id="150" w:author="子淇 柳" w:date="2024-05-21T04:37:00Z">
+      <w:del w:id="130" w:author="子淇 柳" w:date="2024-05-21T04:37:00Z">
         <w:r>
           <w:delText>包括介绍使用</w:delText>
         </w:r>
@@ -13359,7 +13238,7 @@
       <w:r>
         <w:t>硬件环境包括</w:t>
       </w:r>
-      <w:del w:id="151" w:author="子淇 柳" w:date="2024-05-21T04:37:00Z">
+      <w:del w:id="131" w:author="子淇 柳" w:date="2024-05-21T04:37:00Z">
         <w:r>
           <w:delText>，</w:delText>
         </w:r>
@@ -13385,7 +13264,7 @@
       <w:r>
         <w:t>工具库</w:t>
       </w:r>
-      <w:ins w:id="152" w:author="子淇 柳" w:date="2024-05-21T04:38:00Z">
+      <w:ins w:id="132" w:author="子淇 柳" w:date="2024-05-21T04:38:00Z">
         <w:r>
           <w:rPr>
             <w:rFonts w:hint="eastAsia"/>
@@ -13402,7 +13281,7 @@
         </w:rPr>
         <w:t>介绍</w:t>
       </w:r>
-      <w:del w:id="153" w:author="子淇 柳" w:date="2024-05-21T04:38:00Z">
+      <w:del w:id="133" w:author="子淇 柳" w:date="2024-05-21T04:38:00Z">
         <w:r>
           <w:delText>现有</w:delText>
         </w:r>
@@ -13425,7 +13304,7 @@
       <w:r>
         <w:t>设备的适配，并</w:t>
       </w:r>
-      <w:ins w:id="154" w:author="子淇 柳" w:date="2024-05-21T04:38:00Z">
+      <w:ins w:id="134" w:author="子淇 柳" w:date="2024-05-21T04:38:00Z">
         <w:r>
           <w:rPr>
             <w:rFonts w:hint="eastAsia"/>
@@ -13433,7 +13312,7 @@
           <w:t>分析</w:t>
         </w:r>
       </w:ins>
-      <w:del w:id="155" w:author="子淇 柳" w:date="2024-05-21T04:38:00Z">
+      <w:del w:id="135" w:author="子淇 柳" w:date="2024-05-21T04:38:00Z">
         <w:r>
           <w:delText>阐述</w:delText>
         </w:r>
@@ -13453,7 +13332,7 @@
       <w:r>
         <w:t>的设计与优化策略，并详细</w:t>
       </w:r>
-      <w:ins w:id="156" w:author="子淇 柳" w:date="2024-05-21T04:39:00Z">
+      <w:ins w:id="136" w:author="子淇 柳" w:date="2024-05-21T04:39:00Z">
         <w:r>
           <w:rPr>
             <w:rFonts w:hint="eastAsia"/>
@@ -13461,12 +13340,12 @@
           <w:t>介绍</w:t>
         </w:r>
       </w:ins>
-      <w:del w:id="157" w:author="子淇 柳" w:date="2024-05-21T04:39:00Z">
+      <w:del w:id="137" w:author="子淇 柳" w:date="2024-05-21T04:39:00Z">
         <w:r>
           <w:delText>阐述</w:delText>
         </w:r>
       </w:del>
-      <w:del w:id="158" w:author="子淇 柳" w:date="2024-05-21T04:38:00Z">
+      <w:del w:id="138" w:author="子淇 柳" w:date="2024-05-21T04:38:00Z">
         <w:r>
           <w:delText>专为</w:delText>
         </w:r>
@@ -13474,7 +13353,7 @@
       <w:r>
         <w:t>ZNS</w:t>
       </w:r>
-      <w:ins w:id="159" w:author="子淇 柳" w:date="2024-05-21T04:38:00Z">
+      <w:ins w:id="139" w:author="子淇 柳" w:date="2024-05-21T04:38:00Z">
         <w:r>
           <w:rPr>
             <w:rFonts w:hint="eastAsia"/>
@@ -13482,7 +13361,7 @@
           <w:t>专用</w:t>
         </w:r>
       </w:ins>
-      <w:del w:id="160" w:author="子淇 柳" w:date="2024-05-21T04:38:00Z">
+      <w:del w:id="140" w:author="子淇 柳" w:date="2024-05-21T04:38:00Z">
         <w:r>
           <w:delText xml:space="preserve"> </w:delText>
         </w:r>
@@ -13505,27 +13384,27 @@
         <w:pStyle w:val="2"/>
         <w:spacing w:before="120" w:after="120"/>
       </w:pPr>
-      <w:bookmarkStart w:id="161" w:name="_Toc167152992"/>
+      <w:bookmarkStart w:id="141" w:name="_Toc167152992"/>
+      <w:bookmarkEnd w:id="121"/>
+      <w:r>
+        <w:t>ZNS</w:t>
+      </w:r>
+      <w:r>
+        <w:t>的基本</w:t>
+      </w:r>
+      <w:r>
+        <w:t>环境</w:t>
+      </w:r>
       <w:bookmarkEnd w:id="141"/>
+    </w:p>
+    <w:p>
+      <w:r>
+        <w:t>本小节基于对</w:t>
+      </w:r>
       <w:r>
         <w:t>ZNS</w:t>
       </w:r>
       <w:r>
-        <w:t>的基本</w:t>
-      </w:r>
-      <w:r>
-        <w:t>环境</w:t>
-      </w:r>
-      <w:bookmarkEnd w:id="161"/>
-    </w:p>
-    <w:p>
-      <w:r>
-        <w:t>本小节基于对</w:t>
-      </w:r>
-      <w:r>
-        <w:t>ZNS</w:t>
-      </w:r>
-      <w:r>
         <w:t>的广泛调研，包含</w:t>
       </w:r>
       <w:r>
@@ -13561,7 +13440,7 @@
       <w:r>
         <w:t>分析</w:t>
       </w:r>
-      <w:del w:id="162" w:author="子淇 柳" w:date="2024-05-21T04:40:00Z">
+      <w:del w:id="142" w:author="子淇 柳" w:date="2024-05-21T04:40:00Z">
         <w:r>
           <w:delText>；</w:delText>
         </w:r>
@@ -13950,7 +13829,7 @@
       <w:r>
         <w:t>，限制了</w:t>
       </w:r>
-      <w:ins w:id="163" w:author="子淇 柳" w:date="2024-05-21T05:22:00Z">
+      <w:ins w:id="143" w:author="子淇 柳" w:date="2024-05-21T05:22:00Z">
         <w:r>
           <w:rPr>
             <w:rFonts w:hint="eastAsia"/>
@@ -13961,7 +13840,7 @@
       <w:r>
         <w:t>可模拟</w:t>
       </w:r>
-      <w:del w:id="164" w:author="子淇 柳" w:date="2024-05-21T05:22:00Z">
+      <w:del w:id="144" w:author="子淇 柳" w:date="2024-05-21T05:22:00Z">
         <w:r>
           <w:delText>的</w:delText>
         </w:r>
@@ -14256,7 +14135,7 @@
       <w:pPr>
         <w:pStyle w:val="a8"/>
       </w:pPr>
-      <w:bookmarkStart w:id="165" w:name="_Ref126590518"/>
+      <w:bookmarkStart w:id="145" w:name="_Ref126590518"/>
       <w:r>
         <w:t>表</w:t>
       </w:r>
@@ -14299,7 +14178,7 @@
       <w:r>
         <w:fldChar w:fldCharType="end"/>
       </w:r>
-      <w:bookmarkEnd w:id="165"/>
+      <w:bookmarkEnd w:id="145"/>
       <w:r>
         <w:t>西数</w:t>
       </w:r>
@@ -16112,11 +15991,6 @@
       </w:r>
     </w:p>
     <w:p>
-      <w:pPr>
-        <w:rPr>
-          <w:rFonts w:hint="eastAsia"/>
-        </w:rPr>
-      </w:pPr>
       <w:r>
         <w:t>在后续的实验中，将利用</w:t>
       </w:r>
@@ -16171,13 +16045,13 @@
         <w:pStyle w:val="2"/>
         <w:spacing w:before="120" w:after="120"/>
       </w:pPr>
-      <w:bookmarkStart w:id="166" w:name="_Toc166421406"/>
-      <w:bookmarkStart w:id="167" w:name="_Toc167152993"/>
+      <w:bookmarkStart w:id="146" w:name="_Toc166421406"/>
+      <w:bookmarkStart w:id="147" w:name="_Toc167152993"/>
       <w:r>
         <w:t>RocksDB</w:t>
       </w:r>
-      <w:bookmarkEnd w:id="166"/>
-      <w:bookmarkEnd w:id="167"/>
+      <w:bookmarkEnd w:id="146"/>
+      <w:bookmarkEnd w:id="147"/>
     </w:p>
     <w:p>
       <w:r>
@@ -18587,7 +18461,7 @@
       <w:r>
         <w:t>设备的访问约束，</w:t>
       </w:r>
-      <w:del w:id="168" w:author="子淇 柳" w:date="2024-05-21T05:24:00Z">
+      <w:del w:id="148" w:author="子淇 柳" w:date="2024-05-21T05:24:00Z">
         <w:r>
           <w:delText>并</w:delText>
         </w:r>
@@ -18598,7 +18472,7 @@
       <w:r>
         <w:t>与设备端</w:t>
       </w:r>
-      <w:ins w:id="169" w:author="子淇 柳" w:date="2024-05-21T05:24:00Z">
+      <w:ins w:id="149" w:author="子淇 柳" w:date="2024-05-21T05:24:00Z">
         <w:r>
           <w:rPr>
             <w:rFonts w:hint="eastAsia"/>
@@ -18612,7 +18486,7 @@
           <w:t>信息</w:t>
         </w:r>
       </w:ins>
-      <w:del w:id="170" w:author="子淇 柳" w:date="2024-05-21T05:24:00Z">
+      <w:del w:id="150" w:author="子淇 柳" w:date="2024-05-21T05:24:00Z">
         <w:r>
           <w:delText>分区</w:delText>
         </w:r>
@@ -18620,7 +18494,7 @@
       <w:r>
         <w:t>元数据协作</w:t>
       </w:r>
-      <w:ins w:id="171" w:author="子淇 柳" w:date="2024-05-21T05:24:00Z">
+      <w:ins w:id="151" w:author="子淇 柳" w:date="2024-05-21T05:24:00Z">
         <w:r>
           <w:rPr>
             <w:rFonts w:hint="eastAsia"/>
@@ -18634,7 +18508,7 @@
           <w:t>为数据分配合适的区域</w:t>
         </w:r>
       </w:ins>
-      <w:del w:id="172" w:author="子淇 柳" w:date="2024-05-21T05:23:00Z">
+      <w:del w:id="152" w:author="子淇 柳" w:date="2024-05-21T05:23:00Z">
         <w:r>
           <w:delText>，</w:delText>
         </w:r>
@@ -18680,7 +18554,7 @@
       <w:r>
         <w:t xml:space="preserve"> extent</w:t>
       </w:r>
-      <w:del w:id="173" w:author="子淇 柳" w:date="2024-05-21T05:25:00Z">
+      <w:del w:id="153" w:author="子淇 柳" w:date="2024-05-21T05:25:00Z">
         <w:r>
           <w:delText>s</w:delText>
         </w:r>
@@ -18694,7 +18568,7 @@
       <w:r>
         <w:t>extents</w:t>
       </w:r>
-      <w:del w:id="174" w:author="子淇 柳" w:date="2024-05-21T05:25:00Z">
+      <w:del w:id="154" w:author="子淇 柳" w:date="2024-05-21T05:25:00Z">
         <w:r>
           <w:delText xml:space="preserve"> </w:delText>
         </w:r>
@@ -19284,11 +19158,11 @@
         <w:pStyle w:val="2"/>
         <w:spacing w:before="120" w:after="120"/>
       </w:pPr>
-      <w:bookmarkStart w:id="175" w:name="_Toc167152994"/>
+      <w:bookmarkStart w:id="155" w:name="_Toc167152994"/>
       <w:r>
         <w:t>问题分析</w:t>
       </w:r>
-      <w:bookmarkEnd w:id="175"/>
+      <w:bookmarkEnd w:id="155"/>
     </w:p>
     <w:p>
       <w:r>
@@ -19297,7 +19171,7 @@
       <w:r>
         <w:t>B</w:t>
       </w:r>
-      <w:ins w:id="176" w:author="子淇 柳" w:date="2024-05-21T05:27:00Z">
+      <w:ins w:id="156" w:author="子淇 柳" w:date="2024-05-21T05:27:00Z">
         <w:r>
           <w:rPr>
             <w:rFonts w:hint="eastAsia"/>
@@ -19305,7 +19179,7 @@
           <w:t>以</w:t>
         </w:r>
       </w:ins>
-      <w:del w:id="177" w:author="子淇 柳" w:date="2024-05-21T05:26:00Z">
+      <w:del w:id="157" w:author="子淇 柳" w:date="2024-05-21T05:26:00Z">
         <w:r>
           <w:delText>通过</w:delText>
         </w:r>
@@ -19316,7 +19190,7 @@
       <w:r>
         <w:t>作为存储后端</w:t>
       </w:r>
-      <w:ins w:id="178" w:author="子淇 柳" w:date="2024-05-21T05:27:00Z">
+      <w:ins w:id="158" w:author="子淇 柳" w:date="2024-05-21T05:27:00Z">
         <w:r>
           <w:rPr>
             <w:rFonts w:hint="eastAsia"/>
@@ -19324,7 +19198,7 @@
           <w:t>支持</w:t>
         </w:r>
       </w:ins>
-      <w:del w:id="179" w:author="子淇 柳" w:date="2024-05-21T05:27:00Z">
+      <w:del w:id="159" w:author="子淇 柳" w:date="2024-05-21T05:27:00Z">
         <w:r>
           <w:delText>引入</w:delText>
         </w:r>
@@ -19447,7 +19321,7 @@
       <w:r>
         <w:t>中，只有对</w:t>
       </w:r>
-      <w:ins w:id="180" w:author="子淇 柳" w:date="2024-05-21T05:32:00Z">
+      <w:ins w:id="160" w:author="子淇 柳" w:date="2024-05-21T05:32:00Z">
         <w:r>
           <w:rPr>
             <w:rFonts w:hint="eastAsia"/>
@@ -19455,7 +19329,7 @@
           <w:t>键值</w:t>
         </w:r>
       </w:ins>
-      <w:del w:id="181" w:author="子淇 柳" w:date="2024-05-21T05:31:00Z">
+      <w:del w:id="161" w:author="子淇 柳" w:date="2024-05-21T05:31:00Z">
         <w:r>
           <w:delText>KV</w:delText>
         </w:r>
@@ -19463,7 +19337,7 @@
       <w:r>
         <w:t>对的最新更改是有效的，</w:t>
       </w:r>
-      <w:ins w:id="182" w:author="子淇 柳" w:date="2024-05-21T05:32:00Z">
+      <w:ins w:id="162" w:author="子淇 柳" w:date="2024-05-21T05:32:00Z">
         <w:r>
           <w:rPr>
             <w:rFonts w:hint="eastAsia"/>
@@ -19477,7 +19351,7 @@
       <w:r>
         <w:t>中的记录必须按顺序</w:t>
       </w:r>
-      <w:ins w:id="183" w:author="子淇 柳" w:date="2024-05-21T05:32:00Z">
+      <w:ins w:id="163" w:author="子淇 柳" w:date="2024-05-21T05:32:00Z">
         <w:r>
           <w:rPr>
             <w:rFonts w:hint="eastAsia"/>
@@ -19485,7 +19359,7 @@
           <w:t>保存</w:t>
         </w:r>
       </w:ins>
-      <w:del w:id="184" w:author="子淇 柳" w:date="2024-05-21T05:32:00Z">
+      <w:del w:id="164" w:author="子淇 柳" w:date="2024-05-21T05:32:00Z">
         <w:r>
           <w:delText>执行</w:delText>
         </w:r>
@@ -19498,7 +19372,7 @@
       <w:r>
         <w:t>然而，这种设计可能导致频繁的小</w:t>
       </w:r>
-      <w:ins w:id="185" w:author="子淇 柳" w:date="2024-05-21T05:31:00Z">
+      <w:ins w:id="165" w:author="子淇 柳" w:date="2024-05-21T05:31:00Z">
         <w:r>
           <w:rPr>
             <w:rFonts w:hint="eastAsia"/>
@@ -19693,7 +19567,7 @@
       <w:r>
         <w:t>组件等其他组件造成了</w:t>
       </w:r>
-      <w:ins w:id="186" w:author="子淇 柳" w:date="2024-05-21T05:37:00Z">
+      <w:ins w:id="166" w:author="子淇 柳" w:date="2024-05-21T05:37:00Z">
         <w:r>
           <w:rPr>
             <w:rFonts w:hint="eastAsia"/>
@@ -19701,7 +19575,7 @@
           <w:t>严重</w:t>
         </w:r>
       </w:ins>
-      <w:del w:id="187" w:author="子淇 柳" w:date="2024-05-21T05:37:00Z">
+      <w:del w:id="167" w:author="子淇 柳" w:date="2024-05-21T05:37:00Z">
         <w:r>
           <w:delText>重大</w:delText>
         </w:r>
@@ -19709,7 +19583,7 @@
       <w:r>
         <w:t>的写入</w:t>
       </w:r>
-      <w:ins w:id="188" w:author="子淇 柳" w:date="2024-05-21T05:37:00Z">
+      <w:ins w:id="168" w:author="子淇 柳" w:date="2024-05-21T05:37:00Z">
         <w:r>
           <w:rPr>
             <w:rFonts w:hint="eastAsia"/>
@@ -19717,7 +19591,7 @@
           <w:t>效率</w:t>
         </w:r>
       </w:ins>
-      <w:del w:id="189" w:author="子淇 柳" w:date="2024-05-21T05:37:00Z">
+      <w:del w:id="169" w:author="子淇 柳" w:date="2024-05-21T05:37:00Z">
         <w:r>
           <w:delText>吞吐量</w:delText>
         </w:r>
@@ -19735,12 +19609,61 @@
         <w:t>I/O</w:t>
       </w:r>
       <w:r>
-        <w:t>。因此，对</w:t>
-      </w:r>
+        <w:t>。</w:t>
+      </w:r>
+      <w:del w:id="170" w:author="子淇 柳" w:date="2024-05-21T13:33:00Z">
+        <w:r>
+          <w:delText>因此，</w:delText>
+        </w:r>
+        <w:r>
+          <w:delText>对</w:delText>
+        </w:r>
+      </w:del>
+      <w:ins w:id="171" w:author="子淇 柳" w:date="2024-05-21T13:34:00Z">
+        <w:r>
+          <w:rPr>
+            <w:rFonts w:hint="eastAsia"/>
+          </w:rPr>
+          <w:t>且</w:t>
+        </w:r>
+      </w:ins>
+      <w:ins w:id="172" w:author="子淇 柳" w:date="2024-05-21T13:33:00Z">
+        <w:r>
+          <w:rPr>
+            <w:rFonts w:hint="eastAsia"/>
+          </w:rPr>
+          <w:t>W</w:t>
+        </w:r>
+        <w:r>
+          <w:t>AL</w:t>
+        </w:r>
+        <w:r>
+          <w:rPr>
+            <w:rFonts w:hint="eastAsia"/>
+          </w:rPr>
+          <w:t>往往</w:t>
+        </w:r>
+      </w:ins>
+      <w:ins w:id="173" w:author="子淇 柳" w:date="2024-05-21T13:34:00Z">
+        <w:r>
+          <w:rPr>
+            <w:rFonts w:hint="eastAsia"/>
+          </w:rPr>
+          <w:t>集中存储在单一区域内，</w:t>
+        </w:r>
+      </w:ins>
+      <w:ins w:id="174" w:author="子淇 柳" w:date="2024-05-21T13:33:00Z">
+        <w:r>
+          <w:rPr>
+            <w:rFonts w:hint="eastAsia"/>
+          </w:rPr>
+          <w:t>这导致</w:t>
+        </w:r>
+      </w:ins>
       <w:r>
         <w:t>WAL</w:t>
       </w:r>
-      <w:ins w:id="190" w:author="子淇 柳" w:date="2024-05-21T05:37:00Z">
+      <w:ins w:id="175" w:author="子淇 柳" w:date="2024-05-21T05:37:00Z">
         <w:r>
           <w:rPr>
             <w:rFonts w:hint="eastAsia"/>
@@ -19748,7 +19671,7 @@
           <w:t>的写入</w:t>
         </w:r>
       </w:ins>
-      <w:del w:id="191" w:author="子淇 柳" w:date="2024-05-21T05:37:00Z">
+      <w:del w:id="176" w:author="子淇 柳" w:date="2024-05-21T05:37:00Z">
         <w:r>
           <w:delText>的</w:delText>
         </w:r>
@@ -19759,13 +19682,23 @@
       <w:r>
         <w:t>操作是串行化的，仅有</w:t>
       </w:r>
-      <w:r>
-        <w:t>1</w:t>
-      </w:r>
+      <w:ins w:id="177" w:author="子淇 柳" w:date="2024-05-21T13:35:00Z">
+        <w:r>
+          <w:rPr>
+            <w:rFonts w:hint="eastAsia"/>
+          </w:rPr>
+          <w:t>一</w:t>
+        </w:r>
+      </w:ins>
+      <w:del w:id="178" w:author="子淇 柳" w:date="2024-05-21T13:35:00Z">
+        <w:r>
+          <w:delText>1</w:delText>
+        </w:r>
+      </w:del>
       <w:r>
         <w:t>个</w:t>
       </w:r>
-      <w:ins w:id="192" w:author="子淇 柳" w:date="2024-05-21T05:37:00Z">
+      <w:ins w:id="179" w:author="子淇 柳" w:date="2024-05-21T05:37:00Z">
         <w:r>
           <w:rPr>
             <w:rFonts w:hint="eastAsia"/>
@@ -19779,13 +19712,39 @@
           <w:t>操作</w:t>
         </w:r>
       </w:ins>
-      <w:del w:id="193" w:author="子淇 柳" w:date="2024-05-21T05:37:00Z">
+      <w:ins w:id="180" w:author="子淇 柳" w:date="2024-05-21T13:35:00Z">
+        <w:r>
+          <w:rPr>
+            <w:rFonts w:hint="eastAsia"/>
+          </w:rPr>
+          <w:t>同时处理</w:t>
+        </w:r>
+      </w:ins>
+      <w:del w:id="181" w:author="子淇 柳" w:date="2024-05-21T05:37:00Z">
         <w:r>
           <w:delText>PUT</w:delText>
         </w:r>
       </w:del>
-      <w:r>
-        <w:t>可以同时处理，从而限制了</w:t>
+      <w:del w:id="182" w:author="子淇 柳" w:date="2024-05-21T13:34:00Z">
+        <w:r>
+          <w:delText>可以同时处理，</w:delText>
+        </w:r>
+      </w:del>
+      <w:del w:id="183" w:author="子淇 柳" w:date="2024-05-21T13:35:00Z">
+        <w:r>
+          <w:delText>从而</w:delText>
+        </w:r>
+      </w:del>
+      <w:ins w:id="184" w:author="子淇 柳" w:date="2024-05-21T13:35:00Z">
+        <w:r>
+          <w:rPr>
+            <w:rFonts w:hint="eastAsia"/>
+          </w:rPr>
+          <w:t>这</w:t>
+        </w:r>
+      </w:ins>
+      <w:r>
+        <w:t>限制了</w:t>
       </w:r>
       <w:r>
         <w:t>WAL</w:t>
@@ -19793,7 +19752,7 @@
       <w:r>
         <w:t>的吞吐量</w:t>
       </w:r>
-      <w:ins w:id="194" w:author="子淇 柳" w:date="2024-05-21T05:38:00Z">
+      <w:ins w:id="185" w:author="子淇 柳" w:date="2024-05-21T05:38:00Z">
         <w:r>
           <w:rPr>
             <w:rFonts w:hint="eastAsia"/>
@@ -19801,7 +19760,7 @@
           <w:t>，进而影响了</w:t>
         </w:r>
       </w:ins>
-      <w:ins w:id="195" w:author="子淇 柳" w:date="2024-05-21T05:39:00Z">
+      <w:ins w:id="186" w:author="子淇 柳" w:date="2024-05-21T05:39:00Z">
         <w:r>
           <w:rPr>
             <w:rFonts w:hint="eastAsia"/>
@@ -19809,7 +19768,7 @@
           <w:t>整个存储引擎的</w:t>
         </w:r>
       </w:ins>
-      <w:ins w:id="196" w:author="子淇 柳" w:date="2024-05-21T05:38:00Z">
+      <w:ins w:id="187" w:author="子淇 柳" w:date="2024-05-21T05:38:00Z">
         <w:r>
           <w:rPr>
             <w:rFonts w:hint="eastAsia"/>
@@ -19994,7 +19953,7 @@
         <w:pStyle w:val="2"/>
         <w:spacing w:before="120" w:after="120"/>
       </w:pPr>
-      <w:bookmarkStart w:id="197" w:name="_Toc167152995"/>
+      <w:bookmarkStart w:id="188" w:name="_Toc167152995"/>
       <w:r>
         <w:t>Z</w:t>
       </w:r>
@@ -20010,7 +19969,7 @@
       <w:r>
         <w:t>概览</w:t>
       </w:r>
-      <w:bookmarkEnd w:id="197"/>
+      <w:bookmarkEnd w:id="188"/>
     </w:p>
     <w:p>
       <w:r>
@@ -20019,7 +19978,7 @@
       <w:r>
         <w:t>SPDK</w:t>
       </w:r>
-      <w:ins w:id="198" w:author="子淇 柳" w:date="2024-05-21T05:41:00Z">
+      <w:ins w:id="189" w:author="子淇 柳" w:date="2024-05-21T05:41:00Z">
         <w:r>
           <w:rPr>
             <w:rFonts w:hint="eastAsia"/>
@@ -20027,7 +19986,7 @@
           <w:t>实现了一个</w:t>
         </w:r>
       </w:ins>
-      <w:ins w:id="199" w:author="子淇 柳" w:date="2024-05-21T05:52:00Z">
+      <w:ins w:id="190" w:author="子淇 柳" w:date="2024-05-21T05:52:00Z">
         <w:r>
           <w:rPr>
             <w:rFonts w:hint="eastAsia"/>
@@ -20044,7 +20003,7 @@
           <w:t>专用</w:t>
         </w:r>
       </w:ins>
-      <w:ins w:id="200" w:author="子淇 柳" w:date="2024-05-21T05:41:00Z">
+      <w:ins w:id="191" w:author="子淇 柳" w:date="2024-05-21T05:41:00Z">
         <w:r>
           <w:rPr>
             <w:rFonts w:hint="eastAsia"/>
@@ -20171,7 +20130,7 @@
       <w:r>
         <w:t>，有效降低了延迟；并且实现了一种</w:t>
       </w:r>
-      <w:del w:id="201" w:author="子淇 柳" w:date="2024-05-21T05:51:00Z">
+      <w:del w:id="192" w:author="子淇 柳" w:date="2024-05-21T05:51:00Z">
         <w:r>
           <w:rPr>
             <w:rFonts w:hint="eastAsia"/>
@@ -20179,7 +20138,7 @@
           <w:delText>Zone-Friendly</w:delText>
         </w:r>
       </w:del>
-      <w:ins w:id="202" w:author="子淇 柳" w:date="2024-05-21T05:51:00Z">
+      <w:ins w:id="193" w:author="子淇 柳" w:date="2024-05-21T05:51:00Z">
         <w:r>
           <w:rPr>
             <w:rFonts w:hint="eastAsia"/>
@@ -20202,12 +20161,12 @@
       <w:r>
         <w:t>——</w:t>
       </w:r>
-      <w:ins w:id="203" w:author="子淇 柳" w:date="2024-05-21T05:52:00Z">
+      <w:ins w:id="194" w:author="子淇 柳" w:date="2024-05-21T05:52:00Z">
         <w:r>
           <w:t>A2-WAL</w:t>
         </w:r>
       </w:ins>
-      <w:del w:id="204" w:author="子淇 柳" w:date="2024-05-21T05:52:00Z">
+      <w:del w:id="195" w:author="子淇 柳" w:date="2024-05-21T05:52:00Z">
         <w:r>
           <w:delText xml:space="preserve">Append-Aware </w:delText>
         </w:r>
@@ -20236,7 +20195,7 @@
         <w:pStyle w:val="2"/>
         <w:spacing w:before="120" w:after="120"/>
       </w:pPr>
-      <w:bookmarkStart w:id="205" w:name="_Toc167152996"/>
+      <w:bookmarkStart w:id="196" w:name="_Toc167152996"/>
       <w:r>
         <w:t>追加感知</w:t>
       </w:r>
@@ -20246,7 +20205,7 @@
       <w:r>
         <w:t>WAL</w:t>
       </w:r>
-      <w:bookmarkEnd w:id="205"/>
+      <w:bookmarkEnd w:id="196"/>
     </w:p>
     <w:p>
       <w:r>
@@ -20435,7 +20394,7 @@
       <w:r>
         <w:t>设计的出发点</w:t>
       </w:r>
-      <w:del w:id="206" w:author="子淇 柳" w:date="2024-05-21T05:53:00Z">
+      <w:del w:id="197" w:author="子淇 柳" w:date="2024-05-21T05:53:00Z">
         <w:r>
           <w:delText>，</w:delText>
         </w:r>
@@ -20472,7 +20431,7 @@
       <w:r>
         <w:t>是</w:t>
       </w:r>
-      <w:del w:id="207" w:author="子淇 柳" w:date="2024-05-21T05:55:00Z">
+      <w:del w:id="198" w:author="子淇 柳" w:date="2024-05-21T05:55:00Z">
         <w:r>
           <w:delText>密集型</w:delText>
         </w:r>
@@ -20480,7 +20439,7 @@
       <w:r>
         <w:t>写入</w:t>
       </w:r>
-      <w:ins w:id="208" w:author="子淇 柳" w:date="2024-05-21T05:55:00Z">
+      <w:ins w:id="199" w:author="子淇 柳" w:date="2024-05-21T05:55:00Z">
         <w:r>
           <w:rPr>
             <w:rFonts w:hint="eastAsia"/>
@@ -20750,7 +20709,7 @@
       <w:r>
         <w:t>。这个报头</w:t>
       </w:r>
-      <w:ins w:id="209" w:author="子淇 柳" w:date="2024-05-21T06:02:00Z">
+      <w:ins w:id="200" w:author="子淇 柳" w:date="2024-05-21T06:02:00Z">
         <w:r>
           <w:rPr>
             <w:rFonts w:hint="eastAsia"/>
@@ -20770,7 +20729,7 @@
       <w:r>
         <w:t>位序列号</w:t>
       </w:r>
-      <w:ins w:id="210" w:author="子淇 柳" w:date="2024-05-21T06:01:00Z">
+      <w:ins w:id="201" w:author="子淇 柳" w:date="2024-05-21T06:01:00Z">
         <w:r>
           <w:rPr>
             <w:rFonts w:hint="eastAsia"/>
@@ -20805,7 +20764,7 @@
       <w:r>
         <w:t>的大小</w:t>
       </w:r>
-      <w:ins w:id="211" w:author="子淇 柳" w:date="2024-05-21T06:01:00Z">
+      <w:ins w:id="202" w:author="子淇 柳" w:date="2024-05-21T06:01:00Z">
         <w:r>
           <w:rPr>
             <w:rFonts w:hint="eastAsia"/>
@@ -20825,7 +20784,7 @@
       <w:r>
         <w:t>条目（如果有）的位置。</w:t>
       </w:r>
-      <w:del w:id="212" w:author="子淇 柳" w:date="2024-05-21T06:03:00Z">
+      <w:del w:id="203" w:author="子淇 柳" w:date="2024-05-21T06:03:00Z">
         <w:r>
           <w:delText>为</w:delText>
         </w:r>
@@ -20845,7 +20804,7 @@
       <w:r>
         <w:t>如果使用区域追加</w:t>
       </w:r>
-      <w:ins w:id="213" w:author="子淇 柳" w:date="2024-05-21T06:03:00Z">
+      <w:ins w:id="204" w:author="子淇 柳" w:date="2024-05-21T06:03:00Z">
         <w:r>
           <w:rPr>
             <w:rFonts w:hint="eastAsia"/>
@@ -20883,12 +20842,12 @@
       <w:r>
         <w:t>由于追加操作的</w:t>
       </w:r>
-      <w:del w:id="214" w:author="子淇 柳" w:date="2024-05-21T06:05:00Z">
+      <w:del w:id="205" w:author="子淇 柳" w:date="2024-05-21T06:05:00Z">
         <w:r>
           <w:delText>理想</w:delText>
         </w:r>
       </w:del>
-      <w:ins w:id="215" w:author="子淇 柳" w:date="2024-05-21T06:05:00Z">
+      <w:ins w:id="206" w:author="子淇 柳" w:date="2024-05-21T06:05:00Z">
         <w:r>
           <w:rPr>
             <w:rFonts w:hint="eastAsia"/>
@@ -20902,7 +20861,7 @@
       <w:r>
         <w:t xml:space="preserve"> </w:t>
       </w:r>
-      <w:ins w:id="216" w:author="子淇 柳" w:date="2024-05-21T06:05:00Z">
+      <w:ins w:id="207" w:author="子淇 柳" w:date="2024-05-21T06:05:00Z">
         <w:r>
           <w:rPr>
             <w:rFonts w:hint="eastAsia"/>
@@ -20910,7 +20869,7 @@
           <w:t>键值</w:t>
         </w:r>
       </w:ins>
-      <w:del w:id="217" w:author="子淇 柳" w:date="2024-05-21T06:05:00Z">
+      <w:del w:id="208" w:author="子淇 柳" w:date="2024-05-21T06:05:00Z">
         <w:r>
           <w:delText>KV</w:delText>
         </w:r>
@@ -20936,7 +20895,7 @@
       <w:r>
         <w:t>的允许进行缓冲</w:t>
       </w:r>
-      <w:ins w:id="218" w:author="子淇 柳" w:date="2024-05-21T06:05:00Z">
+      <w:ins w:id="209" w:author="子淇 柳" w:date="2024-05-21T06:05:00Z">
         <w:r>
           <w:rPr>
             <w:rFonts w:hint="eastAsia"/>
@@ -20944,7 +20903,7 @@
           <w:t>=</w:t>
         </w:r>
       </w:ins>
-      <w:del w:id="219" w:author="子淇 柳" w:date="2024-05-21T06:05:00Z">
+      <w:del w:id="210" w:author="子淇 柳" w:date="2024-05-21T06:05:00Z">
         <w:r>
           <w:delText>（类似于</w:delText>
         </w:r>
@@ -20997,7 +20956,7 @@
       <w:r>
         <w:t>），我们使用区域追加</w:t>
       </w:r>
-      <w:ins w:id="220" w:author="子淇 柳" w:date="2024-05-21T06:09:00Z">
+      <w:ins w:id="211" w:author="子淇 柳" w:date="2024-05-21T06:09:00Z">
         <w:r>
           <w:rPr>
             <w:rFonts w:hint="eastAsia"/>
@@ -21504,7 +21463,7 @@
       <w:r>
         <w:t>组件共享。但是，</w:t>
       </w:r>
-      <w:ins w:id="221" w:author="子淇 柳" w:date="2024-05-21T06:10:00Z">
+      <w:ins w:id="212" w:author="子淇 柳" w:date="2024-05-21T06:10:00Z">
         <w:r>
           <w:rPr>
             <w:rFonts w:hint="eastAsia"/>
@@ -21541,7 +21500,7 @@
       </w:r>
     </w:p>
     <w:p>
-      <w:del w:id="222" w:author="子淇 柳" w:date="2024-05-21T06:11:00Z">
+      <w:del w:id="213" w:author="子淇 柳" w:date="2024-05-21T06:11:00Z">
         <w:r>
           <w:delText>这是因为</w:delText>
         </w:r>
@@ -21552,7 +21511,7 @@
       <w:r>
         <w:t>原因</w:t>
       </w:r>
-      <w:ins w:id="223" w:author="子淇 柳" w:date="2024-05-21T06:11:00Z">
+      <w:ins w:id="214" w:author="子淇 柳" w:date="2024-05-21T06:11:00Z">
         <w:r>
           <w:rPr>
             <w:rFonts w:hint="eastAsia"/>
@@ -21627,7 +21586,7 @@
       <w:r>
         <w:t>有专用的区域集合，因此可以随时安全地重置（</w:t>
       </w:r>
-      <w:ins w:id="224" w:author="子淇 柳" w:date="2024-05-21T06:14:00Z">
+      <w:ins w:id="215" w:author="子淇 柳" w:date="2024-05-21T06:14:00Z">
         <w:r>
           <w:rPr>
             <w:rFonts w:hint="eastAsia"/>
@@ -21638,7 +21597,7 @@
       <w:r>
         <w:t>标记为</w:t>
       </w:r>
-      <w:ins w:id="225" w:author="子淇 柳" w:date="2024-05-21T06:14:00Z">
+      <w:ins w:id="216" w:author="子淇 柳" w:date="2024-05-21T06:14:00Z">
         <w:r>
           <w:rPr>
             <w:rFonts w:hint="eastAsia"/>
@@ -21646,7 +21605,7 @@
           <w:t>重置</w:t>
         </w:r>
       </w:ins>
-      <w:del w:id="226" w:author="子淇 柳" w:date="2024-05-21T06:14:00Z">
+      <w:del w:id="217" w:author="子淇 柳" w:date="2024-05-21T06:14:00Z">
         <w:r>
           <w:delText>删除</w:delText>
         </w:r>
@@ -21663,7 +21622,7 @@
         <w:pStyle w:val="2"/>
         <w:spacing w:before="120" w:after="120"/>
       </w:pPr>
-      <w:bookmarkStart w:id="227" w:name="_Toc167152997"/>
+      <w:bookmarkStart w:id="218" w:name="_Toc167152997"/>
       <w:r>
         <w:t>Z</w:t>
       </w:r>
@@ -21676,7 +21635,7 @@
       <w:r>
         <w:t>的实现</w:t>
       </w:r>
-      <w:bookmarkEnd w:id="227"/>
+      <w:bookmarkEnd w:id="218"/>
     </w:p>
     <w:p>
       <w:pPr>
@@ -21780,7 +21739,7 @@
       <w:r>
         <w:t>）</w:t>
       </w:r>
-      <w:del w:id="228" w:author="子淇 柳" w:date="2024-05-21T06:15:00Z">
+      <w:del w:id="219" w:author="子淇 柳" w:date="2024-05-21T06:15:00Z">
         <w:r>
           <w:rPr>
             <w:rFonts w:hint="eastAsia"/>
@@ -21800,7 +21759,7 @@
       <w:r>
         <w:t>的高性能数据包处理能力</w:t>
       </w:r>
-      <w:del w:id="229" w:author="子淇 柳" w:date="2024-05-21T06:15:00Z">
+      <w:del w:id="220" w:author="子淇 柳" w:date="2024-05-21T06:15:00Z">
         <w:r>
           <w:delText>，在其基础上</w:delText>
         </w:r>
@@ -21808,7 +21767,7 @@
       <w:r>
         <w:t>构建</w:t>
       </w:r>
-      <w:ins w:id="230" w:author="子淇 柳" w:date="2024-05-21T06:15:00Z">
+      <w:ins w:id="221" w:author="子淇 柳" w:date="2024-05-21T06:15:00Z">
         <w:r>
           <w:rPr>
             <w:rFonts w:hint="eastAsia"/>
@@ -21816,7 +21775,7 @@
           <w:t>的</w:t>
         </w:r>
       </w:ins>
-      <w:del w:id="231" w:author="子淇 柳" w:date="2024-05-21T06:15:00Z">
+      <w:del w:id="222" w:author="子淇 柳" w:date="2024-05-21T06:15:00Z">
         <w:r>
           <w:delText>了</w:delText>
         </w:r>
@@ -23279,11 +23238,6 @@
     <w:p>
       <w:pPr>
         <w:pStyle w:val="a1"/>
-        <w:pPrChange w:id="232" w:author="子淇 柳" w:date="2024-05-21T05:21:00Z">
-          <w:pPr>
-            <w:pStyle w:val="a1"/>
-          </w:pPr>
-        </w:pPrChange>
       </w:pPr>
       <w:r>
         <w:rPr>
@@ -23313,11 +23267,6 @@
     <w:p>
       <w:pPr>
         <w:pStyle w:val="a1"/>
-        <w:pPrChange w:id="233" w:author="子淇 柳" w:date="2024-05-21T05:21:00Z">
-          <w:pPr>
-            <w:pStyle w:val="a1"/>
-          </w:pPr>
-        </w:pPrChange>
       </w:pPr>
       <w:r>
         <w:rPr>
@@ -23347,11 +23296,6 @@
     <w:p>
       <w:pPr>
         <w:pStyle w:val="a1"/>
-        <w:pPrChange w:id="234" w:author="子淇 柳" w:date="2024-05-21T05:21:00Z">
-          <w:pPr>
-            <w:pStyle w:val="a1"/>
-          </w:pPr>
-        </w:pPrChange>
       </w:pPr>
       <w:r>
         <w:rPr>
@@ -23470,11 +23414,6 @@
     <w:p>
       <w:pPr>
         <w:pStyle w:val="a1"/>
-        <w:pPrChange w:id="235" w:author="子淇 柳" w:date="2024-05-21T05:21:00Z">
-          <w:pPr>
-            <w:pStyle w:val="a1"/>
-          </w:pPr>
-        </w:pPrChange>
       </w:pPr>
       <w:r>
         <w:rPr>
@@ -23510,11 +23449,6 @@
     <w:p>
       <w:pPr>
         <w:pStyle w:val="a1"/>
-        <w:pPrChange w:id="236" w:author="子淇 柳" w:date="2024-05-21T05:21:00Z">
-          <w:pPr>
-            <w:pStyle w:val="a1"/>
-          </w:pPr>
-        </w:pPrChange>
       </w:pPr>
       <w:r>
         <w:rPr>
@@ -23680,92 +23614,106 @@
         <w:pStyle w:val="2"/>
         <w:spacing w:before="120" w:after="120"/>
       </w:pPr>
-      <w:bookmarkStart w:id="237" w:name="_Toc230494043"/>
-      <w:bookmarkStart w:id="238" w:name="_Toc229383654"/>
-      <w:bookmarkStart w:id="239" w:name="_Toc230493738"/>
-      <w:bookmarkStart w:id="240" w:name="_Toc230494165"/>
-      <w:bookmarkStart w:id="241" w:name="_Toc230405743"/>
-      <w:bookmarkStart w:id="242" w:name="_Toc230493739"/>
-      <w:bookmarkStart w:id="243" w:name="_Toc229454145"/>
-      <w:bookmarkStart w:id="244" w:name="_Toc230494042"/>
-      <w:bookmarkStart w:id="245" w:name="_Toc230331892"/>
-      <w:bookmarkStart w:id="246" w:name="_Toc230494863"/>
-      <w:bookmarkStart w:id="247" w:name="_Toc229383656"/>
-      <w:bookmarkStart w:id="248" w:name="_Toc230494648"/>
-      <w:bookmarkStart w:id="249" w:name="_Toc230331894"/>
-      <w:bookmarkStart w:id="250" w:name="_Toc229383657"/>
-      <w:bookmarkStart w:id="251" w:name="_Toc230405744"/>
-      <w:bookmarkStart w:id="252" w:name="_Toc230494862"/>
-      <w:bookmarkStart w:id="253" w:name="_Toc230494651"/>
-      <w:bookmarkStart w:id="254" w:name="_Toc230494288"/>
-      <w:bookmarkStart w:id="255" w:name="_Toc229383655"/>
-      <w:bookmarkStart w:id="256" w:name="_Toc230494864"/>
-      <w:bookmarkStart w:id="257" w:name="_Toc230405745"/>
-      <w:bookmarkStart w:id="258" w:name="_Toc229383660"/>
-      <w:bookmarkStart w:id="259" w:name="_Toc230331898"/>
-      <w:bookmarkStart w:id="260" w:name="_Toc230494867"/>
-      <w:bookmarkStart w:id="261" w:name="_Toc230494166"/>
-      <w:bookmarkStart w:id="262" w:name="_Toc230494170"/>
-      <w:bookmarkStart w:id="263" w:name="_Toc230493742"/>
-      <w:bookmarkStart w:id="264" w:name="_Toc230494291"/>
-      <w:bookmarkStart w:id="265" w:name="_Toc229454149"/>
-      <w:bookmarkStart w:id="266" w:name="_Toc230494290"/>
-      <w:bookmarkStart w:id="267" w:name="_Toc230494048"/>
-      <w:bookmarkStart w:id="268" w:name="_Toc230494293"/>
-      <w:bookmarkStart w:id="269" w:name="_Toc230494294"/>
-      <w:bookmarkStart w:id="270" w:name="_Toc230331895"/>
-      <w:bookmarkStart w:id="271" w:name="_Toc230494167"/>
-      <w:bookmarkStart w:id="272" w:name="_Toc229383659"/>
-      <w:bookmarkStart w:id="273" w:name="_Toc230494650"/>
-      <w:bookmarkStart w:id="274" w:name="_Toc229454147"/>
-      <w:bookmarkStart w:id="275" w:name="_Toc230331893"/>
-      <w:bookmarkStart w:id="276" w:name="_Toc229454148"/>
-      <w:bookmarkStart w:id="277" w:name="_Toc230494168"/>
-      <w:bookmarkStart w:id="278" w:name="_Toc230405746"/>
-      <w:bookmarkStart w:id="279" w:name="_Toc230493741"/>
-      <w:bookmarkStart w:id="280" w:name="_Toc230494865"/>
-      <w:bookmarkStart w:id="281" w:name="_Toc230331896"/>
-      <w:bookmarkStart w:id="282" w:name="_Toc229454146"/>
-      <w:bookmarkStart w:id="283" w:name="_Toc230493740"/>
-      <w:bookmarkStart w:id="284" w:name="_Toc230494045"/>
-      <w:bookmarkStart w:id="285" w:name="_Toc229383658"/>
-      <w:bookmarkStart w:id="286" w:name="_Toc230331897"/>
-      <w:bookmarkStart w:id="287" w:name="_Toc230494649"/>
-      <w:bookmarkStart w:id="288" w:name="_Toc230494044"/>
-      <w:bookmarkStart w:id="289" w:name="_Toc230494289"/>
-      <w:bookmarkStart w:id="290" w:name="_Toc230494171"/>
-      <w:bookmarkStart w:id="291" w:name="_Toc230331899"/>
-      <w:bookmarkStart w:id="292" w:name="_Toc230494295"/>
-      <w:bookmarkStart w:id="293" w:name="_Toc230494868"/>
-      <w:bookmarkStart w:id="294" w:name="_Toc230494047"/>
-      <w:bookmarkStart w:id="295" w:name="_Toc230405747"/>
-      <w:bookmarkStart w:id="296" w:name="_Toc230494653"/>
-      <w:bookmarkStart w:id="297" w:name="_Toc230494046"/>
-      <w:bookmarkStart w:id="298" w:name="_Toc230494655"/>
-      <w:bookmarkStart w:id="299" w:name="_Toc230494172"/>
-      <w:bookmarkStart w:id="300" w:name="_Toc230494866"/>
-      <w:bookmarkStart w:id="301" w:name="_Toc230494049"/>
-      <w:bookmarkStart w:id="302" w:name="_Toc229454151"/>
-      <w:bookmarkStart w:id="303" w:name="_Toc230494292"/>
-      <w:bookmarkStart w:id="304" w:name="_Toc230494169"/>
-      <w:bookmarkStart w:id="305" w:name="_Toc230493745"/>
-      <w:bookmarkStart w:id="306" w:name="_Toc230405748"/>
-      <w:bookmarkStart w:id="307" w:name="_Toc230494652"/>
-      <w:bookmarkStart w:id="308" w:name="_Toc229454150"/>
-      <w:bookmarkStart w:id="309" w:name="_Toc230494654"/>
-      <w:bookmarkStart w:id="310" w:name="_Toc229454152"/>
-      <w:bookmarkStart w:id="311" w:name="_Toc230493743"/>
-      <w:bookmarkStart w:id="312" w:name="_Toc230494869"/>
-      <w:bookmarkStart w:id="313" w:name="_Toc230405749"/>
-      <w:bookmarkStart w:id="314" w:name="_Toc229383661"/>
-      <w:bookmarkStart w:id="315" w:name="_Toc230405750"/>
-      <w:bookmarkStart w:id="316" w:name="_Toc230493744"/>
-      <w:bookmarkStart w:id="317" w:name="_Toc266358982"/>
-      <w:bookmarkStart w:id="318" w:name="_Toc390947159"/>
-      <w:bookmarkStart w:id="319" w:name="_Toc230494870"/>
-      <w:bookmarkStart w:id="320" w:name="_Toc230494296"/>
-      <w:bookmarkStart w:id="321" w:name="_Toc230955697"/>
-      <w:bookmarkStart w:id="322" w:name="_Toc167152998"/>
+      <w:bookmarkStart w:id="223" w:name="_Toc230494043"/>
+      <w:bookmarkStart w:id="224" w:name="_Toc229383654"/>
+      <w:bookmarkStart w:id="225" w:name="_Toc230493738"/>
+      <w:bookmarkStart w:id="226" w:name="_Toc230494165"/>
+      <w:bookmarkStart w:id="227" w:name="_Toc230405743"/>
+      <w:bookmarkStart w:id="228" w:name="_Toc230493739"/>
+      <w:bookmarkStart w:id="229" w:name="_Toc229454145"/>
+      <w:bookmarkStart w:id="230" w:name="_Toc230494042"/>
+      <w:bookmarkStart w:id="231" w:name="_Toc230331892"/>
+      <w:bookmarkStart w:id="232" w:name="_Toc230494863"/>
+      <w:bookmarkStart w:id="233" w:name="_Toc229383656"/>
+      <w:bookmarkStart w:id="234" w:name="_Toc230494648"/>
+      <w:bookmarkStart w:id="235" w:name="_Toc230331894"/>
+      <w:bookmarkStart w:id="236" w:name="_Toc229383657"/>
+      <w:bookmarkStart w:id="237" w:name="_Toc230405744"/>
+      <w:bookmarkStart w:id="238" w:name="_Toc230494862"/>
+      <w:bookmarkStart w:id="239" w:name="_Toc230494651"/>
+      <w:bookmarkStart w:id="240" w:name="_Toc230494288"/>
+      <w:bookmarkStart w:id="241" w:name="_Toc229383655"/>
+      <w:bookmarkStart w:id="242" w:name="_Toc230494864"/>
+      <w:bookmarkStart w:id="243" w:name="_Toc230405745"/>
+      <w:bookmarkStart w:id="244" w:name="_Toc229383660"/>
+      <w:bookmarkStart w:id="245" w:name="_Toc230331898"/>
+      <w:bookmarkStart w:id="246" w:name="_Toc230494867"/>
+      <w:bookmarkStart w:id="247" w:name="_Toc230494166"/>
+      <w:bookmarkStart w:id="248" w:name="_Toc230494170"/>
+      <w:bookmarkStart w:id="249" w:name="_Toc230493742"/>
+      <w:bookmarkStart w:id="250" w:name="_Toc230494291"/>
+      <w:bookmarkStart w:id="251" w:name="_Toc229454149"/>
+      <w:bookmarkStart w:id="252" w:name="_Toc230494290"/>
+      <w:bookmarkStart w:id="253" w:name="_Toc230494048"/>
+      <w:bookmarkStart w:id="254" w:name="_Toc230494293"/>
+      <w:bookmarkStart w:id="255" w:name="_Toc230494294"/>
+      <w:bookmarkStart w:id="256" w:name="_Toc230331895"/>
+      <w:bookmarkStart w:id="257" w:name="_Toc230494167"/>
+      <w:bookmarkStart w:id="258" w:name="_Toc229383659"/>
+      <w:bookmarkStart w:id="259" w:name="_Toc230494650"/>
+      <w:bookmarkStart w:id="260" w:name="_Toc229454147"/>
+      <w:bookmarkStart w:id="261" w:name="_Toc230331893"/>
+      <w:bookmarkStart w:id="262" w:name="_Toc229454148"/>
+      <w:bookmarkStart w:id="263" w:name="_Toc230494168"/>
+      <w:bookmarkStart w:id="264" w:name="_Toc230405746"/>
+      <w:bookmarkStart w:id="265" w:name="_Toc230493741"/>
+      <w:bookmarkStart w:id="266" w:name="_Toc230494865"/>
+      <w:bookmarkStart w:id="267" w:name="_Toc230331896"/>
+      <w:bookmarkStart w:id="268" w:name="_Toc229454146"/>
+      <w:bookmarkStart w:id="269" w:name="_Toc230493740"/>
+      <w:bookmarkStart w:id="270" w:name="_Toc230494045"/>
+      <w:bookmarkStart w:id="271" w:name="_Toc229383658"/>
+      <w:bookmarkStart w:id="272" w:name="_Toc230331897"/>
+      <w:bookmarkStart w:id="273" w:name="_Toc230494649"/>
+      <w:bookmarkStart w:id="274" w:name="_Toc230494044"/>
+      <w:bookmarkStart w:id="275" w:name="_Toc230494289"/>
+      <w:bookmarkStart w:id="276" w:name="_Toc230494171"/>
+      <w:bookmarkStart w:id="277" w:name="_Toc230331899"/>
+      <w:bookmarkStart w:id="278" w:name="_Toc230494295"/>
+      <w:bookmarkStart w:id="279" w:name="_Toc230494868"/>
+      <w:bookmarkStart w:id="280" w:name="_Toc230494047"/>
+      <w:bookmarkStart w:id="281" w:name="_Toc230405747"/>
+      <w:bookmarkStart w:id="282" w:name="_Toc230494653"/>
+      <w:bookmarkStart w:id="283" w:name="_Toc230494046"/>
+      <w:bookmarkStart w:id="284" w:name="_Toc230494655"/>
+      <w:bookmarkStart w:id="285" w:name="_Toc230494172"/>
+      <w:bookmarkStart w:id="286" w:name="_Toc230494866"/>
+      <w:bookmarkStart w:id="287" w:name="_Toc230494049"/>
+      <w:bookmarkStart w:id="288" w:name="_Toc229454151"/>
+      <w:bookmarkStart w:id="289" w:name="_Toc230494292"/>
+      <w:bookmarkStart w:id="290" w:name="_Toc230494169"/>
+      <w:bookmarkStart w:id="291" w:name="_Toc230493745"/>
+      <w:bookmarkStart w:id="292" w:name="_Toc230405748"/>
+      <w:bookmarkStart w:id="293" w:name="_Toc230494652"/>
+      <w:bookmarkStart w:id="294" w:name="_Toc229454150"/>
+      <w:bookmarkStart w:id="295" w:name="_Toc230494654"/>
+      <w:bookmarkStart w:id="296" w:name="_Toc229454152"/>
+      <w:bookmarkStart w:id="297" w:name="_Toc230493743"/>
+      <w:bookmarkStart w:id="298" w:name="_Toc230494869"/>
+      <w:bookmarkStart w:id="299" w:name="_Toc230405749"/>
+      <w:bookmarkStart w:id="300" w:name="_Toc229383661"/>
+      <w:bookmarkStart w:id="301" w:name="_Toc230405750"/>
+      <w:bookmarkStart w:id="302" w:name="_Toc230493744"/>
+      <w:bookmarkStart w:id="303" w:name="_Toc266358982"/>
+      <w:bookmarkStart w:id="304" w:name="_Toc390947159"/>
+      <w:bookmarkStart w:id="305" w:name="_Toc230494870"/>
+      <w:bookmarkStart w:id="306" w:name="_Toc230494296"/>
+      <w:bookmarkStart w:id="307" w:name="_Toc230955697"/>
+      <w:bookmarkStart w:id="308" w:name="_Toc167152998"/>
+      <w:bookmarkEnd w:id="223"/>
+      <w:bookmarkEnd w:id="224"/>
+      <w:bookmarkEnd w:id="225"/>
+      <w:bookmarkEnd w:id="226"/>
+      <w:bookmarkEnd w:id="227"/>
+      <w:bookmarkEnd w:id="228"/>
+      <w:bookmarkEnd w:id="229"/>
+      <w:bookmarkEnd w:id="230"/>
+      <w:bookmarkEnd w:id="231"/>
+      <w:bookmarkEnd w:id="232"/>
+      <w:bookmarkEnd w:id="233"/>
+      <w:bookmarkEnd w:id="234"/>
+      <w:bookmarkEnd w:id="235"/>
+      <w:bookmarkEnd w:id="236"/>
       <w:bookmarkEnd w:id="237"/>
       <w:bookmarkEnd w:id="238"/>
       <w:bookmarkEnd w:id="239"/>
@@ -23832,29 +23780,15 @@
       <w:bookmarkEnd w:id="300"/>
       <w:bookmarkEnd w:id="301"/>
       <w:bookmarkEnd w:id="302"/>
+      <w:r>
+        <w:t>本章小结</w:t>
+      </w:r>
       <w:bookmarkEnd w:id="303"/>
       <w:bookmarkEnd w:id="304"/>
       <w:bookmarkEnd w:id="305"/>
       <w:bookmarkEnd w:id="306"/>
       <w:bookmarkEnd w:id="307"/>
       <w:bookmarkEnd w:id="308"/>
-      <w:bookmarkEnd w:id="309"/>
-      <w:bookmarkEnd w:id="310"/>
-      <w:bookmarkEnd w:id="311"/>
-      <w:bookmarkEnd w:id="312"/>
-      <w:bookmarkEnd w:id="313"/>
-      <w:bookmarkEnd w:id="314"/>
-      <w:bookmarkEnd w:id="315"/>
-      <w:bookmarkEnd w:id="316"/>
-      <w:r>
-        <w:t>本章小结</w:t>
-      </w:r>
-      <w:bookmarkEnd w:id="317"/>
-      <w:bookmarkEnd w:id="318"/>
-      <w:bookmarkEnd w:id="319"/>
-      <w:bookmarkEnd w:id="320"/>
-      <w:bookmarkEnd w:id="321"/>
-      <w:bookmarkEnd w:id="322"/>
     </w:p>
     <w:p>
       <w:r>
@@ -24016,26 +23950,26 @@
       <w:pPr>
         <w:pStyle w:val="1"/>
       </w:pPr>
-      <w:bookmarkStart w:id="323" w:name="_Toc167152999"/>
+      <w:bookmarkStart w:id="309" w:name="_Toc167152999"/>
       <w:r>
         <w:lastRenderedPageBreak/>
         <w:t>性能测试与分析</w:t>
       </w:r>
-      <w:bookmarkEnd w:id="323"/>
+      <w:bookmarkEnd w:id="309"/>
     </w:p>
     <w:p>
       <w:pPr>
         <w:pStyle w:val="2"/>
         <w:spacing w:before="120" w:after="120"/>
       </w:pPr>
-      <w:bookmarkStart w:id="324" w:name="_Toc167153000"/>
+      <w:bookmarkStart w:id="310" w:name="_Toc167153000"/>
       <w:r>
         <w:t>实验平台</w:t>
       </w:r>
       <w:r>
         <w:t>配置</w:t>
       </w:r>
-      <w:bookmarkEnd w:id="324"/>
+      <w:bookmarkEnd w:id="310"/>
     </w:p>
     <w:p>
       <w:r>
@@ -24476,14 +24410,14 @@
         <w:pStyle w:val="2"/>
         <w:spacing w:before="120" w:after="120"/>
       </w:pPr>
-      <w:bookmarkStart w:id="325" w:name="_Toc167153001"/>
+      <w:bookmarkStart w:id="311" w:name="_Toc167153001"/>
       <w:r>
         <w:t>模拟器与真实设备的对比</w:t>
       </w:r>
       <w:r>
         <w:t>评估</w:t>
       </w:r>
-      <w:bookmarkEnd w:id="325"/>
+      <w:bookmarkEnd w:id="311"/>
     </w:p>
     <w:p>
       <w:r>
@@ -24542,7 +24476,7 @@
       <w:r>
         <w:t>时（</w:t>
       </w:r>
-      <w:del w:id="326" w:author="子淇 柳" w:date="2024-05-21T06:18:00Z">
+      <w:del w:id="312" w:author="子淇 柳" w:date="2024-05-21T06:18:00Z">
         <w:r>
           <w:delText>即</w:delText>
         </w:r>
@@ -24625,7 +24559,23 @@
         <w:t>ZNS SSD</w:t>
       </w:r>
       <w:r>
-        <w:t>中，有一些重要参数在生产时烧录确定，是不可更改的，这些参数与内部结构高度相关。例如</w:t>
+        <w:t>中，有一些重要参数在生产</w:t>
+      </w:r>
+      <w:ins w:id="313" w:author="子淇 柳" w:date="2024-05-21T14:15:00Z">
+        <w:r>
+          <w:rPr>
+            <w:rFonts w:hint="eastAsia"/>
+          </w:rPr>
+          <w:t>时</w:t>
+        </w:r>
+      </w:ins>
+      <w:del w:id="314" w:author="子淇 柳" w:date="2024-05-21T14:15:00Z">
+        <w:r>
+          <w:delText>烧录</w:delText>
+        </w:r>
+      </w:del>
+      <w:r>
+        <w:t>确定，是不可更改的，这些参数与内部结构高度相关。例如</w:t>
       </w:r>
       <w:r>
         <w:t>Zone Size</w:t>
@@ -24633,15 +24583,38 @@
       <w:r>
         <w:t>，目前，在</w:t>
       </w:r>
-      <w:r>
-        <w:t>Zone Size</w:t>
-      </w:r>
+      <w:del w:id="315" w:author="子淇 柳" w:date="2024-05-21T14:23:00Z">
+        <w:r>
+          <w:rPr>
+            <w:rFonts w:hint="eastAsia"/>
+          </w:rPr>
+          <w:delText>Zone Size</w:delText>
+        </w:r>
+      </w:del>
+      <w:ins w:id="316" w:author="子淇 柳" w:date="2024-05-21T14:23:00Z">
+        <w:r>
+          <w:rPr>
+            <w:rFonts w:hint="eastAsia"/>
+          </w:rPr>
+          <w:t>区域大小</w:t>
+        </w:r>
+      </w:ins>
       <w:r>
         <w:t>的设置上有很多争议，西数设计的</w:t>
       </w:r>
-      <w:r>
-        <w:t>ZoneSize</w:t>
-      </w:r>
+      <w:ins w:id="317" w:author="子淇 柳" w:date="2024-05-21T14:23:00Z">
+        <w:r>
+          <w:rPr>
+            <w:rFonts w:hint="eastAsia"/>
+          </w:rPr>
+          <w:t>区域大小</w:t>
+        </w:r>
+      </w:ins>
+      <w:del w:id="318" w:author="子淇 柳" w:date="2024-05-21T14:23:00Z">
+        <w:r>
+          <w:delText>ZoneSize</w:delText>
+        </w:r>
+      </w:del>
       <w:r>
         <w:t>在</w:t>
       </w:r>
@@ -24652,10 +24625,30 @@
         <w:t>级，而三星设计的</w:t>
       </w:r>
       <w:r>
-        <w:t xml:space="preserve"> Small Zone</w:t>
-      </w:r>
-      <w:r>
-        <w:t>的大小只有</w:t>
+        <w:t xml:space="preserve"> Small</w:t>
+      </w:r>
+      <w:r>
+        <w:t>-</w:t>
+      </w:r>
+      <w:r>
+        <w:t>Zone</w:t>
+      </w:r>
+      <w:r>
+        <w:t xml:space="preserve"> ZNS</w:t>
+      </w:r>
+      <w:r>
+        <w:t>的</w:t>
+      </w:r>
+      <w:ins w:id="319" w:author="子淇 柳" w:date="2024-05-21T14:23:00Z">
+        <w:r>
+          <w:rPr>
+            <w:rFonts w:hint="eastAsia"/>
+          </w:rPr>
+          <w:t>区域</w:t>
+        </w:r>
+      </w:ins>
+      <w:r>
+        <w:t>大小只有</w:t>
       </w:r>
       <w:r>
         <w:t>96MB</w:t>
@@ -24997,7 +24990,34 @@
         <w:t>：</w:t>
       </w:r>
       <w:r>
-        <w:t>根据上述实验可以观察到，模拟器与真实硬盘的差距很大。通过阅读</w:t>
+        <w:t>根据上述实验</w:t>
+      </w:r>
+      <w:ins w:id="320" w:author="子淇 柳" w:date="2024-05-21T14:07:00Z">
+        <w:r>
+          <w:rPr>
+            <w:rFonts w:hint="eastAsia"/>
+          </w:rPr>
+          <w:t>结果</w:t>
+        </w:r>
+      </w:ins>
+      <w:r>
+        <w:t>可以观察到，模拟器与真实硬盘的差距</w:t>
+      </w:r>
+      <w:ins w:id="321" w:author="子淇 柳" w:date="2024-05-21T14:22:00Z">
+        <w:r>
+          <w:rPr>
+            <w:rFonts w:hint="eastAsia"/>
+          </w:rPr>
+          <w:t>较大</w:t>
+        </w:r>
+      </w:ins>
+      <w:del w:id="322" w:author="子淇 柳" w:date="2024-05-21T14:22:00Z">
+        <w:r>
+          <w:delText>很大</w:delText>
+        </w:r>
+      </w:del>
+      <w:r>
+        <w:t>。通过阅读</w:t>
       </w:r>
       <w:r>
         <w:t>NVMeVirt</w:t>
@@ -25020,15 +25040,297 @@
       <w:r>
         <w:t>PCIe4.0 SSD</w:t>
       </w:r>
-      <w:r>
-        <w:t>。这是直接原因。至此，二者的基于</w:t>
-      </w:r>
-      <w:r>
-        <w:t>FIO</w:t>
-      </w:r>
-      <w:r>
-        <w:t>的吞吐量数值上的对比测试已经没有意义。</w:t>
-      </w:r>
+      <w:ins w:id="323" w:author="子淇 柳" w:date="2024-05-21T14:21:00Z">
+        <w:r>
+          <w:rPr>
+            <w:rFonts w:hint="eastAsia"/>
+          </w:rPr>
+          <w:t>，这是二者写入速度差距较大的直接原因</w:t>
+        </w:r>
+      </w:ins>
+      <w:del w:id="324" w:author="子淇 柳" w:date="2024-05-21T14:21:00Z">
+        <w:r>
+          <w:delText>。</w:delText>
+        </w:r>
+      </w:del>
+      <w:ins w:id="325" w:author="子淇 柳" w:date="2024-05-21T14:23:00Z">
+        <w:r>
+          <w:rPr>
+            <w:rFonts w:hint="eastAsia"/>
+          </w:rPr>
+          <w:t>在延迟方面，由于</w:t>
+        </w:r>
+      </w:ins>
+      <w:ins w:id="326" w:author="子淇 柳" w:date="2024-05-21T14:24:00Z">
+        <w:r>
+          <w:rPr>
+            <w:rFonts w:hint="eastAsia"/>
+          </w:rPr>
+          <w:t>该模拟器以内核模块的形式实现</w:t>
+        </w:r>
+      </w:ins>
+      <w:ins w:id="327" w:author="子淇 柳" w:date="2024-05-21T14:33:00Z">
+        <w:r>
+          <w:rPr>
+            <w:rFonts w:hint="eastAsia"/>
+          </w:rPr>
+          <w:t>，相较于其他模拟器没有虚拟机开销，但是，由于它</w:t>
+        </w:r>
+      </w:ins>
+      <w:ins w:id="328" w:author="子淇 柳" w:date="2024-05-21T14:34:00Z">
+        <w:r>
+          <w:rPr>
+            <w:rFonts w:hint="eastAsia"/>
+          </w:rPr>
+          <w:t>的数据只写入到内存</w:t>
+        </w:r>
+      </w:ins>
+      <w:ins w:id="329" w:author="子淇 柳" w:date="2024-05-21T14:35:00Z">
+        <w:r>
+          <w:rPr>
+            <w:rFonts w:hint="eastAsia"/>
+          </w:rPr>
+          <w:t>中，</w:t>
+        </w:r>
+      </w:ins>
+      <w:ins w:id="330" w:author="子淇 柳" w:date="2024-05-21T14:33:00Z">
+        <w:r>
+          <w:rPr>
+            <w:rFonts w:hint="eastAsia"/>
+          </w:rPr>
+          <w:t>相较于真实设备，</w:t>
+        </w:r>
+      </w:ins>
+      <w:ins w:id="331" w:author="子淇 柳" w:date="2024-05-21T14:35:00Z">
+        <w:r>
+          <w:rPr>
+            <w:rFonts w:hint="eastAsia"/>
+          </w:rPr>
+          <w:t>延迟过低，且只能通过</w:t>
+        </w:r>
+        <w:r>
+          <w:rPr>
+            <w:rFonts w:hint="eastAsia"/>
+          </w:rPr>
+          <w:t>设定</w:t>
+        </w:r>
+        <w:r>
+          <w:rPr>
+            <w:rFonts w:hint="eastAsia"/>
+          </w:rPr>
+          <w:t>一个固定值来</w:t>
+        </w:r>
+        <w:r>
+          <w:rPr>
+            <w:rFonts w:hint="eastAsia"/>
+          </w:rPr>
+          <w:t>弥补这个问题，这</w:t>
+        </w:r>
+      </w:ins>
+      <w:ins w:id="332" w:author="子淇 柳" w:date="2024-05-21T14:36:00Z">
+        <w:r>
+          <w:rPr>
+            <w:rFonts w:hint="eastAsia"/>
+          </w:rPr>
+          <w:t>导致其</w:t>
+        </w:r>
+        <w:r>
+          <w:rPr>
+            <w:rFonts w:hint="eastAsia"/>
+          </w:rPr>
+          <w:t>对延迟的模拟</w:t>
+        </w:r>
+      </w:ins>
+      <w:ins w:id="333" w:author="子淇 柳" w:date="2024-05-21T14:35:00Z">
+        <w:r>
+          <w:rPr>
+            <w:rFonts w:hint="eastAsia"/>
+          </w:rPr>
+          <w:t>非常局限</w:t>
+        </w:r>
+        <w:r>
+          <w:rPr>
+            <w:rFonts w:hint="eastAsia"/>
+          </w:rPr>
+          <w:t>。</w:t>
+        </w:r>
+      </w:ins>
+      <w:ins w:id="334" w:author="子淇 柳" w:date="2024-05-21T14:37:00Z">
+        <w:r>
+          <w:rPr>
+            <w:rFonts w:hint="eastAsia"/>
+          </w:rPr>
+          <w:t>我们测试了</w:t>
+        </w:r>
+        <w:r>
+          <w:rPr>
+            <w:rFonts w:hint="eastAsia"/>
+          </w:rPr>
+          <w:t>在</w:t>
+        </w:r>
+        <w:r>
+          <w:rPr>
+            <w:rFonts w:hint="eastAsia"/>
+          </w:rPr>
+          <w:t>其他参数</w:t>
+        </w:r>
+        <w:r>
+          <w:rPr>
+            <w:rFonts w:hint="eastAsia"/>
+          </w:rPr>
+          <w:t>配置</w:t>
+        </w:r>
+        <w:r>
+          <w:rPr>
+            <w:rFonts w:hint="eastAsia"/>
+          </w:rPr>
+          <w:t>下</w:t>
+        </w:r>
+        <w:r>
+          <w:rPr>
+            <w:rFonts w:hint="eastAsia"/>
+          </w:rPr>
+          <w:t>模拟器的</w:t>
+        </w:r>
+        <w:r>
+          <w:rPr>
+            <w:rFonts w:hint="eastAsia"/>
+          </w:rPr>
+          <w:t>性能</w:t>
+        </w:r>
+        <w:r>
+          <w:rPr>
+            <w:rFonts w:hint="eastAsia"/>
+          </w:rPr>
+          <w:t>表现</w:t>
+        </w:r>
+        <w:r>
+          <w:rPr>
+            <w:rFonts w:hint="eastAsia"/>
+          </w:rPr>
+          <w:t>，</w:t>
+        </w:r>
+        <w:r>
+          <w:rPr>
+            <w:rFonts w:hint="eastAsia"/>
+          </w:rPr>
+          <w:t>均存在</w:t>
+        </w:r>
+      </w:ins>
+      <w:ins w:id="335" w:author="子淇 柳" w:date="2024-05-21T14:36:00Z">
+        <w:r>
+          <w:rPr>
+            <w:rFonts w:hint="eastAsia"/>
+          </w:rPr>
+          <w:t>一倍</w:t>
+        </w:r>
+      </w:ins>
+      <w:ins w:id="336" w:author="子淇 柳" w:date="2024-05-21T14:37:00Z">
+        <w:r>
+          <w:rPr>
+            <w:rFonts w:hint="eastAsia"/>
+          </w:rPr>
+          <w:t>以上的差距。</w:t>
+        </w:r>
+      </w:ins>
+      <w:ins w:id="337" w:author="子淇 柳" w:date="2024-05-21T14:36:00Z">
+        <w:r>
+          <w:rPr>
+            <w:rFonts w:hint="eastAsia"/>
+          </w:rPr>
+          <w:t>因此，</w:t>
+        </w:r>
+      </w:ins>
+      <w:ins w:id="338" w:author="子淇 柳" w:date="2024-05-21T14:38:00Z">
+        <w:r>
+          <w:rPr>
+            <w:rFonts w:hint="eastAsia"/>
+          </w:rPr>
+          <w:t>在硬件基准性能测试中</w:t>
+        </w:r>
+        <w:r>
+          <w:rPr>
+            <w:rFonts w:hint="eastAsia"/>
+          </w:rPr>
+          <w:t>二者</w:t>
+        </w:r>
+      </w:ins>
+      <w:ins w:id="339" w:author="子淇 柳" w:date="2024-05-21T14:36:00Z">
+        <w:r>
+          <w:rPr>
+            <w:rFonts w:hint="eastAsia"/>
+          </w:rPr>
+          <w:t>差距较大</w:t>
+        </w:r>
+      </w:ins>
+      <w:ins w:id="340" w:author="子淇 柳" w:date="2024-05-21T14:38:00Z">
+        <w:r>
+          <w:rPr>
+            <w:rFonts w:hint="eastAsia"/>
+          </w:rPr>
+          <w:t>，</w:t>
+        </w:r>
+      </w:ins>
+      <w:ins w:id="341" w:author="子淇 柳" w:date="2024-05-21T14:39:00Z">
+        <w:r>
+          <w:rPr>
+            <w:rFonts w:hint="eastAsia"/>
+          </w:rPr>
+          <w:t>可见</w:t>
+        </w:r>
+      </w:ins>
+      <w:ins w:id="342" w:author="子淇 柳" w:date="2024-05-21T14:38:00Z">
+        <w:r>
+          <w:rPr>
+            <w:rFonts w:hint="eastAsia"/>
+          </w:rPr>
+          <w:t>模拟器在性能上往往不能</w:t>
+        </w:r>
+      </w:ins>
+      <w:ins w:id="343" w:author="子淇 柳" w:date="2024-05-21T14:39:00Z">
+        <w:r>
+          <w:rPr>
+            <w:rFonts w:hint="eastAsia"/>
+          </w:rPr>
+          <w:t>精确</w:t>
+        </w:r>
+      </w:ins>
+      <w:ins w:id="344" w:author="子淇 柳" w:date="2024-05-21T14:38:00Z">
+        <w:r>
+          <w:rPr>
+            <w:rFonts w:hint="eastAsia"/>
+          </w:rPr>
+          <w:t>反映</w:t>
+        </w:r>
+      </w:ins>
+      <w:ins w:id="345" w:author="子淇 柳" w:date="2024-05-21T14:39:00Z">
+        <w:r>
+          <w:rPr>
+            <w:rFonts w:hint="eastAsia"/>
+          </w:rPr>
+          <w:t>设备</w:t>
+        </w:r>
+        <w:r>
+          <w:rPr>
+            <w:rFonts w:hint="eastAsia"/>
+          </w:rPr>
+          <w:t>的</w:t>
+        </w:r>
+        <w:r>
+          <w:rPr>
+            <w:rFonts w:hint="eastAsia"/>
+          </w:rPr>
+          <w:t>真实情况</w:t>
+        </w:r>
+      </w:ins>
+      <w:ins w:id="346" w:author="子淇 柳" w:date="2024-05-21T14:36:00Z">
+        <w:r>
+          <w:rPr>
+            <w:rFonts w:hint="eastAsia"/>
+          </w:rPr>
+          <w:t>。</w:t>
+        </w:r>
+      </w:ins>
     </w:p>
     <w:p>
       <w:pPr>
@@ -25143,6 +25445,7 @@
     </w:p>
     <w:p>
       <w:r>
+        <w:lastRenderedPageBreak/>
         <w:t>从</w:t>
       </w:r>
       <w:r>
@@ -25151,11 +25454,48 @@
       <w:r>
         <w:t>图中可以观察到，</w:t>
       </w:r>
+      <w:ins w:id="347" w:author="子淇 柳" w:date="2024-05-21T14:50:00Z">
+        <w:r>
+          <w:rPr>
+            <w:rFonts w:hint="eastAsia"/>
+          </w:rPr>
+          <w:t>尽管二者数值上差距较大，但是</w:t>
+        </w:r>
+      </w:ins>
       <w:r>
         <w:t>NVMeVirt</w:t>
       </w:r>
       <w:r>
-        <w:t>的吞吐量随时间变化的趋势与真实设备基本一致，该模拟器能较好地观察设备的性能波动情况。</w:t>
+        <w:t>的吞吐量随时间变化的趋势与真实设备基本一致，该模拟器能较好地观察设备的性能波动情况</w:t>
+      </w:r>
+      <w:ins w:id="348" w:author="子淇 柳" w:date="2024-05-21T14:50:00Z">
+        <w:r>
+          <w:rPr>
+            <w:rFonts w:hint="eastAsia"/>
+          </w:rPr>
+          <w:t>，有助于分析</w:t>
+        </w:r>
+        <w:r>
+          <w:rPr>
+            <w:rFonts w:hint="eastAsia"/>
+          </w:rPr>
+          <w:t>程序</w:t>
+        </w:r>
+        <w:r>
+          <w:rPr>
+            <w:rFonts w:hint="eastAsia"/>
+          </w:rPr>
+          <w:t>中的</w:t>
+        </w:r>
+        <w:r>
+          <w:rPr>
+            <w:rFonts w:hint="eastAsia"/>
+          </w:rPr>
+          <w:t>性能瓶颈</w:t>
+        </w:r>
+      </w:ins>
+      <w:r>
+        <w:t>。</w:t>
       </w:r>
     </w:p>
     <w:p>
@@ -25163,7 +25503,7 @@
         <w:pStyle w:val="2"/>
         <w:spacing w:before="120" w:after="120"/>
       </w:pPr>
-      <w:bookmarkStart w:id="327" w:name="_Toc167153002"/>
+      <w:bookmarkStart w:id="349" w:name="_Toc167153002"/>
       <w:r>
         <w:t>基于</w:t>
       </w:r>
@@ -25185,37 +25525,7 @@
       <w:r>
         <w:t>评估</w:t>
       </w:r>
-      <w:bookmarkEnd w:id="327"/>
-    </w:p>
-    <w:p>
-      <w:r>
-        <w:t>本小节使用真实设备基于</w:t>
-      </w:r>
-      <w:r>
-        <w:t>FIO</w:t>
-      </w:r>
-      <w:r>
-        <w:t>进行实验。测试</w:t>
-      </w:r>
-      <w:r>
-        <w:t>ZNS SSD</w:t>
-      </w:r>
-      <w:r>
-        <w:t>在不同配置下</w:t>
-      </w:r>
-      <w:r>
-        <w:t>其吞</w:t>
-      </w:r>
-      <w:r>
-        <w:lastRenderedPageBreak/>
-        <w:t>吐量</w:t>
-      </w:r>
-      <w:r>
-        <w:t>等性能指标</w:t>
-      </w:r>
-      <w:r>
-        <w:t>。</w:t>
-      </w:r>
+      <w:bookmarkEnd w:id="349"/>
     </w:p>
     <w:p>
       <w:pPr>
@@ -25239,16 +25549,7 @@
         <w:t>Inspur NS8600G2-Z</w:t>
       </w:r>
       <w:r>
-        <w:t>的详细参数，其中一些是固件</w:t>
-      </w:r>
-      <w:r>
-        <w:rPr>
-          <w:rFonts w:hint="eastAsia"/>
-        </w:rPr>
-        <w:t>s</w:t>
-      </w:r>
-      <w:r>
-        <w:t>参数，一些是可设置的参数，其中，一些重要的参数见下表。</w:t>
+        <w:t>的详细参数，其中一些是固件参数，一些是可设置的参数，一些重要的参数见下表。</w:t>
       </w:r>
     </w:p>
     <w:p>
@@ -26793,6 +27094,7 @@
         <w:pStyle w:val="3"/>
       </w:pPr>
       <w:r>
+        <w:lastRenderedPageBreak/>
         <w:t>单</w:t>
       </w:r>
       <w:r>
@@ -26812,6 +27114,158 @@
       <w:pPr>
         <w:jc w:val="left"/>
       </w:pPr>
+      <w:ins w:id="350" w:author="子淇 柳" w:date="2024-05-21T14:55:00Z">
+        <w:r>
+          <w:rPr>
+            <w:rFonts w:hint="eastAsia"/>
+          </w:rPr>
+          <w:t>在</w:t>
+        </w:r>
+        <w:r>
+          <w:rPr>
+            <w:rFonts w:hint="eastAsia"/>
+          </w:rPr>
+          <w:t>实际</w:t>
+        </w:r>
+        <w:r>
+          <w:rPr>
+            <w:rFonts w:hint="eastAsia"/>
+          </w:rPr>
+          <w:t>应用中，会出现</w:t>
+        </w:r>
+        <w:r>
+          <w:rPr>
+            <w:rFonts w:hint="eastAsia"/>
+          </w:rPr>
+          <w:t>某类型</w:t>
+        </w:r>
+        <w:r>
+          <w:rPr>
+            <w:rFonts w:hint="eastAsia"/>
+          </w:rPr>
+          <w:t>的数据</w:t>
+        </w:r>
+        <w:r>
+          <w:rPr>
+            <w:rFonts w:hint="eastAsia"/>
+          </w:rPr>
+          <w:t>仅写入单个</w:t>
+        </w:r>
+        <w:r>
+          <w:rPr>
+            <w:rFonts w:hint="eastAsia"/>
+          </w:rPr>
+          <w:t>指定</w:t>
+        </w:r>
+        <w:r>
+          <w:rPr>
+            <w:rFonts w:hint="eastAsia"/>
+          </w:rPr>
+          <w:t>Zone</w:t>
+        </w:r>
+        <w:r>
+          <w:rPr>
+            <w:rFonts w:hint="eastAsia"/>
+          </w:rPr>
+          <w:t>的情况</w:t>
+        </w:r>
+        <w:r>
+          <w:rPr>
+            <w:rFonts w:hint="eastAsia"/>
+          </w:rPr>
+          <w:t>（例如上文分析的</w:t>
+        </w:r>
+        <w:r>
+          <w:rPr>
+            <w:rFonts w:hint="eastAsia"/>
+          </w:rPr>
+          <w:t>RocksDB</w:t>
+        </w:r>
+        <w:r>
+          <w:rPr>
+            <w:rFonts w:hint="eastAsia"/>
+          </w:rPr>
+          <w:t>中的</w:t>
+        </w:r>
+      </w:ins>
+      <w:ins w:id="351" w:author="子淇 柳" w:date="2024-05-21T14:56:00Z">
+        <w:r>
+          <w:rPr>
+            <w:rFonts w:hint="eastAsia"/>
+          </w:rPr>
+          <w:t>WAL</w:t>
+        </w:r>
+        <w:r>
+          <w:rPr>
+            <w:rFonts w:hint="eastAsia"/>
+          </w:rPr>
+          <w:t>文件</w:t>
+        </w:r>
+      </w:ins>
+      <w:ins w:id="352" w:author="子淇 柳" w:date="2024-05-21T14:55:00Z">
+        <w:r>
+          <w:rPr>
+            <w:rFonts w:hint="eastAsia"/>
+          </w:rPr>
+          <w:t>）</w:t>
+        </w:r>
+      </w:ins>
+      <w:ins w:id="353" w:author="子淇 柳" w:date="2024-05-21T14:56:00Z">
+        <w:r>
+          <w:rPr>
+            <w:rFonts w:hint="eastAsia"/>
+          </w:rPr>
+          <w:t>，因此，</w:t>
+        </w:r>
+      </w:ins>
+      <w:ins w:id="354" w:author="子淇 柳" w:date="2024-05-21T15:08:00Z">
+        <w:r>
+          <w:rPr>
+            <w:rFonts w:hint="eastAsia"/>
+          </w:rPr>
+          <w:t>测试</w:t>
+        </w:r>
+        <w:r>
+          <w:rPr>
+            <w:rFonts w:hint="eastAsia"/>
+          </w:rPr>
+          <w:t>不同情况下</w:t>
+        </w:r>
+      </w:ins>
+      <w:ins w:id="355" w:author="子淇 柳" w:date="2024-05-21T14:56:00Z">
+        <w:r>
+          <w:rPr>
+            <w:rFonts w:hint="eastAsia"/>
+          </w:rPr>
+          <w:t>单个</w:t>
+        </w:r>
+        <w:r>
+          <w:rPr>
+            <w:rFonts w:hint="eastAsia"/>
+          </w:rPr>
+          <w:t>Zone</w:t>
+        </w:r>
+        <w:r>
+          <w:rPr>
+            <w:rFonts w:hint="eastAsia"/>
+          </w:rPr>
+          <w:t>的性能</w:t>
+        </w:r>
+        <w:r>
+          <w:rPr>
+            <w:rFonts w:hint="eastAsia"/>
+          </w:rPr>
+          <w:t>很有意义</w:t>
+        </w:r>
+      </w:ins>
+      <w:ins w:id="356" w:author="子淇 柳" w:date="2024-05-21T15:08:00Z">
+        <w:r>
+          <w:rPr>
+            <w:rFonts w:hint="eastAsia"/>
+          </w:rPr>
+          <w:t>。</w:t>
+        </w:r>
+      </w:ins>
       <w:r>
         <w:t>分别使用三种</w:t>
       </w:r>
@@ -26819,32 +27273,65 @@
         <w:t>I/O</w:t>
       </w:r>
       <w:r>
-        <w:t>引擎进行</w:t>
-      </w:r>
-      <w:r>
-        <w:t>单</w:t>
-      </w:r>
-      <w:r>
-        <w:t>Zone</w:t>
-      </w:r>
-      <w:r>
-        <w:t>写入测试</w:t>
-      </w:r>
+        <w:t>引擎</w:t>
+      </w:r>
+      <w:del w:id="357" w:author="子淇 柳" w:date="2024-05-21T15:08:00Z">
+        <w:r>
+          <w:delText>进行</w:delText>
+        </w:r>
+        <w:r>
+          <w:delText>单</w:delText>
+        </w:r>
+        <w:r>
+          <w:delText>Zone</w:delText>
+        </w:r>
+        <w:r>
+          <w:delText>写入测试</w:delText>
+        </w:r>
+      </w:del>
       <w:r>
         <w:t>，</w:t>
       </w:r>
       <w:r>
         <w:t>在不同的块大小下</w:t>
       </w:r>
-      <w:r>
-        <w:t>的</w:t>
-      </w:r>
-      <w:r>
-        <w:t>写入速</w:t>
-      </w:r>
-      <w:r>
-        <w:lastRenderedPageBreak/>
-        <w:t>度如</w:t>
+      <w:ins w:id="358" w:author="子淇 柳" w:date="2024-05-21T15:08:00Z">
+        <w:r>
+          <w:t>进行单</w:t>
+        </w:r>
+        <w:r>
+          <w:t>Zone</w:t>
+        </w:r>
+        <w:r>
+          <w:t>写入测试</w:t>
+        </w:r>
+      </w:ins>
+      <w:ins w:id="359" w:author="子淇 柳" w:date="2024-05-21T15:09:00Z">
+        <w:r>
+          <w:rPr>
+            <w:rFonts w:hint="eastAsia"/>
+          </w:rPr>
+          <w:t>，</w:t>
+        </w:r>
+      </w:ins>
+      <w:ins w:id="360" w:author="子淇 柳" w:date="2024-05-21T15:08:00Z">
+        <w:r>
+          <w:rPr>
+            <w:rFonts w:hint="eastAsia"/>
+          </w:rPr>
+          <w:t>结果</w:t>
+        </w:r>
+      </w:ins>
+      <w:del w:id="361" w:author="子淇 柳" w:date="2024-05-21T15:08:00Z">
+        <w:r>
+          <w:delText>的</w:delText>
+        </w:r>
+        <w:r>
+          <w:delText>写入速度</w:delText>
+        </w:r>
+      </w:del>
+      <w:r>
+        <w:t>如</w:t>
       </w:r>
       <w:r>
         <w:t>图</w:t>
@@ -26864,17 +27351,17 @@
     </w:p>
     <w:p>
       <w:pPr>
-        <w:jc w:val="center"/>
+        <w:ind w:firstLine="0"/>
       </w:pPr>
       <w:r>
         <w:rPr>
           <w:noProof/>
         </w:rPr>
         <w:drawing>
-          <wp:inline distT="0" distB="0" distL="0" distR="0" wp14:anchorId="7518ADB0" wp14:editId="703D61F7">
-            <wp:extent cx="4995081" cy="2996928"/>
+          <wp:inline distT="0" distB="0" distL="0" distR="0" wp14:anchorId="578124F5" wp14:editId="5C8578E0">
+            <wp:extent cx="5278120" cy="3166745"/>
             <wp:effectExtent l="0" t="0" r="0" b="0"/>
-            <wp:docPr id="46" name="图形 46"/>
+            <wp:docPr id="7" name="图形 7"/>
             <wp:cNvGraphicFramePr>
               <a:graphicFrameLocks xmlns:a="http://schemas.openxmlformats.org/drawingml/2006/main" noChangeAspect="1"/>
             </wp:cNvGraphicFramePr>
@@ -26900,7 +27387,7 @@
                   <pic:spPr>
                     <a:xfrm>
                       <a:off x="0" y="0"/>
-                      <a:ext cx="5005143" cy="3002965"/>
+                      <a:ext cx="5278120" cy="3166745"/>
                     </a:xfrm>
                     <a:prstGeom prst="rect">
                       <a:avLst/>
@@ -26973,26 +27460,103 @@
       <w:r>
         <w:t>。</w:t>
       </w:r>
+      <w:ins w:id="362" w:author="子淇 柳" w:date="2024-05-21T15:09:00Z">
+        <w:r>
+          <w:rPr>
+            <w:rFonts w:hint="eastAsia"/>
+          </w:rPr>
+          <w:t>这与</w:t>
+        </w:r>
+      </w:ins>
+      <w:ins w:id="363" w:author="子淇 柳" w:date="2024-05-21T15:10:00Z">
+        <w:r>
+          <w:rPr>
+            <w:rFonts w:hint="eastAsia"/>
+          </w:rPr>
+          <w:t>全</w:t>
+        </w:r>
+      </w:ins>
+      <w:ins w:id="364" w:author="子淇 柳" w:date="2024-05-21T15:09:00Z">
+        <w:r>
+          <w:rPr>
+            <w:rFonts w:hint="eastAsia"/>
+          </w:rPr>
+          <w:t>盘的写入速度差距较大，</w:t>
+        </w:r>
+      </w:ins>
       <w:r>
         <w:t>因为只使用一个</w:t>
       </w:r>
       <w:r>
         <w:t>Zone</w:t>
       </w:r>
-      <w:r>
-        <w:t>而</w:t>
-      </w:r>
+      <w:del w:id="365" w:author="子淇 柳" w:date="2024-05-21T15:10:00Z">
+        <w:r>
+          <w:delText>而</w:delText>
+        </w:r>
+      </w:del>
       <w:r>
         <w:t>不能达到该盘最大带宽。</w:t>
       </w:r>
     </w:p>
     <w:p>
       <w:r>
-        <w:t>在不同的块大小下的</w:t>
-      </w:r>
-      <w:r>
-        <w:t>IOPS</w:t>
-      </w:r>
+        <w:t>在不同的块大小下</w:t>
+      </w:r>
+      <w:ins w:id="366" w:author="子淇 柳" w:date="2024-05-21T15:14:00Z">
+        <w:r>
+          <w:rPr>
+            <w:rFonts w:hint="eastAsia"/>
+          </w:rPr>
+          <w:t>三种</w:t>
+        </w:r>
+        <w:r>
+          <w:rPr>
+            <w:rFonts w:hint="eastAsia"/>
+          </w:rPr>
+          <w:t>I/O</w:t>
+        </w:r>
+        <w:r>
+          <w:rPr>
+            <w:rFonts w:hint="eastAsia"/>
+          </w:rPr>
+          <w:t>路径</w:t>
+        </w:r>
+      </w:ins>
+      <w:r>
+        <w:t>的</w:t>
+      </w:r>
+      <w:ins w:id="367" w:author="子淇 柳" w:date="2024-05-21T15:14:00Z">
+        <w:r>
+          <w:rPr>
+            <w:rFonts w:hint="eastAsia"/>
+          </w:rPr>
+          <w:t>单</w:t>
+        </w:r>
+        <w:r>
+          <w:rPr>
+            <w:rFonts w:hint="eastAsia"/>
+          </w:rPr>
+          <w:t>Zone</w:t>
+        </w:r>
+        <w:r>
+          <w:rPr>
+            <w:rFonts w:hint="eastAsia"/>
+          </w:rPr>
+          <w:t>写入吞吐量结果</w:t>
+        </w:r>
+        <w:r>
+          <w:rPr>
+            <w:rFonts w:hint="eastAsia"/>
+          </w:rPr>
+          <w:t>如</w:t>
+        </w:r>
+      </w:ins>
+      <w:del w:id="368" w:author="子淇 柳" w:date="2024-05-21T15:14:00Z">
+        <w:r>
+          <w:delText>IOPS</w:delText>
+        </w:r>
+      </w:del>
       <w:r>
         <w:t>图</w:t>
       </w:r>
@@ -27008,17 +27572,18 @@
     </w:p>
     <w:p>
       <w:pPr>
-        <w:jc w:val="center"/>
+        <w:ind w:firstLine="0"/>
       </w:pPr>
       <w:r>
         <w:rPr>
           <w:noProof/>
         </w:rPr>
+        <w:lastRenderedPageBreak/>
         <w:drawing>
-          <wp:inline distT="0" distB="0" distL="0" distR="0" wp14:anchorId="5A30357D" wp14:editId="40429D5C">
-            <wp:extent cx="5635320" cy="3756654"/>
-            <wp:effectExtent l="0" t="0" r="3810" b="0"/>
-            <wp:docPr id="48" name="图形 48"/>
+          <wp:inline distT="0" distB="0" distL="0" distR="0" wp14:anchorId="286611A0" wp14:editId="291C90F5">
+            <wp:extent cx="5278120" cy="3166745"/>
+            <wp:effectExtent l="0" t="0" r="0" b="0"/>
+            <wp:docPr id="6" name="图形 6"/>
             <wp:cNvGraphicFramePr>
               <a:graphicFrameLocks xmlns:a="http://schemas.openxmlformats.org/drawingml/2006/main" noChangeAspect="1"/>
             </wp:cNvGraphicFramePr>
@@ -27044,7 +27609,7 @@
                   <pic:spPr>
                     <a:xfrm>
                       <a:off x="0" y="0"/>
-                      <a:ext cx="5635320" cy="3756654"/>
+                      <a:ext cx="5278120" cy="3166745"/>
                     </a:xfrm>
                     <a:prstGeom prst="rect">
                       <a:avLst/>
@@ -27062,7 +27627,6 @@
         <w:pStyle w:val="a8"/>
       </w:pPr>
       <w:r>
-        <w:lastRenderedPageBreak/>
         <w:t>图</w:t>
       </w:r>
       <w:r>
@@ -27127,6 +27691,14 @@
       <w:r>
         <w:t>。</w:t>
       </w:r>
+      <w:ins w:id="369" w:author="子淇 柳" w:date="2024-05-21T15:14:00Z">
+        <w:r>
+          <w:rPr>
+            <w:rFonts w:hint="eastAsia"/>
+          </w:rPr>
+          <w:t>并且吞吐量</w:t>
+        </w:r>
+      </w:ins>
       <w:r>
         <w:t>随着每次请求的块大小</w:t>
       </w:r>
@@ -27249,15 +27821,15 @@
     <w:p>
       <w:pPr>
         <w:pStyle w:val="a8"/>
-        <w:jc w:val="both"/>
       </w:pPr>
       <w:r>
         <w:rPr>
           <w:noProof/>
           <w:lang w:val="zh-CN"/>
         </w:rPr>
+        <w:lastRenderedPageBreak/>
         <w:drawing>
-          <wp:inline distT="0" distB="0" distL="0" distR="0" wp14:anchorId="1A912C3A" wp14:editId="191FBCCF">
+          <wp:inline distT="0" distB="0" distL="0" distR="0" wp14:anchorId="1A912C3A" wp14:editId="355FD86F">
             <wp:extent cx="5278120" cy="3518535"/>
             <wp:effectExtent l="0" t="0" r="0" b="5715"/>
             <wp:docPr id="43" name="图形 43"/>
@@ -27397,392 +27969,26 @@
         <w:t>256k</w:t>
       </w:r>
       <w:r>
-        <w:t>），线程数的增加对带宽的提升相对有限，因为此时磁盘带宽已经接近饱和，多线程无法进一步显著提高性能。因此，实验结果表明，多线</w:t>
-      </w:r>
-      <w:r>
+        <w:t>），线程数的增加对带宽的提升相对有限，因为此时磁盘带宽已经接近饱和，多线程无法进一步显著提高性能。因此，实验结果表明，多线程和大块大小均有助于提升带宽，但在一定块大小和线程数之后，带宽的增长会受到硬件和系统瓶颈的限制。</w:t>
+      </w:r>
+    </w:p>
+    <w:p>
+      <w:pPr>
+        <w:ind w:firstLine="0"/>
+        <w:pPrChange w:id="370" w:author="子淇 柳" w:date="2024-05-21T15:20:00Z">
+          <w:pPr/>
+        </w:pPrChange>
+      </w:pPr>
+      <w:r>
+        <w:rPr>
+          <w:noProof/>
+        </w:rPr>
         <w:lastRenderedPageBreak/>
-        <w:t>程和大块大小均有助于提升带宽，但在一定块大小和线程数之后，带宽的增长会受到硬件和系统瓶颈的限制。</w:t>
-      </w:r>
-    </w:p>
-    <w:p>
-      <w:r>
-        <w:rPr>
-          <w:noProof/>
-        </w:rPr>
         <w:drawing>
-          <wp:inline distT="0" distB="0" distL="0" distR="0" wp14:anchorId="5F176211" wp14:editId="296CED99">
+          <wp:inline distT="0" distB="0" distL="0" distR="0" wp14:anchorId="2A597DDC" wp14:editId="5D006493">
             <wp:extent cx="5278120" cy="3518535"/>
             <wp:effectExtent l="0" t="0" r="0" b="5715"/>
-            <wp:docPr id="44" name="图形 44"/>
-            <wp:cNvGraphicFramePr>
-              <a:graphicFrameLocks xmlns:a="http://schemas.openxmlformats.org/drawingml/2006/main" noChangeAspect="1"/>
-            </wp:cNvGraphicFramePr>
-            <a:graphic xmlns:a="http://schemas.openxmlformats.org/drawingml/2006/main">
-              <a:graphicData uri="http://schemas.openxmlformats.org/drawingml/2006/picture">
-                <pic:pic xmlns:pic="http://schemas.openxmlformats.org/drawingml/2006/picture">
-                  <pic:nvPicPr>
-                    <pic:cNvPr id="44" name="图形 44"/>
-                    <pic:cNvPicPr/>
-                  </pic:nvPicPr>
-                  <pic:blipFill>
-                    <a:blip r:embed="rId39">
-                      <a:extLst>
-                        <a:ext uri="{28A0092B-C50C-407E-A947-70E740481C1C}">
-                          <a14:useLocalDpi xmlns:a14="http://schemas.microsoft.com/office/drawing/2010/main" val="0"/>
-                        </a:ext>
-                        <a:ext uri="{96DAC541-7B7A-43D3-8B79-37D633B846F1}">
-                          <asvg:svgBlip xmlns:asvg="http://schemas.microsoft.com/office/drawing/2016/SVG/main" r:embed="rId40"/>
-                        </a:ext>
-                      </a:extLst>
-                    </a:blip>
-                    <a:stretch>
-                      <a:fillRect/>
-                    </a:stretch>
-                  </pic:blipFill>
-                  <pic:spPr>
-                    <a:xfrm>
-                      <a:off x="0" y="0"/>
-                      <a:ext cx="5278120" cy="3518535"/>
-                    </a:xfrm>
-                    <a:prstGeom prst="rect">
-                      <a:avLst/>
-                    </a:prstGeom>
-                  </pic:spPr>
-                </pic:pic>
-              </a:graphicData>
-            </a:graphic>
-          </wp:inline>
-        </w:drawing>
-      </w:r>
-    </w:p>
-    <w:p>
-      <w:pPr>
-        <w:pStyle w:val="a8"/>
-      </w:pPr>
-      <w:r>
-        <w:t>图</w:t>
-      </w:r>
-      <w:r>
-        <w:t>4-</w:t>
-      </w:r>
-      <w:r>
-        <w:t>5</w:t>
-      </w:r>
-      <w:r>
-        <w:t xml:space="preserve"> </w:t>
-      </w:r>
-      <w:r>
-        <w:t>不同块大小的多线程全盘写入</w:t>
-      </w:r>
-      <w:r>
-        <w:t>I</w:t>
-      </w:r>
-      <w:r>
-        <w:t>OPS</w:t>
-      </w:r>
-      <w:r>
-        <w:t>测试</w:t>
-      </w:r>
-    </w:p>
-    <w:p/>
-    <w:p>
-      <w:r>
-        <w:t>图</w:t>
-      </w:r>
-      <w:r>
-        <w:t>4-5</w:t>
-      </w:r>
-      <w:r>
-        <w:t>中</w:t>
-      </w:r>
-      <w:r>
-        <w:t>展示了不同块大小和线程数对</w:t>
-      </w:r>
-      <w:r>
-        <w:t>IOPS</w:t>
-      </w:r>
-      <w:r>
-        <w:t>（</w:t>
-      </w:r>
-      <w:r>
-        <w:t>KIOPS</w:t>
-      </w:r>
-      <w:r>
-        <w:t>）的影响。结果显示，</w:t>
-      </w:r>
-      <w:r>
-        <w:t>4k</w:t>
-      </w:r>
-      <w:r>
-        <w:t>块大小下，</w:t>
-      </w:r>
-      <w:r>
-        <w:t>IOPS</w:t>
-      </w:r>
-      <w:r>
-        <w:t>随线程数显著提高，从</w:t>
-      </w:r>
-      <w:r>
-        <w:t>单</w:t>
-      </w:r>
-      <w:r>
-        <w:t>线程的约</w:t>
-      </w:r>
-      <w:r>
-        <w:t>100 KIOPS</w:t>
-      </w:r>
-      <w:r>
-        <w:t>增加至</w:t>
-      </w:r>
-      <w:r>
-        <w:t>16</w:t>
-      </w:r>
-      <w:r>
-        <w:t>线程的约</w:t>
-      </w:r>
-      <w:r>
-        <w:t>800 KIOPS</w:t>
-      </w:r>
-      <w:r>
-        <w:t>，表明在较小块大小下，高并发度显著提升</w:t>
-      </w:r>
-      <w:r>
-        <w:t>I/O</w:t>
-      </w:r>
-      <w:r>
-        <w:t>子系统的并行性和性能。</w:t>
-      </w:r>
-      <w:r>
-        <w:t>16k</w:t>
-      </w:r>
-      <w:r>
-        <w:t>块大小下，</w:t>
-      </w:r>
-      <w:r>
-        <w:t>IOPS</w:t>
-      </w:r>
-      <w:r>
-        <w:t>亦随线程数增加，从约</w:t>
-      </w:r>
-      <w:r>
-        <w:t>100 KIOPS</w:t>
-      </w:r>
-      <w:r>
-        <w:t>提高至</w:t>
-      </w:r>
-      <w:r>
-        <w:t>350 KIOPS</w:t>
-      </w:r>
-      <w:r>
-        <w:t>，但提升幅度相较于</w:t>
-      </w:r>
-      <w:r>
-        <w:t>4k</w:t>
-      </w:r>
-      <w:r>
-        <w:t>块大小有所减小。随着块大小进一步增加至</w:t>
-      </w:r>
-      <w:r>
-        <w:t>32k</w:t>
-      </w:r>
-      <w:r>
-        <w:t>、</w:t>
-      </w:r>
-      <w:r>
-        <w:t>64k</w:t>
-      </w:r>
-      <w:r>
-        <w:t>、</w:t>
-      </w:r>
-      <w:r>
-        <w:t>128k</w:t>
-      </w:r>
-      <w:r>
-        <w:t>和</w:t>
-      </w:r>
-      <w:r>
-        <w:t>256k</w:t>
-      </w:r>
-      <w:r>
-        <w:t>，</w:t>
-      </w:r>
-      <w:r>
-        <w:t>IOPS</w:t>
-      </w:r>
-      <w:r>
-        <w:t>提升幅度逐渐减小，</w:t>
-      </w:r>
-      <w:r>
-        <w:t>32k</w:t>
-      </w:r>
-      <w:r>
-        <w:t>块大小下从约</w:t>
-      </w:r>
-      <w:r>
-        <w:t>50 KIOPS</w:t>
-      </w:r>
-      <w:r>
-        <w:t>提高至</w:t>
-      </w:r>
-      <w:r>
-        <w:t>150 KIOPS</w:t>
-      </w:r>
-      <w:r>
-        <w:t>，</w:t>
-      </w:r>
-      <w:r>
-        <w:t>64k</w:t>
-      </w:r>
-      <w:r>
-        <w:t>块大小下从约</w:t>
-      </w:r>
-      <w:r>
-        <w:t>30 KIOPS</w:t>
-      </w:r>
-      <w:r>
-        <w:t>提高至</w:t>
-      </w:r>
-      <w:r>
-        <w:t>90 KIOPS</w:t>
-      </w:r>
-      <w:r>
-        <w:t>，</w:t>
-      </w:r>
-      <w:r>
-        <w:t>128k</w:t>
-      </w:r>
-      <w:r>
-        <w:t>块大小下从约</w:t>
-      </w:r>
-      <w:r>
-        <w:t>10 KIOPS</w:t>
-      </w:r>
-      <w:r>
-        <w:t>提高至</w:t>
-      </w:r>
-      <w:r>
-        <w:t>40 KIOPS</w:t>
-      </w:r>
-      <w:r>
-        <w:t>，</w:t>
-      </w:r>
-      <w:r>
-        <w:t>256k</w:t>
-      </w:r>
-      <w:r>
-        <w:t>块大小下从约</w:t>
-      </w:r>
-      <w:r>
-        <w:t>5 KIOPS</w:t>
-      </w:r>
-      <w:r>
-        <w:t>提高至</w:t>
-      </w:r>
-      <w:r>
-        <w:t>20 KIOPS</w:t>
-      </w:r>
-      <w:r>
-        <w:t>。这表明在较大块大小下，多线程对性能提升的作用逐渐减弱，甚至达到瓶颈。因此，在需要高</w:t>
-      </w:r>
-      <w:r>
-        <w:t>IOPS</w:t>
-      </w:r>
-      <w:r>
-        <w:t>的应用场景中，选择较小的块大小和多线程配置可以显著提升性能，而在块大小</w:t>
-      </w:r>
-      <w:r>
-        <w:t>较大</w:t>
-      </w:r>
-      <w:r>
-        <w:t>的场景中，多线程对性能提升的效果有限。</w:t>
-      </w:r>
-    </w:p>
-    <w:p>
-      <w:pPr>
-        <w:pStyle w:val="2"/>
-        <w:spacing w:before="120" w:after="120"/>
-      </w:pPr>
-      <w:bookmarkStart w:id="328" w:name="_Toc167153003"/>
-      <w:r>
-        <w:lastRenderedPageBreak/>
-        <w:t>ZAFS</w:t>
-      </w:r>
-      <w:r>
-        <w:t>评估</w:t>
-      </w:r>
-      <w:bookmarkEnd w:id="328"/>
-    </w:p>
-    <w:p>
-      <w:pPr>
-        <w:pStyle w:val="3"/>
-      </w:pPr>
-      <w:r>
-        <w:t>ZAFS</w:t>
-      </w:r>
-      <w:r>
-        <w:t>写</w:t>
-      </w:r>
-      <w:r>
-        <w:t>入</w:t>
-      </w:r>
-      <w:r>
-        <w:t>测试</w:t>
-      </w:r>
-    </w:p>
-    <w:p>
-      <w:r>
-        <w:t>利用</w:t>
-      </w:r>
-      <w:r>
-        <w:t>RocksDB</w:t>
-      </w:r>
-      <w:r>
-        <w:t>的</w:t>
-      </w:r>
-      <w:r>
-        <w:t>benchmark</w:t>
-      </w:r>
-      <w:r>
-        <w:t>工具，进行</w:t>
-      </w:r>
-      <w:r>
-        <w:t>4KiB</w:t>
-      </w:r>
-      <w:r>
-        <w:t>的</w:t>
-      </w:r>
-      <w:r>
-        <w:t>fillrandom</w:t>
-      </w:r>
-      <w:r>
-        <w:t>测试。</w:t>
-      </w:r>
-      <w:r>
-        <w:t>测试结果</w:t>
-      </w:r>
-      <w:r>
-        <w:t>如图</w:t>
-      </w:r>
-      <w:r>
-        <w:t>4-6</w:t>
-      </w:r>
-      <w:r>
-        <w:t>所示。</w:t>
-      </w:r>
-    </w:p>
-    <w:p>
-      <w:pPr>
-        <w:jc w:val="center"/>
-      </w:pPr>
-      <w:r>
-        <w:rPr>
-          <w:noProof/>
-        </w:rPr>
-        <w:drawing>
-          <wp:inline distT="0" distB="0" distL="0" distR="0" wp14:anchorId="20EB4BA9" wp14:editId="76C0E552">
-            <wp:extent cx="4191533" cy="2913797"/>
-            <wp:effectExtent l="0" t="0" r="0" b="1270"/>
-            <wp:docPr id="1" name="图形 1"/>
+            <wp:docPr id="11" name="图形 11"/>
             <wp:cNvGraphicFramePr>
               <a:graphicFrameLocks xmlns:a="http://schemas.openxmlformats.org/drawingml/2006/main" noChangeAspect="1"/>
             </wp:cNvGraphicFramePr>
@@ -27808,7 +28014,7 @@
                   <pic:spPr>
                     <a:xfrm>
                       <a:off x="0" y="0"/>
-                      <a:ext cx="4201306" cy="2920591"/>
+                      <a:ext cx="5278120" cy="3518535"/>
                     </a:xfrm>
                     <a:prstGeom prst="rect">
                       <a:avLst/>
@@ -27829,16 +28035,279 @@
         <w:t>图</w:t>
       </w:r>
       <w:r>
+        <w:t>4-</w:t>
+      </w:r>
+      <w:r>
+        <w:t>5</w:t>
+      </w:r>
+      <w:r>
         <w:t xml:space="preserve"> </w:t>
       </w:r>
       <w:r>
-        <w:t xml:space="preserve">4-6 </w:t>
-      </w:r>
+        <w:t>不同块大小的多线程全盘写入</w:t>
+      </w:r>
+      <w:r>
+        <w:t>I</w:t>
+      </w:r>
+      <w:r>
+        <w:t>OPS</w:t>
+      </w:r>
+      <w:r>
+        <w:t>测试</w:t>
+      </w:r>
+    </w:p>
+    <w:p>
+      <w:r>
+        <w:t>图</w:t>
+      </w:r>
+      <w:r>
+        <w:t>4-5</w:t>
+      </w:r>
+      <w:r>
+        <w:t>中</w:t>
+      </w:r>
+      <w:r>
+        <w:t>展示了不同块大小和线程数对</w:t>
+      </w:r>
+      <w:r>
+        <w:rPr>
+          <w:rFonts w:hint="eastAsia"/>
+        </w:rPr>
+        <w:t>吞吐量</w:t>
+      </w:r>
+      <w:del w:id="371" w:author="子淇 柳" w:date="2024-05-21T15:23:00Z">
+        <w:r>
+          <w:delText>（</w:delText>
+        </w:r>
+        <w:r>
+          <w:delText>K</w:delText>
+        </w:r>
+        <w:r>
+          <w:delText xml:space="preserve"> </w:delText>
+        </w:r>
+        <w:r>
+          <w:delText>IOPS</w:delText>
+        </w:r>
+        <w:r>
+          <w:delText>）</w:delText>
+        </w:r>
+      </w:del>
+      <w:r>
+        <w:t>的影响。结果显示，</w:t>
+      </w:r>
+      <w:r>
+        <w:t>4k</w:t>
+      </w:r>
+      <w:r>
+        <w:t>块大小下，</w:t>
+      </w:r>
+      <w:r>
+        <w:t>IOPS</w:t>
+      </w:r>
+      <w:r>
+        <w:t>随线程数显著提高，从</w:t>
+      </w:r>
+      <w:r>
+        <w:t>单</w:t>
+      </w:r>
+      <w:r>
+        <w:t>线程的约</w:t>
+      </w:r>
+      <w:r>
+        <w:t>100 KIOPS</w:t>
+      </w:r>
+      <w:r>
+        <w:t>增加至</w:t>
+      </w:r>
+      <w:r>
+        <w:t>16</w:t>
+      </w:r>
+      <w:r>
+        <w:t>线程的约</w:t>
+      </w:r>
+      <w:r>
+        <w:t>800 KIOPS</w:t>
+      </w:r>
+      <w:r>
+        <w:t>，表明在较小块大小下，高并发度显著提升</w:t>
+      </w:r>
+      <w:r>
+        <w:t>I/O</w:t>
+      </w:r>
+      <w:r>
+        <w:t>子系统的并行性和性能。</w:t>
+      </w:r>
+      <w:r>
+        <w:t>16k</w:t>
+      </w:r>
+      <w:r>
+        <w:t>块大小下，</w:t>
+      </w:r>
+      <w:r>
+        <w:t>IOPS</w:t>
+      </w:r>
+      <w:r>
+        <w:t>亦随线程数增加，从约</w:t>
+      </w:r>
+      <w:r>
+        <w:t>100 KIOPS</w:t>
+      </w:r>
+      <w:r>
+        <w:t>提高至</w:t>
+      </w:r>
+      <w:r>
+        <w:t>350 KIOPS</w:t>
+      </w:r>
+      <w:r>
+        <w:t>，但提升幅度相较于</w:t>
+      </w:r>
+      <w:r>
+        <w:t>4k</w:t>
+      </w:r>
+      <w:r>
+        <w:t>块大小有所减小。随着块大小进一步增加至</w:t>
+      </w:r>
+      <w:r>
+        <w:t>32k</w:t>
+      </w:r>
+      <w:r>
+        <w:t>、</w:t>
+      </w:r>
+      <w:r>
+        <w:t>64k</w:t>
+      </w:r>
+      <w:r>
+        <w:t>、</w:t>
+      </w:r>
+      <w:r>
+        <w:t>128k</w:t>
+      </w:r>
+      <w:r>
+        <w:t>和</w:t>
+      </w:r>
+      <w:r>
+        <w:t>256k</w:t>
+      </w:r>
+      <w:r>
+        <w:t>，</w:t>
+      </w:r>
+      <w:r>
+        <w:t>IOPS</w:t>
+      </w:r>
+      <w:r>
+        <w:t>提升幅度逐渐减小，</w:t>
+      </w:r>
+      <w:r>
+        <w:t>32k</w:t>
+      </w:r>
+      <w:r>
+        <w:t>块大小下从约</w:t>
+      </w:r>
+      <w:r>
+        <w:t>50 KIOPS</w:t>
+      </w:r>
+      <w:r>
+        <w:t>提高至</w:t>
+      </w:r>
+      <w:r>
+        <w:t>150 KIOPS</w:t>
+      </w:r>
+      <w:r>
+        <w:t>，</w:t>
+      </w:r>
+      <w:r>
+        <w:t>64k</w:t>
+      </w:r>
+      <w:r>
+        <w:t>块大小下从约</w:t>
+      </w:r>
+      <w:r>
+        <w:t>30 KIOPS</w:t>
+      </w:r>
+      <w:r>
+        <w:t>提高至</w:t>
+      </w:r>
+      <w:r>
+        <w:t>90 KIOPS</w:t>
+      </w:r>
+      <w:r>
+        <w:t>，</w:t>
+      </w:r>
+      <w:r>
+        <w:t>128k</w:t>
+      </w:r>
+      <w:r>
+        <w:t>块大小下从约</w:t>
+      </w:r>
+      <w:r>
+        <w:t>10 KIOPS</w:t>
+      </w:r>
+      <w:r>
+        <w:t>提高至</w:t>
+      </w:r>
+      <w:r>
+        <w:t>40 KIOPS</w:t>
+      </w:r>
+      <w:r>
+        <w:t>，</w:t>
+      </w:r>
+      <w:r>
+        <w:t>256k</w:t>
+      </w:r>
+      <w:r>
+        <w:t>块大小下从约</w:t>
+      </w:r>
+      <w:r>
+        <w:t>5 KIOPS</w:t>
+      </w:r>
+      <w:r>
+        <w:t>提高至</w:t>
+      </w:r>
+      <w:r>
+        <w:t>20 KIOPS</w:t>
+      </w:r>
+      <w:r>
+        <w:t>。这表明在较大块大小下，多线程对性能提升的作用逐渐减弱，甚至达到瓶颈。因此，在需要高</w:t>
+      </w:r>
+      <w:r>
+        <w:t>IOPS</w:t>
+      </w:r>
+      <w:r>
+        <w:t>的应用场景中，选择较小的块大小和多线程配置可以显著提升性能，而在块大小</w:t>
+      </w:r>
+      <w:r>
+        <w:t>较大</w:t>
+      </w:r>
+      <w:r>
+        <w:t>的场景中，多线程对性能提升的效果有限。</w:t>
+      </w:r>
+    </w:p>
+    <w:p>
+      <w:pPr>
+        <w:pStyle w:val="2"/>
+        <w:spacing w:before="120" w:after="120"/>
+      </w:pPr>
+      <w:bookmarkStart w:id="372" w:name="_Toc167153003"/>
       <w:r>
         <w:t>ZAFS</w:t>
       </w:r>
       <w:r>
-        <w:t>吞吐量</w:t>
+        <w:t>评估</w:t>
+      </w:r>
+      <w:bookmarkEnd w:id="372"/>
+    </w:p>
+    <w:p>
+      <w:pPr>
+        <w:pStyle w:val="3"/>
+      </w:pPr>
+      <w:r>
+        <w:t>ZAFS</w:t>
+      </w:r>
+      <w:r>
+        <w:t>写</w:t>
+      </w:r>
+      <w:r>
+        <w:t>入</w:t>
       </w:r>
       <w:r>
         <w:t>测试</w:t>
@@ -27846,184 +28315,47 @@
     </w:p>
     <w:p>
       <w:r>
-        <w:t>可以观察到</w:t>
-      </w:r>
-      <w:r>
-        <w:t>，在所有评估的缓冲区大小上都优于</w:t>
-      </w:r>
-      <w:r>
-        <w:t>ZenFS</w:t>
+        <w:t>利用</w:t>
+      </w:r>
+      <w:r>
+        <w:t>RocksDB</w:t>
       </w:r>
       <w:r>
         <w:t>的</w:t>
       </w:r>
       <w:r>
-        <w:t>WALs</w:t>
-      </w:r>
-      <w:r>
-        <w:t>，</w:t>
-      </w:r>
-      <w:r>
-        <w:t>吞吐量的提升</w:t>
-      </w:r>
-      <w:r>
-        <w:t>了</w:t>
-      </w:r>
-      <w:r>
-        <w:t>1.9</w:t>
-      </w:r>
-      <w:r>
-        <w:t>~</w:t>
-      </w:r>
-      <w:r>
-        <w:t>3.5</w:t>
-      </w:r>
-      <w:r>
-        <w:t>倍</w:t>
-      </w:r>
-      <w:r>
-        <w:t>。</w:t>
-      </w:r>
-      <w:r>
-        <w:t>经测试，</w:t>
-      </w:r>
-      <w:r>
-        <w:t>ZAFS</w:t>
-      </w:r>
-      <w:r>
-        <w:t>实现</w:t>
+        <w:t>benchmark</w:t>
+      </w:r>
+      <w:r>
+        <w:t>工具，进行</w:t>
+      </w:r>
+      <w:r>
+        <w:t>4KiB</w:t>
       </w:r>
       <w:r>
         <w:t>的</w:t>
       </w:r>
       <w:r>
-        <w:t>Zone-Friends WAL</w:t>
-      </w:r>
-      <w:r>
-        <w:t>设计有效地缓解了高并发写入时的性能瓶颈，提升了吞吐量</w:t>
-      </w:r>
-      <w:r>
-        <w:t>。</w:t>
-      </w:r>
-      <w:r>
-        <w:t xml:space="preserve"> </w:t>
-      </w:r>
-    </w:p>
-    <w:p>
-      <w:pPr>
-        <w:pStyle w:val="3"/>
-      </w:pPr>
-      <w:r>
-        <w:t xml:space="preserve">ZAFS </w:t>
-      </w:r>
-      <w:r>
-        <w:t>恢复时间测试</w:t>
-      </w:r>
-    </w:p>
-    <w:p>
-      <w:r>
-        <w:t>ZAFS</w:t>
-      </w:r>
-      <w:r>
-        <w:t>与</w:t>
-      </w:r>
-      <w:r>
-        <w:t>ZenFS</w:t>
-      </w:r>
-      <w:r>
-        <w:t>的恢复时间对比测试如图</w:t>
-      </w:r>
-      <w:r>
-        <w:t>4-7</w:t>
+        <w:t>fillrandom</w:t>
+      </w:r>
+      <w:r>
+        <w:t>测试。</w:t>
+      </w:r>
+      <w:r>
+        <w:t>测试结果</w:t>
+      </w:r>
+      <w:r>
+        <w:lastRenderedPageBreak/>
+        <w:t>如图</w:t>
+      </w:r>
+      <w:r>
+        <w:t>4-6</w:t>
       </w:r>
       <w:r>
         <w:t>所示。</w:t>
       </w:r>
     </w:p>
     <w:p>
-      <w:r>
-        <w:t>ZAFS</w:t>
-      </w:r>
-      <w:r>
-        <w:t>的</w:t>
-      </w:r>
-      <w:r>
-        <w:t>WAL</w:t>
-      </w:r>
-      <w:r>
-        <w:t>设计使得</w:t>
-      </w:r>
-      <w:r>
-        <w:t>WAL</w:t>
-      </w:r>
-      <w:r>
-        <w:t>条目更大，引入了读开销，但是却比</w:t>
-      </w:r>
-      <w:r>
-        <w:t>ZenFS</w:t>
-      </w:r>
-      <w:r>
-        <w:t>所需的恢复时间更短。这是因为一方面，</w:t>
-      </w:r>
-      <w:r>
-        <w:t>SSD</w:t>
-      </w:r>
-      <w:r>
-        <w:t>设备的读取速度很快，读取</w:t>
-      </w:r>
-      <w:r>
-        <w:t>WAL</w:t>
-      </w:r>
-      <w:r>
-        <w:t>膨胀的部分的时间几乎可以忽略不记。另一方面，由于引入</w:t>
-      </w:r>
-      <w:r>
-        <w:t>SPDK</w:t>
-      </w:r>
-      <w:r>
-        <w:t>优化了</w:t>
-      </w:r>
-      <w:r>
-        <w:t>I/O</w:t>
-      </w:r>
-      <w:r>
-        <w:t>路径，相较于</w:t>
-      </w:r>
-      <w:r>
-        <w:t>ZenFS</w:t>
-      </w:r>
-      <w:r>
-        <w:t>对</w:t>
-      </w:r>
-      <w:r>
-        <w:t>Zone</w:t>
-      </w:r>
-      <w:r>
-        <w:t>的操作速度更快；并且在内存中保留了映射表，使得</w:t>
-      </w:r>
-      <w:r>
-        <w:t>WAL entry</w:t>
-      </w:r>
-      <w:r>
-        <w:t>的寻址更快，使得</w:t>
-      </w:r>
-      <w:r>
-        <w:t>ZAFS</w:t>
-      </w:r>
-      <w:r>
-        <w:t>的恢复时间反而短于</w:t>
-      </w:r>
-      <w:r>
-        <w:t>ZenFS</w:t>
-      </w:r>
-      <w:r>
-        <w:rPr>
-          <w:rFonts w:hint="eastAsia"/>
-        </w:rPr>
-        <w:t>。</w:t>
-      </w:r>
-    </w:p>
-    <w:p>
       <w:pPr>
         <w:jc w:val="center"/>
       </w:pPr>
@@ -28031,12 +28363,11 @@
         <w:rPr>
           <w:noProof/>
         </w:rPr>
-        <w:lastRenderedPageBreak/>
         <w:drawing>
-          <wp:inline distT="0" distB="0" distL="0" distR="0" wp14:anchorId="07F56E6E" wp14:editId="342EBB03">
-            <wp:extent cx="4196939" cy="2797791"/>
-            <wp:effectExtent l="0" t="0" r="0" b="3175"/>
-            <wp:docPr id="45" name="图形 45"/>
+          <wp:inline distT="0" distB="0" distL="0" distR="0" wp14:anchorId="20EB4BA9" wp14:editId="76C0E552">
+            <wp:extent cx="4191533" cy="2913797"/>
+            <wp:effectExtent l="0" t="0" r="0" b="1270"/>
+            <wp:docPr id="1" name="图形 1"/>
             <wp:cNvGraphicFramePr>
               <a:graphicFrameLocks xmlns:a="http://schemas.openxmlformats.org/drawingml/2006/main" noChangeAspect="1"/>
             </wp:cNvGraphicFramePr>
@@ -28062,6 +28393,346 @@
                   <pic:spPr>
                     <a:xfrm>
                       <a:off x="0" y="0"/>
+                      <a:ext cx="4201306" cy="2920591"/>
+                    </a:xfrm>
+                    <a:prstGeom prst="rect">
+                      <a:avLst/>
+                    </a:prstGeom>
+                  </pic:spPr>
+                </pic:pic>
+              </a:graphicData>
+            </a:graphic>
+          </wp:inline>
+        </w:drawing>
+      </w:r>
+    </w:p>
+    <w:p>
+      <w:pPr>
+        <w:pStyle w:val="a8"/>
+      </w:pPr>
+      <w:r>
+        <w:t>图</w:t>
+      </w:r>
+      <w:r>
+        <w:t xml:space="preserve"> </w:t>
+      </w:r>
+      <w:r>
+        <w:t xml:space="preserve">4-6 </w:t>
+      </w:r>
+      <w:r>
+        <w:t>ZAFS</w:t>
+      </w:r>
+      <w:r>
+        <w:t>吞吐量</w:t>
+      </w:r>
+      <w:r>
+        <w:t>测试</w:t>
+      </w:r>
+    </w:p>
+    <w:p>
+      <w:r>
+        <w:t>可以观察到</w:t>
+      </w:r>
+      <w:r>
+        <w:t>，在所有评估的缓冲区大小上都优于</w:t>
+      </w:r>
+      <w:r>
+        <w:t>ZenFS</w:t>
+      </w:r>
+      <w:r>
+        <w:t>的</w:t>
+      </w:r>
+      <w:r>
+        <w:t>WALs</w:t>
+      </w:r>
+      <w:r>
+        <w:t>，</w:t>
+      </w:r>
+      <w:r>
+        <w:t>吞吐量的提升</w:t>
+      </w:r>
+      <w:r>
+        <w:t>了</w:t>
+      </w:r>
+      <w:r>
+        <w:t>1.9</w:t>
+      </w:r>
+      <w:r>
+        <w:t>~</w:t>
+      </w:r>
+      <w:r>
+        <w:t>3.5</w:t>
+      </w:r>
+      <w:r>
+        <w:t>倍</w:t>
+      </w:r>
+      <w:r>
+        <w:t>。</w:t>
+      </w:r>
+      <w:r>
+        <w:t>经测试，</w:t>
+      </w:r>
+      <w:r>
+        <w:t>ZAFS</w:t>
+      </w:r>
+      <w:r>
+        <w:t>实现</w:t>
+      </w:r>
+      <w:r>
+        <w:t>的</w:t>
+      </w:r>
+      <w:r>
+        <w:t>Zone-Friends WAL</w:t>
+      </w:r>
+      <w:r>
+        <w:t>设计有效地缓解了高并发写入时的性能瓶颈，提升了吞吐量</w:t>
+      </w:r>
+      <w:r>
+        <w:t>。</w:t>
+      </w:r>
+      <w:r>
+        <w:t xml:space="preserve"> </w:t>
+      </w:r>
+    </w:p>
+    <w:p>
+      <w:pPr>
+        <w:pStyle w:val="3"/>
+      </w:pPr>
+      <w:r>
+        <w:t xml:space="preserve">ZAFS </w:t>
+      </w:r>
+      <w:r>
+        <w:t>恢复时间测试</w:t>
+      </w:r>
+    </w:p>
+    <w:p>
+      <w:r>
+        <w:t>ZAFS</w:t>
+      </w:r>
+      <w:r>
+        <w:t>与</w:t>
+      </w:r>
+      <w:r>
+        <w:t>ZenFS</w:t>
+      </w:r>
+      <w:r>
+        <w:t>的恢复时间对比测试如图</w:t>
+      </w:r>
+      <w:r>
+        <w:t>4-7</w:t>
+      </w:r>
+      <w:r>
+        <w:t>所示。</w:t>
+      </w:r>
+    </w:p>
+    <w:p>
+      <w:r>
+        <w:t>ZAFS</w:t>
+      </w:r>
+      <w:r>
+        <w:t>的</w:t>
+      </w:r>
+      <w:r>
+        <w:t>WAL</w:t>
+      </w:r>
+      <w:r>
+        <w:t>设计使得</w:t>
+      </w:r>
+      <w:r>
+        <w:t>WAL</w:t>
+      </w:r>
+      <w:r>
+        <w:t>条目更大，引入了读开销，但是却比</w:t>
+      </w:r>
+      <w:r>
+        <w:t>ZenFS</w:t>
+      </w:r>
+      <w:r>
+        <w:t>所需的恢复时间更短。这是因为</w:t>
+      </w:r>
+      <w:ins w:id="373" w:author="子淇 柳" w:date="2024-05-21T15:24:00Z">
+        <w:r>
+          <w:rPr>
+            <w:rFonts w:hint="eastAsia"/>
+          </w:rPr>
+          <w:t>：</w:t>
+        </w:r>
+        <w:r>
+          <w:rPr>
+            <w:rFonts w:hint="eastAsia"/>
+          </w:rPr>
+          <w:t>首先</w:t>
+        </w:r>
+      </w:ins>
+      <w:del w:id="374" w:author="子淇 柳" w:date="2024-05-21T15:24:00Z">
+        <w:r>
+          <w:delText>一方面</w:delText>
+        </w:r>
+      </w:del>
+      <w:r>
+        <w:t>，</w:t>
+      </w:r>
+      <w:r>
+        <w:t>SSD</w:t>
+      </w:r>
+      <w:r>
+        <w:t>设备的读取速度很快，读取</w:t>
+      </w:r>
+      <w:r>
+        <w:t>WAL</w:t>
+      </w:r>
+      <w:ins w:id="375" w:author="子淇 柳" w:date="2024-05-21T15:24:00Z">
+        <w:r>
+          <w:rPr>
+            <w:rFonts w:hint="eastAsia"/>
+          </w:rPr>
+          <w:t>文件</w:t>
+        </w:r>
+      </w:ins>
+      <w:r>
+        <w:t>膨胀</w:t>
+      </w:r>
+      <w:del w:id="376" w:author="子淇 柳" w:date="2024-05-21T15:25:00Z">
+        <w:r>
+          <w:delText>的</w:delText>
+        </w:r>
+      </w:del>
+      <w:r>
+        <w:t>部分</w:t>
+      </w:r>
+      <w:ins w:id="377" w:author="子淇 柳" w:date="2024-05-21T15:25:00Z">
+        <w:r>
+          <w:rPr>
+            <w:rFonts w:hint="eastAsia"/>
+          </w:rPr>
+          <w:t>所需的</w:t>
+        </w:r>
+      </w:ins>
+      <w:del w:id="378" w:author="子淇 柳" w:date="2024-05-21T15:25:00Z">
+        <w:r>
+          <w:delText>的</w:delText>
+        </w:r>
+      </w:del>
+      <w:ins w:id="379" w:author="子淇 柳" w:date="2024-05-21T15:24:00Z">
+        <w:r>
+          <w:rPr>
+            <w:rFonts w:hint="eastAsia"/>
+          </w:rPr>
+          <w:t>额外</w:t>
+        </w:r>
+      </w:ins>
+      <w:r>
+        <w:t>时间几乎可以忽略不记。另一方面，由于引入</w:t>
+      </w:r>
+      <w:r>
+        <w:t>SPDK</w:t>
+      </w:r>
+      <w:r>
+        <w:t>优化了</w:t>
+      </w:r>
+      <w:r>
+        <w:t>I/O</w:t>
+      </w:r>
+      <w:r>
+        <w:t>路径，相较于</w:t>
+      </w:r>
+      <w:r>
+        <w:t>ZenFS</w:t>
+      </w:r>
+      <w:r>
+        <w:t>对</w:t>
+      </w:r>
+      <w:r>
+        <w:t>Zone</w:t>
+      </w:r>
+      <w:r>
+        <w:t>的操作速度更快；并且在内存中保留了映射表，使得</w:t>
+      </w:r>
+      <w:r>
+        <w:t>WAL entry</w:t>
+      </w:r>
+      <w:r>
+        <w:t>的寻址更快</w:t>
+      </w:r>
+      <w:ins w:id="380" w:author="子淇 柳" w:date="2024-05-21T15:26:00Z">
+        <w:r>
+          <w:rPr>
+            <w:rFonts w:hint="eastAsia"/>
+          </w:rPr>
+          <w:t>。</w:t>
+        </w:r>
+      </w:ins>
+      <w:del w:id="381" w:author="子淇 柳" w:date="2024-05-21T15:26:00Z">
+        <w:r>
+          <w:delText>，</w:delText>
+        </w:r>
+      </w:del>
+      <w:ins w:id="382" w:author="子淇 柳" w:date="2024-05-21T15:26:00Z">
+        <w:r>
+          <w:rPr>
+            <w:rFonts w:hint="eastAsia"/>
+          </w:rPr>
+          <w:t>上述原因</w:t>
+        </w:r>
+      </w:ins>
+      <w:r>
+        <w:t>使得</w:t>
+      </w:r>
+      <w:r>
+        <w:t>ZAFS</w:t>
+      </w:r>
+      <w:r>
+        <w:t>的恢复时间反而短于</w:t>
+      </w:r>
+      <w:r>
+        <w:t>ZenFS</w:t>
+      </w:r>
+      <w:r>
+        <w:rPr>
+          <w:rFonts w:hint="eastAsia"/>
+        </w:rPr>
+        <w:t>。</w:t>
+      </w:r>
+    </w:p>
+    <w:p>
+      <w:pPr>
+        <w:jc w:val="center"/>
+      </w:pPr>
+      <w:r>
+        <w:rPr>
+          <w:noProof/>
+        </w:rPr>
+        <w:lastRenderedPageBreak/>
+        <w:drawing>
+          <wp:inline distT="0" distB="0" distL="0" distR="0" wp14:anchorId="07F56E6E" wp14:editId="342EBB03">
+            <wp:extent cx="4196939" cy="2797791"/>
+            <wp:effectExtent l="0" t="0" r="0" b="3175"/>
+            <wp:docPr id="45" name="图形 45"/>
+            <wp:cNvGraphicFramePr>
+              <a:graphicFrameLocks xmlns:a="http://schemas.openxmlformats.org/drawingml/2006/main" noChangeAspect="1"/>
+            </wp:cNvGraphicFramePr>
+            <a:graphic xmlns:a="http://schemas.openxmlformats.org/drawingml/2006/main">
+              <a:graphicData uri="http://schemas.openxmlformats.org/drawingml/2006/picture">
+                <pic:pic xmlns:pic="http://schemas.openxmlformats.org/drawingml/2006/picture">
+                  <pic:nvPicPr>
+                    <pic:cNvPr id="1" name=""/>
+                    <pic:cNvPicPr/>
+                  </pic:nvPicPr>
+                  <pic:blipFill>
+                    <a:blip r:embed="rId47">
+                      <a:extLst>
+                        <a:ext uri="{96DAC541-7B7A-43D3-8B79-37D633B846F1}">
+                          <asvg:svgBlip xmlns:asvg="http://schemas.microsoft.com/office/drawing/2016/SVG/main" r:embed="rId48"/>
+                        </a:ext>
+                      </a:extLst>
+                    </a:blip>
+                    <a:stretch>
+                      <a:fillRect/>
+                    </a:stretch>
+                  </pic:blipFill>
+                  <pic:spPr>
+                    <a:xfrm>
+                      <a:off x="0" y="0"/>
                       <a:ext cx="4209942" cy="2806459"/>
                     </a:xfrm>
                     <a:prstGeom prst="rect">
@@ -28103,11 +28774,11 @@
         <w:pStyle w:val="2"/>
         <w:spacing w:before="120" w:after="120"/>
       </w:pPr>
-      <w:bookmarkStart w:id="329" w:name="_Toc167153004"/>
+      <w:bookmarkStart w:id="383" w:name="_Toc167153004"/>
       <w:r>
         <w:t>本章小结</w:t>
       </w:r>
-      <w:bookmarkEnd w:id="329"/>
+      <w:bookmarkEnd w:id="383"/>
     </w:p>
     <w:p>
       <w:r>
@@ -28145,18 +28816,18 @@
       <w:pPr>
         <w:pStyle w:val="1"/>
       </w:pPr>
-      <w:bookmarkStart w:id="330" w:name="_Toc167153005"/>
+      <w:bookmarkStart w:id="384" w:name="_Toc167153005"/>
       <w:r>
         <w:lastRenderedPageBreak/>
         <w:t>总结与展望</w:t>
       </w:r>
-      <w:bookmarkEnd w:id="330"/>
-    </w:p>
-    <w:p>
-      <w:bookmarkStart w:id="331" w:name="_Toc452327482"/>
-      <w:bookmarkStart w:id="332" w:name="_Toc451934727"/>
-      <w:bookmarkStart w:id="333" w:name="_Toc452327316"/>
-      <w:bookmarkStart w:id="334" w:name="_Toc451934065"/>
+      <w:bookmarkEnd w:id="384"/>
+    </w:p>
+    <w:p>
+      <w:bookmarkStart w:id="385" w:name="_Toc452327482"/>
+      <w:bookmarkStart w:id="386" w:name="_Toc451934727"/>
+      <w:bookmarkStart w:id="387" w:name="_Toc452327316"/>
+      <w:bookmarkStart w:id="388" w:name="_Toc451934065"/>
       <w:r>
         <w:t>本研究对</w:t>
       </w:r>
@@ -28452,7 +29123,7 @@
         <w:pStyle w:val="af8"/>
         <w:spacing w:before="360" w:after="240"/>
       </w:pPr>
-      <w:bookmarkStart w:id="335" w:name="_Toc167153006"/>
+      <w:bookmarkStart w:id="389" w:name="_Toc167153006"/>
       <w:r>
         <w:lastRenderedPageBreak/>
         <w:t>致</w:t>
@@ -28463,17 +29134,17 @@
       <w:r>
         <w:t>谢</w:t>
       </w:r>
-      <w:bookmarkEnd w:id="331"/>
-      <w:bookmarkEnd w:id="332"/>
-      <w:bookmarkEnd w:id="333"/>
-      <w:bookmarkEnd w:id="334"/>
-      <w:bookmarkEnd w:id="335"/>
-    </w:p>
-    <w:p>
-      <w:bookmarkStart w:id="336" w:name="_Toc451934728"/>
-      <w:bookmarkStart w:id="337" w:name="_Toc452327483"/>
-      <w:bookmarkStart w:id="338" w:name="_Toc452327317"/>
-      <w:bookmarkStart w:id="339" w:name="_Toc451934066"/>
+      <w:bookmarkEnd w:id="385"/>
+      <w:bookmarkEnd w:id="386"/>
+      <w:bookmarkEnd w:id="387"/>
+      <w:bookmarkEnd w:id="388"/>
+      <w:bookmarkEnd w:id="389"/>
+    </w:p>
+    <w:p>
+      <w:bookmarkStart w:id="390" w:name="_Toc451934728"/>
+      <w:bookmarkStart w:id="391" w:name="_Toc452327483"/>
+      <w:bookmarkStart w:id="392" w:name="_Toc452327317"/>
+      <w:bookmarkStart w:id="393" w:name="_Toc451934066"/>
       <w:r>
         <w:t>论文完成之际</w:t>
       </w:r>
@@ -28547,29 +29218,29 @@
         <w:pStyle w:val="af8"/>
         <w:spacing w:before="360" w:after="240"/>
       </w:pPr>
-      <w:bookmarkStart w:id="340" w:name="_Toc167153007"/>
+      <w:bookmarkStart w:id="394" w:name="_Toc167153007"/>
       <w:r>
         <w:lastRenderedPageBreak/>
         <w:t>参考文献</w:t>
       </w:r>
-      <w:bookmarkEnd w:id="336"/>
-      <w:bookmarkEnd w:id="337"/>
-      <w:bookmarkEnd w:id="338"/>
-      <w:bookmarkEnd w:id="339"/>
-      <w:bookmarkEnd w:id="340"/>
+      <w:bookmarkEnd w:id="390"/>
+      <w:bookmarkEnd w:id="391"/>
+      <w:bookmarkEnd w:id="392"/>
+      <w:bookmarkEnd w:id="393"/>
+      <w:bookmarkEnd w:id="394"/>
     </w:p>
     <w:p>
       <w:pPr>
         <w:pStyle w:val="a0"/>
       </w:pPr>
-      <w:bookmarkStart w:id="341" w:name="_Ref484195402"/>
-      <w:bookmarkStart w:id="342" w:name="_Ref482447132"/>
+      <w:bookmarkStart w:id="395" w:name="_Ref484195402"/>
+      <w:bookmarkStart w:id="396" w:name="_Ref482447132"/>
       <w:r>
         <w:t>Palkar S, Lan C, Han S, et al. E2: a framework for NFV applications[C]. Symposium on Operating Systems Principles. ACM, 2015:121-136.</w:t>
       </w:r>
-      <w:bookmarkEnd w:id="341"/>
-    </w:p>
-    <w:bookmarkEnd w:id="342"/>
+      <w:bookmarkEnd w:id="395"/>
+    </w:p>
+    <w:bookmarkEnd w:id="396"/>
     <w:p>
       <w:pPr>
         <w:pStyle w:val="a0"/>
@@ -28821,7 +29492,7 @@
       </w:r>
     </w:p>
   </w:comment>
-  <w:comment w:id="20" w:author="刘 yu" w:date="2024-05-20T10:50:00Z" w:initials="刘">
+  <w:comment w:id="19" w:author="刘 yu" w:date="2024-05-20T10:50:00Z" w:initials="刘">
     <w:p>
       <w:pPr>
         <w:pStyle w:val="aa"/>
@@ -28873,7 +29544,7 @@
       </w:r>
     </w:p>
   </w:comment>
-  <w:comment w:id="50" w:author="刘 yu" w:date="2024-05-20T12:30:00Z" w:initials="刘">
+  <w:comment w:id="49" w:author="刘 yu" w:date="2024-05-20T12:30:00Z" w:initials="刘">
     <w:p>
       <w:pPr>
         <w:pStyle w:val="aa"/>
@@ -28892,7 +29563,7 @@
       </w:r>
     </w:p>
   </w:comment>
-  <w:comment w:id="61" w:author="刘 yu" w:date="2024-05-20T13:26:00Z" w:initials="刘">
+  <w:comment w:id="60" w:author="刘 yu" w:date="2024-05-20T13:26:00Z" w:initials="刘">
     <w:p>
       <w:pPr>
         <w:pStyle w:val="aa"/>
@@ -33486,7 +34157,7 @@
     <w:charset w:val="00"/>
     <w:family w:val="roman"/>
     <w:pitch w:val="variable"/>
-    <w:sig w:usb0="E0002AFF" w:usb1="C0007843" w:usb2="00000009" w:usb3="00000000" w:csb0="000001FF" w:csb1="00000000"/>
+    <w:sig w:usb0="E0002EFF" w:usb1="C000785B" w:usb2="00000009" w:usb3="00000000" w:csb0="000001FF" w:csb1="00000000"/>
   </w:font>
   <w:font w:name="等线">
     <w:altName w:val="DengXian"/>
@@ -33502,7 +34173,7 @@
     <w:charset w:val="86"/>
     <w:family w:val="auto"/>
     <w:pitch w:val="variable"/>
-    <w:sig w:usb0="00000003" w:usb1="288F0000" w:usb2="00000016" w:usb3="00000000" w:csb0="00040001" w:csb1="00000000"/>
+    <w:sig w:usb0="00000203" w:usb1="288F0000" w:usb2="00000016" w:usb3="00000000" w:csb0="00040001" w:csb1="00000000"/>
   </w:font>
   <w:font w:name="黑体">
     <w:altName w:val="SimHei"/>
@@ -33661,6 +34332,7 @@
     <w:rsid w:val="006378FE"/>
     <w:rsid w:val="006A4D02"/>
     <w:rsid w:val="006E3968"/>
+    <w:rsid w:val="00703A03"/>
     <w:rsid w:val="007072C6"/>
     <w:rsid w:val="0071058F"/>
     <w:rsid w:val="00717C7F"/>
@@ -33680,6 +34352,7 @@
     <w:rsid w:val="009753F1"/>
     <w:rsid w:val="00984712"/>
     <w:rsid w:val="0099022D"/>
+    <w:rsid w:val="009C054B"/>
     <w:rsid w:val="00A347D0"/>
     <w:rsid w:val="00A8560D"/>
     <w:rsid w:val="00AA4750"/>
